--- a/Report/Final_Project.docx
+++ b/Report/Final_Project.docx
@@ -5,31 +5,31 @@
     <w:p>
       <w:pPr>
         <w:rPr>
-          <w:rFonts w:ascii="Calibri" w:hAnsi="Calibri" w:cs="Calibri"/>
-        </w:rPr>
-      </w:pPr>
-      <w:r>
-        <w:rPr>
-          <w:rFonts w:ascii="Calibri" w:hAnsi="Calibri" w:cs="Calibri"/>
+          <w:rFonts w:ascii="Times New Roman" w:hAnsi="Times New Roman" w:cs="Times New Roman"/>
+        </w:rPr>
+      </w:pPr>
+      <w:r>
+        <w:rPr>
+          <w:rFonts w:ascii="Times New Roman" w:hAnsi="Times New Roman" w:cs="Times New Roman"/>
         </w:rPr>
         <w:t>Final Project</w:t>
       </w:r>
       <w:r>
         <w:rPr>
-          <w:rFonts w:ascii="Calibri" w:hAnsi="Calibri" w:cs="Calibri"/>
+          <w:rFonts w:ascii="Times New Roman" w:hAnsi="Times New Roman" w:cs="Times New Roman"/>
         </w:rPr>
         <w:br/>
         <w:t>(Draft)</w:t>
       </w:r>
       <w:r>
         <w:rPr>
-          <w:rFonts w:ascii="Calibri" w:hAnsi="Calibri" w:cs="Calibri"/>
+          <w:rFonts w:ascii="Times New Roman" w:hAnsi="Times New Roman" w:cs="Times New Roman"/>
         </w:rPr>
         <w:br/>
       </w:r>
       <w:r>
         <w:rPr>
-          <w:rFonts w:ascii="Calibri" w:hAnsi="Calibri" w:cs="Calibri"/>
+          <w:rFonts w:ascii="Times New Roman" w:hAnsi="Times New Roman" w:cs="Times New Roman"/>
         </w:rPr>
         <w:br/>
       </w:r>
@@ -87,7 +87,7 @@
     <w:p>
       <w:pPr>
         <w:rPr>
-          <w:rFonts w:ascii="Calibri" w:hAnsi="Calibri" w:cs="Calibri"/>
+          <w:rFonts w:ascii="Times New Roman" w:hAnsi="Times New Roman" w:cs="Times New Roman"/>
           <w:b/>
           <w:bCs/>
         </w:rPr>
@@ -525,7 +525,21 @@
         <w:rPr>
           <w:rFonts w:ascii="Calibri" w:hAnsi="Calibri" w:cs="Calibri"/>
         </w:rPr>
-        <w:t>A similar pattern is observed in the disability variable (DIS), where one category accounts for the majority of observations. This reflects real-world population distributions but also introduces challenges for comparative analysis.</w:t>
+        <w:t xml:space="preserve">A similar pattern is observed in the disability variable (DIS), where one category accounts for </w:t>
+      </w:r>
+      <w:proofErr w:type="gramStart"/>
+      <w:r>
+        <w:rPr>
+          <w:rFonts w:ascii="Calibri" w:hAnsi="Calibri" w:cs="Calibri"/>
+        </w:rPr>
+        <w:t>the majority of</w:t>
+      </w:r>
+      <w:proofErr w:type="gramEnd"/>
+      <w:r>
+        <w:rPr>
+          <w:rFonts w:ascii="Calibri" w:hAnsi="Calibri" w:cs="Calibri"/>
+        </w:rPr>
+        <w:t xml:space="preserve"> observations. This reflects real-world population distributions but also introduces challenges for comparative analysis.</w:t>
       </w:r>
     </w:p>
     <w:p>
@@ -567,6 +581,540 @@
         <w:lastRenderedPageBreak/>
         <w:t>Additionally, a comparative analysis of employment status across sex was performed using a heatmap representation. While the overall distributions may appear similar, the relative proportions differ between groups. This reinforces the importance of analysing outcomes in relative terms rather than relying solely on absolute counts.</w:t>
       </w:r>
+    </w:p>
+    <w:p>
+      <w:pPr>
+        <w:rPr>
+          <w:rFonts w:ascii="Calibri" w:hAnsi="Calibri" w:cs="Calibri"/>
+        </w:rPr>
+      </w:pPr>
+    </w:p>
+    <w:p>
+      <w:pPr>
+        <w:rPr>
+          <w:rFonts w:ascii="Calibri" w:hAnsi="Calibri" w:cs="Calibri"/>
+        </w:rPr>
+      </w:pPr>
+    </w:p>
+    <w:p>
+      <w:pPr>
+        <w:rPr>
+          <w:rFonts w:ascii="Calibri" w:hAnsi="Calibri" w:cs="Calibri"/>
+          <w:b/>
+          <w:bCs/>
+        </w:rPr>
+      </w:pPr>
+      <w:r>
+        <w:rPr>
+          <w:rFonts w:ascii="Calibri" w:hAnsi="Calibri" w:cs="Calibri"/>
+          <w:b/>
+          <w:bCs/>
+        </w:rPr>
+        <w:t>2.3 Data Quality Assessment</w:t>
+      </w:r>
+    </w:p>
+    <w:p>
+      <w:pPr>
+        <w:rPr>
+          <w:rFonts w:ascii="Calibri" w:hAnsi="Calibri" w:cs="Calibri"/>
+        </w:rPr>
+      </w:pPr>
+      <w:r>
+        <w:rPr>
+          <w:rFonts w:ascii="Calibri" w:hAnsi="Calibri" w:cs="Calibri"/>
+        </w:rPr>
+        <w:t>A series of data quality checks were performed to evaluate the reliability and usability of the dataset.</w:t>
+      </w:r>
+    </w:p>
+    <w:p>
+      <w:pPr>
+        <w:rPr>
+          <w:rFonts w:ascii="Calibri" w:hAnsi="Calibri" w:cs="Calibri"/>
+        </w:rPr>
+      </w:pPr>
+      <w:r>
+        <w:rPr>
+          <w:rFonts w:ascii="Calibri" w:hAnsi="Calibri" w:cs="Calibri"/>
+        </w:rPr>
+        <w:t>Missing values were examined across all selected variables. Although some variables contain missing entries, these are not excessive and are considered manageable within the context of this project. Appropriate handling strategies will be applied during the data preparation phase.</w:t>
+      </w:r>
+    </w:p>
+    <w:p>
+      <w:pPr>
+        <w:rPr>
+          <w:rFonts w:ascii="Calibri" w:hAnsi="Calibri" w:cs="Calibri"/>
+        </w:rPr>
+      </w:pPr>
+      <w:r>
+        <w:rPr>
+          <w:rFonts w:ascii="Calibri" w:hAnsi="Calibri" w:cs="Calibri"/>
+        </w:rPr>
+        <w:t>Duplicate records were also assessed, and no significant duplication issues were identified. This suggests that the dataset does not contain major redundancies that could bias the analysis.</w:t>
+      </w:r>
+    </w:p>
+    <w:p>
+      <w:pPr>
+        <w:rPr>
+          <w:rFonts w:ascii="Calibri" w:hAnsi="Calibri" w:cs="Calibri"/>
+        </w:rPr>
+      </w:pPr>
+      <w:r>
+        <w:rPr>
+          <w:rFonts w:ascii="Calibri" w:hAnsi="Calibri" w:cs="Calibri"/>
+        </w:rPr>
+        <w:t>Data types were reviewed and adjusted where necessary to ensure consistency, particularly for categorical and numerical variables. This step is essential for enabling accurate analysis and model implementation.</w:t>
+      </w:r>
+    </w:p>
+    <w:p>
+      <w:pPr>
+        <w:rPr>
+          <w:rFonts w:ascii="Calibri" w:hAnsi="Calibri" w:cs="Calibri"/>
+        </w:rPr>
+      </w:pPr>
+      <w:r>
+        <w:rPr>
+          <w:rFonts w:ascii="Calibri" w:hAnsi="Calibri" w:cs="Calibri"/>
+        </w:rPr>
+        <w:t xml:space="preserve">Overall, the dataset </w:t>
+      </w:r>
+      <w:proofErr w:type="gramStart"/>
+      <w:r>
+        <w:rPr>
+          <w:rFonts w:ascii="Calibri" w:hAnsi="Calibri" w:cs="Calibri"/>
+        </w:rPr>
+        <w:t>is considered to be</w:t>
+      </w:r>
+      <w:proofErr w:type="gramEnd"/>
+      <w:r>
+        <w:rPr>
+          <w:rFonts w:ascii="Calibri" w:hAnsi="Calibri" w:cs="Calibri"/>
+        </w:rPr>
+        <w:t xml:space="preserve"> of good quality. While it presents typical challenges such as class imbalance in certain variables, these are common in real-world datasets and will be addressed in subsequent stages of the project.</w:t>
+      </w:r>
+    </w:p>
+    <w:p>
+      <w:pPr>
+        <w:rPr>
+          <w:rFonts w:ascii="Calibri" w:hAnsi="Calibri" w:cs="Calibri"/>
+        </w:rPr>
+      </w:pPr>
+    </w:p>
+    <w:p>
+      <w:pPr>
+        <w:rPr>
+          <w:rFonts w:ascii="Calibri" w:hAnsi="Calibri" w:cs="Calibri"/>
+        </w:rPr>
+      </w:pPr>
+    </w:p>
+    <w:p>
+      <w:pPr>
+        <w:rPr>
+          <w:rFonts w:ascii="Calibri" w:hAnsi="Calibri" w:cs="Calibri"/>
+          <w:b/>
+          <w:bCs/>
+        </w:rPr>
+      </w:pPr>
+      <w:r>
+        <w:rPr>
+          <w:rFonts w:ascii="Calibri" w:hAnsi="Calibri" w:cs="Calibri"/>
+          <w:b/>
+          <w:bCs/>
+        </w:rPr>
+        <w:t>3. Data Preparation</w:t>
+      </w:r>
+    </w:p>
+    <w:p>
+      <w:pPr>
+        <w:rPr>
+          <w:rFonts w:ascii="Calibri" w:hAnsi="Calibri" w:cs="Calibri"/>
+          <w:b/>
+          <w:bCs/>
+        </w:rPr>
+      </w:pPr>
+      <w:r>
+        <w:rPr>
+          <w:rFonts w:ascii="Calibri" w:hAnsi="Calibri" w:cs="Calibri"/>
+          <w:b/>
+          <w:bCs/>
+        </w:rPr>
+        <w:t>3.1 Data Selection</w:t>
+      </w:r>
+    </w:p>
+    <w:p>
+      <w:pPr>
+        <w:rPr>
+          <w:rFonts w:ascii="Calibri" w:hAnsi="Calibri" w:cs="Calibri"/>
+        </w:rPr>
+      </w:pPr>
+      <w:r>
+        <w:rPr>
+          <w:rFonts w:ascii="Calibri" w:hAnsi="Calibri" w:cs="Calibri"/>
+        </w:rPr>
+        <w:t>Following the Data Understanding phase, a subset of variables was selected from the original dataset to support the objectives of the project. The selection focused on variables that are directly relevant to labour market analysis and potential disparity assessment across demographic groups.</w:t>
+      </w:r>
+    </w:p>
+    <w:p>
+      <w:pPr>
+        <w:rPr>
+          <w:rFonts w:ascii="Calibri" w:hAnsi="Calibri" w:cs="Calibri"/>
+        </w:rPr>
+      </w:pPr>
+      <w:r>
+        <w:rPr>
+          <w:rFonts w:ascii="Calibri" w:hAnsi="Calibri" w:cs="Calibri"/>
+        </w:rPr>
+        <w:t xml:space="preserve">The selected variables include demographic attributes such as age (AGEP), sex (SEX), race (RAC1P), ethnicity (HISP), and disability status (DIS), as well as socio-economic indicators such as educational attainment (SCHL), personal income (PINCP), wage income (WAGP), and </w:t>
+      </w:r>
+      <w:r>
+        <w:rPr>
+          <w:rFonts w:ascii="Calibri" w:hAnsi="Calibri" w:cs="Calibri"/>
+        </w:rPr>
+        <w:lastRenderedPageBreak/>
+        <w:t>usual hours worked per week (WKHP). In addition, employment status (ESR) was retained as a central variable for defining a labour-related outcome.</w:t>
+      </w:r>
+    </w:p>
+    <w:p>
+      <w:pPr>
+        <w:rPr>
+          <w:rFonts w:ascii="Calibri" w:hAnsi="Calibri" w:cs="Calibri"/>
+        </w:rPr>
+      </w:pPr>
+      <w:r>
+        <w:rPr>
+          <w:rFonts w:ascii="Calibri" w:hAnsi="Calibri" w:cs="Calibri"/>
+        </w:rPr>
+        <w:t>This selection reflects a balance between analytical relevance and practical feasibility. Including too many variables could introduce noise and complexity, while excluding key attributes would limit the ability to analyse differences across groups. Therefore, the chosen subset provides a focused yet sufficiently rich representation of the population.</w:t>
+      </w:r>
+    </w:p>
+    <w:p>
+      <w:pPr>
+        <w:rPr>
+          <w:rFonts w:ascii="Calibri" w:hAnsi="Calibri" w:cs="Calibri"/>
+        </w:rPr>
+      </w:pPr>
+    </w:p>
+    <w:p>
+      <w:pPr>
+        <w:rPr>
+          <w:rFonts w:ascii="Calibri" w:hAnsi="Calibri" w:cs="Calibri"/>
+        </w:rPr>
+      </w:pPr>
+    </w:p>
+    <w:p>
+      <w:pPr>
+        <w:rPr>
+          <w:rFonts w:ascii="Calibri" w:hAnsi="Calibri" w:cs="Calibri"/>
+          <w:b/>
+          <w:bCs/>
+        </w:rPr>
+      </w:pPr>
+      <w:r>
+        <w:rPr>
+          <w:rFonts w:ascii="Calibri" w:hAnsi="Calibri" w:cs="Calibri"/>
+          <w:b/>
+          <w:bCs/>
+        </w:rPr>
+        <w:t>3.2 Data Filtering and Transformation</w:t>
+      </w:r>
+    </w:p>
+    <w:p>
+      <w:pPr>
+        <w:rPr>
+          <w:rFonts w:ascii="Calibri" w:hAnsi="Calibri" w:cs="Calibri"/>
+        </w:rPr>
+      </w:pPr>
+      <w:r>
+        <w:rPr>
+          <w:rFonts w:ascii="Calibri" w:hAnsi="Calibri" w:cs="Calibri"/>
+        </w:rPr>
+        <w:t>To ensure that the dataset is aligned with labour market analysis, a filtering step was applied to restrict the population to individuals within working age (18 to 66 years old). This decision is consistent with the project’s objective of analysing employment-related outcomes and avoids the inclusion of individuals who are unlikely to participate in the labour market, such as minors or retirees.</w:t>
+      </w:r>
+    </w:p>
+    <w:p>
+      <w:pPr>
+        <w:rPr>
+          <w:rFonts w:ascii="Calibri" w:hAnsi="Calibri" w:cs="Calibri"/>
+        </w:rPr>
+      </w:pPr>
+      <w:r>
+        <w:rPr>
+          <w:rFonts w:ascii="Calibri" w:hAnsi="Calibri" w:cs="Calibri"/>
+        </w:rPr>
+        <w:t>In addition to filtering, several transformations were applied to prepare the data for analysis. Data types were reviewed and corrected where necessary to ensure consistency between numerical and categorical variables. This step is essential for enabling both statistical analysis and machine learning modelling.</w:t>
+      </w:r>
+    </w:p>
+    <w:p>
+      <w:pPr>
+        <w:rPr>
+          <w:rFonts w:ascii="Calibri" w:hAnsi="Calibri" w:cs="Calibri"/>
+        </w:rPr>
+      </w:pPr>
+      <w:r>
+        <w:rPr>
+          <w:rFonts w:ascii="Calibri" w:hAnsi="Calibri" w:cs="Calibri"/>
+        </w:rPr>
+        <w:t>At this stage, no extensive feature engineering was performed, as the primary focus was to establish a clean and interpretable dataset. More advanced transformations may be introduced in later stages depending on modelling requirements.</w:t>
+      </w:r>
+    </w:p>
+    <w:p>
+      <w:pPr>
+        <w:rPr>
+          <w:rFonts w:ascii="Calibri" w:hAnsi="Calibri" w:cs="Calibri"/>
+        </w:rPr>
+      </w:pPr>
+    </w:p>
+    <w:p>
+      <w:pPr>
+        <w:rPr>
+          <w:rFonts w:ascii="Calibri" w:hAnsi="Calibri" w:cs="Calibri"/>
+        </w:rPr>
+      </w:pPr>
+    </w:p>
+    <w:p>
+      <w:pPr>
+        <w:rPr>
+          <w:rFonts w:ascii="Calibri" w:hAnsi="Calibri" w:cs="Calibri"/>
+          <w:b/>
+          <w:bCs/>
+        </w:rPr>
+      </w:pPr>
+      <w:r>
+        <w:rPr>
+          <w:rFonts w:ascii="Calibri" w:hAnsi="Calibri" w:cs="Calibri"/>
+          <w:b/>
+          <w:bCs/>
+        </w:rPr>
+        <w:t>3.3 Handling Missing Values</w:t>
+      </w:r>
+    </w:p>
+    <w:p>
+      <w:pPr>
+        <w:rPr>
+          <w:rFonts w:ascii="Calibri" w:hAnsi="Calibri" w:cs="Calibri"/>
+        </w:rPr>
+      </w:pPr>
+      <w:r>
+        <w:rPr>
+          <w:rFonts w:ascii="Calibri" w:hAnsi="Calibri" w:cs="Calibri"/>
+        </w:rPr>
+        <w:t>Missing values were identified during the data quality assessment. While some variables contain missing entries, these are not excessive and are typical of large-scale observational datasets.</w:t>
+      </w:r>
+    </w:p>
+    <w:p>
+      <w:pPr>
+        <w:rPr>
+          <w:rFonts w:ascii="Calibri" w:hAnsi="Calibri" w:cs="Calibri"/>
+        </w:rPr>
+      </w:pPr>
+      <w:r>
+        <w:rPr>
+          <w:rFonts w:ascii="Calibri" w:hAnsi="Calibri" w:cs="Calibri"/>
+        </w:rPr>
+        <w:t>At this stage of the project, missing values were not aggressively removed or imputed, as doing so prematurely could introduce bias or distort the structure of the data. Instead, missing values were retained where appropriate and will be handled selectively depending on the requirements of the modelling phase.</w:t>
+      </w:r>
+    </w:p>
+    <w:p>
+      <w:pPr>
+        <w:rPr>
+          <w:rFonts w:ascii="Calibri" w:hAnsi="Calibri" w:cs="Calibri"/>
+        </w:rPr>
+      </w:pPr>
+      <w:r>
+        <w:rPr>
+          <w:rFonts w:ascii="Calibri" w:hAnsi="Calibri" w:cs="Calibri"/>
+        </w:rPr>
+        <w:t>This approach ensures that data preparation remains transparent and avoids unnecessary assumptions before the analytical objective is fully defined.</w:t>
+      </w:r>
+    </w:p>
+    <w:p>
+      <w:pPr>
+        <w:rPr>
+          <w:rFonts w:ascii="Calibri" w:hAnsi="Calibri" w:cs="Calibri"/>
+        </w:rPr>
+      </w:pPr>
+    </w:p>
+    <w:p>
+      <w:pPr>
+        <w:rPr>
+          <w:rFonts w:ascii="Calibri" w:hAnsi="Calibri" w:cs="Calibri"/>
+          <w:b/>
+          <w:bCs/>
+        </w:rPr>
+      </w:pPr>
+      <w:r>
+        <w:rPr>
+          <w:rFonts w:ascii="Calibri" w:hAnsi="Calibri" w:cs="Calibri"/>
+          <w:b/>
+          <w:bCs/>
+        </w:rPr>
+        <w:lastRenderedPageBreak/>
+        <w:t>3.4 Data Consistency and Quality Adjustments</w:t>
+      </w:r>
+    </w:p>
+    <w:p>
+      <w:pPr>
+        <w:rPr>
+          <w:rFonts w:ascii="Calibri" w:hAnsi="Calibri" w:cs="Calibri"/>
+        </w:rPr>
+      </w:pPr>
+      <w:r>
+        <w:rPr>
+          <w:rFonts w:ascii="Calibri" w:hAnsi="Calibri" w:cs="Calibri"/>
+        </w:rPr>
+        <w:t>Several checks were performed to ensure data consistency. Duplicate records were examined and no significant duplication issues were found, indicating that the dataset does not contain major redundancies.</w:t>
+      </w:r>
+    </w:p>
+    <w:p>
+      <w:pPr>
+        <w:rPr>
+          <w:rFonts w:ascii="Calibri" w:hAnsi="Calibri" w:cs="Calibri"/>
+        </w:rPr>
+      </w:pPr>
+      <w:r>
+        <w:rPr>
+          <w:rFonts w:ascii="Calibri" w:hAnsi="Calibri" w:cs="Calibri"/>
+        </w:rPr>
+        <w:t xml:space="preserve">Categorical variables were also reviewed to ensure that categories are correctly represented and interpretable. </w:t>
+      </w:r>
+      <w:proofErr w:type="gramStart"/>
+      <w:r>
+        <w:rPr>
+          <w:rFonts w:ascii="Calibri" w:hAnsi="Calibri" w:cs="Calibri"/>
+        </w:rPr>
+        <w:t>In particular, variables</w:t>
+      </w:r>
+      <w:proofErr w:type="gramEnd"/>
+      <w:r>
+        <w:rPr>
+          <w:rFonts w:ascii="Calibri" w:hAnsi="Calibri" w:cs="Calibri"/>
+        </w:rPr>
+        <w:t xml:space="preserve"> such as employment status, race, and education require careful interpretation, as their coding schemes may not be immediately intuitive.</w:t>
+      </w:r>
+    </w:p>
+    <w:p>
+      <w:pPr>
+        <w:rPr>
+          <w:rFonts w:ascii="Calibri" w:hAnsi="Calibri" w:cs="Calibri"/>
+        </w:rPr>
+      </w:pPr>
+      <w:r>
+        <w:rPr>
+          <w:rFonts w:ascii="Calibri" w:hAnsi="Calibri" w:cs="Calibri"/>
+        </w:rPr>
+        <w:t>Ensuring consistency at this stage is critical, as misinterpretation of categorical variables could lead to incorrect conclusions in later analysis.</w:t>
+      </w:r>
+    </w:p>
+    <w:p>
+      <w:pPr>
+        <w:rPr>
+          <w:rFonts w:ascii="Calibri" w:hAnsi="Calibri" w:cs="Calibri"/>
+        </w:rPr>
+      </w:pPr>
+    </w:p>
+    <w:p>
+      <w:pPr>
+        <w:rPr>
+          <w:rFonts w:ascii="Calibri" w:hAnsi="Calibri" w:cs="Calibri"/>
+        </w:rPr>
+      </w:pPr>
+    </w:p>
+    <w:p>
+      <w:pPr>
+        <w:rPr>
+          <w:rFonts w:ascii="Calibri" w:hAnsi="Calibri" w:cs="Calibri"/>
+          <w:b/>
+          <w:bCs/>
+        </w:rPr>
+      </w:pPr>
+      <w:r>
+        <w:rPr>
+          <w:rFonts w:ascii="Calibri" w:hAnsi="Calibri" w:cs="Calibri"/>
+          <w:b/>
+          <w:bCs/>
+        </w:rPr>
+        <w:t>3.5 Prepared Dataset</w:t>
+      </w:r>
+    </w:p>
+    <w:p>
+      <w:pPr>
+        <w:rPr>
+          <w:rFonts w:ascii="Calibri" w:hAnsi="Calibri" w:cs="Calibri"/>
+        </w:rPr>
+      </w:pPr>
+      <w:r>
+        <w:rPr>
+          <w:rFonts w:ascii="Calibri" w:hAnsi="Calibri" w:cs="Calibri"/>
+        </w:rPr>
+        <w:t>Following the selection, filtering, and cleaning steps, a working dataset was created for subsequent analysis and modelling. This dataset represents a cleaned and structured version of the original data, tailored to the objectives of the project.</w:t>
+      </w:r>
+    </w:p>
+    <w:p>
+      <w:pPr>
+        <w:rPr>
+          <w:rFonts w:ascii="Calibri" w:hAnsi="Calibri" w:cs="Calibri"/>
+        </w:rPr>
+      </w:pPr>
+      <w:r>
+        <w:rPr>
+          <w:rFonts w:ascii="Calibri" w:hAnsi="Calibri" w:cs="Calibri"/>
+        </w:rPr>
+        <w:t>The prepared dataset maintains the original characteristics of the population while removing irrelevant or misleading observations. It is therefore suitable for both exploratory analysis and the development of machine learning models in the next phase.</w:t>
+      </w:r>
+    </w:p>
+    <w:p>
+      <w:pPr>
+        <w:rPr>
+          <w:rFonts w:ascii="Calibri" w:hAnsi="Calibri" w:cs="Calibri"/>
+        </w:rPr>
+      </w:pPr>
+    </w:p>
+    <w:p>
+      <w:pPr>
+        <w:rPr>
+          <w:rFonts w:ascii="Calibri" w:hAnsi="Calibri" w:cs="Calibri"/>
+        </w:rPr>
+      </w:pPr>
+    </w:p>
+    <w:p>
+      <w:pPr>
+        <w:rPr>
+          <w:rFonts w:ascii="Calibri" w:hAnsi="Calibri" w:cs="Calibri"/>
+        </w:rPr>
+      </w:pPr>
+      <w:r>
+        <w:rPr>
+          <w:rFonts w:ascii="Calibri" w:hAnsi="Calibri" w:cs="Calibri"/>
+        </w:rPr>
+        <w:t xml:space="preserve"> </w:t>
+      </w:r>
+    </w:p>
+    <w:p>
+      <w:pPr>
+        <w:rPr>
+          <w:rFonts w:ascii="Calibri" w:hAnsi="Calibri" w:cs="Calibri"/>
+        </w:rPr>
+      </w:pPr>
+    </w:p>
+    <w:p>
+      <w:pPr>
+        <w:rPr>
+          <w:rFonts w:ascii="Calibri" w:hAnsi="Calibri" w:cs="Calibri"/>
+        </w:rPr>
+      </w:pPr>
+    </w:p>
+    <w:p>
+      <w:pPr>
+        <w:rPr>
+          <w:rFonts w:ascii="Calibri" w:hAnsi="Calibri" w:cs="Calibri"/>
+        </w:rPr>
+      </w:pPr>
+    </w:p>
+    <w:p>
+      <w:pPr>
+        <w:rPr>
+          <w:rFonts w:ascii="Calibri" w:hAnsi="Calibri" w:cs="Calibri"/>
+        </w:rPr>
+      </w:pPr>
     </w:p>
     <w:p>
       <w:pPr>
@@ -1824,4 +2372,16 @@
     </a:ext>
   </a:extLst>
 </a:theme>
+</file>
+
+<file path=customXml/item1.xml><?xml version="1.0" encoding="utf-8"?>
+<b:Sources xmlns:b="http://schemas.openxmlformats.org/officeDocument/2006/bibliography" xmlns="http://schemas.openxmlformats.org/officeDocument/2006/bibliography" SelectedStyle="\APASixthEditionOfficeOnline.xsl" StyleName="APA" Version="6"/>
+</file>
+
+<file path=customXml/itemProps1.xml><?xml version="1.0" encoding="utf-8"?>
+<ds:datastoreItem xmlns:ds="http://schemas.openxmlformats.org/officeDocument/2006/customXml" ds:itemID="{D0B51044-2490-4238-972F-7597933BAC16}">
+  <ds:schemaRefs>
+    <ds:schemaRef ds:uri="http://schemas.openxmlformats.org/officeDocument/2006/bibliography"/>
+  </ds:schemaRefs>
+</ds:datastoreItem>
 </file>
--- a/Report/Final_Project.docx
+++ b/Report/Final_Project.docx
@@ -1060,6 +1060,535 @@
         </w:rPr>
         <w:t>The prepared dataset maintains the original characteristics of the population while removing irrelevant or misleading observations. It is therefore suitable for both exploratory analysis and the development of machine learning models in the next phase.</w:t>
       </w:r>
+    </w:p>
+    <w:p>
+      <w:pPr>
+        <w:rPr>
+          <w:rFonts w:ascii="Calibri" w:hAnsi="Calibri" w:cs="Calibri"/>
+        </w:rPr>
+      </w:pPr>
+    </w:p>
+    <w:p>
+      <w:pPr>
+        <w:rPr>
+          <w:rFonts w:ascii="Calibri" w:hAnsi="Calibri" w:cs="Calibri"/>
+        </w:rPr>
+      </w:pPr>
+    </w:p>
+    <w:p>
+      <w:pPr>
+        <w:rPr>
+          <w:rFonts w:ascii="Calibri" w:hAnsi="Calibri" w:cs="Calibri"/>
+          <w:b/>
+          <w:bCs/>
+        </w:rPr>
+      </w:pPr>
+      <w:r>
+        <w:rPr>
+          <w:rFonts w:ascii="Calibri" w:hAnsi="Calibri" w:cs="Calibri"/>
+          <w:b/>
+          <w:bCs/>
+        </w:rPr>
+        <w:t>4. Modelling</w:t>
+      </w:r>
+    </w:p>
+    <w:p>
+      <w:pPr>
+        <w:rPr>
+          <w:rFonts w:ascii="Calibri" w:hAnsi="Calibri" w:cs="Calibri"/>
+          <w:b/>
+          <w:bCs/>
+        </w:rPr>
+      </w:pPr>
+      <w:r>
+        <w:rPr>
+          <w:rFonts w:ascii="Calibri" w:hAnsi="Calibri" w:cs="Calibri"/>
+          <w:b/>
+          <w:bCs/>
+        </w:rPr>
+        <w:t>4.1 Modelling Approach and Target Variable Definition</w:t>
+      </w:r>
+    </w:p>
+    <w:p>
+      <w:pPr>
+        <w:rPr>
+          <w:rFonts w:ascii="Calibri" w:hAnsi="Calibri" w:cs="Calibri"/>
+        </w:rPr>
+      </w:pPr>
+      <w:r>
+        <w:rPr>
+          <w:rFonts w:ascii="Calibri" w:hAnsi="Calibri" w:cs="Calibri"/>
+        </w:rPr>
+        <w:t>Following the CRISP-DM framework, the modelling phase builds directly upon the outcomes of the Data Understanding and Data Preparation stages. The objective of this phase is to develop and evaluate machine learning models capable of predicting individual employment status based on demographic and educational characteristics, and to use these models as an analytical tool for identifying potential labour market disparities.</w:t>
+      </w:r>
+    </w:p>
+    <w:p>
+      <w:pPr>
+        <w:rPr>
+          <w:rFonts w:ascii="Calibri" w:hAnsi="Calibri" w:cs="Calibri"/>
+        </w:rPr>
+      </w:pPr>
+      <w:r>
+        <w:rPr>
+          <w:rFonts w:ascii="Calibri" w:hAnsi="Calibri" w:cs="Calibri"/>
+        </w:rPr>
+        <w:t>The target variable, EMPLOYED, was derived from the Employment Status Recode (ESR) field by collapsing its six original categories into a binary outcome. Individuals classified as civilian employed at work, civilian employed not at work, armed forces at work, or armed forces not at work were assigned a value of 1 (Employed). Those classified as unemployed or not in the labour force were assigned a value of 0 (Not Employed). Rows with missing ESR values were excluded, as these correspond to individuals outside the scope of labour market analysis.</w:t>
+      </w:r>
+    </w:p>
+    <w:p>
+      <w:pPr>
+        <w:rPr>
+          <w:rFonts w:ascii="Calibri" w:hAnsi="Calibri" w:cs="Calibri"/>
+        </w:rPr>
+      </w:pPr>
+      <w:r>
+        <w:rPr>
+          <w:rFonts w:ascii="Calibri" w:hAnsi="Calibri" w:cs="Calibri"/>
+        </w:rPr>
+        <w:lastRenderedPageBreak/>
+        <w:t>It is worth noting that individuals in the Armed Forces (ESR categories 4 and 5) were classified as employed. This decision is justified on the grounds that Armed Forces personnel are formally employed, receive wages, and contribute to the labour force. Furthermore, in the context of disparity auditing, military employment represents a legitimate and significant pathway into the labour market for certain demographic groups. This classification is acknowledged as a modelling assumption and is considered a limitation to be discussed in the Evaluation phase.</w:t>
+      </w:r>
+    </w:p>
+    <w:p>
+      <w:pPr>
+        <w:rPr>
+          <w:rFonts w:ascii="Calibri" w:hAnsi="Calibri" w:cs="Calibri"/>
+        </w:rPr>
+      </w:pPr>
+      <w:r>
+        <w:rPr>
+          <w:rFonts w:ascii="Calibri" w:hAnsi="Calibri" w:cs="Calibri"/>
+        </w:rPr>
+        <w:t xml:space="preserve">Following the creation of the target variable, the ESR column was immediately removed from the feature matrix to prevent data leakage. The resulting class distribution showed 88,349 employed individuals (70.1%) and 37,689 not employed (29.9%), representing a moderate imbalance that was addressed </w:t>
+      </w:r>
+      <w:proofErr w:type="gramStart"/>
+      <w:r>
+        <w:rPr>
+          <w:rFonts w:ascii="Calibri" w:hAnsi="Calibri" w:cs="Calibri"/>
+        </w:rPr>
+        <w:t>through the use of</w:t>
+      </w:r>
+      <w:proofErr w:type="gramEnd"/>
+      <w:r>
+        <w:rPr>
+          <w:rFonts w:ascii="Calibri" w:hAnsi="Calibri" w:cs="Calibri"/>
+        </w:rPr>
+        <w:t xml:space="preserve"> class weighting in both models.</w:t>
+      </w:r>
+    </w:p>
+    <w:p>
+      <w:pPr>
+        <w:rPr>
+          <w:rFonts w:ascii="Calibri" w:hAnsi="Calibri" w:cs="Calibri"/>
+        </w:rPr>
+      </w:pPr>
+    </w:p>
+    <w:p>
+      <w:pPr>
+        <w:rPr>
+          <w:rFonts w:ascii="Calibri" w:hAnsi="Calibri" w:cs="Calibri"/>
+        </w:rPr>
+      </w:pPr>
+    </w:p>
+    <w:p>
+      <w:pPr>
+        <w:rPr>
+          <w:rFonts w:ascii="Calibri" w:hAnsi="Calibri" w:cs="Calibri"/>
+        </w:rPr>
+      </w:pPr>
+    </w:p>
+    <w:p>
+      <w:pPr>
+        <w:rPr>
+          <w:rFonts w:ascii="Calibri" w:hAnsi="Calibri" w:cs="Calibri"/>
+          <w:b/>
+          <w:bCs/>
+        </w:rPr>
+      </w:pPr>
+      <w:r>
+        <w:rPr>
+          <w:rFonts w:ascii="Calibri" w:hAnsi="Calibri" w:cs="Calibri"/>
+          <w:b/>
+          <w:bCs/>
+        </w:rPr>
+        <w:t>4.2 Feature Selection and Engineering</w:t>
+      </w:r>
+    </w:p>
+    <w:p>
+      <w:pPr>
+        <w:rPr>
+          <w:rFonts w:ascii="Calibri" w:hAnsi="Calibri" w:cs="Calibri"/>
+        </w:rPr>
+      </w:pPr>
+      <w:r>
+        <w:rPr>
+          <w:rFonts w:ascii="Calibri" w:hAnsi="Calibri" w:cs="Calibri"/>
+        </w:rPr>
+        <w:t xml:space="preserve">A critical consideration in the feature selection process was the prevention of both direct and indirect data leakage. Several variables present in the dataset were excluded from the feature matrix on the grounds that they are only available for individuals who are already </w:t>
+      </w:r>
+      <w:proofErr w:type="gramStart"/>
+      <w:r>
+        <w:rPr>
+          <w:rFonts w:ascii="Calibri" w:hAnsi="Calibri" w:cs="Calibri"/>
+        </w:rPr>
+        <w:t>employed, and</w:t>
+      </w:r>
+      <w:proofErr w:type="gramEnd"/>
+      <w:r>
+        <w:rPr>
+          <w:rFonts w:ascii="Calibri" w:hAnsi="Calibri" w:cs="Calibri"/>
+        </w:rPr>
+        <w:t xml:space="preserve"> therefore constitute leakage rather than predictors. Specifically, wage income (WAGP), usual hours worked per week (WKHP), total personal income (PINCP), and class of worker (COW) were excluded. Including these variables would allow the model to trivially predict employment status based on consequences of employment, rather than demographic preconditions, rendering the model analytically invalid for auditing purposes.</w:t>
+      </w:r>
+    </w:p>
+    <w:p>
+      <w:pPr>
+        <w:rPr>
+          <w:rFonts w:ascii="Calibri" w:hAnsi="Calibri" w:cs="Calibri"/>
+        </w:rPr>
+      </w:pPr>
+      <w:r>
+        <w:rPr>
+          <w:rFonts w:ascii="Calibri" w:hAnsi="Calibri" w:cs="Calibri"/>
+        </w:rPr>
+        <w:t>The final feature set comprised six variables: age (AGEP), educational attainment (SCHL), sex (SEX), disability status (DIS), Hispanic origin (HISP), and race (RAC1P). These variables represent demographic and educational characteristics that are available independently of employment status, making them appropriate for a realistic disparity audit scenario. Following One-Hot Encoding of the nominal categorical variables (SEX, RAC1P, HISP, DIS), the final encoded feature matrix contained 35 columns. Missing values in numeric columns were handled through median imputation, and missing values in categorical columns were imputed using the mode prior to encoding.</w:t>
+      </w:r>
+    </w:p>
+    <w:p>
+      <w:pPr>
+        <w:rPr>
+          <w:rFonts w:ascii="Calibri" w:hAnsi="Calibri" w:cs="Calibri"/>
+        </w:rPr>
+      </w:pPr>
+      <w:r>
+        <w:rPr>
+          <w:rFonts w:ascii="Calibri" w:hAnsi="Calibri" w:cs="Calibri"/>
+        </w:rPr>
+        <w:t>The dataset was split into a training set (80%, 101,144 samples) and a held-out test set (20%, 25,208 samples) using stratified sampling to preserve the class distribution in both subsets. The test set was not used at any point during model training or hyperparameter tuning, ensuring that performance estimates reflect genuine generalisation ability.</w:t>
+      </w:r>
+    </w:p>
+    <w:p>
+      <w:pPr>
+        <w:rPr>
+          <w:rFonts w:ascii="Calibri" w:hAnsi="Calibri" w:cs="Calibri"/>
+        </w:rPr>
+      </w:pPr>
+    </w:p>
+    <w:p>
+      <w:pPr>
+        <w:rPr>
+          <w:rFonts w:ascii="Calibri" w:hAnsi="Calibri" w:cs="Calibri"/>
+          <w:b/>
+          <w:bCs/>
+        </w:rPr>
+      </w:pPr>
+      <w:r>
+        <w:rPr>
+          <w:rFonts w:ascii="Calibri" w:hAnsi="Calibri" w:cs="Calibri"/>
+          <w:b/>
+          <w:bCs/>
+        </w:rPr>
+        <w:lastRenderedPageBreak/>
+        <w:t>4.3 Model 1: Logistic Regression</w:t>
+      </w:r>
+    </w:p>
+    <w:p>
+      <w:pPr>
+        <w:rPr>
+          <w:rFonts w:ascii="Calibri" w:hAnsi="Calibri" w:cs="Calibri"/>
+        </w:rPr>
+      </w:pPr>
+      <w:r>
+        <w:rPr>
+          <w:rFonts w:ascii="Calibri" w:hAnsi="Calibri" w:cs="Calibri"/>
+        </w:rPr>
+        <w:t>Logistic Regression was selected as the baseline model for this project for several reasons. As a linear classifier, it is highly interpretable, computationally efficient at scale, and well-suited to binary classification tasks. Its transparency is particularly relevant to this project’s auditing objective, as the direction and magnitude of coefficients can be directly examined to understand how each demographic variable influences the predicted probability of employment.</w:t>
+      </w:r>
+    </w:p>
+    <w:p>
+      <w:pPr>
+        <w:rPr>
+          <w:rFonts w:ascii="Calibri" w:hAnsi="Calibri" w:cs="Calibri"/>
+        </w:rPr>
+      </w:pPr>
+      <w:r>
+        <w:rPr>
+          <w:rFonts w:ascii="Calibri" w:hAnsi="Calibri" w:cs="Calibri"/>
+        </w:rPr>
+        <w:t xml:space="preserve">The model was implemented using a scikit-learn Pipeline that chains a </w:t>
+      </w:r>
+      <w:proofErr w:type="spellStart"/>
+      <w:r>
+        <w:rPr>
+          <w:rFonts w:ascii="Calibri" w:hAnsi="Calibri" w:cs="Calibri"/>
+        </w:rPr>
+        <w:t>StandardScaler</w:t>
+      </w:r>
+      <w:proofErr w:type="spellEnd"/>
+      <w:r>
+        <w:rPr>
+          <w:rFonts w:ascii="Calibri" w:hAnsi="Calibri" w:cs="Calibri"/>
+        </w:rPr>
+        <w:t xml:space="preserve"> with the </w:t>
+      </w:r>
+      <w:proofErr w:type="spellStart"/>
+      <w:r>
+        <w:rPr>
+          <w:rFonts w:ascii="Calibri" w:hAnsi="Calibri" w:cs="Calibri"/>
+        </w:rPr>
+        <w:t>LogisticRegression</w:t>
+      </w:r>
+      <w:proofErr w:type="spellEnd"/>
+      <w:r>
+        <w:rPr>
+          <w:rFonts w:ascii="Calibri" w:hAnsi="Calibri" w:cs="Calibri"/>
+        </w:rPr>
+        <w:t xml:space="preserve"> classifier. This approach ensures that feature scaling is fitted exclusively on the training data and applied consistently to the test set, thereby preventing any form of preprocessing leakage. The </w:t>
+      </w:r>
+      <w:proofErr w:type="spellStart"/>
+      <w:r>
+        <w:rPr>
+          <w:rFonts w:ascii="Calibri" w:hAnsi="Calibri" w:cs="Calibri"/>
+        </w:rPr>
+        <w:t>class_weight</w:t>
+      </w:r>
+      <w:proofErr w:type="spellEnd"/>
+      <w:r>
+        <w:rPr>
+          <w:rFonts w:ascii="Calibri" w:hAnsi="Calibri" w:cs="Calibri"/>
+        </w:rPr>
+        <w:t xml:space="preserve"> parameter was set to “balanced” to compensate for the 70/30 class imbalance, and the maximum number of iterations was set to 1,000 to ensure convergence.</w:t>
+      </w:r>
+    </w:p>
+    <w:p>
+      <w:pPr>
+        <w:rPr>
+          <w:rFonts w:ascii="Calibri" w:hAnsi="Calibri" w:cs="Calibri"/>
+        </w:rPr>
+      </w:pPr>
+      <w:r>
+        <w:rPr>
+          <w:rFonts w:ascii="Calibri" w:hAnsi="Calibri" w:cs="Calibri"/>
+        </w:rPr>
+        <w:t>On the held-out test set, the Logistic Regression model achieved an overall accuracy of 68% and a ROC-AUC score of 0.6916. The F1-score for the Employed class was 0.77, while the F1-score for the Not Employed class was 0.49, reflecting the inherent difficulty of predicting the minority class using demographic variables alone. A 5-fold stratified cross-validation on the training set yielded a mean AUC of 0.6889 with a standard deviation of 0.0024, indicating that the model is stable and does not exhibit signs of overfitting.</w:t>
+      </w:r>
+    </w:p>
+    <w:p>
+      <w:pPr>
+        <w:rPr>
+          <w:rFonts w:ascii="Calibri" w:hAnsi="Calibri" w:cs="Calibri"/>
+        </w:rPr>
+      </w:pPr>
+      <w:r>
+        <w:rPr>
+          <w:rFonts w:ascii="Calibri" w:hAnsi="Calibri" w:cs="Calibri"/>
+        </w:rPr>
+        <w:t>These results are considered appropriate for the context of this project. The fact that demographic and educational variables alone achieve a ROC-AUC of 0.69 is analytically meaningful: it confirms that demographic characteristics carry predictive signal with respect to employment status, which provides a quantitative foundation for the labour disparity audit objective. A perfect or near-perfect model would, in this context, suggest data leakage rather than genuine predictive power.</w:t>
+      </w:r>
+    </w:p>
+    <w:p>
+      <w:pPr>
+        <w:rPr>
+          <w:rFonts w:ascii="Calibri" w:hAnsi="Calibri" w:cs="Calibri"/>
+          <w:b/>
+          <w:bCs/>
+        </w:rPr>
+      </w:pPr>
+      <w:r>
+        <w:rPr>
+          <w:rFonts w:ascii="Calibri" w:hAnsi="Calibri" w:cs="Calibri"/>
+          <w:b/>
+          <w:bCs/>
+        </w:rPr>
+        <w:t>4.4 Model 2: Random Forest</w:t>
+      </w:r>
+    </w:p>
+    <w:p>
+      <w:pPr>
+        <w:rPr>
+          <w:rFonts w:ascii="Calibri" w:hAnsi="Calibri" w:cs="Calibri"/>
+        </w:rPr>
+      </w:pPr>
+      <w:r>
+        <w:rPr>
+          <w:rFonts w:ascii="Calibri" w:hAnsi="Calibri" w:cs="Calibri"/>
+        </w:rPr>
+        <w:t>Random Forest was selected as the second model to capture non-linear relationships and complex interactions between features that a linear classifier cannot model. As an ensemble of decision trees, Random Forest aggregates predictions across multiple learners, producing a more robust and generalisable model. An additional advantage of this approach is the availability of built-in feature importance scores, which provide insights into the relative contribution of each demographic variable to the prediction of employment status.</w:t>
+      </w:r>
+    </w:p>
+    <w:p>
+      <w:pPr>
+        <w:rPr>
+          <w:rFonts w:ascii="Calibri" w:hAnsi="Calibri" w:cs="Calibri"/>
+        </w:rPr>
+      </w:pPr>
+      <w:r>
+        <w:rPr>
+          <w:rFonts w:ascii="Calibri" w:hAnsi="Calibri" w:cs="Calibri"/>
+        </w:rPr>
+        <w:t xml:space="preserve">The baseline Random Forest model was trained using 100 decision trees, with the </w:t>
+      </w:r>
+      <w:proofErr w:type="spellStart"/>
+      <w:r>
+        <w:rPr>
+          <w:rFonts w:ascii="Calibri" w:hAnsi="Calibri" w:cs="Calibri"/>
+        </w:rPr>
+        <w:t>class_weight</w:t>
+      </w:r>
+      <w:proofErr w:type="spellEnd"/>
+      <w:r>
+        <w:rPr>
+          <w:rFonts w:ascii="Calibri" w:hAnsi="Calibri" w:cs="Calibri"/>
+        </w:rPr>
+        <w:t xml:space="preserve"> parameter set to “balanced” to address the class imbalance. Unlike Logistic Regression, tree-based models are invariant to feature scale, so no preprocessing pipeline was required. The model was subsequently optimised through a Grid Search cross-validation procedure, exploring combinations of three hyperparameters: the number of estimators </w:t>
+      </w:r>
+      <w:r>
+        <w:rPr>
+          <w:rFonts w:ascii="Calibri" w:hAnsi="Calibri" w:cs="Calibri"/>
+        </w:rPr>
+        <w:lastRenderedPageBreak/>
+        <w:t>(100, 200), the maximum tree depth (10, 20, unlimited), and the minimum number of samples required to split a node (2, 5). A total of 36 model fits were evaluated across 3 folds. The optimal configuration identified was a maximum depth of 10, a minimum sample split of 5, and 200 estimators.</w:t>
+      </w:r>
+    </w:p>
+    <w:p>
+      <w:pPr>
+        <w:rPr>
+          <w:rFonts w:ascii="Calibri" w:hAnsi="Calibri" w:cs="Calibri"/>
+        </w:rPr>
+      </w:pPr>
+      <w:r>
+        <w:rPr>
+          <w:rFonts w:ascii="Calibri" w:hAnsi="Calibri" w:cs="Calibri"/>
+        </w:rPr>
+        <w:t>The tuned Random Forest model achieved an overall accuracy of 72% and a ROC-AUC score of 0.7516 on the test set, representing an improvement of 0.0272 AUC points over the Logistic Regression baseline. The F1-score for the Employed class improved to 0.79, and notably, the F1-score for the Not Employed class improved to 0.57, addressing the main weakness identified in the baseline model. A 5-fold cross-validation on the baseline Random Forest yielded a mean AUC of 0.7156 with a standard deviation of 0.0038, confirming stable generalisation performance.</w:t>
+      </w:r>
+    </w:p>
+    <w:p>
+      <w:pPr>
+        <w:rPr>
+          <w:rFonts w:ascii="Calibri" w:hAnsi="Calibri" w:cs="Calibri"/>
+        </w:rPr>
+      </w:pPr>
+    </w:p>
+    <w:p>
+      <w:pPr>
+        <w:rPr>
+          <w:rFonts w:ascii="Calibri" w:hAnsi="Calibri" w:cs="Calibri"/>
+          <w:b/>
+          <w:bCs/>
+        </w:rPr>
+      </w:pPr>
+      <w:r>
+        <w:rPr>
+          <w:rFonts w:ascii="Calibri" w:hAnsi="Calibri" w:cs="Calibri"/>
+          <w:b/>
+          <w:bCs/>
+        </w:rPr>
+        <w:t>4.5 Feature Importance Analysis</w:t>
+      </w:r>
+    </w:p>
+    <w:p>
+      <w:pPr>
+        <w:rPr>
+          <w:rFonts w:ascii="Calibri" w:hAnsi="Calibri" w:cs="Calibri"/>
+        </w:rPr>
+      </w:pPr>
+      <w:r>
+        <w:rPr>
+          <w:rFonts w:ascii="Calibri" w:hAnsi="Calibri" w:cs="Calibri"/>
+        </w:rPr>
+        <w:t>Feature importance analysis using the Random Forest model revealed that age (AGEP) is by far the most influential predictor of employment status, accounting for approximately 51.9% of the model’s predictive power. Educational attainment (SCHL) ranked second with an importance score of 0.2028, followed by disability status (DIS) at 0.1323. Sex (SEX) and race (RAC1P) also appeared among the top five predictors, with importance scores of 0.0287 and 0.0145 respectively.</w:t>
+      </w:r>
+    </w:p>
+    <w:p>
+      <w:pPr>
+        <w:rPr>
+          <w:rFonts w:ascii="Calibri" w:hAnsi="Calibri" w:cs="Calibri"/>
+        </w:rPr>
+      </w:pPr>
+      <w:r>
+        <w:rPr>
+          <w:rFonts w:ascii="Calibri" w:hAnsi="Calibri" w:cs="Calibri"/>
+        </w:rPr>
+        <w:t>These findings carry direct relevance to the project’s disparity audit objective. The presence of sex and race among the top predictors of employment status provides quantitative evidence that demographic characteristics are systematically associated with labour market outcomes. This does not establish causation, but it does indicate that patterns of disparity exist across groups and that a predictive model trained on demographic data alone can detect these patterns with meaningful accuracy. The dominance of age and education further suggests that structural factors, in addition to demographic ones, play a central role in shaping employment outcomes within this dataset.</w:t>
+      </w:r>
+    </w:p>
+    <w:p>
+      <w:pPr>
+        <w:rPr>
+          <w:rFonts w:ascii="Calibri" w:hAnsi="Calibri" w:cs="Calibri"/>
+        </w:rPr>
+      </w:pPr>
+    </w:p>
+    <w:p>
+      <w:pPr>
+        <w:rPr>
+          <w:rFonts w:ascii="Calibri" w:hAnsi="Calibri" w:cs="Calibri"/>
+          <w:b/>
+          <w:bCs/>
+        </w:rPr>
+      </w:pPr>
+      <w:r>
+        <w:rPr>
+          <w:rFonts w:ascii="Calibri" w:hAnsi="Calibri" w:cs="Calibri"/>
+          <w:b/>
+          <w:bCs/>
+        </w:rPr>
+        <w:t>4.6 Model Comparison and Selection</w:t>
+      </w:r>
+    </w:p>
+    <w:p>
+      <w:pPr>
+        <w:rPr>
+          <w:rFonts w:ascii="Calibri" w:hAnsi="Calibri" w:cs="Calibri"/>
+        </w:rPr>
+      </w:pPr>
+      <w:r>
+        <w:rPr>
+          <w:rFonts w:ascii="Calibri" w:hAnsi="Calibri" w:cs="Calibri"/>
+        </w:rPr>
+        <w:t>A comparison of all three models evaluated in this phase is summarised below. The tuned Random Forest model outperforms Logistic Regression across all primary metrics, achieving higher accuracy, ROC-AUC, and F1-scores for both classes. Critically, it demonstrates the most substantial improvement in the identification of Not Employed individuals, which is the class of greatest relevance for labour disparity detection.</w:t>
+      </w:r>
+    </w:p>
+    <w:p>
+      <w:pPr>
+        <w:rPr>
+          <w:rFonts w:ascii="Calibri" w:hAnsi="Calibri" w:cs="Calibri"/>
+        </w:rPr>
+      </w:pPr>
+      <w:r>
+        <w:rPr>
+          <w:rFonts w:ascii="Calibri" w:hAnsi="Calibri" w:cs="Calibri"/>
+        </w:rPr>
+        <w:t xml:space="preserve">Logistic Regression achieved an accuracy of 0.68 and a ROC-AUC of 0.6916. The baseline Random Forest improved upon this with an accuracy of 0.70 and a ROC-AUC of 0.7244. The tuned Random Forest further improved performance, reaching an accuracy of 0.72 and a </w:t>
+      </w:r>
+      <w:r>
+        <w:rPr>
+          <w:rFonts w:ascii="Calibri" w:hAnsi="Calibri" w:cs="Calibri"/>
+        </w:rPr>
+        <w:lastRenderedPageBreak/>
+        <w:t>ROC-AUC of 0.7516. Cross-validation results confirmed that all three models are stable, with low standard deviations across folds, indicating reliable generalisation to unseen data.</w:t>
+      </w:r>
+    </w:p>
+    <w:p>
+      <w:pPr>
+        <w:rPr>
+          <w:rFonts w:ascii="Calibri" w:hAnsi="Calibri" w:cs="Calibri"/>
+        </w:rPr>
+      </w:pPr>
+      <w:r>
+        <w:rPr>
+          <w:rFonts w:ascii="Calibri" w:hAnsi="Calibri" w:cs="Calibri"/>
+        </w:rPr>
+        <w:t>Based on these results, the tuned Random Forest is selected as the final model for the Evaluation phase. While Logistic Regression retains value as an interpretable baseline, the Random Forest model’s superior discriminative ability and improved minority class performance make it better suited to the project’s objective of identifying and analysing labour market disparities across demographic groups.</w:t>
+      </w:r>
+    </w:p>
+    <w:p>
+      <w:pPr>
+        <w:rPr>
+          <w:rFonts w:ascii="Calibri" w:hAnsi="Calibri" w:cs="Calibri"/>
+        </w:rPr>
+      </w:pPr>
     </w:p>
     <w:p>
       <w:pPr>

--- a/Report/Final_Project.docx
+++ b/Report/Final_Project.docx
@@ -1581,6 +1581,224 @@
           <w:rFonts w:ascii="Calibri" w:hAnsi="Calibri" w:cs="Calibri"/>
         </w:rPr>
         <w:t>Based on these results, the tuned Random Forest is selected as the final model for the Evaluation phase. While Logistic Regression retains value as an interpretable baseline, the Random Forest model’s superior discriminative ability and improved minority class performance make it better suited to the project’s objective of identifying and analysing labour market disparities across demographic groups.</w:t>
+      </w:r>
+    </w:p>
+    <w:p>
+      <w:pPr>
+        <w:rPr>
+          <w:rFonts w:ascii="Calibri" w:hAnsi="Calibri" w:cs="Calibri"/>
+        </w:rPr>
+      </w:pPr>
+    </w:p>
+    <w:p>
+      <w:pPr>
+        <w:rPr>
+          <w:rFonts w:ascii="Calibri" w:hAnsi="Calibri" w:cs="Calibri"/>
+          <w:b/>
+          <w:bCs/>
+        </w:rPr>
+      </w:pPr>
+      <w:r>
+        <w:rPr>
+          <w:rFonts w:ascii="Calibri" w:hAnsi="Calibri" w:cs="Calibri"/>
+          <w:b/>
+          <w:bCs/>
+        </w:rPr>
+        <w:t>5. Evaluation</w:t>
+      </w:r>
+    </w:p>
+    <w:p>
+      <w:pPr>
+        <w:rPr>
+          <w:rFonts w:ascii="Calibri" w:hAnsi="Calibri" w:cs="Calibri"/>
+          <w:b/>
+          <w:bCs/>
+        </w:rPr>
+      </w:pPr>
+      <w:r>
+        <w:rPr>
+          <w:rFonts w:ascii="Calibri" w:hAnsi="Calibri" w:cs="Calibri"/>
+          <w:b/>
+          <w:bCs/>
+        </w:rPr>
+        <w:t>5.1 Evaluation Strategy and Metrics</w:t>
+      </w:r>
+    </w:p>
+    <w:p>
+      <w:pPr>
+        <w:rPr>
+          <w:rFonts w:ascii="Calibri" w:hAnsi="Calibri" w:cs="Calibri"/>
+        </w:rPr>
+      </w:pPr>
+      <w:r>
+        <w:rPr>
+          <w:rFonts w:ascii="Calibri" w:hAnsi="Calibri" w:cs="Calibri"/>
+        </w:rPr>
+        <w:t>The evaluation phase of this project is structured in two complementary layers. The first layer assesses standard model performance metrics on the held-out test set, providing a baseline understanding of how well the models predict employment status. The second and more analytically significant layer examines model performance across demographic subgroups, forming the basis of the fairness audit that constitutes the core objective of this project.</w:t>
+      </w:r>
+    </w:p>
+    <w:p>
+      <w:pPr>
+        <w:rPr>
+          <w:rFonts w:ascii="Calibri" w:hAnsi="Calibri" w:cs="Calibri"/>
+        </w:rPr>
+      </w:pPr>
+      <w:r>
+        <w:rPr>
+          <w:rFonts w:ascii="Calibri" w:hAnsi="Calibri" w:cs="Calibri"/>
+        </w:rPr>
+        <w:t xml:space="preserve">The following metrics were applied consistently across both evaluation layers: accuracy, ROC-AUC, precision, recall, and F1-score. Among these, </w:t>
+      </w:r>
+      <w:proofErr w:type="gramStart"/>
+      <w:r>
+        <w:rPr>
+          <w:rFonts w:ascii="Calibri" w:hAnsi="Calibri" w:cs="Calibri"/>
+        </w:rPr>
+        <w:t>Recall</w:t>
+      </w:r>
+      <w:proofErr w:type="gramEnd"/>
+      <w:r>
+        <w:rPr>
+          <w:rFonts w:ascii="Calibri" w:hAnsi="Calibri" w:cs="Calibri"/>
+        </w:rPr>
+        <w:t xml:space="preserve"> for the Not Employed class is considered the most critical metric for this project. In the context of a labour disparity audit, failing to detect unemployment in a demographic group is a more serious error than falsely predicting unemployment, as it means the framework would systematically overlook the groups most vulnerable to labour market exclusion. This asymmetry in error cost is consistent with fairness literature, which emphasises the importance of equal opportunity across protected groups (Barocas, Hardt and Narayanan, 2019).</w:t>
+      </w:r>
+    </w:p>
+    <w:p>
+      <w:pPr>
+        <w:rPr>
+          <w:rFonts w:ascii="Calibri" w:hAnsi="Calibri" w:cs="Calibri"/>
+        </w:rPr>
+      </w:pPr>
+    </w:p>
+    <w:p>
+      <w:pPr>
+        <w:rPr>
+          <w:rFonts w:ascii="Calibri" w:hAnsi="Calibri" w:cs="Calibri"/>
+          <w:b/>
+          <w:bCs/>
+        </w:rPr>
+      </w:pPr>
+      <w:r>
+        <w:rPr>
+          <w:rFonts w:ascii="Calibri" w:hAnsi="Calibri" w:cs="Calibri"/>
+          <w:b/>
+          <w:bCs/>
+        </w:rPr>
+        <w:t>5.2 Overall Model Performance</w:t>
+      </w:r>
+    </w:p>
+    <w:p>
+      <w:pPr>
+        <w:rPr>
+          <w:rFonts w:ascii="Calibri" w:hAnsi="Calibri" w:cs="Calibri"/>
+        </w:rPr>
+      </w:pPr>
+      <w:r>
+        <w:rPr>
+          <w:rFonts w:ascii="Calibri" w:hAnsi="Calibri" w:cs="Calibri"/>
+        </w:rPr>
+        <w:t>The tuned Random Forest model was selected as the final model based on its superior performance across all primary metrics. On the held-out test set of 25,208 samples, the model achieved an overall accuracy of 72%, a ROC-AUC score of 0.7516, and an F1-score of 0.79 for the Employed class and 0.57 for the Not Employed class. These results represent consistent improvements over both the Logistic Regression baseline (ROC-AUC: 0.6916) and the untuned Random Forest (ROC-AUC: 0.7244).</w:t>
+      </w:r>
+    </w:p>
+    <w:p>
+      <w:pPr>
+        <w:rPr>
+          <w:rFonts w:ascii="Calibri" w:hAnsi="Calibri" w:cs="Calibri"/>
+        </w:rPr>
+      </w:pPr>
+      <w:r>
+        <w:rPr>
+          <w:rFonts w:ascii="Calibri" w:hAnsi="Calibri" w:cs="Calibri"/>
+        </w:rPr>
+        <w:t xml:space="preserve">It is important to contextualise these results within the feature set used. The model was trained exclusively on demographic and educational variables — age, sex, race, Hispanic origin, disability status, and educational attainment. The deliberate exclusion of income, hours worked, and class of worker variables, while necessary to prevent data leakage, </w:t>
+      </w:r>
+      <w:r>
+        <w:rPr>
+          <w:rFonts w:ascii="Calibri" w:hAnsi="Calibri" w:cs="Calibri"/>
+        </w:rPr>
+        <w:lastRenderedPageBreak/>
+        <w:t>naturally limits the model’s predictive ceiling. An AUC of 0.75 achieved with only demographic features is analytically meaningful precisely because it demonstrates that demographic characteristics alone carry significant predictive signal with respect to employment outcomes. This finding is not a technical limitation but a substantive result: it provides quantitative evidence that demographic attributes are systematically associated with labour market outcomes in the state of Florida.</w:t>
+      </w:r>
+    </w:p>
+    <w:p>
+      <w:pPr>
+        <w:rPr>
+          <w:rFonts w:ascii="Calibri" w:hAnsi="Calibri" w:cs="Calibri"/>
+        </w:rPr>
+      </w:pPr>
+    </w:p>
+    <w:p>
+      <w:pPr>
+        <w:rPr>
+          <w:rFonts w:ascii="Calibri" w:hAnsi="Calibri" w:cs="Calibri"/>
+          <w:b/>
+          <w:bCs/>
+        </w:rPr>
+      </w:pPr>
+      <w:r>
+        <w:rPr>
+          <w:rFonts w:ascii="Calibri" w:hAnsi="Calibri" w:cs="Calibri"/>
+          <w:b/>
+          <w:bCs/>
+        </w:rPr>
+        <w:t>5.3 Fairness Analysis Across Demographic Groups</w:t>
+      </w:r>
+    </w:p>
+    <w:p>
+      <w:pPr>
+        <w:rPr>
+          <w:rFonts w:ascii="Calibri" w:hAnsi="Calibri" w:cs="Calibri"/>
+        </w:rPr>
+      </w:pPr>
+      <w:r>
+        <w:rPr>
+          <w:rFonts w:ascii="Calibri" w:hAnsi="Calibri" w:cs="Calibri"/>
+        </w:rPr>
+        <w:t>Beyond aggregate performance, the evaluation examined model behaviour across three demographic dimensions: sex, disability status, and race. For each dimension, the Fairness Gap was computed as the difference between the best and worst performing subgroup on each metric. A gap exceeding 0.05 on AUC or Recall is considered significant based on the threshold established by the AI Fairness 360 framework (Bellamy et al., 2019).</w:t>
+      </w:r>
+    </w:p>
+    <w:p>
+      <w:pPr>
+        <w:rPr>
+          <w:rFonts w:ascii="Calibri" w:hAnsi="Calibri" w:cs="Calibri"/>
+          <w:b/>
+          <w:bCs/>
+        </w:rPr>
+      </w:pPr>
+      <w:r>
+        <w:rPr>
+          <w:rFonts w:ascii="Calibri" w:hAnsi="Calibri" w:cs="Calibri"/>
+          <w:b/>
+          <w:bCs/>
+        </w:rPr>
+        <w:t>5.3.1 Fairness by Sex</w:t>
+      </w:r>
+    </w:p>
+    <w:p>
+      <w:pPr>
+        <w:rPr>
+          <w:rFonts w:ascii="Calibri" w:hAnsi="Calibri" w:cs="Calibri"/>
+        </w:rPr>
+      </w:pPr>
+      <w:r>
+        <w:rPr>
+          <w:rFonts w:ascii="Calibri" w:hAnsi="Calibri" w:cs="Calibri"/>
+        </w:rPr>
+        <w:t>The model achieved a ROC-AUC of 0.7805 for male individuals and 0.7191 for female individuals, producing a Fairness Gap of 0.0614 — exceeding the significance threshold. This indicates that the model discriminates employment status more accurately for men than for women. The actual employment rate in the test set further contextualises this finding: 72.5% of male individuals were employed compared to 67.7% of female individuals, reflecting a real gap in labour force participation that the model is partially capturing.</w:t>
+      </w:r>
+    </w:p>
+    <w:p>
+      <w:pPr>
+        <w:rPr>
+          <w:rFonts w:ascii="Calibri" w:hAnsi="Calibri" w:cs="Calibri"/>
+        </w:rPr>
+      </w:pPr>
+      <w:r>
+        <w:rPr>
+          <w:rFonts w:ascii="Calibri" w:hAnsi="Calibri" w:cs="Calibri"/>
+        </w:rPr>
+        <w:t>This disparity may reflect structural patterns in female labour force participation, including caregiving responsibilities, occupational segregation, and part-time employment patterns that are not fully captured by the available demographic features. From an auditing perspective, this result suggests that deploying this model in an HR context without correction could lead to systematically less accurate assessments for female candidates.</w:t>
       </w:r>
     </w:p>
     <w:p>

--- a/Report/Final_Project.docx
+++ b/Report/Final_Project.docx
@@ -466,27 +466,93 @@
       </w:r>
     </w:p>
     <w:p>
-      <w:pPr>
-        <w:rPr>
-          <w:rFonts w:cs="Calibri"/>
-          <w:b/>
-          <w:bCs/>
+      <w:r>
+        <w:lastRenderedPageBreak/>
+        <w:t>2. Data Understanding (CRISP-DM Phase 2)</w:t>
+      </w:r>
+    </w:p>
+    <w:p>
+      <w:r>
+        <w:rPr>
+          <w:sz w:val="24"/>
+        </w:rPr>
+        <w:t>2.1 Dataset Description</w:t>
+      </w:r>
+    </w:p>
+    <w:p>
+      <w:r>
+        <w:rPr>
+          <w:color w:val="000000"/>
           <w:szCs w:val="22"/>
         </w:rPr>
-      </w:pPr>
-    </w:p>
-    <w:p>
-      <w:pPr>
-        <w:rPr>
-          <w:rFonts w:cs="Calibri"/>
-          <w:b/>
-          <w:bCs/>
+        <w:t>The dataset used is the American Community Survey (ACS) Public Use Microdata Sample for Florida (State Code 12), sourced from the U.S. Census Bureau (2022). After filtering to working-age individuals (18–66 years), the dataset contains 126,430 records with 16 variables covering demographic attributes, socioeconomic indicators, and employment status.</w:t>
+      </w:r>
+    </w:p>
+    <w:p>
+      <w:pPr>
+        <w:rPr>
+          <w:rFonts w:eastAsia="Calibri" w:cs="Calibri"/>
+          <w:i/>
+          <w:iCs/>
+          <w:color w:val="444444"/>
+          <w:sz w:val="20"/>
+          <w:szCs w:val="20"/>
+        </w:rPr>
+      </w:pPr>
+      <w:r>
+        <w:rPr>
+          <w:rFonts w:cs="Calibri"/>
+          <w:b/>
+          <w:bCs/>
+          <w:noProof/>
           <w:szCs w:val="22"/>
         </w:rPr>
-      </w:pPr>
-    </w:p>
-    <w:p>
-      <w:pPr>
+        <w:drawing>
+          <wp:inline distT="0" distB="0" distL="0" distR="0" wp14:anchorId="16EBE3D3" wp14:editId="6AE96442">
+            <wp:extent cx="5731510" cy="3823970"/>
+            <wp:effectExtent l="0" t="0" r="2540" b="5080"/>
+            <wp:docPr id="899226833" name="Imagen 1"/>
+            <wp:cNvGraphicFramePr>
+              <a:graphicFrameLocks xmlns:a="http://schemas.openxmlformats.org/drawingml/2006/main" noChangeAspect="1"/>
+            </wp:cNvGraphicFramePr>
+            <a:graphic xmlns:a="http://schemas.openxmlformats.org/drawingml/2006/main">
+              <a:graphicData uri="http://schemas.openxmlformats.org/drawingml/2006/picture">
+                <pic:pic xmlns:pic="http://schemas.openxmlformats.org/drawingml/2006/picture">
+                  <pic:nvPicPr>
+                    <pic:cNvPr id="899226833" name="Imagen 899226833"/>
+                    <pic:cNvPicPr/>
+                  </pic:nvPicPr>
+                  <pic:blipFill>
+                    <a:blip r:embed="rId5" cstate="print">
+                      <a:extLst>
+                        <a:ext uri="{28A0092B-C50C-407E-A947-70E740481C1C}">
+                          <a14:useLocalDpi xmlns:a14="http://schemas.microsoft.com/office/drawing/2010/main" val="0"/>
+                        </a:ext>
+                      </a:extLst>
+                    </a:blip>
+                    <a:stretch>
+                      <a:fillRect/>
+                    </a:stretch>
+                  </pic:blipFill>
+                  <pic:spPr>
+                    <a:xfrm>
+                      <a:off x="0" y="0"/>
+                      <a:ext cx="5731510" cy="3823970"/>
+                    </a:xfrm>
+                    <a:prstGeom prst="rect">
+                      <a:avLst/>
+                    </a:prstGeom>
+                  </pic:spPr>
+                </pic:pic>
+              </a:graphicData>
+            </a:graphic>
+          </wp:inline>
+        </w:drawing>
+      </w:r>
+    </w:p>
+    <w:p>
+      <w:pPr>
+        <w:ind w:left="720" w:firstLine="720"/>
         <w:rPr>
           <w:rFonts w:cs="Calibri"/>
           <w:b/>
@@ -496,807 +562,1493 @@
       </w:pPr>
       <w:r>
         <w:rPr>
-          <w:rFonts w:cs="Calibri"/>
-          <w:b/>
-          <w:bCs/>
+          <w:rFonts w:eastAsia="Calibri" w:cs="Calibri"/>
+          <w:i/>
+          <w:iCs/>
+          <w:color w:val="444444"/>
+          <w:sz w:val="20"/>
+          <w:szCs w:val="20"/>
+        </w:rPr>
+        <w:t>Figure 2 — Employment Status Distribution (Employed 69.9% vs Not Employed 30.1%)</w:t>
+      </w:r>
+    </w:p>
+    <w:p>
+      <w:pPr>
+        <w:rPr>
+          <w:rFonts w:cs="Calibri"/>
+        </w:rPr>
+      </w:pPr>
+    </w:p>
+    <w:p>
+      <w:r>
+        <w:t>2.2 Exploratory Data Analysis</w:t>
+      </w:r>
+    </w:p>
+    <w:p>
+      <w:r>
+        <w:rPr>
+          <w:color w:val="000000"/>
           <w:szCs w:val="22"/>
         </w:rPr>
-        <w:t>1.1 Project Context and Motivation</w:t>
-      </w:r>
-    </w:p>
-    <w:p>
-      <w:pPr>
-        <w:rPr>
-          <w:rFonts w:cs="Calibri"/>
+        <w:t>Exploratory analysis revealed several important patterns across the working-age population of Florida. The age distribution is broadly spread across the working-age range, with stronger representation in older age bands.</w:t>
+      </w:r>
+    </w:p>
+    <w:p>
+      <w:pPr>
+        <w:rPr>
+          <w:rFonts w:cs="Calibri"/>
+        </w:rPr>
+      </w:pPr>
+      <w:r>
+        <w:rPr>
+          <w:rFonts w:cs="Calibri"/>
+          <w:noProof/>
+        </w:rPr>
+        <w:lastRenderedPageBreak/>
+        <w:drawing>
+          <wp:inline distT="0" distB="0" distL="0" distR="0" wp14:anchorId="4494BE95" wp14:editId="0741305F">
+            <wp:extent cx="5731510" cy="3809365"/>
+            <wp:effectExtent l="0" t="0" r="2540" b="635"/>
+            <wp:docPr id="1839379839" name="Imagen 2"/>
+            <wp:cNvGraphicFramePr>
+              <a:graphicFrameLocks xmlns:a="http://schemas.openxmlformats.org/drawingml/2006/main" noChangeAspect="1"/>
+            </wp:cNvGraphicFramePr>
+            <a:graphic xmlns:a="http://schemas.openxmlformats.org/drawingml/2006/main">
+              <a:graphicData uri="http://schemas.openxmlformats.org/drawingml/2006/picture">
+                <pic:pic xmlns:pic="http://schemas.openxmlformats.org/drawingml/2006/picture">
+                  <pic:nvPicPr>
+                    <pic:cNvPr id="1839379839" name="Imagen 1839379839"/>
+                    <pic:cNvPicPr/>
+                  </pic:nvPicPr>
+                  <pic:blipFill>
+                    <a:blip r:embed="rId6" cstate="print">
+                      <a:extLst>
+                        <a:ext uri="{28A0092B-C50C-407E-A947-70E740481C1C}">
+                          <a14:useLocalDpi xmlns:a14="http://schemas.microsoft.com/office/drawing/2010/main" val="0"/>
+                        </a:ext>
+                      </a:extLst>
+                    </a:blip>
+                    <a:stretch>
+                      <a:fillRect/>
+                    </a:stretch>
+                  </pic:blipFill>
+                  <pic:spPr>
+                    <a:xfrm>
+                      <a:off x="0" y="0"/>
+                      <a:ext cx="5731510" cy="3809365"/>
+                    </a:xfrm>
+                    <a:prstGeom prst="rect">
+                      <a:avLst/>
+                    </a:prstGeom>
+                  </pic:spPr>
+                </pic:pic>
+              </a:graphicData>
+            </a:graphic>
+          </wp:inline>
+        </w:drawing>
+      </w:r>
+    </w:p>
+    <w:p>
+      <w:pPr>
+        <w:spacing w:after="180"/>
+        <w:jc w:val="center"/>
+      </w:pPr>
+      <w:r>
+        <w:rPr>
+          <w:rFonts w:eastAsia="Calibri" w:cs="Calibri"/>
+          <w:i/>
+          <w:iCs/>
+          <w:color w:val="444444"/>
+          <w:sz w:val="20"/>
+          <w:szCs w:val="20"/>
+        </w:rPr>
+        <w:t>Figure 3 — Age Distribution of Working-Age Population (18–66)</w:t>
+      </w:r>
+    </w:p>
+    <w:p>
+      <w:pPr>
+        <w:spacing w:after="120"/>
+        <w:jc w:val="both"/>
+      </w:pPr>
+      <w:r>
+        <w:rPr>
+          <w:rFonts w:eastAsia="Calibri" w:cs="Calibri"/>
+          <w:color w:val="000000"/>
           <w:szCs w:val="22"/>
         </w:rPr>
-      </w:pPr>
-      <w:r>
-        <w:rPr>
-          <w:rFonts w:cs="Calibri"/>
+        <w:t>Sex is relatively balanced across categories, which is favourable for comparative analysis. Race (RAC1P) is significantly imbalanced, with White alone dominating the sample. Educational attainment (SCHL) shows wide variability across categories.</w:t>
+      </w:r>
+    </w:p>
+    <w:p>
+      <w:pPr>
+        <w:spacing w:after="180"/>
+        <w:jc w:val="center"/>
+      </w:pPr>
+      <w:r>
+        <w:rPr>
+          <w:rFonts w:cs="Calibri"/>
+          <w:noProof/>
+        </w:rPr>
+        <w:drawing>
+          <wp:inline distT="0" distB="0" distL="0" distR="0" wp14:anchorId="59E43037" wp14:editId="5BA29529">
+            <wp:extent cx="5731510" cy="3355975"/>
+            <wp:effectExtent l="0" t="0" r="2540" b="0"/>
+            <wp:docPr id="1642165111" name="Imagen 3"/>
+            <wp:cNvGraphicFramePr>
+              <a:graphicFrameLocks xmlns:a="http://schemas.openxmlformats.org/drawingml/2006/main" noChangeAspect="1"/>
+            </wp:cNvGraphicFramePr>
+            <a:graphic xmlns:a="http://schemas.openxmlformats.org/drawingml/2006/main">
+              <a:graphicData uri="http://schemas.openxmlformats.org/drawingml/2006/picture">
+                <pic:pic xmlns:pic="http://schemas.openxmlformats.org/drawingml/2006/picture">
+                  <pic:nvPicPr>
+                    <pic:cNvPr id="1642165111" name="Imagen 1642165111"/>
+                    <pic:cNvPicPr/>
+                  </pic:nvPicPr>
+                  <pic:blipFill>
+                    <a:blip r:embed="rId7" cstate="print">
+                      <a:extLst>
+                        <a:ext uri="{28A0092B-C50C-407E-A947-70E740481C1C}">
+                          <a14:useLocalDpi xmlns:a14="http://schemas.microsoft.com/office/drawing/2010/main" val="0"/>
+                        </a:ext>
+                      </a:extLst>
+                    </a:blip>
+                    <a:stretch>
+                      <a:fillRect/>
+                    </a:stretch>
+                  </pic:blipFill>
+                  <pic:spPr>
+                    <a:xfrm>
+                      <a:off x="0" y="0"/>
+                      <a:ext cx="5731510" cy="3355975"/>
+                    </a:xfrm>
+                    <a:prstGeom prst="rect">
+                      <a:avLst/>
+                    </a:prstGeom>
+                  </pic:spPr>
+                </pic:pic>
+              </a:graphicData>
+            </a:graphic>
+          </wp:inline>
+        </w:drawing>
+      </w:r>
+      <w:r>
+        <w:rPr>
+          <w:rFonts w:cs="Calibri"/>
+        </w:rPr>
+        <w:br/>
+      </w:r>
+      <w:r>
+        <w:rPr>
+          <w:rFonts w:eastAsia="Calibri" w:cs="Calibri"/>
+          <w:i/>
+          <w:iCs/>
+          <w:color w:val="444444"/>
+          <w:sz w:val="20"/>
+          <w:szCs w:val="20"/>
+        </w:rPr>
+        <w:t>Figure 4 — Educational Attainment Distribution (SCHL)</w:t>
+      </w:r>
+    </w:p>
+    <w:p>
+      <w:pPr>
+        <w:rPr>
+          <w:rFonts w:cs="Calibri"/>
+        </w:rPr>
+      </w:pPr>
+    </w:p>
+    <w:p>
+      <w:pPr>
+        <w:spacing w:after="120"/>
+        <w:jc w:val="both"/>
+      </w:pPr>
+      <w:r>
+        <w:rPr>
+          <w:rFonts w:eastAsia="Calibri" w:cs="Calibri"/>
+          <w:color w:val="000000"/>
           <w:szCs w:val="22"/>
         </w:rPr>
-        <w:t>The increasing use of Artificial Intelligence in recruitment and hiring processes has raised significant concerns regarding fairness, transparency, and accountability. Organisations are increasingly relying on AI-driven tools to screen, rank, and recommend candidates, aiming to improve efficiency and scalability. However, research has shown that such systems can reproduce or amplify existing social biases, particularly when trained on historical or unbalanced data.</w:t>
-      </w:r>
-    </w:p>
-    <w:p>
-      <w:pPr>
-        <w:rPr>
-          <w:rFonts w:cs="Calibri"/>
+        <w:lastRenderedPageBreak/>
+        <w:t>Disability status is skewed, with most individuals reporting no disability. The actual employment rate for individuals with disabilities (36.4%) versus without (74.6%) is one of the most consequential findings of the project.</w:t>
+      </w:r>
+    </w:p>
+    <w:p>
+      <w:pPr>
+        <w:rPr>
+          <w:rFonts w:cs="Calibri"/>
+        </w:rPr>
+      </w:pPr>
+      <w:r>
+        <w:rPr>
+          <w:rFonts w:cs="Calibri"/>
+          <w:noProof/>
+        </w:rPr>
+        <w:drawing>
+          <wp:inline distT="0" distB="0" distL="0" distR="0" wp14:anchorId="58DCA487" wp14:editId="424E9478">
+            <wp:extent cx="4407417" cy="4599441"/>
+            <wp:effectExtent l="0" t="0" r="0" b="0"/>
+            <wp:docPr id="660718693" name="Imagen 4"/>
+            <wp:cNvGraphicFramePr>
+              <a:graphicFrameLocks xmlns:a="http://schemas.openxmlformats.org/drawingml/2006/main" noChangeAspect="1"/>
+            </wp:cNvGraphicFramePr>
+            <a:graphic xmlns:a="http://schemas.openxmlformats.org/drawingml/2006/main">
+              <a:graphicData uri="http://schemas.openxmlformats.org/drawingml/2006/picture">
+                <pic:pic xmlns:pic="http://schemas.openxmlformats.org/drawingml/2006/picture">
+                  <pic:nvPicPr>
+                    <pic:cNvPr id="660718693" name="Imagen 660718693"/>
+                    <pic:cNvPicPr/>
+                  </pic:nvPicPr>
+                  <pic:blipFill>
+                    <a:blip r:embed="rId8" cstate="print">
+                      <a:extLst>
+                        <a:ext uri="{28A0092B-C50C-407E-A947-70E740481C1C}">
+                          <a14:useLocalDpi xmlns:a14="http://schemas.microsoft.com/office/drawing/2010/main" val="0"/>
+                        </a:ext>
+                      </a:extLst>
+                    </a:blip>
+                    <a:stretch>
+                      <a:fillRect/>
+                    </a:stretch>
+                  </pic:blipFill>
+                  <pic:spPr>
+                    <a:xfrm>
+                      <a:off x="0" y="0"/>
+                      <a:ext cx="4407417" cy="4599441"/>
+                    </a:xfrm>
+                    <a:prstGeom prst="rect">
+                      <a:avLst/>
+                    </a:prstGeom>
+                  </pic:spPr>
+                </pic:pic>
+              </a:graphicData>
+            </a:graphic>
+          </wp:inline>
+        </w:drawing>
+      </w:r>
+    </w:p>
+    <w:p>
+      <w:pPr>
+        <w:spacing w:after="180"/>
+        <w:jc w:val="center"/>
+      </w:pPr>
+      <w:r>
+        <w:rPr>
+          <w:rFonts w:eastAsia="Calibri" w:cs="Calibri"/>
+          <w:i/>
+          <w:iCs/>
+          <w:color w:val="444444"/>
+          <w:sz w:val="20"/>
+          <w:szCs w:val="20"/>
+        </w:rPr>
+        <w:t>Figure 5 — Disability Status Distribution</w:t>
+      </w:r>
+    </w:p>
+    <w:p>
+      <w:pPr>
+        <w:spacing w:after="120"/>
+        <w:jc w:val="both"/>
+      </w:pPr>
+      <w:r>
+        <w:rPr>
+          <w:rFonts w:eastAsia="Calibri" w:cs="Calibri"/>
+          <w:color w:val="000000"/>
           <w:szCs w:val="22"/>
         </w:rPr>
-      </w:pPr>
-      <w:r>
-        <w:rPr>
-          <w:rFonts w:cs="Calibri"/>
+        <w:t>Two employment rate heatmaps were produced before any modelling. The first crossed sex with educational attainment, revealing that males consistently show higher employment rates than females at equivalent education levels. The second crossed disability status with educational attainment, confirming that individuals with disabilities exhibit substantially lower employment rates across all education categories. These patterns directly motivated the subgroup-level fairness analysis conducted in Phase 5.</w:t>
+      </w:r>
+    </w:p>
+    <w:p>
+      <w:pPr>
+        <w:rPr>
+          <w:rFonts w:cs="Calibri"/>
+        </w:rPr>
+      </w:pPr>
+    </w:p>
+    <w:p>
+      <w:r>
+        <w:t>2.3 Correlation Matrix</w:t>
+      </w:r>
+    </w:p>
+    <w:p>
+      <w:r>
+        <w:rPr>
+          <w:color w:val="000000"/>
           <w:szCs w:val="22"/>
         </w:rPr>
-        <w:t>As highlighted in the initial project proposal, the risk is not limited to technical inaccuracies but extends to broader organisational and ethical challenges. AI-assisted recruitment systems may lead to unequal outcomes across demographic groups, raising concerns related to discrimination, compliance, and reputational risk</w:t>
-      </w:r>
-    </w:p>
-    <w:p>
-      <w:pPr>
-        <w:rPr>
-          <w:rFonts w:cs="Calibri"/>
-        </w:rPr>
-      </w:pPr>
-    </w:p>
-    <w:p>
-      <w:pPr>
-        <w:rPr>
-          <w:rFonts w:ascii="Times New Roman" w:hAnsi="Times New Roman" w:cs="Times New Roman"/>
-          <w:b/>
-          <w:bCs/>
-        </w:rPr>
-      </w:pPr>
-      <w:r>
-        <w:rPr>
-          <w:rFonts w:cs="Calibri"/>
-          <w:b/>
-          <w:bCs/>
-        </w:rPr>
-        <w:t>1.2 Problem Statement</w:t>
-      </w:r>
-    </w:p>
-    <w:p>
-      <w:pPr>
-        <w:rPr>
-          <w:rFonts w:cs="Calibri"/>
-        </w:rPr>
-      </w:pPr>
-      <w:r>
-        <w:rPr>
-          <w:rFonts w:cs="Calibri"/>
-        </w:rPr>
-        <w:t>Despite the growing adoption of AI in recruitment, many organisations lack robust mechanisms to systematically audit and monitor the outcomes generated by these systems. While existing tools may provide predictions or rankings, they often do not offer sufficient transparency regarding how decisions affect different groups.</w:t>
-      </w:r>
-    </w:p>
-    <w:p>
-      <w:pPr>
-        <w:rPr>
-          <w:rFonts w:cs="Calibri"/>
-        </w:rPr>
-      </w:pPr>
-      <w:r>
-        <w:rPr>
-          <w:rFonts w:cs="Calibri"/>
-        </w:rPr>
-        <w:t>A key challenge in addressing this problem is the limited availability of real-world recruitment datasets that include both decision outcomes and demographic attributes. This creates a gap between the need to assess fairness and the practical constraints of data access.</w:t>
-      </w:r>
-    </w:p>
-    <w:p>
-      <w:pPr>
-        <w:rPr>
-          <w:rFonts w:cs="Calibri"/>
-        </w:rPr>
-      </w:pPr>
-    </w:p>
-    <w:p>
-      <w:pPr>
-        <w:rPr>
-          <w:rFonts w:cs="Calibri"/>
-        </w:rPr>
-      </w:pPr>
-    </w:p>
-    <w:p>
-      <w:pPr>
-        <w:rPr>
-          <w:rFonts w:cs="Calibri"/>
-          <w:b/>
-          <w:bCs/>
-        </w:rPr>
-      </w:pPr>
-      <w:r>
-        <w:rPr>
-          <w:rFonts w:cs="Calibri"/>
-          <w:b/>
-          <w:bCs/>
-        </w:rPr>
-        <w:t>1.3 Project Aim</w:t>
-      </w:r>
-    </w:p>
-    <w:p>
-      <w:pPr>
-        <w:rPr>
-          <w:rFonts w:cs="Calibri"/>
-        </w:rPr>
-      </w:pPr>
-      <w:r>
-        <w:rPr>
-          <w:rFonts w:cs="Calibri"/>
-        </w:rPr>
-        <w:t>The aim of this project is to develop a prototype framework for analysing and auditing potential labour disparities across demographic groups using observational data.</w:t>
-      </w:r>
-    </w:p>
-    <w:p>
-      <w:pPr>
-        <w:rPr>
-          <w:rFonts w:cs="Calibri"/>
-        </w:rPr>
-      </w:pPr>
-      <w:r>
-        <w:rPr>
-          <w:rFonts w:cs="Calibri"/>
-        </w:rPr>
-        <w:t>Rather than attempting to directly detect bias in recruitment systems, the project focuses on identifying differences in labour-related outcomes (such as employment status, income, or working conditions) across groups. These differences are used as a proxy to explore how disparities may emerge and how they could be audited in a structured and transparent way.</w:t>
-      </w:r>
-    </w:p>
-    <w:p>
-      <w:pPr>
-        <w:rPr>
-          <w:rFonts w:cs="Calibri"/>
-          <w:b/>
-          <w:bCs/>
-        </w:rPr>
-      </w:pPr>
-      <w:r>
-        <w:rPr>
-          <w:rFonts w:cs="Calibri"/>
-        </w:rPr>
+        <w:t>A correlation matrix was computed across all numeric variables to identify multicollinearity and early leakage signals (Mehrabi et al., 2021).</w:t>
+      </w:r>
+    </w:p>
+    <w:p>
+      <w:pPr>
+        <w:rPr>
+          <w:rFonts w:cs="Calibri"/>
+        </w:rPr>
+      </w:pPr>
+      <w:r>
+        <w:rPr>
+          <w:rFonts w:cs="Calibri"/>
+          <w:noProof/>
+        </w:rPr>
+        <w:lastRenderedPageBreak/>
+        <w:drawing>
+          <wp:inline distT="0" distB="0" distL="0" distR="0" wp14:anchorId="21CB1405" wp14:editId="2F0A89A0">
+            <wp:extent cx="5731510" cy="5009515"/>
+            <wp:effectExtent l="0" t="0" r="2540" b="635"/>
+            <wp:docPr id="1518516036" name="Imagen 5"/>
+            <wp:cNvGraphicFramePr>
+              <a:graphicFrameLocks xmlns:a="http://schemas.openxmlformats.org/drawingml/2006/main" noChangeAspect="1"/>
+            </wp:cNvGraphicFramePr>
+            <a:graphic xmlns:a="http://schemas.openxmlformats.org/drawingml/2006/main">
+              <a:graphicData uri="http://schemas.openxmlformats.org/drawingml/2006/picture">
+                <pic:pic xmlns:pic="http://schemas.openxmlformats.org/drawingml/2006/picture">
+                  <pic:nvPicPr>
+                    <pic:cNvPr id="1518516036" name="Imagen 1518516036"/>
+                    <pic:cNvPicPr/>
+                  </pic:nvPicPr>
+                  <pic:blipFill>
+                    <a:blip r:embed="rId9" cstate="print">
+                      <a:extLst>
+                        <a:ext uri="{28A0092B-C50C-407E-A947-70E740481C1C}">
+                          <a14:useLocalDpi xmlns:a14="http://schemas.microsoft.com/office/drawing/2010/main" val="0"/>
+                        </a:ext>
+                      </a:extLst>
+                    </a:blip>
+                    <a:stretch>
+                      <a:fillRect/>
+                    </a:stretch>
+                  </pic:blipFill>
+                  <pic:spPr>
+                    <a:xfrm>
+                      <a:off x="0" y="0"/>
+                      <a:ext cx="5731510" cy="5009515"/>
+                    </a:xfrm>
+                    <a:prstGeom prst="rect">
+                      <a:avLst/>
+                    </a:prstGeom>
+                  </pic:spPr>
+                </pic:pic>
+              </a:graphicData>
+            </a:graphic>
+          </wp:inline>
+        </w:drawing>
+      </w:r>
+    </w:p>
+    <w:p>
+      <w:pPr>
+        <w:spacing w:after="180"/>
+        <w:jc w:val="center"/>
+      </w:pPr>
+      <w:r>
+        <w:rPr>
+          <w:rFonts w:eastAsia="Calibri" w:cs="Calibri"/>
+          <w:i/>
+          <w:iCs/>
+          <w:color w:val="444444"/>
+          <w:sz w:val="20"/>
+          <w:szCs w:val="20"/>
+        </w:rPr>
+        <w:t>Figure 6 — Correlation Matrix — Numeric Variables</w:t>
+      </w:r>
+    </w:p>
+    <w:p>
+      <w:r>
         <w:br/>
       </w:r>
       <w:r>
-        <w:rPr>
-          <w:rFonts w:cs="Calibri"/>
-          <w:b/>
-          <w:bCs/>
-        </w:rPr>
-        <w:t>1.4 Business and Analytical Perspective</w:t>
-      </w:r>
-    </w:p>
-    <w:p>
-      <w:pPr>
-        <w:rPr>
-          <w:rFonts w:cs="Calibri"/>
-        </w:rPr>
-      </w:pPr>
-      <w:r>
-        <w:rPr>
-          <w:rFonts w:cs="Calibri"/>
-        </w:rPr>
-        <w:t>From a business perspective, organisations increasingly require tools that support responsible AI adoption. This includes not only predictive capabilities but also governance mechanisms that allow organisations to understand, document, and justify decision-making processes.</w:t>
-      </w:r>
-    </w:p>
-    <w:p>
-      <w:pPr>
-        <w:rPr>
-          <w:rFonts w:cs="Calibri"/>
-        </w:rPr>
-      </w:pPr>
-      <w:r>
-        <w:rPr>
-          <w:rFonts w:cs="Calibri"/>
+        <w:t>Figure 6 shows the correlation matrix for all numerical variables. The strongest relationship was observed between WAGP and PINCP, while WKHP also exhibited moderate positive correlations with income-related variables. These findings provided early evidence of potential data leakage, which was investigated and addressed during the Data Preparation phase.</w:t>
+      </w:r>
+    </w:p>
+    <w:p>
+      <w:r>
+        <w:t>2.4 Data Quality Assessment</w:t>
+      </w:r>
+    </w:p>
+    <w:p>
+      <w:r>
+        <w:t>Missing values were identified in employment-related variables (WKHP, COW, ESR), consistent with these fields being inapplicable for non-employed individuals. 392 rows sharing identical values (0.31%) were retained, as in a survey of this scale identical demographic profiles likely represent distinct individuals. Data types were corrected to ensure consistency.</w:t>
+      </w:r>
+    </w:p>
+    <w:p>
+      <w:pPr>
+        <w:rPr>
+          <w:rFonts w:cs="Calibri"/>
+        </w:rPr>
+      </w:pPr>
+    </w:p>
+    <w:p>
+      <w:pPr>
+        <w:rPr>
+          <w:rFonts w:cs="Calibri"/>
+        </w:rPr>
+      </w:pPr>
+    </w:p>
+    <w:p>
+      <w:pPr>
+        <w:rPr>
+          <w:rFonts w:cs="Calibri"/>
+        </w:rPr>
+      </w:pPr>
+    </w:p>
+    <w:p>
+      <w:pPr>
+        <w:rPr>
+          <w:rFonts w:cs="Calibri"/>
+          <w:b/>
+          <w:bCs/>
+        </w:rPr>
+      </w:pPr>
+      <w:r>
+        <w:rPr>
+          <w:rFonts w:cs="Calibri"/>
+          <w:b/>
+          <w:bCs/>
+        </w:rPr>
+        <w:t>3. Data Preparation</w:t>
+      </w:r>
+    </w:p>
+    <w:p>
+      <w:pPr>
+        <w:rPr>
+          <w:rFonts w:cs="Calibri"/>
+          <w:b/>
+          <w:bCs/>
+        </w:rPr>
+      </w:pPr>
+      <w:r>
+        <w:rPr>
+          <w:rFonts w:cs="Calibri"/>
+          <w:b/>
+          <w:bCs/>
         </w:rPr>
         <w:lastRenderedPageBreak/>
-        <w:t>The proposed approach aligns with this need by focusing on the development of an analytical framework that can support disparity analysis and contribute to AI governance practices. While the prototype is based on publicly available data, the methodology can be extended to organisational contexts where recruitment and HR data are available.</w:t>
-      </w:r>
-    </w:p>
-    <w:p>
-      <w:pPr>
-        <w:rPr>
-          <w:rFonts w:cs="Calibri"/>
-        </w:rPr>
-      </w:pPr>
-    </w:p>
-    <w:p>
-      <w:pPr>
-        <w:rPr>
-          <w:rFonts w:cs="Calibri"/>
-          <w:b/>
-          <w:bCs/>
-        </w:rPr>
-      </w:pPr>
-      <w:r>
-        <w:rPr>
-          <w:rFonts w:cs="Calibri"/>
-          <w:b/>
-          <w:bCs/>
-        </w:rPr>
-        <w:t>1.5 Scope and Limitations</w:t>
-      </w:r>
-    </w:p>
-    <w:p>
-      <w:pPr>
-        <w:rPr>
-          <w:rFonts w:cs="Calibri"/>
-        </w:rPr>
-      </w:pPr>
-      <w:r>
-        <w:rPr>
-          <w:rFonts w:cs="Calibri"/>
-        </w:rPr>
-        <w:t>It is important to recognise that this project does not directly analyse real recruitment systems or decision outputs. Instead, it uses observational data as a proxy to explore patterns and disparities that may be relevant in employment contexts.</w:t>
-      </w:r>
-    </w:p>
-    <w:p>
-      <w:pPr>
-        <w:rPr>
-          <w:rFonts w:cs="Calibri"/>
-        </w:rPr>
-      </w:pPr>
-      <w:r>
-        <w:rPr>
-          <w:rFonts w:cs="Calibri"/>
-        </w:rPr>
-        <w:t>As such, the findings of this project should not be interpreted as direct evidence of bias in hiring processes. Instead, they provide a structured approach to analysing differences across groups and highlight the importance of contextual interpretation when assessing fairness.</w:t>
-      </w:r>
-    </w:p>
-    <w:p>
-      <w:pPr>
-        <w:rPr>
-          <w:rFonts w:cs="Calibri"/>
-          <w:b/>
-          <w:bCs/>
-        </w:rPr>
-      </w:pPr>
-      <w:r>
-        <w:rPr>
-          <w:rFonts w:cs="Calibri"/>
-        </w:rPr>
-        <w:br/>
-      </w:r>
-      <w:r>
-        <w:rPr>
-          <w:rFonts w:cs="Calibri"/>
-        </w:rPr>
-        <w:br/>
-      </w:r>
-      <w:r>
-        <w:rPr>
-          <w:rFonts w:cs="Calibri"/>
-          <w:b/>
-          <w:bCs/>
-        </w:rPr>
-        <w:t>1.6 Link to CRISP-DM</w:t>
-      </w:r>
-    </w:p>
-    <w:p>
-      <w:pPr>
-        <w:rPr>
-          <w:rFonts w:cs="Calibri"/>
-        </w:rPr>
-      </w:pPr>
-      <w:r>
-        <w:rPr>
-          <w:rFonts w:cs="Calibri"/>
-        </w:rPr>
-        <w:t>This project follows the CRISP-DM methodology, beginning with business understanding and data understanding phases. The current stage of the project focuses on understanding the dataset and preparing it for modelling, after which machine learning techniques will be applied to define and analyse labour-related outcomes.</w:t>
-      </w:r>
-    </w:p>
-    <w:p>
-      <w:pPr>
-        <w:rPr>
-          <w:rFonts w:cs="Calibri"/>
-        </w:rPr>
-      </w:pPr>
-    </w:p>
-    <w:p>
-      <w:pPr>
-        <w:rPr>
-          <w:rFonts w:cs="Calibri"/>
-        </w:rPr>
-      </w:pPr>
-    </w:p>
-    <w:p>
-      <w:pPr>
-        <w:rPr>
-          <w:rFonts w:cs="Calibri"/>
-        </w:rPr>
-      </w:pPr>
-    </w:p>
-    <w:p>
-      <w:pPr>
-        <w:rPr>
-          <w:rFonts w:cs="Calibri"/>
-          <w:b/>
-          <w:bCs/>
-        </w:rPr>
-      </w:pPr>
-      <w:r>
-        <w:rPr>
-          <w:rFonts w:cs="Calibri"/>
-          <w:b/>
-          <w:bCs/>
-        </w:rPr>
-        <w:t>2. Data Understanding</w:t>
-      </w:r>
-    </w:p>
-    <w:p>
-      <w:pPr>
-        <w:rPr>
-          <w:rFonts w:cs="Calibri"/>
-          <w:b/>
-          <w:bCs/>
-        </w:rPr>
-      </w:pPr>
-      <w:r>
-        <w:rPr>
-          <w:rFonts w:cs="Calibri"/>
-          <w:b/>
-          <w:bCs/>
-        </w:rPr>
-        <w:t>2.1 Initial Data Collection and Description</w:t>
-      </w:r>
-    </w:p>
-    <w:p>
-      <w:pPr>
-        <w:rPr>
-          <w:rFonts w:cs="Calibri"/>
-        </w:rPr>
-      </w:pPr>
-      <w:r>
-        <w:rPr>
-          <w:rFonts w:cs="Calibri"/>
-        </w:rPr>
-        <w:t>The dataset used in this project is derived from the American Community Survey (ACS), a large-scale and publicly available dataset that provides detailed information on demographic, social, and economic characteristics of individuals. This dataset is widely used for labour market and population-level analysis due to its size and representativeness.</w:t>
-      </w:r>
-    </w:p>
-    <w:p>
-      <w:pPr>
-        <w:rPr>
-          <w:rFonts w:cs="Calibri"/>
-        </w:rPr>
-      </w:pPr>
-      <w:r>
-        <w:rPr>
-          <w:rFonts w:cs="Calibri"/>
-        </w:rPr>
-        <w:t>For the purposes of this study, a subset of the dataset was selected, focusing on variables relevant to labour market analysis. These include demographic attributes such as age (AGEP), sex (SEX), race (RAC1P), and disability status (DIS), as well as socio-economic variables such as educational attainment (SCHL), personal income (PINCP), wage income (WAGP), and usual hours worked per week (WKHP). Employment status (ESR) was also retained as a key variable for subsequent modelling.</w:t>
-      </w:r>
-    </w:p>
-    <w:p>
-      <w:pPr>
-        <w:rPr>
-          <w:rFonts w:cs="Calibri"/>
-        </w:rPr>
-      </w:pPr>
+        <w:t>3.1 Data Selection</w:t>
+      </w:r>
+    </w:p>
+    <w:p>
+      <w:pPr>
+        <w:rPr>
+          <w:rFonts w:cs="Calibri"/>
+        </w:rPr>
+      </w:pPr>
+      <w:r>
+        <w:rPr>
+          <w:rFonts w:cs="Calibri"/>
+        </w:rPr>
+        <w:t>Following the Data Understanding phase, a subset of variables was selected from the original dataset to support the objectives of the project. The selection focused on variables that are directly relevant to labour market analysis and potential disparity assessment across demographic groups.</w:t>
+      </w:r>
+    </w:p>
+    <w:p>
+      <w:pPr>
+        <w:rPr>
+          <w:rFonts w:cs="Calibri"/>
+        </w:rPr>
+      </w:pPr>
+      <w:r>
+        <w:rPr>
+          <w:rFonts w:cs="Calibri"/>
+        </w:rPr>
+        <w:t>The selected variables include demographic attributes such as age (AGEP), sex (SEX), race (RAC1P), ethnicity (HISP), and disability status (DIS), as well as socio-economic indicators such as educational attainment (SCHL), personal income (PINCP), wage income (WAGP), and usual hours worked per week (WKHP). In addition, employment status (ESR) was retained as a central variable for defining a labour-related outcome.</w:t>
+      </w:r>
+    </w:p>
+    <w:p>
+      <w:pPr>
+        <w:rPr>
+          <w:rFonts w:cs="Calibri"/>
+        </w:rPr>
+      </w:pPr>
+      <w:r>
+        <w:rPr>
+          <w:rFonts w:cs="Calibri"/>
+        </w:rPr>
+        <w:t>This selection reflects a balance between analytical relevance and practical feasibility. Including too many variables could introduce noise and complexity, while excluding key attributes would limit the ability to analyse differences across groups. Therefore, the chosen subset provides a focused yet sufficiently rich representation of the population.</w:t>
+      </w:r>
+    </w:p>
+    <w:p>
+      <w:pPr>
+        <w:rPr>
+          <w:rFonts w:cs="Calibri"/>
+        </w:rPr>
+      </w:pPr>
+    </w:p>
+    <w:p>
+      <w:pPr>
+        <w:rPr>
+          <w:rFonts w:cs="Calibri"/>
+        </w:rPr>
+      </w:pPr>
+    </w:p>
+    <w:p>
+      <w:pPr>
+        <w:rPr>
+          <w:rFonts w:cs="Calibri"/>
+          <w:b/>
+          <w:bCs/>
+        </w:rPr>
+      </w:pPr>
+      <w:r>
+        <w:rPr>
+          <w:rFonts w:cs="Calibri"/>
+          <w:b/>
+          <w:bCs/>
+        </w:rPr>
+        <w:t>3.2 Data Filtering and Transformation</w:t>
+      </w:r>
+    </w:p>
+    <w:p>
+      <w:pPr>
+        <w:rPr>
+          <w:rFonts w:cs="Calibri"/>
+        </w:rPr>
+      </w:pPr>
+      <w:r>
+        <w:rPr>
+          <w:rFonts w:cs="Calibri"/>
+        </w:rPr>
+        <w:t>To ensure that the dataset is aligned with labour market analysis, a filtering step was applied to restrict the population to individuals within working age (18 to 66 years old). This decision is consistent with the project’s objective of analysing employment-related outcomes and avoids the inclusion of individuals who are unlikely to participate in the labour market, such as minors or retirees.</w:t>
+      </w:r>
+    </w:p>
+    <w:p>
+      <w:pPr>
+        <w:rPr>
+          <w:rFonts w:cs="Calibri"/>
+        </w:rPr>
+      </w:pPr>
+      <w:r>
+        <w:rPr>
+          <w:rFonts w:cs="Calibri"/>
+        </w:rPr>
+        <w:t>In addition to filtering, several transformations were applied to prepare the data for analysis. Data types were reviewed and corrected where necessary to ensure consistency between numerical and categorical variables. This step is essential for enabling both statistical analysis and machine learning modelling.</w:t>
+      </w:r>
+    </w:p>
+    <w:p>
+      <w:pPr>
+        <w:rPr>
+          <w:rFonts w:cs="Calibri"/>
+        </w:rPr>
+      </w:pPr>
+      <w:r>
+        <w:rPr>
+          <w:rFonts w:cs="Calibri"/>
+        </w:rPr>
+        <w:t>At this stage, no extensive feature engineering was performed, as the primary focus was to establish a clean and interpretable dataset. More advanced transformations may be introduced in later stages depending on modelling requirements.</w:t>
+      </w:r>
+    </w:p>
+    <w:p>
+      <w:pPr>
+        <w:rPr>
+          <w:rFonts w:cs="Calibri"/>
+        </w:rPr>
+      </w:pPr>
+    </w:p>
+    <w:p>
+      <w:pPr>
+        <w:rPr>
+          <w:rFonts w:cs="Calibri"/>
+        </w:rPr>
+      </w:pPr>
+    </w:p>
+    <w:p>
+      <w:pPr>
+        <w:rPr>
+          <w:rFonts w:cs="Calibri"/>
+          <w:b/>
+          <w:bCs/>
+        </w:rPr>
+      </w:pPr>
+      <w:r>
+        <w:rPr>
+          <w:rFonts w:cs="Calibri"/>
+          <w:b/>
+          <w:bCs/>
+        </w:rPr>
+        <w:t>3.3 Handling Missing Values</w:t>
+      </w:r>
+    </w:p>
+    <w:p>
+      <w:pPr>
+        <w:rPr>
+          <w:rFonts w:cs="Calibri"/>
+        </w:rPr>
+      </w:pPr>
+      <w:r>
+        <w:rPr>
+          <w:rFonts w:cs="Calibri"/>
+        </w:rPr>
+        <w:t>Missing values were identified during the data quality assessment. While some variables contain missing entries, these are not excessive and are typical of large-scale observational datasets.</w:t>
+      </w:r>
+    </w:p>
+    <w:p>
+      <w:pPr>
+        <w:rPr>
+          <w:rFonts w:cs="Calibri"/>
+        </w:rPr>
+      </w:pPr>
+      <w:r>
+        <w:rPr>
+          <w:rFonts w:cs="Calibri"/>
+        </w:rPr>
+        <w:t>At this stage of the project, missing values were not aggressively removed or imputed, as doing so prematurely could introduce bias or distort the structure of the data. Instead, missing values were retained where appropriate and will be handled selectively depending on the requirements of the modelling phase.</w:t>
+      </w:r>
+    </w:p>
+    <w:p>
+      <w:pPr>
+        <w:rPr>
+          <w:rFonts w:cs="Calibri"/>
+        </w:rPr>
+      </w:pPr>
+      <w:r>
+        <w:rPr>
+          <w:rFonts w:cs="Calibri"/>
+        </w:rPr>
+        <w:lastRenderedPageBreak/>
+        <w:t>This approach ensures that data preparation remains transparent and avoids unnecessary assumptions before the analytical objective is fully defined.</w:t>
+      </w:r>
+    </w:p>
+    <w:p>
+      <w:pPr>
+        <w:rPr>
+          <w:rFonts w:cs="Calibri"/>
+        </w:rPr>
+      </w:pPr>
+    </w:p>
+    <w:p>
+      <w:pPr>
+        <w:rPr>
+          <w:rFonts w:cs="Calibri"/>
+          <w:b/>
+          <w:bCs/>
+        </w:rPr>
+      </w:pPr>
+      <w:r>
+        <w:rPr>
+          <w:rFonts w:cs="Calibri"/>
+          <w:b/>
+          <w:bCs/>
+        </w:rPr>
+        <w:t>3.4 Data Consistency and Quality Adjustments</w:t>
+      </w:r>
+    </w:p>
+    <w:p>
+      <w:pPr>
+        <w:rPr>
+          <w:rFonts w:cs="Calibri"/>
+        </w:rPr>
+      </w:pPr>
+      <w:r>
+        <w:rPr>
+          <w:rFonts w:cs="Calibri"/>
+        </w:rPr>
+        <w:t>Several checks were performed to ensure data consistency. Duplicate records were examined and no significant duplication issues were found, indicating that the dataset does not contain major redundancies.</w:t>
+      </w:r>
+    </w:p>
+    <w:p>
+      <w:pPr>
+        <w:rPr>
+          <w:rFonts w:cs="Calibri"/>
+        </w:rPr>
+      </w:pPr>
+      <w:r>
+        <w:rPr>
+          <w:rFonts w:cs="Calibri"/>
+        </w:rPr>
+        <w:t xml:space="preserve">Categorical variables were also reviewed to ensure that categories are correctly represented and interpretable. </w:t>
+      </w:r>
       <w:proofErr w:type="gramStart"/>
       <w:r>
         <w:rPr>
           <w:rFonts w:cs="Calibri"/>
         </w:rPr>
-        <w:t>In order to</w:t>
+        <w:t>In particular, variables</w:t>
       </w:r>
       <w:proofErr w:type="gramEnd"/>
       <w:r>
         <w:rPr>
           <w:rFonts w:cs="Calibri"/>
         </w:rPr>
-        <w:t xml:space="preserve"> ensure relevance to labour market dynamics, the dataset was filtered to include only individuals within working age (18 to 66 years old). This filtering step removes individuals unlikely to </w:t>
-      </w:r>
+        <w:t xml:space="preserve"> such as employment status, race, and education require careful interpretation, as their coding schemes may not be immediately intuitive.</w:t>
+      </w:r>
+    </w:p>
+    <w:p>
+      <w:pPr>
+        <w:rPr>
+          <w:rFonts w:cs="Calibri"/>
+        </w:rPr>
+      </w:pPr>
+      <w:r>
+        <w:rPr>
+          <w:rFonts w:cs="Calibri"/>
+        </w:rPr>
+        <w:t>Ensuring consistency at this stage is critical, as misinterpretation of categorical variables could lead to incorrect conclusions in later analysis.</w:t>
+      </w:r>
+    </w:p>
+    <w:p>
+      <w:pPr>
+        <w:rPr>
+          <w:rFonts w:cs="Calibri"/>
+        </w:rPr>
+      </w:pPr>
+    </w:p>
+    <w:p>
+      <w:pPr>
+        <w:rPr>
+          <w:rFonts w:cs="Calibri"/>
+        </w:rPr>
+      </w:pPr>
+    </w:p>
+    <w:p>
+      <w:pPr>
+        <w:rPr>
+          <w:rFonts w:cs="Calibri"/>
+          <w:b/>
+          <w:bCs/>
+        </w:rPr>
+      </w:pPr>
+      <w:r>
+        <w:rPr>
+          <w:rFonts w:cs="Calibri"/>
+          <w:b/>
+          <w:bCs/>
+        </w:rPr>
+        <w:t>3.5 Prepared Dataset</w:t>
+      </w:r>
+    </w:p>
+    <w:p>
+      <w:pPr>
+        <w:rPr>
+          <w:rFonts w:cs="Calibri"/>
+        </w:rPr>
+      </w:pPr>
+      <w:r>
+        <w:rPr>
+          <w:rFonts w:cs="Calibri"/>
+        </w:rPr>
+        <w:t>Following the selection, filtering, and cleaning steps, a working dataset was created for subsequent analysis and modelling. This dataset represents a cleaned and structured version of the original data, tailored to the objectives of the project.</w:t>
+      </w:r>
+    </w:p>
+    <w:p>
+      <w:pPr>
+        <w:rPr>
+          <w:rFonts w:cs="Calibri"/>
+        </w:rPr>
+      </w:pPr>
+      <w:r>
+        <w:rPr>
+          <w:rFonts w:cs="Calibri"/>
+        </w:rPr>
+        <w:t>The prepared dataset maintains the original characteristics of the population while removing irrelevant or misleading observations. It is therefore suitable for both exploratory analysis and the development of machine learning models in the next phase.</w:t>
+      </w:r>
+    </w:p>
+    <w:p>
+      <w:pPr>
+        <w:rPr>
+          <w:rFonts w:cs="Calibri"/>
+        </w:rPr>
+      </w:pPr>
+    </w:p>
+    <w:p>
+      <w:pPr>
+        <w:rPr>
+          <w:rFonts w:cs="Calibri"/>
+        </w:rPr>
+      </w:pPr>
+    </w:p>
+    <w:p>
+      <w:pPr>
+        <w:rPr>
+          <w:rFonts w:cs="Calibri"/>
+          <w:b/>
+          <w:bCs/>
+        </w:rPr>
+      </w:pPr>
+      <w:r>
+        <w:rPr>
+          <w:rFonts w:cs="Calibri"/>
+          <w:b/>
+          <w:bCs/>
+        </w:rPr>
+        <w:t>4. Modelling</w:t>
+      </w:r>
+    </w:p>
+    <w:p>
+      <w:pPr>
+        <w:rPr>
+          <w:rFonts w:cs="Calibri"/>
+          <w:b/>
+          <w:bCs/>
+        </w:rPr>
+      </w:pPr>
+      <w:r>
+        <w:rPr>
+          <w:rFonts w:cs="Calibri"/>
+          <w:b/>
+          <w:bCs/>
+        </w:rPr>
+        <w:t>4.1 Modelling Approach and Target Variable Definition</w:t>
+      </w:r>
+    </w:p>
+    <w:p>
+      <w:pPr>
+        <w:rPr>
+          <w:rFonts w:cs="Calibri"/>
+        </w:rPr>
+      </w:pPr>
+      <w:r>
+        <w:rPr>
+          <w:rFonts w:cs="Calibri"/>
+        </w:rPr>
+        <w:t>Following the CRISP-DM framework, the modelling phase builds directly upon the outcomes of the Data Understanding and Data Preparation stages. The objective of this phase is to develop and evaluate machine learning models capable of predicting individual employment status based on demographic and educational characteristics, and to use these models as an analytical tool for identifying potential labour market disparities.</w:t>
+      </w:r>
+    </w:p>
+    <w:p>
+      <w:pPr>
+        <w:rPr>
+          <w:rFonts w:cs="Calibri"/>
+        </w:rPr>
+      </w:pPr>
+      <w:r>
+        <w:rPr>
+          <w:rFonts w:cs="Calibri"/>
+        </w:rPr>
+        <w:t>The target variable, EMPLOYED, was derived from the Employment Status Recode (ESR) field by collapsing its six original categories into a binary outcome. Individuals classified as civilian employed at work, civilian employed not at work, armed forces at work, or armed forces not at work were assigned a value of 1 (Employed). Those classified as unemployed or not in the labour force were assigned a value of 0 (Not Employed). Rows with missing ESR values were excluded, as these correspond to individuals outside the scope of labour market analysis.</w:t>
+      </w:r>
+    </w:p>
+    <w:p>
+      <w:pPr>
+        <w:rPr>
+          <w:rFonts w:cs="Calibri"/>
+        </w:rPr>
+      </w:pPr>
       <w:r>
         <w:rPr>
           <w:rFonts w:cs="Calibri"/>
         </w:rPr>
         <w:lastRenderedPageBreak/>
-        <w:t>participate in the labour market, such as minors and retirees, thereby improving the analytical validity of the study.</w:t>
-      </w:r>
-    </w:p>
-    <w:p>
-      <w:pPr>
-        <w:rPr>
-          <w:rFonts w:cs="Calibri"/>
-          <w:b/>
-          <w:bCs/>
-        </w:rPr>
-      </w:pPr>
-      <w:r>
-        <w:rPr>
-          <w:rFonts w:cs="Calibri"/>
-        </w:rPr>
-        <w:t>Following this selection and filtering process, the resulting dataset remains large and sufficiently representative, making it suitable for exploratory analysis and further modelling stages.</w:t>
-      </w:r>
-      <w:r>
-        <w:rPr>
-          <w:rFonts w:cs="Calibri"/>
-        </w:rPr>
-        <w:br/>
-      </w:r>
-      <w:r>
-        <w:rPr>
-          <w:rFonts w:cs="Calibri"/>
-        </w:rPr>
-        <w:br/>
-      </w:r>
-      <w:r>
-        <w:rPr>
-          <w:rFonts w:cs="Calibri"/>
-        </w:rPr>
-        <w:br/>
-      </w:r>
-      <w:r>
-        <w:rPr>
-          <w:rFonts w:cs="Calibri"/>
-        </w:rPr>
-        <w:br/>
-      </w:r>
-      <w:r>
-        <w:rPr>
-          <w:rFonts w:cs="Calibri"/>
-          <w:b/>
-          <w:bCs/>
-        </w:rPr>
-        <w:t>2.2 Data Exploration</w:t>
-      </w:r>
-    </w:p>
-    <w:p>
-      <w:pPr>
-        <w:rPr>
-          <w:rFonts w:cs="Calibri"/>
-        </w:rPr>
-      </w:pPr>
-      <w:r>
-        <w:rPr>
-          <w:rFonts w:cs="Calibri"/>
-        </w:rPr>
-        <w:t>An exploratory data analysis was conducted to better understand the structure, distribution, and characteristics of the dataset.</w:t>
-      </w:r>
-    </w:p>
-    <w:p>
-      <w:pPr>
-        <w:rPr>
-          <w:rFonts w:cs="Calibri"/>
-        </w:rPr>
-      </w:pPr>
-      <w:r>
-        <w:rPr>
-          <w:rFonts w:cs="Calibri"/>
-        </w:rPr>
-        <w:t>The distribution of age indicates a broad and relatively consistent representation across the working-age population. This suggests that the dataset captures a diverse range of individuals and does not exhibit strong skewness that could distort analysis.</w:t>
-      </w:r>
-    </w:p>
-    <w:p>
-      <w:pPr>
-        <w:rPr>
-          <w:rFonts w:cs="Calibri"/>
-        </w:rPr>
-      </w:pPr>
-      <w:r>
-        <w:rPr>
-          <w:rFonts w:cs="Calibri"/>
-        </w:rPr>
-        <w:t>The distribution of sex appears relatively balanced across categories, which is beneficial for comparative analysis between groups. In contrast, the distribution of race (RAC1P) is notably imbalanced, with certain categories dominating the dataset while others are underrepresented. This imbalance is an important factor to consider when interpreting group-level differences.</w:t>
-      </w:r>
-    </w:p>
-    <w:p>
-      <w:pPr>
-        <w:rPr>
-          <w:rFonts w:cs="Calibri"/>
-        </w:rPr>
-      </w:pPr>
-      <w:r>
-        <w:rPr>
-          <w:rFonts w:cs="Calibri"/>
-        </w:rPr>
-        <w:t xml:space="preserve">A similar pattern is observed in the disability variable (DIS), where one category accounts for </w:t>
+        <w:t>It is worth noting that individuals in the Armed Forces (ESR categories 4 and 5) were classified as employed. This decision is justified on the grounds that Armed Forces personnel are formally employed, receive wages, and contribute to the labour force. Furthermore, in the context of disparity auditing, military employment represents a legitimate and significant pathway into the labour market for certain demographic groups. This classification is acknowledged as a modelling assumption and is considered a limitation to be discussed in the Evaluation phase.</w:t>
+      </w:r>
+    </w:p>
+    <w:p>
+      <w:pPr>
+        <w:rPr>
+          <w:rFonts w:cs="Calibri"/>
+        </w:rPr>
+      </w:pPr>
+      <w:r>
+        <w:rPr>
+          <w:rFonts w:cs="Calibri"/>
+        </w:rPr>
+        <w:t xml:space="preserve">Following the creation of the target variable, the ESR column was immediately removed from the feature matrix to prevent data leakage. The resulting class distribution showed 88,349 employed individuals (70.1%) and 37,689 not employed (29.9%), representing a moderate imbalance that was addressed </w:t>
       </w:r>
       <w:proofErr w:type="gramStart"/>
       <w:r>
         <w:rPr>
           <w:rFonts w:cs="Calibri"/>
         </w:rPr>
-        <w:t>the majority of</w:t>
+        <w:t>through the use of</w:t>
       </w:r>
       <w:proofErr w:type="gramEnd"/>
       <w:r>
         <w:rPr>
           <w:rFonts w:cs="Calibri"/>
         </w:rPr>
-        <w:t xml:space="preserve"> observations. This reflects real-world population distributions but also introduces challenges for comparative analysis.</w:t>
-      </w:r>
-    </w:p>
-    <w:p>
-      <w:pPr>
-        <w:rPr>
-          <w:rFonts w:cs="Calibri"/>
-        </w:rPr>
-      </w:pPr>
-      <w:r>
-        <w:rPr>
-          <w:rFonts w:cs="Calibri"/>
-        </w:rPr>
-        <w:t>Educational attainment (SCHL) shows variability across multiple categories, indicating that the dataset includes individuals with a wide range of educational backgrounds. This variable is expected to play a significant role in explaining labour-related outcomes.</w:t>
-      </w:r>
-    </w:p>
-    <w:p>
-      <w:pPr>
-        <w:rPr>
-          <w:rFonts w:cs="Calibri"/>
-        </w:rPr>
-      </w:pPr>
-      <w:r>
-        <w:rPr>
-          <w:rFonts w:cs="Calibri"/>
-        </w:rPr>
-        <w:t>The distribution of employment status (ESR) reveals that some categories are significantly more prevalent than others. This highlights the need for careful consideration when defining the target variable for modelling.</w:t>
-      </w:r>
-    </w:p>
-    <w:p>
-      <w:pPr>
-        <w:rPr>
-          <w:rFonts w:cs="Calibri"/>
-        </w:rPr>
-      </w:pPr>
-      <w:r>
-        <w:rPr>
-          <w:rFonts w:cs="Calibri"/>
-        </w:rPr>
-        <w:t>Additionally, a comparative analysis of employment status across sex was performed using a heatmap representation. While the overall distributions may appear similar, the relative proportions differ between groups. This reinforces the importance of analysing outcomes in relative terms rather than relying solely on absolute counts.</w:t>
-      </w:r>
-    </w:p>
-    <w:p>
-      <w:pPr>
-        <w:rPr>
-          <w:rFonts w:cs="Calibri"/>
-        </w:rPr>
-      </w:pPr>
-    </w:p>
-    <w:p>
-      <w:pPr>
-        <w:rPr>
-          <w:rFonts w:cs="Calibri"/>
-        </w:rPr>
-      </w:pPr>
-    </w:p>
-    <w:p>
-      <w:pPr>
-        <w:rPr>
-          <w:rFonts w:cs="Calibri"/>
-          <w:b/>
-          <w:bCs/>
-        </w:rPr>
-      </w:pPr>
-      <w:r>
-        <w:rPr>
-          <w:rFonts w:cs="Calibri"/>
-          <w:b/>
-          <w:bCs/>
-        </w:rPr>
-        <w:t>2.3 Data Quality Assessment</w:t>
-      </w:r>
-    </w:p>
-    <w:p>
-      <w:pPr>
-        <w:rPr>
-          <w:rFonts w:cs="Calibri"/>
-        </w:rPr>
-      </w:pPr>
-      <w:r>
-        <w:rPr>
-          <w:rFonts w:cs="Calibri"/>
-        </w:rPr>
-        <w:t>A series of data quality checks were performed to evaluate the reliability and usability of the dataset.</w:t>
-      </w:r>
-    </w:p>
-    <w:p>
-      <w:pPr>
-        <w:rPr>
-          <w:rFonts w:cs="Calibri"/>
-        </w:rPr>
-      </w:pPr>
-      <w:r>
-        <w:rPr>
-          <w:rFonts w:cs="Calibri"/>
-        </w:rPr>
-        <w:t>Missing values were examined across all selected variables. Although some variables contain missing entries, these are not excessive and are considered manageable within the context of this project. Appropriate handling strategies will be applied during the data preparation phase.</w:t>
-      </w:r>
-    </w:p>
-    <w:p>
-      <w:pPr>
-        <w:rPr>
-          <w:rFonts w:cs="Calibri"/>
-        </w:rPr>
-      </w:pPr>
+        <w:t xml:space="preserve"> class weighting in both models.</w:t>
+      </w:r>
+    </w:p>
+    <w:p>
+      <w:pPr>
+        <w:rPr>
+          <w:rFonts w:cs="Calibri"/>
+        </w:rPr>
+      </w:pPr>
+    </w:p>
+    <w:p>
+      <w:pPr>
+        <w:rPr>
+          <w:rFonts w:cs="Calibri"/>
+        </w:rPr>
+      </w:pPr>
+    </w:p>
+    <w:p>
+      <w:pPr>
+        <w:rPr>
+          <w:rFonts w:cs="Calibri"/>
+        </w:rPr>
+      </w:pPr>
+    </w:p>
+    <w:p>
+      <w:pPr>
+        <w:rPr>
+          <w:rFonts w:cs="Calibri"/>
+          <w:b/>
+          <w:bCs/>
+        </w:rPr>
+      </w:pPr>
+      <w:r>
+        <w:rPr>
+          <w:rFonts w:cs="Calibri"/>
+          <w:b/>
+          <w:bCs/>
+        </w:rPr>
+        <w:t>4.2 Feature Selection and Engineering</w:t>
+      </w:r>
+    </w:p>
+    <w:p>
+      <w:pPr>
+        <w:rPr>
+          <w:rFonts w:cs="Calibri"/>
+        </w:rPr>
+      </w:pPr>
+      <w:r>
+        <w:rPr>
+          <w:rFonts w:cs="Calibri"/>
+        </w:rPr>
+        <w:t xml:space="preserve">A critical consideration in the feature selection process was the prevention of both direct and indirect data leakage. Several variables present in the dataset were excluded from the feature matrix on the grounds that they are only available for individuals who are already </w:t>
+      </w:r>
+      <w:proofErr w:type="gramStart"/>
+      <w:r>
+        <w:rPr>
+          <w:rFonts w:cs="Calibri"/>
+        </w:rPr>
+        <w:t>employed, and</w:t>
+      </w:r>
+      <w:proofErr w:type="gramEnd"/>
+      <w:r>
+        <w:rPr>
+          <w:rFonts w:cs="Calibri"/>
+        </w:rPr>
+        <w:t xml:space="preserve"> therefore constitute leakage rather than predictors. Specifically, wage income (WAGP), usual hours worked per week (WKHP), total personal income (PINCP), and class of worker (COW) were excluded. Including these variables would allow the model to trivially predict employment status based on consequences of employment, rather than demographic preconditions, rendering the model analytically invalid for auditing purposes.</w:t>
+      </w:r>
+    </w:p>
+    <w:p>
+      <w:pPr>
+        <w:rPr>
+          <w:rFonts w:cs="Calibri"/>
+        </w:rPr>
+      </w:pPr>
+      <w:r>
+        <w:rPr>
+          <w:rFonts w:cs="Calibri"/>
+        </w:rPr>
+        <w:t>The final feature set comprised six variables: age (AGEP), educational attainment (SCHL), sex (SEX), disability status (DIS), Hispanic origin (HISP), and race (RAC1P). These variables represent demographic and educational characteristics that are available independently of employment status, making them appropriate for a realistic disparity audit scenario. Following One-Hot Encoding of the nominal categorical variables (SEX, RAC1P, HISP, DIS), the final encoded feature matrix contained 35 columns. Missing values in numeric columns were handled through median imputation, and missing values in categorical columns were imputed using the mode prior to encoding.</w:t>
+      </w:r>
+    </w:p>
+    <w:p>
+      <w:pPr>
+        <w:rPr>
+          <w:rFonts w:cs="Calibri"/>
+        </w:rPr>
+      </w:pPr>
+      <w:r>
+        <w:rPr>
+          <w:rFonts w:cs="Calibri"/>
+        </w:rPr>
+        <w:t>The dataset was split into a training set (80%, 101,144 samples) and a held-out test set (20%, 25,208 samples) using stratified sampling to preserve the class distribution in both subsets. The test set was not used at any point during model training or hyperparameter tuning, ensuring that performance estimates reflect genuine generalisation ability.</w:t>
+      </w:r>
+    </w:p>
+    <w:p>
+      <w:pPr>
+        <w:rPr>
+          <w:rFonts w:cs="Calibri"/>
+        </w:rPr>
+      </w:pPr>
+    </w:p>
+    <w:p>
+      <w:pPr>
+        <w:rPr>
+          <w:rFonts w:cs="Calibri"/>
+          <w:b/>
+          <w:bCs/>
+        </w:rPr>
+      </w:pPr>
+      <w:r>
+        <w:rPr>
+          <w:rFonts w:cs="Calibri"/>
+          <w:b/>
+          <w:bCs/>
+        </w:rPr>
+        <w:t>4.3 Model 1: Logistic Regression</w:t>
+      </w:r>
+    </w:p>
+    <w:p>
+      <w:pPr>
+        <w:rPr>
+          <w:rFonts w:cs="Calibri"/>
+        </w:rPr>
+      </w:pPr>
+      <w:r>
+        <w:rPr>
+          <w:rFonts w:cs="Calibri"/>
+        </w:rPr>
+        <w:t xml:space="preserve">Logistic Regression was selected as the baseline model for this project for several reasons. As a linear classifier, it is highly interpretable, computationally efficient at scale, and well-suited to binary classification tasks. Its transparency is particularly relevant to this project’s auditing objective, as the </w:t>
+      </w:r>
       <w:r>
         <w:rPr>
           <w:rFonts w:cs="Calibri"/>
         </w:rPr>
         <w:lastRenderedPageBreak/>
-        <w:t>Duplicate records were also assessed, and no significant duplication issues were identified. This suggests that the dataset does not contain major redundancies that could bias the analysis.</w:t>
-      </w:r>
-    </w:p>
-    <w:p>
-      <w:pPr>
-        <w:rPr>
-          <w:rFonts w:cs="Calibri"/>
-        </w:rPr>
-      </w:pPr>
-      <w:r>
-        <w:rPr>
-          <w:rFonts w:cs="Calibri"/>
-        </w:rPr>
-        <w:t>Data types were reviewed and adjusted where necessary to ensure consistency, particularly for categorical and numerical variables. This step is essential for enabling accurate analysis and model implementation.</w:t>
-      </w:r>
-    </w:p>
-    <w:p>
-      <w:pPr>
-        <w:rPr>
-          <w:rFonts w:cs="Calibri"/>
-        </w:rPr>
-      </w:pPr>
-      <w:r>
-        <w:rPr>
-          <w:rFonts w:cs="Calibri"/>
-        </w:rPr>
-        <w:t xml:space="preserve">Overall, the dataset </w:t>
+        <w:t>direction and magnitude of coefficients can be directly examined to understand how each demographic variable influences the predicted probability of employment.</w:t>
+      </w:r>
+    </w:p>
+    <w:p>
+      <w:pPr>
+        <w:rPr>
+          <w:rFonts w:cs="Calibri"/>
+        </w:rPr>
+      </w:pPr>
+      <w:r>
+        <w:rPr>
+          <w:rFonts w:cs="Calibri"/>
+        </w:rPr>
+        <w:t xml:space="preserve">The model was implemented using a scikit-learn Pipeline that chains a </w:t>
+      </w:r>
+      <w:proofErr w:type="spellStart"/>
+      <w:r>
+        <w:rPr>
+          <w:rFonts w:cs="Calibri"/>
+        </w:rPr>
+        <w:t>StandardScaler</w:t>
+      </w:r>
+      <w:proofErr w:type="spellEnd"/>
+      <w:r>
+        <w:rPr>
+          <w:rFonts w:cs="Calibri"/>
+        </w:rPr>
+        <w:t xml:space="preserve"> with the </w:t>
+      </w:r>
+      <w:proofErr w:type="spellStart"/>
+      <w:r>
+        <w:rPr>
+          <w:rFonts w:cs="Calibri"/>
+        </w:rPr>
+        <w:t>LogisticRegression</w:t>
+      </w:r>
+      <w:proofErr w:type="spellEnd"/>
+      <w:r>
+        <w:rPr>
+          <w:rFonts w:cs="Calibri"/>
+        </w:rPr>
+        <w:t xml:space="preserve"> classifier. This approach ensures that feature scaling is fitted exclusively on the training data and applied consistently to the test set, thereby preventing any form of preprocessing leakage. The </w:t>
+      </w:r>
+      <w:proofErr w:type="spellStart"/>
+      <w:r>
+        <w:rPr>
+          <w:rFonts w:cs="Calibri"/>
+        </w:rPr>
+        <w:t>class_weight</w:t>
+      </w:r>
+      <w:proofErr w:type="spellEnd"/>
+      <w:r>
+        <w:rPr>
+          <w:rFonts w:cs="Calibri"/>
+        </w:rPr>
+        <w:t xml:space="preserve"> parameter was set to “balanced” to compensate for the 70/30 class imbalance, and the maximum number of iterations was set to 1,000 to ensure convergence.</w:t>
+      </w:r>
+    </w:p>
+    <w:p>
+      <w:pPr>
+        <w:rPr>
+          <w:rFonts w:cs="Calibri"/>
+        </w:rPr>
+      </w:pPr>
+      <w:r>
+        <w:rPr>
+          <w:rFonts w:cs="Calibri"/>
+        </w:rPr>
+        <w:t>On the held-out test set, the Logistic Regression model achieved an overall accuracy of 68% and a ROC-AUC score of 0.6916. The F1-score for the Employed class was 0.77, while the F1-score for the Not Employed class was 0.49, reflecting the inherent difficulty of predicting the minority class using demographic variables alone. A 5-fold stratified cross-validation on the training set yielded a mean AUC of 0.6889 with a standard deviation of 0.0024, indicating that the model is stable and does not exhibit signs of overfitting.</w:t>
+      </w:r>
+    </w:p>
+    <w:p>
+      <w:pPr>
+        <w:rPr>
+          <w:rFonts w:cs="Calibri"/>
+        </w:rPr>
+      </w:pPr>
+      <w:r>
+        <w:rPr>
+          <w:rFonts w:cs="Calibri"/>
+        </w:rPr>
+        <w:t>These results are considered appropriate for the context of this project. The fact that demographic and educational variables alone achieve a ROC-AUC of 0.69 is analytically meaningful: it confirms that demographic characteristics carry predictive signal with respect to employment status, which provides a quantitative foundation for the labour disparity audit objective. A perfect or near-perfect model would, in this context, suggest data leakage rather than genuine predictive power.</w:t>
+      </w:r>
+    </w:p>
+    <w:p>
+      <w:pPr>
+        <w:rPr>
+          <w:rFonts w:cs="Calibri"/>
+          <w:b/>
+          <w:bCs/>
+        </w:rPr>
+      </w:pPr>
+      <w:r>
+        <w:rPr>
+          <w:rFonts w:cs="Calibri"/>
+          <w:b/>
+          <w:bCs/>
+        </w:rPr>
+        <w:t>4.4 Model 2: Random Forest</w:t>
+      </w:r>
+    </w:p>
+    <w:p>
+      <w:pPr>
+        <w:rPr>
+          <w:rFonts w:cs="Calibri"/>
+        </w:rPr>
+      </w:pPr>
+      <w:r>
+        <w:rPr>
+          <w:rFonts w:cs="Calibri"/>
+        </w:rPr>
+        <w:t>Random Forest was selected as the second model to capture non-linear relationships and complex interactions between features that a linear classifier cannot model. As an ensemble of decision trees, Random Forest aggregates predictions across multiple learners, producing a more robust and generalisable model. An additional advantage of this approach is the availability of built-in feature importance scores, which provide insights into the relative contribution of each demographic variable to the prediction of employment status.</w:t>
+      </w:r>
+    </w:p>
+    <w:p>
+      <w:pPr>
+        <w:rPr>
+          <w:rFonts w:cs="Calibri"/>
+        </w:rPr>
+      </w:pPr>
+      <w:r>
+        <w:rPr>
+          <w:rFonts w:cs="Calibri"/>
+        </w:rPr>
+        <w:t xml:space="preserve">The baseline Random Forest model was trained using 100 decision trees, with the </w:t>
+      </w:r>
+      <w:proofErr w:type="spellStart"/>
+      <w:r>
+        <w:rPr>
+          <w:rFonts w:cs="Calibri"/>
+        </w:rPr>
+        <w:t>class_weight</w:t>
+      </w:r>
+      <w:proofErr w:type="spellEnd"/>
+      <w:r>
+        <w:rPr>
+          <w:rFonts w:cs="Calibri"/>
+        </w:rPr>
+        <w:t xml:space="preserve"> parameter set to “balanced” to address the class imbalance. Unlike Logistic Regression, tree-based models are invariant to feature scale, so no preprocessing pipeline was required. The model was subsequently optimised through a Grid Search cross-validation procedure, exploring combinations of three hyperparameters: the number of estimators (100, 200), the maximum tree depth (10, 20, unlimited), and the minimum number of samples required to split a node (2, 5). A total of 36 model fits were evaluated across 3 folds. The optimal configuration identified was a maximum depth of 10, a minimum sample split of 5, and 200 estimators.</w:t>
+      </w:r>
+    </w:p>
+    <w:p>
+      <w:pPr>
+        <w:rPr>
+          <w:rFonts w:cs="Calibri"/>
+        </w:rPr>
+      </w:pPr>
+      <w:r>
+        <w:rPr>
+          <w:rFonts w:cs="Calibri"/>
+        </w:rPr>
+        <w:t>The tuned Random Forest model achieved an overall accuracy of 72% and a ROC-AUC score of 0.7516 on the test set, representing an improvement of 0.0272 AUC points over the Logistic Regression baseline. The F1-score for the Employed class improved to 0.79, and notably, the F1-score for the Not Employed class improved to 0.57, addressing the main weakness identified in the baseline model. A 5-fold cross-validation on the baseline Random Forest yielded a mean AUC of 0.7156 with a standard deviation of 0.0038, confirming stable generalisation performance.</w:t>
+      </w:r>
+    </w:p>
+    <w:p>
+      <w:pPr>
+        <w:rPr>
+          <w:rFonts w:cs="Calibri"/>
+        </w:rPr>
+      </w:pPr>
+    </w:p>
+    <w:p>
+      <w:pPr>
+        <w:rPr>
+          <w:rFonts w:cs="Calibri"/>
+          <w:b/>
+          <w:bCs/>
+        </w:rPr>
+      </w:pPr>
+      <w:r>
+        <w:rPr>
+          <w:rFonts w:cs="Calibri"/>
+          <w:b/>
+          <w:bCs/>
+        </w:rPr>
+        <w:lastRenderedPageBreak/>
+        <w:t>4.5 Feature Importance Analysis</w:t>
+      </w:r>
+    </w:p>
+    <w:p>
+      <w:pPr>
+        <w:rPr>
+          <w:rFonts w:cs="Calibri"/>
+        </w:rPr>
+      </w:pPr>
+      <w:r>
+        <w:rPr>
+          <w:rFonts w:cs="Calibri"/>
+        </w:rPr>
+        <w:t>Feature importance analysis using the Random Forest model revealed that age (AGEP) is by far the most influential predictor of employment status, accounting for approximately 51.9% of the model’s predictive power. Educational attainment (SCHL) ranked second with an importance score of 0.2028, followed by disability status (DIS) at 0.1323. Sex (SEX) and race (RAC1P) also appeared among the top five predictors, with importance scores of 0.0287 and 0.0145 respectively.</w:t>
+      </w:r>
+    </w:p>
+    <w:p>
+      <w:pPr>
+        <w:rPr>
+          <w:rFonts w:cs="Calibri"/>
+        </w:rPr>
+      </w:pPr>
+      <w:r>
+        <w:rPr>
+          <w:rFonts w:cs="Calibri"/>
+        </w:rPr>
+        <w:t>These findings carry direct relevance to the project’s disparity audit objective. The presence of sex and race among the top predictors of employment status provides quantitative evidence that demographic characteristics are systematically associated with labour market outcomes. This does not establish causation, but it does indicate that patterns of disparity exist across groups and that a predictive model trained on demographic data alone can detect these patterns with meaningful accuracy. The dominance of age and education further suggests that structural factors, in addition to demographic ones, play a central role in shaping employment outcomes within this dataset.</w:t>
+      </w:r>
+    </w:p>
+    <w:p>
+      <w:pPr>
+        <w:rPr>
+          <w:rFonts w:cs="Calibri"/>
+        </w:rPr>
+      </w:pPr>
+    </w:p>
+    <w:p>
+      <w:pPr>
+        <w:rPr>
+          <w:rFonts w:cs="Calibri"/>
+          <w:b/>
+          <w:bCs/>
+        </w:rPr>
+      </w:pPr>
+      <w:r>
+        <w:rPr>
+          <w:rFonts w:cs="Calibri"/>
+          <w:b/>
+          <w:bCs/>
+        </w:rPr>
+        <w:t>4.6 Model Comparison and Selection</w:t>
+      </w:r>
+    </w:p>
+    <w:p>
+      <w:pPr>
+        <w:rPr>
+          <w:rFonts w:cs="Calibri"/>
+        </w:rPr>
+      </w:pPr>
+      <w:r>
+        <w:rPr>
+          <w:rFonts w:cs="Calibri"/>
+        </w:rPr>
+        <w:t>A comparison of all three models evaluated in this phase is summarised below. The tuned Random Forest model outperforms Logistic Regression across all primary metrics, achieving higher accuracy, ROC-AUC, and F1-scores for both classes. Critically, it demonstrates the most substantial improvement in the identification of Not Employed individuals, which is the class of greatest relevance for labour disparity detection.</w:t>
+      </w:r>
+    </w:p>
+    <w:p>
+      <w:pPr>
+        <w:rPr>
+          <w:rFonts w:cs="Calibri"/>
+        </w:rPr>
+      </w:pPr>
+      <w:r>
+        <w:rPr>
+          <w:rFonts w:cs="Calibri"/>
+        </w:rPr>
+        <w:t>Logistic Regression achieved an accuracy of 0.68 and a ROC-AUC of 0.6916. The baseline Random Forest improved upon this with an accuracy of 0.70 and a ROC-AUC of 0.7244. The tuned Random Forest further improved performance, reaching an accuracy of 0.72 and a ROC-AUC of 0.7516. Cross-validation results confirmed that all three models are stable, with low standard deviations across folds, indicating reliable generalisation to unseen data.</w:t>
+      </w:r>
+    </w:p>
+    <w:p>
+      <w:pPr>
+        <w:rPr>
+          <w:rFonts w:cs="Calibri"/>
+        </w:rPr>
+      </w:pPr>
+      <w:r>
+        <w:rPr>
+          <w:rFonts w:cs="Calibri"/>
+        </w:rPr>
+        <w:t>Based on these results, the tuned Random Forest is selected as the final model for the Evaluation phase. While Logistic Regression retains value as an interpretable baseline, the Random Forest model’s superior discriminative ability and improved minority class performance make it better suited to the project’s objective of identifying and analysing labour market disparities across demographic groups.</w:t>
+      </w:r>
+    </w:p>
+    <w:p>
+      <w:pPr>
+        <w:rPr>
+          <w:rFonts w:cs="Calibri"/>
+        </w:rPr>
+      </w:pPr>
+    </w:p>
+    <w:p>
+      <w:pPr>
+        <w:rPr>
+          <w:rFonts w:cs="Calibri"/>
+          <w:b/>
+          <w:bCs/>
+        </w:rPr>
+      </w:pPr>
+      <w:r>
+        <w:rPr>
+          <w:rFonts w:cs="Calibri"/>
+          <w:b/>
+          <w:bCs/>
+        </w:rPr>
+        <w:t>5. Evaluation</w:t>
+      </w:r>
+    </w:p>
+    <w:p>
+      <w:pPr>
+        <w:rPr>
+          <w:rFonts w:cs="Calibri"/>
+          <w:b/>
+          <w:bCs/>
+        </w:rPr>
+      </w:pPr>
+      <w:r>
+        <w:rPr>
+          <w:rFonts w:cs="Calibri"/>
+          <w:b/>
+          <w:bCs/>
+        </w:rPr>
+        <w:t>5.1 Evaluation Strategy and Metrics</w:t>
+      </w:r>
+    </w:p>
+    <w:p>
+      <w:pPr>
+        <w:rPr>
+          <w:rFonts w:cs="Calibri"/>
+        </w:rPr>
+      </w:pPr>
+      <w:r>
+        <w:rPr>
+          <w:rFonts w:cs="Calibri"/>
+        </w:rPr>
+        <w:t>The evaluation phase of this project is structured in two complementary layers. The first layer assesses standard model performance metrics on the held-out test set, providing a baseline understanding of how well the models predict employment status. The second and more analytically significant layer examines model performance across demographic subgroups, forming the basis of the fairness audit that constitutes the core objective of this project.</w:t>
+      </w:r>
+    </w:p>
+    <w:p>
+      <w:pPr>
+        <w:rPr>
+          <w:rFonts w:cs="Calibri"/>
+        </w:rPr>
+      </w:pPr>
+      <w:r>
+        <w:rPr>
+          <w:rFonts w:cs="Calibri"/>
+        </w:rPr>
+        <w:lastRenderedPageBreak/>
+        <w:t xml:space="preserve">The following metrics were applied consistently across both evaluation layers: accuracy, ROC-AUC, precision, recall, and F1-score. Among these, </w:t>
       </w:r>
       <w:proofErr w:type="gramStart"/>
       <w:r>
         <w:rPr>
           <w:rFonts w:cs="Calibri"/>
         </w:rPr>
-        <w:t>is considered to be</w:t>
+        <w:t>Recall</w:t>
       </w:r>
       <w:proofErr w:type="gramEnd"/>
       <w:r>
         <w:rPr>
           <w:rFonts w:cs="Calibri"/>
         </w:rPr>
-        <w:t xml:space="preserve"> of good quality. While it presents typical challenges such as class imbalance in certain variables, these are common in real-world datasets and will be addressed in subsequent stages of the project.</w:t>
-      </w:r>
-    </w:p>
-    <w:p>
-      <w:pPr>
-        <w:rPr>
-          <w:rFonts w:cs="Calibri"/>
-        </w:rPr>
-      </w:pPr>
-    </w:p>
-    <w:p>
-      <w:pPr>
-        <w:rPr>
-          <w:rFonts w:cs="Calibri"/>
-        </w:rPr>
-      </w:pPr>
-    </w:p>
-    <w:p>
-      <w:pPr>
-        <w:rPr>
-          <w:rFonts w:cs="Calibri"/>
-          <w:b/>
-          <w:bCs/>
-        </w:rPr>
-      </w:pPr>
-      <w:r>
-        <w:rPr>
-          <w:rFonts w:cs="Calibri"/>
-          <w:b/>
-          <w:bCs/>
-        </w:rPr>
-        <w:t>3. Data Preparation</w:t>
-      </w:r>
-    </w:p>
-    <w:p>
-      <w:pPr>
-        <w:rPr>
-          <w:rFonts w:cs="Calibri"/>
-          <w:b/>
-          <w:bCs/>
-        </w:rPr>
-      </w:pPr>
-      <w:r>
-        <w:rPr>
-          <w:rFonts w:cs="Calibri"/>
-          <w:b/>
-          <w:bCs/>
-        </w:rPr>
-        <w:t>3.1 Data Selection</w:t>
-      </w:r>
-    </w:p>
-    <w:p>
-      <w:pPr>
-        <w:rPr>
-          <w:rFonts w:cs="Calibri"/>
-        </w:rPr>
-      </w:pPr>
-      <w:r>
-        <w:rPr>
-          <w:rFonts w:cs="Calibri"/>
-        </w:rPr>
-        <w:t>Following the Data Understanding phase, a subset of variables was selected from the original dataset to support the objectives of the project. The selection focused on variables that are directly relevant to labour market analysis and potential disparity assessment across demographic groups.</w:t>
-      </w:r>
-    </w:p>
-    <w:p>
-      <w:pPr>
-        <w:rPr>
-          <w:rFonts w:cs="Calibri"/>
-        </w:rPr>
-      </w:pPr>
-      <w:r>
-        <w:rPr>
-          <w:rFonts w:cs="Calibri"/>
-        </w:rPr>
-        <w:t>The selected variables include demographic attributes such as age (AGEP), sex (SEX), race (RAC1P), ethnicity (HISP), and disability status (DIS), as well as socio-economic indicators such as educational attainment (SCHL), personal income (PINCP), wage income (WAGP), and usual hours worked per week (WKHP). In addition, employment status (ESR) was retained as a central variable for defining a labour-related outcome.</w:t>
-      </w:r>
-    </w:p>
-    <w:p>
-      <w:pPr>
-        <w:rPr>
-          <w:rFonts w:cs="Calibri"/>
-        </w:rPr>
-      </w:pPr>
-      <w:r>
-        <w:rPr>
-          <w:rFonts w:cs="Calibri"/>
-        </w:rPr>
-        <w:t>This selection reflects a balance between analytical relevance and practical feasibility. Including too many variables could introduce noise and complexity, while excluding key attributes would limit the ability to analyse differences across groups. Therefore, the chosen subset provides a focused yet sufficiently rich representation of the population.</w:t>
-      </w:r>
-    </w:p>
-    <w:p>
-      <w:pPr>
-        <w:rPr>
-          <w:rFonts w:cs="Calibri"/>
-        </w:rPr>
-      </w:pPr>
-    </w:p>
-    <w:p>
-      <w:pPr>
-        <w:rPr>
-          <w:rFonts w:cs="Calibri"/>
-        </w:rPr>
-      </w:pPr>
-    </w:p>
-    <w:p>
-      <w:pPr>
-        <w:rPr>
-          <w:rFonts w:cs="Calibri"/>
-          <w:b/>
-          <w:bCs/>
-        </w:rPr>
-      </w:pPr>
-      <w:r>
-        <w:rPr>
-          <w:rFonts w:cs="Calibri"/>
-          <w:b/>
-          <w:bCs/>
-        </w:rPr>
-        <w:t>3.2 Data Filtering and Transformation</w:t>
-      </w:r>
-    </w:p>
-    <w:p>
-      <w:pPr>
-        <w:rPr>
-          <w:rFonts w:cs="Calibri"/>
-        </w:rPr>
-      </w:pPr>
-      <w:r>
-        <w:rPr>
-          <w:rFonts w:cs="Calibri"/>
-        </w:rPr>
-        <w:t>To ensure that the dataset is aligned with labour market analysis, a filtering step was applied to restrict the population to individuals within working age (18 to 66 years old). This decision is consistent with the project’s objective of analysing employment-related outcomes and avoids the inclusion of individuals who are unlikely to participate in the labour market, such as minors or retirees.</w:t>
-      </w:r>
-    </w:p>
-    <w:p>
-      <w:pPr>
-        <w:rPr>
-          <w:rFonts w:cs="Calibri"/>
-        </w:rPr>
-      </w:pPr>
-      <w:r>
-        <w:rPr>
-          <w:rFonts w:cs="Calibri"/>
-        </w:rPr>
-        <w:t>In addition to filtering, several transformations were applied to prepare the data for analysis. Data types were reviewed and corrected where necessary to ensure consistency between numerical and categorical variables. This step is essential for enabling both statistical analysis and machine learning modelling.</w:t>
+        <w:t xml:space="preserve"> for the Not Employed class is considered the most critical metric for this project. In the context of a labour disparity audit, failing to detect unemployment in a demographic group is a more serious error than falsely predicting unemployment, as it means the framework would systematically overlook the groups most vulnerable to labour market exclusion. This asymmetry in error cost is consistent with fairness literature, which emphasises the importance of equal opportunity across protected groups (Barocas, Hardt and Narayanan, 2019).</w:t>
+      </w:r>
+    </w:p>
+    <w:p>
+      <w:pPr>
+        <w:rPr>
+          <w:rFonts w:cs="Calibri"/>
+        </w:rPr>
+      </w:pPr>
+    </w:p>
+    <w:p>
+      <w:pPr>
+        <w:rPr>
+          <w:rFonts w:cs="Calibri"/>
+          <w:b/>
+          <w:bCs/>
+        </w:rPr>
+      </w:pPr>
+      <w:r>
+        <w:rPr>
+          <w:rFonts w:cs="Calibri"/>
+          <w:b/>
+          <w:bCs/>
+        </w:rPr>
+        <w:t>5.2 Overall Model Performance</w:t>
+      </w:r>
+    </w:p>
+    <w:p>
+      <w:pPr>
+        <w:rPr>
+          <w:rFonts w:cs="Calibri"/>
+        </w:rPr>
+      </w:pPr>
+      <w:r>
+        <w:rPr>
+          <w:rFonts w:cs="Calibri"/>
+        </w:rPr>
+        <w:t>The tuned Random Forest model was selected as the final model based on its superior performance across all primary metrics. On the held-out test set of 25,208 samples, the model achieved an overall accuracy of 72%, a ROC-AUC score of 0.7516, and an F1-score of 0.79 for the Employed class and 0.57 for the Not Employed class. These results represent consistent improvements over both the Logistic Regression baseline (ROC-AUC: 0.6916) and the untuned Random Forest (ROC-AUC: 0.7244).</w:t>
+      </w:r>
+    </w:p>
+    <w:p>
+      <w:pPr>
+        <w:rPr>
+          <w:rFonts w:cs="Calibri"/>
+        </w:rPr>
+      </w:pPr>
+      <w:r>
+        <w:rPr>
+          <w:rFonts w:cs="Calibri"/>
+        </w:rPr>
+        <w:t>It is important to contextualise these results within the feature set used. The model was trained exclusively on demographic and educational variables — age, sex, race, Hispanic origin, disability status, and educational attainment. The deliberate exclusion of income, hours worked, and class of worker variables, while necessary to prevent data leakage, naturally limits the model’s predictive ceiling. An AUC of 0.75 achieved with only demographic features is analytically meaningful precisely because it demonstrates that demographic characteristics alone carry significant predictive signal with respect to employment outcomes. This finding is not a technical limitation but a substantive result: it provides quantitative evidence that demographic attributes are systematically associated with labour market outcomes in the state of Florida.</w:t>
+      </w:r>
+    </w:p>
+    <w:p>
+      <w:pPr>
+        <w:rPr>
+          <w:rFonts w:cs="Calibri"/>
+        </w:rPr>
+      </w:pPr>
+    </w:p>
+    <w:p>
+      <w:pPr>
+        <w:rPr>
+          <w:rFonts w:cs="Calibri"/>
+          <w:b/>
+          <w:bCs/>
+        </w:rPr>
+      </w:pPr>
+      <w:r>
+        <w:rPr>
+          <w:rFonts w:cs="Calibri"/>
+          <w:b/>
+          <w:bCs/>
+        </w:rPr>
+        <w:t>5.3 Fairness Analysis Across Demographic Groups</w:t>
+      </w:r>
+    </w:p>
+    <w:p>
+      <w:pPr>
+        <w:rPr>
+          <w:rFonts w:cs="Calibri"/>
+        </w:rPr>
+      </w:pPr>
+      <w:r>
+        <w:rPr>
+          <w:rFonts w:cs="Calibri"/>
+        </w:rPr>
+        <w:t>Beyond aggregate performance, the evaluation examined model behaviour across three demographic dimensions: sex, disability status, and race. For each dimension, the Fairness Gap was computed as the difference between the best and worst performing subgroup on each metric. A gap exceeding 0.05 on AUC or Recall is considered significant based on the threshold established by the AI Fairness 360 framework (Bellamy et al., 2019).</w:t>
+      </w:r>
+    </w:p>
+    <w:p>
+      <w:pPr>
+        <w:rPr>
+          <w:rFonts w:cs="Calibri"/>
+          <w:b/>
+          <w:bCs/>
+        </w:rPr>
+      </w:pPr>
+      <w:r>
+        <w:rPr>
+          <w:rFonts w:cs="Calibri"/>
+          <w:b/>
+          <w:bCs/>
+        </w:rPr>
+        <w:t>5.3.1 Fairness by Sex</w:t>
+      </w:r>
+    </w:p>
+    <w:p>
+      <w:pPr>
+        <w:rPr>
+          <w:rFonts w:cs="Calibri"/>
+        </w:rPr>
+      </w:pPr>
+      <w:r>
+        <w:rPr>
+          <w:rFonts w:cs="Calibri"/>
+        </w:rPr>
+        <w:t>The model achieved a ROC-AUC of 0.7805 for male individuals and 0.7191 for female individuals, producing a Fairness Gap of 0.0614 — exceeding the significance threshold. This indicates that the model discriminates employment status more accurately for men than for women. The actual employment rate in the test set further contextualises this finding: 72.5% of male individuals were employed compared to 67.7% of female individuals, reflecting a real gap in labour force participation that the model is partially capturing.</w:t>
       </w:r>
     </w:p>
     <w:p>
@@ -1310,944 +2062,6 @@
           <w:rFonts w:cs="Calibri"/>
         </w:rPr>
         <w:lastRenderedPageBreak/>
-        <w:t>At this stage, no extensive feature engineering was performed, as the primary focus was to establish a clean and interpretable dataset. More advanced transformations may be introduced in later stages depending on modelling requirements.</w:t>
-      </w:r>
-    </w:p>
-    <w:p>
-      <w:pPr>
-        <w:rPr>
-          <w:rFonts w:cs="Calibri"/>
-        </w:rPr>
-      </w:pPr>
-    </w:p>
-    <w:p>
-      <w:pPr>
-        <w:rPr>
-          <w:rFonts w:cs="Calibri"/>
-        </w:rPr>
-      </w:pPr>
-    </w:p>
-    <w:p>
-      <w:pPr>
-        <w:rPr>
-          <w:rFonts w:cs="Calibri"/>
-          <w:b/>
-          <w:bCs/>
-        </w:rPr>
-      </w:pPr>
-      <w:r>
-        <w:rPr>
-          <w:rFonts w:cs="Calibri"/>
-          <w:b/>
-          <w:bCs/>
-        </w:rPr>
-        <w:t>3.3 Handling Missing Values</w:t>
-      </w:r>
-    </w:p>
-    <w:p>
-      <w:pPr>
-        <w:rPr>
-          <w:rFonts w:cs="Calibri"/>
-        </w:rPr>
-      </w:pPr>
-      <w:r>
-        <w:rPr>
-          <w:rFonts w:cs="Calibri"/>
-        </w:rPr>
-        <w:t>Missing values were identified during the data quality assessment. While some variables contain missing entries, these are not excessive and are typical of large-scale observational datasets.</w:t>
-      </w:r>
-    </w:p>
-    <w:p>
-      <w:pPr>
-        <w:rPr>
-          <w:rFonts w:cs="Calibri"/>
-        </w:rPr>
-      </w:pPr>
-      <w:r>
-        <w:rPr>
-          <w:rFonts w:cs="Calibri"/>
-        </w:rPr>
-        <w:t>At this stage of the project, missing values were not aggressively removed or imputed, as doing so prematurely could introduce bias or distort the structure of the data. Instead, missing values were retained where appropriate and will be handled selectively depending on the requirements of the modelling phase.</w:t>
-      </w:r>
-    </w:p>
-    <w:p>
-      <w:pPr>
-        <w:rPr>
-          <w:rFonts w:cs="Calibri"/>
-        </w:rPr>
-      </w:pPr>
-      <w:r>
-        <w:rPr>
-          <w:rFonts w:cs="Calibri"/>
-        </w:rPr>
-        <w:t>This approach ensures that data preparation remains transparent and avoids unnecessary assumptions before the analytical objective is fully defined.</w:t>
-      </w:r>
-    </w:p>
-    <w:p>
-      <w:pPr>
-        <w:rPr>
-          <w:rFonts w:cs="Calibri"/>
-        </w:rPr>
-      </w:pPr>
-    </w:p>
-    <w:p>
-      <w:pPr>
-        <w:rPr>
-          <w:rFonts w:cs="Calibri"/>
-          <w:b/>
-          <w:bCs/>
-        </w:rPr>
-      </w:pPr>
-      <w:r>
-        <w:rPr>
-          <w:rFonts w:cs="Calibri"/>
-          <w:b/>
-          <w:bCs/>
-        </w:rPr>
-        <w:t>3.4 Data Consistency and Quality Adjustments</w:t>
-      </w:r>
-    </w:p>
-    <w:p>
-      <w:pPr>
-        <w:rPr>
-          <w:rFonts w:cs="Calibri"/>
-        </w:rPr>
-      </w:pPr>
-      <w:r>
-        <w:rPr>
-          <w:rFonts w:cs="Calibri"/>
-        </w:rPr>
-        <w:t>Several checks were performed to ensure data consistency. Duplicate records were examined and no significant duplication issues were found, indicating that the dataset does not contain major redundancies.</w:t>
-      </w:r>
-    </w:p>
-    <w:p>
-      <w:pPr>
-        <w:rPr>
-          <w:rFonts w:cs="Calibri"/>
-        </w:rPr>
-      </w:pPr>
-      <w:r>
-        <w:rPr>
-          <w:rFonts w:cs="Calibri"/>
-        </w:rPr>
-        <w:t xml:space="preserve">Categorical variables were also reviewed to ensure that categories are correctly represented and interpretable. </w:t>
-      </w:r>
-      <w:proofErr w:type="gramStart"/>
-      <w:r>
-        <w:rPr>
-          <w:rFonts w:cs="Calibri"/>
-        </w:rPr>
-        <w:t>In particular, variables</w:t>
-      </w:r>
-      <w:proofErr w:type="gramEnd"/>
-      <w:r>
-        <w:rPr>
-          <w:rFonts w:cs="Calibri"/>
-        </w:rPr>
-        <w:t xml:space="preserve"> such as employment status, race, and education require careful interpretation, as their coding schemes may not be immediately intuitive.</w:t>
-      </w:r>
-    </w:p>
-    <w:p>
-      <w:pPr>
-        <w:rPr>
-          <w:rFonts w:cs="Calibri"/>
-        </w:rPr>
-      </w:pPr>
-      <w:r>
-        <w:rPr>
-          <w:rFonts w:cs="Calibri"/>
-        </w:rPr>
-        <w:t>Ensuring consistency at this stage is critical, as misinterpretation of categorical variables could lead to incorrect conclusions in later analysis.</w:t>
-      </w:r>
-    </w:p>
-    <w:p>
-      <w:pPr>
-        <w:rPr>
-          <w:rFonts w:cs="Calibri"/>
-        </w:rPr>
-      </w:pPr>
-    </w:p>
-    <w:p>
-      <w:pPr>
-        <w:rPr>
-          <w:rFonts w:cs="Calibri"/>
-        </w:rPr>
-      </w:pPr>
-    </w:p>
-    <w:p>
-      <w:pPr>
-        <w:rPr>
-          <w:rFonts w:cs="Calibri"/>
-          <w:b/>
-          <w:bCs/>
-        </w:rPr>
-      </w:pPr>
-      <w:r>
-        <w:rPr>
-          <w:rFonts w:cs="Calibri"/>
-          <w:b/>
-          <w:bCs/>
-        </w:rPr>
-        <w:t>3.5 Prepared Dataset</w:t>
-      </w:r>
-    </w:p>
-    <w:p>
-      <w:pPr>
-        <w:rPr>
-          <w:rFonts w:cs="Calibri"/>
-        </w:rPr>
-      </w:pPr>
-      <w:r>
-        <w:rPr>
-          <w:rFonts w:cs="Calibri"/>
-        </w:rPr>
-        <w:t>Following the selection, filtering, and cleaning steps, a working dataset was created for subsequent analysis and modelling. This dataset represents a cleaned and structured version of the original data, tailored to the objectives of the project.</w:t>
-      </w:r>
-    </w:p>
-    <w:p>
-      <w:pPr>
-        <w:rPr>
-          <w:rFonts w:cs="Calibri"/>
-        </w:rPr>
-      </w:pPr>
-      <w:r>
-        <w:rPr>
-          <w:rFonts w:cs="Calibri"/>
-        </w:rPr>
-        <w:t>The prepared dataset maintains the original characteristics of the population while removing irrelevant or misleading observations. It is therefore suitable for both exploratory analysis and the development of machine learning models in the next phase.</w:t>
-      </w:r>
-    </w:p>
-    <w:p>
-      <w:pPr>
-        <w:rPr>
-          <w:rFonts w:cs="Calibri"/>
-        </w:rPr>
-      </w:pPr>
-    </w:p>
-    <w:p>
-      <w:pPr>
-        <w:rPr>
-          <w:rFonts w:cs="Calibri"/>
-        </w:rPr>
-      </w:pPr>
-    </w:p>
-    <w:p>
-      <w:pPr>
-        <w:rPr>
-          <w:rFonts w:cs="Calibri"/>
-          <w:b/>
-          <w:bCs/>
-        </w:rPr>
-      </w:pPr>
-      <w:r>
-        <w:rPr>
-          <w:rFonts w:cs="Calibri"/>
-          <w:b/>
-          <w:bCs/>
-        </w:rPr>
-        <w:lastRenderedPageBreak/>
-        <w:t>4. Modelling</w:t>
-      </w:r>
-    </w:p>
-    <w:p>
-      <w:pPr>
-        <w:rPr>
-          <w:rFonts w:cs="Calibri"/>
-          <w:b/>
-          <w:bCs/>
-        </w:rPr>
-      </w:pPr>
-      <w:r>
-        <w:rPr>
-          <w:rFonts w:cs="Calibri"/>
-          <w:b/>
-          <w:bCs/>
-        </w:rPr>
-        <w:t>4.1 Modelling Approach and Target Variable Definition</w:t>
-      </w:r>
-    </w:p>
-    <w:p>
-      <w:pPr>
-        <w:rPr>
-          <w:rFonts w:cs="Calibri"/>
-        </w:rPr>
-      </w:pPr>
-      <w:r>
-        <w:rPr>
-          <w:rFonts w:cs="Calibri"/>
-        </w:rPr>
-        <w:t>Following the CRISP-DM framework, the modelling phase builds directly upon the outcomes of the Data Understanding and Data Preparation stages. The objective of this phase is to develop and evaluate machine learning models capable of predicting individual employment status based on demographic and educational characteristics, and to use these models as an analytical tool for identifying potential labour market disparities.</w:t>
-      </w:r>
-    </w:p>
-    <w:p>
-      <w:pPr>
-        <w:rPr>
-          <w:rFonts w:cs="Calibri"/>
-        </w:rPr>
-      </w:pPr>
-      <w:r>
-        <w:rPr>
-          <w:rFonts w:cs="Calibri"/>
-        </w:rPr>
-        <w:t>The target variable, EMPLOYED, was derived from the Employment Status Recode (ESR) field by collapsing its six original categories into a binary outcome. Individuals classified as civilian employed at work, civilian employed not at work, armed forces at work, or armed forces not at work were assigned a value of 1 (Employed). Those classified as unemployed or not in the labour force were assigned a value of 0 (Not Employed). Rows with missing ESR values were excluded, as these correspond to individuals outside the scope of labour market analysis.</w:t>
-      </w:r>
-    </w:p>
-    <w:p>
-      <w:pPr>
-        <w:rPr>
-          <w:rFonts w:cs="Calibri"/>
-        </w:rPr>
-      </w:pPr>
-      <w:r>
-        <w:rPr>
-          <w:rFonts w:cs="Calibri"/>
-        </w:rPr>
-        <w:t>It is worth noting that individuals in the Armed Forces (ESR categories 4 and 5) were classified as employed. This decision is justified on the grounds that Armed Forces personnel are formally employed, receive wages, and contribute to the labour force. Furthermore, in the context of disparity auditing, military employment represents a legitimate and significant pathway into the labour market for certain demographic groups. This classification is acknowledged as a modelling assumption and is considered a limitation to be discussed in the Evaluation phase.</w:t>
-      </w:r>
-    </w:p>
-    <w:p>
-      <w:pPr>
-        <w:rPr>
-          <w:rFonts w:cs="Calibri"/>
-        </w:rPr>
-      </w:pPr>
-      <w:r>
-        <w:rPr>
-          <w:rFonts w:cs="Calibri"/>
-        </w:rPr>
-        <w:t xml:space="preserve">Following the creation of the target variable, the ESR column was immediately removed from the feature matrix to prevent data leakage. The resulting class distribution showed 88,349 employed individuals (70.1%) and 37,689 not employed (29.9%), representing a moderate imbalance that was addressed </w:t>
-      </w:r>
-      <w:proofErr w:type="gramStart"/>
-      <w:r>
-        <w:rPr>
-          <w:rFonts w:cs="Calibri"/>
-        </w:rPr>
-        <w:t>through the use of</w:t>
-      </w:r>
-      <w:proofErr w:type="gramEnd"/>
-      <w:r>
-        <w:rPr>
-          <w:rFonts w:cs="Calibri"/>
-        </w:rPr>
-        <w:t xml:space="preserve"> class weighting in both models.</w:t>
-      </w:r>
-    </w:p>
-    <w:p>
-      <w:pPr>
-        <w:rPr>
-          <w:rFonts w:cs="Calibri"/>
-        </w:rPr>
-      </w:pPr>
-    </w:p>
-    <w:p>
-      <w:pPr>
-        <w:rPr>
-          <w:rFonts w:cs="Calibri"/>
-        </w:rPr>
-      </w:pPr>
-    </w:p>
-    <w:p>
-      <w:pPr>
-        <w:rPr>
-          <w:rFonts w:cs="Calibri"/>
-        </w:rPr>
-      </w:pPr>
-    </w:p>
-    <w:p>
-      <w:pPr>
-        <w:rPr>
-          <w:rFonts w:cs="Calibri"/>
-          <w:b/>
-          <w:bCs/>
-        </w:rPr>
-      </w:pPr>
-      <w:r>
-        <w:rPr>
-          <w:rFonts w:cs="Calibri"/>
-          <w:b/>
-          <w:bCs/>
-        </w:rPr>
-        <w:t>4.2 Feature Selection and Engineering</w:t>
-      </w:r>
-    </w:p>
-    <w:p>
-      <w:pPr>
-        <w:rPr>
-          <w:rFonts w:cs="Calibri"/>
-        </w:rPr>
-      </w:pPr>
-      <w:r>
-        <w:rPr>
-          <w:rFonts w:cs="Calibri"/>
-        </w:rPr>
-        <w:t xml:space="preserve">A critical consideration in the feature selection process was the prevention of both direct and indirect data leakage. Several variables present in the dataset were excluded from the feature matrix on the grounds that they are only available for individuals who are already </w:t>
-      </w:r>
-      <w:proofErr w:type="gramStart"/>
-      <w:r>
-        <w:rPr>
-          <w:rFonts w:cs="Calibri"/>
-        </w:rPr>
-        <w:t>employed, and</w:t>
-      </w:r>
-      <w:proofErr w:type="gramEnd"/>
-      <w:r>
-        <w:rPr>
-          <w:rFonts w:cs="Calibri"/>
-        </w:rPr>
-        <w:t xml:space="preserve"> therefore constitute leakage rather than predictors. Specifically, wage income (WAGP), usual hours worked per week (WKHP), total personal income (PINCP), and class of worker (COW) were excluded. Including these variables would allow the model to trivially predict employment status based on consequences of employment, rather than demographic preconditions, rendering the model analytically invalid for auditing purposes.</w:t>
-      </w:r>
-    </w:p>
-    <w:p>
-      <w:pPr>
-        <w:rPr>
-          <w:rFonts w:cs="Calibri"/>
-        </w:rPr>
-      </w:pPr>
-      <w:r>
-        <w:rPr>
-          <w:rFonts w:cs="Calibri"/>
-        </w:rPr>
-        <w:t xml:space="preserve">The final feature set comprised six variables: age (AGEP), educational attainment (SCHL), sex (SEX), disability status (DIS), Hispanic origin (HISP), and race (RAC1P). These variables represent demographic and educational characteristics that are available independently of employment status, making them appropriate for a realistic disparity audit scenario. Following One-Hot Encoding of the </w:t>
-      </w:r>
-      <w:r>
-        <w:rPr>
-          <w:rFonts w:cs="Calibri"/>
-        </w:rPr>
-        <w:lastRenderedPageBreak/>
-        <w:t>nominal categorical variables (SEX, RAC1P, HISP, DIS), the final encoded feature matrix contained 35 columns. Missing values in numeric columns were handled through median imputation, and missing values in categorical columns were imputed using the mode prior to encoding.</w:t>
-      </w:r>
-    </w:p>
-    <w:p>
-      <w:pPr>
-        <w:rPr>
-          <w:rFonts w:cs="Calibri"/>
-        </w:rPr>
-      </w:pPr>
-      <w:r>
-        <w:rPr>
-          <w:rFonts w:cs="Calibri"/>
-        </w:rPr>
-        <w:t>The dataset was split into a training set (80%, 101,144 samples) and a held-out test set (20%, 25,208 samples) using stratified sampling to preserve the class distribution in both subsets. The test set was not used at any point during model training or hyperparameter tuning, ensuring that performance estimates reflect genuine generalisation ability.</w:t>
-      </w:r>
-    </w:p>
-    <w:p>
-      <w:pPr>
-        <w:rPr>
-          <w:rFonts w:cs="Calibri"/>
-        </w:rPr>
-      </w:pPr>
-    </w:p>
-    <w:p>
-      <w:pPr>
-        <w:rPr>
-          <w:rFonts w:cs="Calibri"/>
-          <w:b/>
-          <w:bCs/>
-        </w:rPr>
-      </w:pPr>
-      <w:r>
-        <w:rPr>
-          <w:rFonts w:cs="Calibri"/>
-          <w:b/>
-          <w:bCs/>
-        </w:rPr>
-        <w:t>4.3 Model 1: Logistic Regression</w:t>
-      </w:r>
-    </w:p>
-    <w:p>
-      <w:pPr>
-        <w:rPr>
-          <w:rFonts w:cs="Calibri"/>
-        </w:rPr>
-      </w:pPr>
-      <w:r>
-        <w:rPr>
-          <w:rFonts w:cs="Calibri"/>
-        </w:rPr>
-        <w:t>Logistic Regression was selected as the baseline model for this project for several reasons. As a linear classifier, it is highly interpretable, computationally efficient at scale, and well-suited to binary classification tasks. Its transparency is particularly relevant to this project’s auditing objective, as the direction and magnitude of coefficients can be directly examined to understand how each demographic variable influences the predicted probability of employment.</w:t>
-      </w:r>
-    </w:p>
-    <w:p>
-      <w:pPr>
-        <w:rPr>
-          <w:rFonts w:cs="Calibri"/>
-        </w:rPr>
-      </w:pPr>
-      <w:r>
-        <w:rPr>
-          <w:rFonts w:cs="Calibri"/>
-        </w:rPr>
-        <w:t xml:space="preserve">The model was implemented using a scikit-learn Pipeline that chains a </w:t>
-      </w:r>
-      <w:proofErr w:type="spellStart"/>
-      <w:r>
-        <w:rPr>
-          <w:rFonts w:cs="Calibri"/>
-        </w:rPr>
-        <w:t>StandardScaler</w:t>
-      </w:r>
-      <w:proofErr w:type="spellEnd"/>
-      <w:r>
-        <w:rPr>
-          <w:rFonts w:cs="Calibri"/>
-        </w:rPr>
-        <w:t xml:space="preserve"> with the </w:t>
-      </w:r>
-      <w:proofErr w:type="spellStart"/>
-      <w:r>
-        <w:rPr>
-          <w:rFonts w:cs="Calibri"/>
-        </w:rPr>
-        <w:t>LogisticRegression</w:t>
-      </w:r>
-      <w:proofErr w:type="spellEnd"/>
-      <w:r>
-        <w:rPr>
-          <w:rFonts w:cs="Calibri"/>
-        </w:rPr>
-        <w:t xml:space="preserve"> classifier. This approach ensures that feature scaling is fitted exclusively on the training data and applied consistently to the test set, thereby preventing any form of preprocessing leakage. The </w:t>
-      </w:r>
-      <w:proofErr w:type="spellStart"/>
-      <w:r>
-        <w:rPr>
-          <w:rFonts w:cs="Calibri"/>
-        </w:rPr>
-        <w:t>class_weight</w:t>
-      </w:r>
-      <w:proofErr w:type="spellEnd"/>
-      <w:r>
-        <w:rPr>
-          <w:rFonts w:cs="Calibri"/>
-        </w:rPr>
-        <w:t xml:space="preserve"> parameter was set to “balanced” to compensate for the 70/30 class imbalance, and the maximum number of iterations was set to 1,000 to ensure convergence.</w:t>
-      </w:r>
-    </w:p>
-    <w:p>
-      <w:pPr>
-        <w:rPr>
-          <w:rFonts w:cs="Calibri"/>
-        </w:rPr>
-      </w:pPr>
-      <w:r>
-        <w:rPr>
-          <w:rFonts w:cs="Calibri"/>
-        </w:rPr>
-        <w:t>On the held-out test set, the Logistic Regression model achieved an overall accuracy of 68% and a ROC-AUC score of 0.6916. The F1-score for the Employed class was 0.77, while the F1-score for the Not Employed class was 0.49, reflecting the inherent difficulty of predicting the minority class using demographic variables alone. A 5-fold stratified cross-validation on the training set yielded a mean AUC of 0.6889 with a standard deviation of 0.0024, indicating that the model is stable and does not exhibit signs of overfitting.</w:t>
-      </w:r>
-    </w:p>
-    <w:p>
-      <w:pPr>
-        <w:rPr>
-          <w:rFonts w:cs="Calibri"/>
-        </w:rPr>
-      </w:pPr>
-      <w:r>
-        <w:rPr>
-          <w:rFonts w:cs="Calibri"/>
-        </w:rPr>
-        <w:t>These results are considered appropriate for the context of this project. The fact that demographic and educational variables alone achieve a ROC-AUC of 0.69 is analytically meaningful: it confirms that demographic characteristics carry predictive signal with respect to employment status, which provides a quantitative foundation for the labour disparity audit objective. A perfect or near-perfect model would, in this context, suggest data leakage rather than genuine predictive power.</w:t>
-      </w:r>
-    </w:p>
-    <w:p>
-      <w:pPr>
-        <w:rPr>
-          <w:rFonts w:cs="Calibri"/>
-          <w:b/>
-          <w:bCs/>
-        </w:rPr>
-      </w:pPr>
-      <w:r>
-        <w:rPr>
-          <w:rFonts w:cs="Calibri"/>
-          <w:b/>
-          <w:bCs/>
-        </w:rPr>
-        <w:t>4.4 Model 2: Random Forest</w:t>
-      </w:r>
-    </w:p>
-    <w:p>
-      <w:pPr>
-        <w:rPr>
-          <w:rFonts w:cs="Calibri"/>
-        </w:rPr>
-      </w:pPr>
-      <w:r>
-        <w:rPr>
-          <w:rFonts w:cs="Calibri"/>
-        </w:rPr>
-        <w:t>Random Forest was selected as the second model to capture non-linear relationships and complex interactions between features that a linear classifier cannot model. As an ensemble of decision trees, Random Forest aggregates predictions across multiple learners, producing a more robust and generalisable model. An additional advantage of this approach is the availability of built-in feature importance scores, which provide insights into the relative contribution of each demographic variable to the prediction of employment status.</w:t>
-      </w:r>
-    </w:p>
-    <w:p>
-      <w:pPr>
-        <w:rPr>
-          <w:rFonts w:cs="Calibri"/>
-        </w:rPr>
-      </w:pPr>
-      <w:r>
-        <w:rPr>
-          <w:rFonts w:cs="Calibri"/>
-        </w:rPr>
-        <w:t xml:space="preserve">The baseline Random Forest model was trained using 100 decision trees, with the </w:t>
-      </w:r>
-      <w:proofErr w:type="spellStart"/>
-      <w:r>
-        <w:rPr>
-          <w:rFonts w:cs="Calibri"/>
-        </w:rPr>
-        <w:t>class_weight</w:t>
-      </w:r>
-      <w:proofErr w:type="spellEnd"/>
-      <w:r>
-        <w:rPr>
-          <w:rFonts w:cs="Calibri"/>
-        </w:rPr>
-        <w:t xml:space="preserve"> parameter set to “balanced” to address the class imbalance. Unlike Logistic Regression, tree-based </w:t>
-      </w:r>
-      <w:r>
-        <w:rPr>
-          <w:rFonts w:cs="Calibri"/>
-        </w:rPr>
-        <w:lastRenderedPageBreak/>
-        <w:t>models are invariant to feature scale, so no preprocessing pipeline was required. The model was subsequently optimised through a Grid Search cross-validation procedure, exploring combinations of three hyperparameters: the number of estimators (100, 200), the maximum tree depth (10, 20, unlimited), and the minimum number of samples required to split a node (2, 5). A total of 36 model fits were evaluated across 3 folds. The optimal configuration identified was a maximum depth of 10, a minimum sample split of 5, and 200 estimators.</w:t>
-      </w:r>
-    </w:p>
-    <w:p>
-      <w:pPr>
-        <w:rPr>
-          <w:rFonts w:cs="Calibri"/>
-        </w:rPr>
-      </w:pPr>
-      <w:r>
-        <w:rPr>
-          <w:rFonts w:cs="Calibri"/>
-        </w:rPr>
-        <w:t>The tuned Random Forest model achieved an overall accuracy of 72% and a ROC-AUC score of 0.7516 on the test set, representing an improvement of 0.0272 AUC points over the Logistic Regression baseline. The F1-score for the Employed class improved to 0.79, and notably, the F1-score for the Not Employed class improved to 0.57, addressing the main weakness identified in the baseline model. A 5-fold cross-validation on the baseline Random Forest yielded a mean AUC of 0.7156 with a standard deviation of 0.0038, confirming stable generalisation performance.</w:t>
-      </w:r>
-    </w:p>
-    <w:p>
-      <w:pPr>
-        <w:rPr>
-          <w:rFonts w:cs="Calibri"/>
-        </w:rPr>
-      </w:pPr>
-    </w:p>
-    <w:p>
-      <w:pPr>
-        <w:rPr>
-          <w:rFonts w:cs="Calibri"/>
-          <w:b/>
-          <w:bCs/>
-        </w:rPr>
-      </w:pPr>
-      <w:r>
-        <w:rPr>
-          <w:rFonts w:cs="Calibri"/>
-          <w:b/>
-          <w:bCs/>
-        </w:rPr>
-        <w:t>4.5 Feature Importance Analysis</w:t>
-      </w:r>
-    </w:p>
-    <w:p>
-      <w:pPr>
-        <w:rPr>
-          <w:rFonts w:cs="Calibri"/>
-        </w:rPr>
-      </w:pPr>
-      <w:r>
-        <w:rPr>
-          <w:rFonts w:cs="Calibri"/>
-        </w:rPr>
-        <w:t>Feature importance analysis using the Random Forest model revealed that age (AGEP) is by far the most influential predictor of employment status, accounting for approximately 51.9% of the model’s predictive power. Educational attainment (SCHL) ranked second with an importance score of 0.2028, followed by disability status (DIS) at 0.1323. Sex (SEX) and race (RAC1P) also appeared among the top five predictors, with importance scores of 0.0287 and 0.0145 respectively.</w:t>
-      </w:r>
-    </w:p>
-    <w:p>
-      <w:pPr>
-        <w:rPr>
-          <w:rFonts w:cs="Calibri"/>
-        </w:rPr>
-      </w:pPr>
-      <w:r>
-        <w:rPr>
-          <w:rFonts w:cs="Calibri"/>
-        </w:rPr>
-        <w:t>These findings carry direct relevance to the project’s disparity audit objective. The presence of sex and race among the top predictors of employment status provides quantitative evidence that demographic characteristics are systematically associated with labour market outcomes. This does not establish causation, but it does indicate that patterns of disparity exist across groups and that a predictive model trained on demographic data alone can detect these patterns with meaningful accuracy. The dominance of age and education further suggests that structural factors, in addition to demographic ones, play a central role in shaping employment outcomes within this dataset.</w:t>
-      </w:r>
-    </w:p>
-    <w:p>
-      <w:pPr>
-        <w:rPr>
-          <w:rFonts w:cs="Calibri"/>
-        </w:rPr>
-      </w:pPr>
-    </w:p>
-    <w:p>
-      <w:pPr>
-        <w:rPr>
-          <w:rFonts w:cs="Calibri"/>
-          <w:b/>
-          <w:bCs/>
-        </w:rPr>
-      </w:pPr>
-      <w:r>
-        <w:rPr>
-          <w:rFonts w:cs="Calibri"/>
-          <w:b/>
-          <w:bCs/>
-        </w:rPr>
-        <w:t>4.6 Model Comparison and Selection</w:t>
-      </w:r>
-    </w:p>
-    <w:p>
-      <w:pPr>
-        <w:rPr>
-          <w:rFonts w:cs="Calibri"/>
-        </w:rPr>
-      </w:pPr>
-      <w:r>
-        <w:rPr>
-          <w:rFonts w:cs="Calibri"/>
-        </w:rPr>
-        <w:t>A comparison of all three models evaluated in this phase is summarised below. The tuned Random Forest model outperforms Logistic Regression across all primary metrics, achieving higher accuracy, ROC-AUC, and F1-scores for both classes. Critically, it demonstrates the most substantial improvement in the identification of Not Employed individuals, which is the class of greatest relevance for labour disparity detection.</w:t>
-      </w:r>
-    </w:p>
-    <w:p>
-      <w:pPr>
-        <w:rPr>
-          <w:rFonts w:cs="Calibri"/>
-        </w:rPr>
-      </w:pPr>
-      <w:r>
-        <w:rPr>
-          <w:rFonts w:cs="Calibri"/>
-        </w:rPr>
-        <w:t>Logistic Regression achieved an accuracy of 0.68 and a ROC-AUC of 0.6916. The baseline Random Forest improved upon this with an accuracy of 0.70 and a ROC-AUC of 0.7244. The tuned Random Forest further improved performance, reaching an accuracy of 0.72 and a ROC-AUC of 0.7516. Cross-validation results confirmed that all three models are stable, with low standard deviations across folds, indicating reliable generalisation to unseen data.</w:t>
-      </w:r>
-    </w:p>
-    <w:p>
-      <w:pPr>
-        <w:rPr>
-          <w:rFonts w:cs="Calibri"/>
-        </w:rPr>
-      </w:pPr>
-      <w:r>
-        <w:rPr>
-          <w:rFonts w:cs="Calibri"/>
-        </w:rPr>
-        <w:lastRenderedPageBreak/>
-        <w:t>Based on these results, the tuned Random Forest is selected as the final model for the Evaluation phase. While Logistic Regression retains value as an interpretable baseline, the Random Forest model’s superior discriminative ability and improved minority class performance make it better suited to the project’s objective of identifying and analysing labour market disparities across demographic groups.</w:t>
-      </w:r>
-    </w:p>
-    <w:p>
-      <w:pPr>
-        <w:rPr>
-          <w:rFonts w:cs="Calibri"/>
-        </w:rPr>
-      </w:pPr>
-    </w:p>
-    <w:p>
-      <w:pPr>
-        <w:rPr>
-          <w:rFonts w:cs="Calibri"/>
-          <w:b/>
-          <w:bCs/>
-        </w:rPr>
-      </w:pPr>
-      <w:r>
-        <w:rPr>
-          <w:rFonts w:cs="Calibri"/>
-          <w:b/>
-          <w:bCs/>
-        </w:rPr>
-        <w:t>5. Evaluation</w:t>
-      </w:r>
-    </w:p>
-    <w:p>
-      <w:pPr>
-        <w:rPr>
-          <w:rFonts w:cs="Calibri"/>
-          <w:b/>
-          <w:bCs/>
-        </w:rPr>
-      </w:pPr>
-      <w:r>
-        <w:rPr>
-          <w:rFonts w:cs="Calibri"/>
-          <w:b/>
-          <w:bCs/>
-        </w:rPr>
-        <w:t>5.1 Evaluation Strategy and Metrics</w:t>
-      </w:r>
-    </w:p>
-    <w:p>
-      <w:pPr>
-        <w:rPr>
-          <w:rFonts w:cs="Calibri"/>
-        </w:rPr>
-      </w:pPr>
-      <w:r>
-        <w:rPr>
-          <w:rFonts w:cs="Calibri"/>
-        </w:rPr>
-        <w:t>The evaluation phase of this project is structured in two complementary layers. The first layer assesses standard model performance metrics on the held-out test set, providing a baseline understanding of how well the models predict employment status. The second and more analytically significant layer examines model performance across demographic subgroups, forming the basis of the fairness audit that constitutes the core objective of this project.</w:t>
-      </w:r>
-    </w:p>
-    <w:p>
-      <w:pPr>
-        <w:rPr>
-          <w:rFonts w:cs="Calibri"/>
-        </w:rPr>
-      </w:pPr>
-      <w:r>
-        <w:rPr>
-          <w:rFonts w:cs="Calibri"/>
-        </w:rPr>
-        <w:t xml:space="preserve">The following metrics were applied consistently across both evaluation layers: accuracy, ROC-AUC, precision, recall, and F1-score. Among these, </w:t>
-      </w:r>
-      <w:proofErr w:type="gramStart"/>
-      <w:r>
-        <w:rPr>
-          <w:rFonts w:cs="Calibri"/>
-        </w:rPr>
-        <w:t>Recall</w:t>
-      </w:r>
-      <w:proofErr w:type="gramEnd"/>
-      <w:r>
-        <w:rPr>
-          <w:rFonts w:cs="Calibri"/>
-        </w:rPr>
-        <w:t xml:space="preserve"> for the Not Employed class is considered the most critical metric for this project. In the context of a labour disparity audit, failing to detect unemployment in a demographic group is a more serious error than falsely predicting unemployment, as it means the framework would systematically overlook the groups most vulnerable to labour market exclusion. This asymmetry in error cost is consistent with fairness literature, which emphasises the importance of equal opportunity across protected groups (Barocas, Hardt and Narayanan, 2019).</w:t>
-      </w:r>
-    </w:p>
-    <w:p>
-      <w:pPr>
-        <w:rPr>
-          <w:rFonts w:cs="Calibri"/>
-        </w:rPr>
-      </w:pPr>
-    </w:p>
-    <w:p>
-      <w:pPr>
-        <w:rPr>
-          <w:rFonts w:cs="Calibri"/>
-          <w:b/>
-          <w:bCs/>
-        </w:rPr>
-      </w:pPr>
-      <w:r>
-        <w:rPr>
-          <w:rFonts w:cs="Calibri"/>
-          <w:b/>
-          <w:bCs/>
-        </w:rPr>
-        <w:t>5.2 Overall Model Performance</w:t>
-      </w:r>
-    </w:p>
-    <w:p>
-      <w:pPr>
-        <w:rPr>
-          <w:rFonts w:cs="Calibri"/>
-        </w:rPr>
-      </w:pPr>
-      <w:r>
-        <w:rPr>
-          <w:rFonts w:cs="Calibri"/>
-        </w:rPr>
-        <w:t>The tuned Random Forest model was selected as the final model based on its superior performance across all primary metrics. On the held-out test set of 25,208 samples, the model achieved an overall accuracy of 72%, a ROC-AUC score of 0.7516, and an F1-score of 0.79 for the Employed class and 0.57 for the Not Employed class. These results represent consistent improvements over both the Logistic Regression baseline (ROC-AUC: 0.6916) and the untuned Random Forest (ROC-AUC: 0.7244).</w:t>
-      </w:r>
-    </w:p>
-    <w:p>
-      <w:pPr>
-        <w:rPr>
-          <w:rFonts w:cs="Calibri"/>
-        </w:rPr>
-      </w:pPr>
-      <w:r>
-        <w:rPr>
-          <w:rFonts w:cs="Calibri"/>
-        </w:rPr>
-        <w:t>It is important to contextualise these results within the feature set used. The model was trained exclusively on demographic and educational variables — age, sex, race, Hispanic origin, disability status, and educational attainment. The deliberate exclusion of income, hours worked, and class of worker variables, while necessary to prevent data leakage, naturally limits the model’s predictive ceiling. An AUC of 0.75 achieved with only demographic features is analytically meaningful precisely because it demonstrates that demographic characteristics alone carry significant predictive signal with respect to employment outcomes. This finding is not a technical limitation but a substantive result: it provides quantitative evidence that demographic attributes are systematically associated with labour market outcomes in the state of Florida.</w:t>
-      </w:r>
-    </w:p>
-    <w:p>
-      <w:pPr>
-        <w:rPr>
-          <w:rFonts w:cs="Calibri"/>
-        </w:rPr>
-      </w:pPr>
-    </w:p>
-    <w:p>
-      <w:pPr>
-        <w:rPr>
-          <w:rFonts w:cs="Calibri"/>
-          <w:b/>
-          <w:bCs/>
-        </w:rPr>
-      </w:pPr>
-      <w:r>
-        <w:rPr>
-          <w:rFonts w:cs="Calibri"/>
-          <w:b/>
-          <w:bCs/>
-        </w:rPr>
-        <w:t>5.3 Fairness Analysis Across Demographic Groups</w:t>
-      </w:r>
-    </w:p>
-    <w:p>
-      <w:pPr>
-        <w:rPr>
-          <w:rFonts w:cs="Calibri"/>
-        </w:rPr>
-      </w:pPr>
-      <w:r>
-        <w:rPr>
-          <w:rFonts w:cs="Calibri"/>
-        </w:rPr>
-        <w:lastRenderedPageBreak/>
-        <w:t>Beyond aggregate performance, the evaluation examined model behaviour across three demographic dimensions: sex, disability status, and race. For each dimension, the Fairness Gap was computed as the difference between the best and worst performing subgroup on each metric. A gap exceeding 0.05 on AUC or Recall is considered significant based on the threshold established by the AI Fairness 360 framework (Bellamy et al., 2019).</w:t>
-      </w:r>
-    </w:p>
-    <w:p>
-      <w:pPr>
-        <w:rPr>
-          <w:rFonts w:cs="Calibri"/>
-          <w:b/>
-          <w:bCs/>
-        </w:rPr>
-      </w:pPr>
-      <w:r>
-        <w:rPr>
-          <w:rFonts w:cs="Calibri"/>
-          <w:b/>
-          <w:bCs/>
-        </w:rPr>
-        <w:t>5.3.1 Fairness by Sex</w:t>
-      </w:r>
-    </w:p>
-    <w:p>
-      <w:pPr>
-        <w:rPr>
-          <w:rFonts w:cs="Calibri"/>
-        </w:rPr>
-      </w:pPr>
-      <w:r>
-        <w:rPr>
-          <w:rFonts w:cs="Calibri"/>
-        </w:rPr>
-        <w:t>The model achieved a ROC-AUC of 0.7805 for male individuals and 0.7191 for female individuals, producing a Fairness Gap of 0.0614 — exceeding the significance threshold. This indicates that the model discriminates employment status more accurately for men than for women. The actual employment rate in the test set further contextualises this finding: 72.5% of male individuals were employed compared to 67.7% of female individuals, reflecting a real gap in labour force participation that the model is partially capturing.</w:t>
-      </w:r>
-    </w:p>
-    <w:p>
-      <w:pPr>
-        <w:rPr>
-          <w:rFonts w:cs="Calibri"/>
-        </w:rPr>
-      </w:pPr>
-      <w:r>
-        <w:rPr>
-          <w:rFonts w:cs="Calibri"/>
-        </w:rPr>
         <w:t>This disparity may reflect structural patterns in female labour force participation, including caregiving responsibilities, occupational segregation, and part-time employment patterns that are not fully captured by the available demographic features. From an auditing perspective, this result suggests that deploying this model in an HR context without correction could lead to systematically less accurate assessments for female candidates.</w:t>
       </w:r>
     </w:p>

--- a/Report/Final_Project.docx
+++ b/Report/Final_Project.docx
@@ -967,26 +967,469 @@
         <w:t>Missing values were identified in employment-related variables (WKHP, COW, ESR), consistent with these fields being inapplicable for non-employed individuals. 392 rows sharing identical values (0.31%) were retained, as in a survey of this scale identical demographic profiles likely represent distinct individuals. Data types were corrected to ensure consistency.</w:t>
       </w:r>
     </w:p>
-    <w:p>
-      <w:pPr>
-        <w:rPr>
-          <w:rFonts w:cs="Calibri"/>
-        </w:rPr>
-      </w:pPr>
-    </w:p>
-    <w:p>
-      <w:pPr>
-        <w:rPr>
-          <w:rFonts w:cs="Calibri"/>
-        </w:rPr>
-      </w:pPr>
-    </w:p>
-    <w:p>
-      <w:pPr>
-        <w:rPr>
-          <w:rFonts w:cs="Calibri"/>
-        </w:rPr>
-      </w:pPr>
+    <w:p/>
+    <w:p>
+      <w:pPr>
+        <w:rPr>
+          <w:rFonts w:cs="Calibri"/>
+        </w:rPr>
+      </w:pPr>
+    </w:p>
+    <w:p>
+      <w:r>
+        <w:t>3. Data Preparation (CRISP-DM Phase 3)</w:t>
+      </w:r>
+    </w:p>
+    <w:p>
+      <w:r>
+        <w:rPr>
+          <w:sz w:val="24"/>
+        </w:rPr>
+        <w:t>3.1 Feature Selection and Leakage Prevention</w:t>
+      </w:r>
+    </w:p>
+    <w:p>
+      <w:pPr>
+        <w:rPr>
+          <w:color w:val="000000"/>
+          <w:szCs w:val="22"/>
+        </w:rPr>
+      </w:pPr>
+      <w:r>
+        <w:rPr>
+          <w:color w:val="000000"/>
+          <w:szCs w:val="22"/>
+        </w:rPr>
+        <w:lastRenderedPageBreak/>
+        <w:t>Feature selection was the most critical step. An initial Logistic Regression trained with all available variables produced ROC-AUC 0.9528 — immediately flagging a data leakage concern. Investigation revealed that WAGP, WKHP, PINCP, and COW have near-zero values for unemployed individuals. These variables are consequences of employment, not predictors. All four were excluded along with PWGTP (survey weight) and ESR itself.</w:t>
+      </w:r>
+    </w:p>
+    <w:p>
+      <w:pPr>
+        <w:rPr>
+          <w:color w:val="000000"/>
+          <w:szCs w:val="22"/>
+        </w:rPr>
+      </w:pPr>
+    </w:p>
+    <w:p>
+      <w:r>
+        <w:t>3.2 Target Variable Definition</w:t>
+      </w:r>
+    </w:p>
+    <w:p>
+      <w:r>
+        <w:rPr>
+          <w:color w:val="000000"/>
+          <w:szCs w:val="22"/>
+        </w:rPr>
+        <w:t>The target variable EMPLOYED was derived from ESR: categories 1, 2, 4, 5 (employed) assigned value 1; categories 3, 6 (not employed) assigned value 0. ESR was dropped immediately after target creation. The resulting distribution: 88,393 employed (69.9%) and 38,037 not employed (30.1%).</w:t>
+      </w:r>
+    </w:p>
+    <w:p>
+      <w:r>
+        <w:t>3.3 Final Feature Set</w:t>
+      </w:r>
+    </w:p>
+    <w:p>
+      <w:r>
+        <w:rPr>
+          <w:color w:val="000000"/>
+          <w:szCs w:val="22"/>
+        </w:rPr>
+        <w:t>The final six features — AGEP (age), SEX (sex), SCHL (education), RAC1P (race), HISP (Hispanic origin), and DIS (disability status) — represent demographic and educational characteristics available independently of employment status. After One-Hot Encoding of nominal variables, the feature matrix contained 35 columns. Missing values were imputed using median (numeric) and mode (categorical). The dataset was split 80/20 with stratification: 101,144 training and 25,286 test samples (Pedregosa et al., 2011).</w:t>
+      </w:r>
+    </w:p>
+    <w:p>
+      <w:r>
+        <w:br w:type="page"/>
+      </w:r>
+    </w:p>
+    <w:p>
+      <w:r>
+        <w:rPr>
+          <w:sz w:val="30"/>
+          <w:szCs w:val="30"/>
+        </w:rPr>
+        <w:lastRenderedPageBreak/>
+        <w:t>4. Modelling (CRISP-DM Phase 4)</w:t>
+      </w:r>
+    </w:p>
+    <w:p>
+      <w:r>
+        <w:t>4.1 Model Selection</w:t>
+      </w:r>
+    </w:p>
+    <w:p>
+      <w:r>
+        <w:rPr>
+          <w:color w:val="000000"/>
+          <w:szCs w:val="22"/>
+        </w:rPr>
+        <w:t>A systematic baseline comparison was conducted across six candidate algorithms using five-fold stratified cross-validation scored by ROC-AUC (Bellamy et al., 2019). Table 1 summarises the results.</w:t>
+      </w:r>
+    </w:p>
+    <w:p/>
+    <w:p>
+      <w:pPr>
+        <w:rPr>
+          <w:rFonts w:cs="Calibri"/>
+        </w:rPr>
+      </w:pPr>
+    </w:p>
+    <w:p>
+      <w:pPr>
+        <w:rPr>
+          <w:rFonts w:cs="Calibri"/>
+        </w:rPr>
+      </w:pPr>
+    </w:p>
+    <w:p>
+      <w:pPr>
+        <w:rPr>
+          <w:rFonts w:cs="Calibri"/>
+        </w:rPr>
+      </w:pPr>
+      <w:r>
+        <w:rPr>
+          <w:rFonts w:eastAsia="Calibri" w:cs="Calibri"/>
+          <w:i/>
+          <w:iCs/>
+          <w:color w:val="000000"/>
+          <w:szCs w:val="22"/>
+        </w:rPr>
+        <w:t>Table 1 — Baseline algorithm comparison (5-fold CV ROC-AUC)</w:t>
+      </w:r>
+    </w:p>
+    <w:p>
+      <w:r>
+        <w:t>Logistic Regression was selected as the interpretable baseline and Random Forest as the primary model, supported by the fairness auditing literature which identifies both as reference models for bias detection (</w:t>
+      </w:r>
+      <w:proofErr w:type="spellStart"/>
+      <w:r>
+        <w:t>Shrishak</w:t>
+      </w:r>
+      <w:proofErr w:type="spellEnd"/>
+      <w:r>
+        <w:t>, 2022; Ahmad et al., 2025). SVM was evaluated separately on a subsample (AUC 0.7386) but excluded due to convergence constraints at 100k+ samples and lack of feature importance.</w:t>
+      </w:r>
+    </w:p>
+    <w:p>
+      <w:r>
+        <w:t>4.2 Logistic Regression (Baseline)</w:t>
+      </w:r>
+    </w:p>
+    <w:p>
+      <w:r>
+        <w:t>Implemented using a scikit-learn Pipeline (</w:t>
+      </w:r>
+      <w:proofErr w:type="spellStart"/>
+      <w:r>
+        <w:t>StandardScaler</w:t>
+      </w:r>
+      <w:proofErr w:type="spellEnd"/>
+      <w:r>
+        <w:t xml:space="preserve"> + </w:t>
+      </w:r>
+      <w:proofErr w:type="spellStart"/>
+      <w:r>
+        <w:t>LogisticRegression</w:t>
+      </w:r>
+      <w:proofErr w:type="spellEnd"/>
+      <w:r>
+        <w:t xml:space="preserve">, </w:t>
+      </w:r>
+      <w:proofErr w:type="spellStart"/>
+      <w:r>
+        <w:t>class_weight</w:t>
+      </w:r>
+      <w:proofErr w:type="spellEnd"/>
+      <w:proofErr w:type="gramStart"/>
+      <w:r>
+        <w:t>=‘</w:t>
+      </w:r>
+      <w:proofErr w:type="gramEnd"/>
+      <w:r>
+        <w:t xml:space="preserve">balanced’, </w:t>
+      </w:r>
+      <w:proofErr w:type="spellStart"/>
+      <w:r>
+        <w:t>max_iter</w:t>
+      </w:r>
+      <w:proofErr w:type="spellEnd"/>
+      <w:r>
+        <w:t>=1000). Test set results: accuracy 0.68, ROC-AUC 0.6929, F1 (Employed) 0.77, F1 (Not Employed) 0.49. Cross-validation: mean AUC 0.6881 (±0.0020), confirming stability. An AUC of 0.69 with purely demographic variables confirms genuine predictive signal without leakage.</w:t>
+      </w:r>
+    </w:p>
+    <w:p>
+      <w:r>
+        <w:t>4.3 Random Forest and Hyperparameter Tuning</w:t>
+      </w:r>
+    </w:p>
+    <w:p>
+      <w:r>
+        <w:t>Random Forest was selected for its ability to capture non-linear relationships and built-in feature importance (</w:t>
+      </w:r>
+      <w:proofErr w:type="spellStart"/>
+      <w:r>
+        <w:t>Breiman</w:t>
+      </w:r>
+      <w:proofErr w:type="spellEnd"/>
+      <w:r>
+        <w:t xml:space="preserve">, 2001). </w:t>
+      </w:r>
+      <w:proofErr w:type="spellStart"/>
+      <w:r>
+        <w:t>GridSearchCV</w:t>
+      </w:r>
+      <w:proofErr w:type="spellEnd"/>
+      <w:r>
+        <w:t xml:space="preserve"> evaluated 36 combinations across 3 folds. Table 2 shows the optimal hyperparameters.</w:t>
+      </w:r>
+    </w:p>
+    <w:p>
+      <w:pPr>
+        <w:rPr>
+          <w:rFonts w:cs="Calibri"/>
+        </w:rPr>
+      </w:pPr>
+    </w:p>
+    <w:p>
+      <w:pPr>
+        <w:rPr>
+          <w:rFonts w:cs="Calibri"/>
+        </w:rPr>
+      </w:pPr>
+    </w:p>
+    <w:p>
+      <w:pPr>
+        <w:rPr>
+          <w:rFonts w:cs="Calibri"/>
+        </w:rPr>
+      </w:pPr>
+    </w:p>
+    <w:p>
+      <w:pPr>
+        <w:spacing w:after="120"/>
+        <w:jc w:val="center"/>
+      </w:pPr>
+      <w:r>
+        <w:rPr>
+          <w:rFonts w:eastAsia="Calibri" w:cs="Calibri"/>
+          <w:i/>
+          <w:iCs/>
+          <w:color w:val="000000"/>
+          <w:szCs w:val="22"/>
+        </w:rPr>
+        <w:t>Table 2 — Final Hyperparameters — Tuned Random Forest</w:t>
+      </w:r>
+    </w:p>
+    <w:p>
+      <w:pPr>
+        <w:spacing w:after="120"/>
+        <w:jc w:val="both"/>
+        <w:rPr>
+          <w:rFonts w:eastAsia="Calibri" w:cs="Calibri"/>
+          <w:color w:val="000000"/>
+          <w:szCs w:val="22"/>
+        </w:rPr>
+      </w:pPr>
+      <w:r>
+        <w:rPr>
+          <w:rFonts w:eastAsia="Calibri" w:cs="Calibri"/>
+          <w:color w:val="000000"/>
+          <w:szCs w:val="22"/>
+        </w:rPr>
+        <w:t>The tuned model achieved accuracy 0.72, ROC-AUC 0.7545, F1 (Employed) 0.79, F1 (Not Employed) 0.57 — improving upon both the LR baseline and untuned RF. Feature importance identified age (51.9%) and education (20.3%) as dominant predictors, followed by disability status (13.2%), sex (2.9%), and race (1.5%) — providing quantitative evidence that demographic characteristics are systematically associated with employment outcomes (Ahmad et al., 2025).</w:t>
+      </w:r>
+    </w:p>
+    <w:p>
+      <w:pPr>
+        <w:spacing w:after="120"/>
+        <w:jc w:val="both"/>
+        <w:rPr>
+          <w:rFonts w:eastAsia="Calibri" w:cs="Calibri"/>
+          <w:color w:val="000000"/>
+          <w:szCs w:val="22"/>
+        </w:rPr>
+      </w:pPr>
+    </w:p>
+    <w:p>
+      <w:pPr>
+        <w:spacing w:after="120"/>
+        <w:jc w:val="both"/>
+      </w:pPr>
+      <w:r>
+        <w:rPr>
+          <w:noProof/>
+        </w:rPr>
+        <w:lastRenderedPageBreak/>
+        <w:drawing>
+          <wp:inline distT="0" distB="0" distL="0" distR="0" wp14:anchorId="615D34D7" wp14:editId="4488B4A9">
+            <wp:extent cx="5731510" cy="4274820"/>
+            <wp:effectExtent l="0" t="0" r="2540" b="0"/>
+            <wp:docPr id="1986490346" name="Imagen 6"/>
+            <wp:cNvGraphicFramePr>
+              <a:graphicFrameLocks xmlns:a="http://schemas.openxmlformats.org/drawingml/2006/main" noChangeAspect="1"/>
+            </wp:cNvGraphicFramePr>
+            <a:graphic xmlns:a="http://schemas.openxmlformats.org/drawingml/2006/main">
+              <a:graphicData uri="http://schemas.openxmlformats.org/drawingml/2006/picture">
+                <pic:pic xmlns:pic="http://schemas.openxmlformats.org/drawingml/2006/picture">
+                  <pic:nvPicPr>
+                    <pic:cNvPr id="1986490346" name="Imagen 1986490346"/>
+                    <pic:cNvPicPr/>
+                  </pic:nvPicPr>
+                  <pic:blipFill>
+                    <a:blip r:embed="rId10" cstate="print">
+                      <a:extLst>
+                        <a:ext uri="{28A0092B-C50C-407E-A947-70E740481C1C}">
+                          <a14:useLocalDpi xmlns:a14="http://schemas.microsoft.com/office/drawing/2010/main" val="0"/>
+                        </a:ext>
+                      </a:extLst>
+                    </a:blip>
+                    <a:stretch>
+                      <a:fillRect/>
+                    </a:stretch>
+                  </pic:blipFill>
+                  <pic:spPr>
+                    <a:xfrm>
+                      <a:off x="0" y="0"/>
+                      <a:ext cx="5731510" cy="4274820"/>
+                    </a:xfrm>
+                    <a:prstGeom prst="rect">
+                      <a:avLst/>
+                    </a:prstGeom>
+                  </pic:spPr>
+                </pic:pic>
+              </a:graphicData>
+            </a:graphic>
+          </wp:inline>
+        </w:drawing>
+      </w:r>
+    </w:p>
+    <w:p>
+      <w:pPr>
+        <w:spacing w:after="180"/>
+        <w:jc w:val="center"/>
+      </w:pPr>
+      <w:r>
+        <w:rPr>
+          <w:rFonts w:eastAsia="Calibri" w:cs="Calibri"/>
+          <w:i/>
+          <w:iCs/>
+          <w:color w:val="444444"/>
+          <w:sz w:val="20"/>
+          <w:szCs w:val="20"/>
+        </w:rPr>
+        <w:t>Figure 8 — ROC Curve Comparison — Logistic Regression, RF Baseline, and RF Tuned</w:t>
+      </w:r>
+    </w:p>
+    <w:p>
+      <w:pPr>
+        <w:rPr>
+          <w:rFonts w:cs="Calibri"/>
+        </w:rPr>
+      </w:pPr>
+    </w:p>
+    <w:p>
+      <w:pPr>
+        <w:rPr>
+          <w:rFonts w:cs="Calibri"/>
+        </w:rPr>
+      </w:pPr>
+    </w:p>
+    <w:p>
+      <w:pPr>
+        <w:rPr>
+          <w:rFonts w:cs="Calibri"/>
+        </w:rPr>
+      </w:pPr>
+    </w:p>
+    <w:p>
+      <w:pPr>
+        <w:rPr>
+          <w:rFonts w:cs="Calibri"/>
+        </w:rPr>
+      </w:pPr>
+    </w:p>
+    <w:p>
+      <w:pPr>
+        <w:rPr>
+          <w:rFonts w:cs="Calibri"/>
+        </w:rPr>
+      </w:pPr>
+      <w:r>
+        <w:rPr>
+          <w:rFonts w:cs="Calibri"/>
+          <w:noProof/>
+        </w:rPr>
+        <w:lastRenderedPageBreak/>
+        <w:drawing>
+          <wp:inline distT="0" distB="0" distL="0" distR="0" wp14:anchorId="7E8B77FA" wp14:editId="551C94E3">
+            <wp:extent cx="5731510" cy="4269740"/>
+            <wp:effectExtent l="0" t="0" r="2540" b="0"/>
+            <wp:docPr id="1053246094" name="Imagen 7"/>
+            <wp:cNvGraphicFramePr>
+              <a:graphicFrameLocks xmlns:a="http://schemas.openxmlformats.org/drawingml/2006/main" noChangeAspect="1"/>
+            </wp:cNvGraphicFramePr>
+            <a:graphic xmlns:a="http://schemas.openxmlformats.org/drawingml/2006/main">
+              <a:graphicData uri="http://schemas.openxmlformats.org/drawingml/2006/picture">
+                <pic:pic xmlns:pic="http://schemas.openxmlformats.org/drawingml/2006/picture">
+                  <pic:nvPicPr>
+                    <pic:cNvPr id="1053246094" name="Imagen 1053246094"/>
+                    <pic:cNvPicPr/>
+                  </pic:nvPicPr>
+                  <pic:blipFill>
+                    <a:blip r:embed="rId11" cstate="print">
+                      <a:extLst>
+                        <a:ext uri="{28A0092B-C50C-407E-A947-70E740481C1C}">
+                          <a14:useLocalDpi xmlns:a14="http://schemas.microsoft.com/office/drawing/2010/main" val="0"/>
+                        </a:ext>
+                      </a:extLst>
+                    </a:blip>
+                    <a:stretch>
+                      <a:fillRect/>
+                    </a:stretch>
+                  </pic:blipFill>
+                  <pic:spPr>
+                    <a:xfrm>
+                      <a:off x="0" y="0"/>
+                      <a:ext cx="5731510" cy="4269740"/>
+                    </a:xfrm>
+                    <a:prstGeom prst="rect">
+                      <a:avLst/>
+                    </a:prstGeom>
+                  </pic:spPr>
+                </pic:pic>
+              </a:graphicData>
+            </a:graphic>
+          </wp:inline>
+        </w:drawing>
+      </w:r>
+    </w:p>
+    <w:p>
+      <w:pPr>
+        <w:rPr>
+          <w:rFonts w:cs="Calibri"/>
+        </w:rPr>
+      </w:pPr>
+    </w:p>
+    <w:p>
+      <w:pPr>
+        <w:spacing w:after="180"/>
+        <w:jc w:val="center"/>
+      </w:pPr>
+      <w:r>
+        <w:rPr>
+          <w:rFonts w:eastAsia="Calibri" w:cs="Calibri"/>
+          <w:i/>
+          <w:iCs/>
+          <w:color w:val="444444"/>
+          <w:sz w:val="20"/>
+          <w:szCs w:val="20"/>
+        </w:rPr>
+        <w:t>Figure 9 — Random Forest — Top 15 Feature Importances (Gini)</w:t>
+      </w:r>
     </w:p>
     <w:p>
       <w:pPr>
@@ -996,14 +1439,15 @@
           <w:bCs/>
         </w:rPr>
       </w:pPr>
-      <w:r>
+    </w:p>
+    <w:p>
+      <w:pPr>
         <w:rPr>
           <w:rFonts w:cs="Calibri"/>
           <w:b/>
           <w:bCs/>
         </w:rPr>
-        <w:t>3. Data Preparation</w:t>
-      </w:r>
+      </w:pPr>
     </w:p>
     <w:p>
       <w:pPr>
@@ -1013,1127 +1457,281 @@
           <w:bCs/>
         </w:rPr>
       </w:pPr>
-      <w:r>
-        <w:rPr>
-          <w:rFonts w:cs="Calibri"/>
+    </w:p>
+    <w:p>
+      <w:r>
+        <w:t>5. Evaluation (CRISP-DM Phase 5)</w:t>
+      </w:r>
+    </w:p>
+    <w:p>
+      <w:r>
+        <w:rPr>
+          <w:sz w:val="24"/>
+        </w:rPr>
+        <w:t>5.1 Overall Model Performance</w:t>
+      </w:r>
+    </w:p>
+    <w:p>
+      <w:r>
+        <w:rPr>
+          <w:color w:val="000000"/>
+          <w:szCs w:val="22"/>
+        </w:rPr>
+        <w:t>Table 3 summarises performance of all three models on the held-out test set (n = 25,286).</w:t>
+      </w:r>
+    </w:p>
+    <w:p>
+      <w:pPr>
+        <w:rPr>
+          <w:rFonts w:cs="Calibri"/>
+        </w:rPr>
+      </w:pPr>
+    </w:p>
+    <w:p>
+      <w:pPr>
+        <w:spacing w:after="120"/>
+        <w:jc w:val="center"/>
+      </w:pPr>
+      <w:r>
+        <w:rPr>
+          <w:rFonts w:eastAsia="Calibri" w:cs="Calibri"/>
+          <w:i/>
+          <w:iCs/>
+          <w:color w:val="000000"/>
+          <w:szCs w:val="22"/>
+        </w:rPr>
+        <w:t>Table 3 — Model performance comparison on held-out test set</w:t>
+      </w:r>
+    </w:p>
+    <w:p>
+      <w:pPr>
+        <w:spacing w:after="120"/>
+        <w:jc w:val="both"/>
+      </w:pPr>
+      <w:r>
+        <w:rPr>
+          <w:rFonts w:eastAsia="Calibri" w:cs="Calibri"/>
+          <w:color w:val="000000"/>
+          <w:szCs w:val="22"/>
+        </w:rPr>
+        <w:t>An AUC of 0.75 using only six demographic variables is substantively meaningful: it confirms that demographic characteristics are systematically associated with labour market outcomes — the quantitative foundation of the disparity audit.</w:t>
+      </w:r>
+    </w:p>
+    <w:p>
+      <w:pPr>
+        <w:spacing w:after="180"/>
+        <w:jc w:val="center"/>
+      </w:pPr>
+      <w:r>
+        <w:rPr>
+          <w:rFonts w:eastAsia="Calibri" w:cs="Calibri"/>
+          <w:i/>
+          <w:iCs/>
+          <w:color w:val="444444"/>
+          <w:sz w:val="20"/>
+          <w:szCs w:val="20"/>
+        </w:rPr>
+        <w:t>Figure 10 — Confusion Matrix — Tuned Random Forest (Test Set, n = 25,286)</w:t>
+      </w:r>
+    </w:p>
+    <w:p>
+      <w:r>
+        <w:t>5.2 Fairness Analysis</w:t>
+      </w:r>
+    </w:p>
+    <w:p>
+      <w:pPr>
+        <w:rPr>
+          <w:color w:val="000000"/>
+          <w:szCs w:val="22"/>
+        </w:rPr>
+      </w:pPr>
+      <w:r>
+        <w:rPr>
+          <w:color w:val="000000"/>
+          <w:szCs w:val="22"/>
+        </w:rPr>
+        <w:lastRenderedPageBreak/>
+        <w:t>Model performance was evaluated separately across three demographic dimensions. A gap exceeding 0.05 on AUC or Recall is considered significant (Bellamy et al., 2019). Table 4 summarises findings.</w:t>
+      </w:r>
+    </w:p>
+    <w:p>
+      <w:pPr>
+        <w:rPr>
+          <w:rFonts w:eastAsia="Calibri" w:cs="Calibri"/>
+          <w:i/>
+          <w:iCs/>
+          <w:color w:val="000000"/>
+          <w:szCs w:val="22"/>
+        </w:rPr>
+      </w:pPr>
+    </w:p>
+    <w:p>
+      <w:pPr>
+        <w:ind w:firstLine="720"/>
+        <w:rPr>
+          <w:rFonts w:eastAsia="Calibri" w:cs="Calibri"/>
+          <w:i/>
+          <w:iCs/>
+          <w:color w:val="000000"/>
+          <w:szCs w:val="22"/>
+        </w:rPr>
+      </w:pPr>
+      <w:r>
+        <w:rPr>
+          <w:rFonts w:eastAsia="Calibri" w:cs="Calibri"/>
+          <w:i/>
+          <w:iCs/>
+          <w:color w:val="000000"/>
+          <w:szCs w:val="22"/>
+        </w:rPr>
+        <w:t>Table 4 — Fairness Analysis Consolidated Summary</w:t>
+      </w:r>
+    </w:p>
+    <w:p/>
+    <w:p>
+      <w:r>
+        <w:rPr>
           <w:b/>
           <w:bCs/>
-        </w:rPr>
-        <w:lastRenderedPageBreak/>
-        <w:t>3.1 Data Selection</w:t>
-      </w:r>
-    </w:p>
-    <w:p>
-      <w:pPr>
-        <w:rPr>
-          <w:rFonts w:cs="Calibri"/>
-        </w:rPr>
-      </w:pPr>
-      <w:r>
-        <w:rPr>
-          <w:rFonts w:cs="Calibri"/>
-        </w:rPr>
-        <w:t>Following the Data Understanding phase, a subset of variables was selected from the original dataset to support the objectives of the project. The selection focused on variables that are directly relevant to labour market analysis and potential disparity assessment across demographic groups.</w:t>
-      </w:r>
-    </w:p>
-    <w:p>
-      <w:pPr>
-        <w:rPr>
-          <w:rFonts w:cs="Calibri"/>
-        </w:rPr>
-      </w:pPr>
-      <w:r>
-        <w:rPr>
-          <w:rFonts w:cs="Calibri"/>
-        </w:rPr>
-        <w:t>The selected variables include demographic attributes such as age (AGEP), sex (SEX), race (RAC1P), ethnicity (HISP), and disability status (DIS), as well as socio-economic indicators such as educational attainment (SCHL), personal income (PINCP), wage income (WAGP), and usual hours worked per week (WKHP). In addition, employment status (ESR) was retained as a central variable for defining a labour-related outcome.</w:t>
-      </w:r>
-    </w:p>
-    <w:p>
-      <w:pPr>
-        <w:rPr>
-          <w:rFonts w:cs="Calibri"/>
-        </w:rPr>
-      </w:pPr>
-      <w:r>
-        <w:rPr>
-          <w:rFonts w:cs="Calibri"/>
-        </w:rPr>
-        <w:t>This selection reflects a balance between analytical relevance and practical feasibility. Including too many variables could introduce noise and complexity, while excluding key attributes would limit the ability to analyse differences across groups. Therefore, the chosen subset provides a focused yet sufficiently rich representation of the population.</w:t>
-      </w:r>
-    </w:p>
-    <w:p>
-      <w:pPr>
-        <w:rPr>
-          <w:rFonts w:cs="Calibri"/>
-        </w:rPr>
-      </w:pPr>
-    </w:p>
-    <w:p>
-      <w:pPr>
-        <w:rPr>
-          <w:rFonts w:cs="Calibri"/>
-        </w:rPr>
-      </w:pPr>
-    </w:p>
-    <w:p>
-      <w:pPr>
-        <w:rPr>
-          <w:rFonts w:cs="Calibri"/>
+          <w:color w:val="2E4057"/>
+        </w:rPr>
+        <w:t>5.2.1 Fairness by Sex</w:t>
+      </w:r>
+    </w:p>
+    <w:p>
+      <w:r>
+        <w:t>ROC-AUC 0.7829 (Male) vs 0.7204 (Female) — gap 0.0625, exceeding the significance threshold. Male employment rate 72.2% vs female 67.7%. This reflects structural differences in female labour force participation including caregiving responsibilities and occupational segregation not captured by available features.</w:t>
+      </w:r>
+    </w:p>
+    <w:p>
+      <w:r>
+        <w:rPr>
           <w:b/>
           <w:bCs/>
-        </w:rPr>
-      </w:pPr>
-      <w:r>
-        <w:rPr>
-          <w:rFonts w:cs="Calibri"/>
+          <w:color w:val="2E4057"/>
+        </w:rPr>
+        <w:t>5.2.2 Fairness by Disability Status</w:t>
+      </w:r>
+    </w:p>
+    <w:p>
+      <w:r>
+        <w:t>The most consequential finding. With Disability employment rate 36.4% vs Without Disability 74.6%. The model achieved Recall (Not Employed) 0.9607 for individuals with disabilities — not through genuine learning but through structural pessimism: defaulting to predicting unemployment as the most probable outcome. This is documented in fairness literature as shortcut learning (Mehrabi et al., 2021). An HR system trained on this data would institutionalise existing labour market exclusion.</w:t>
+      </w:r>
+    </w:p>
+    <w:p>
+      <w:r>
+        <w:rPr>
           <w:b/>
           <w:bCs/>
-        </w:rPr>
-        <w:t>3.2 Data Filtering and Transformation</w:t>
-      </w:r>
-    </w:p>
-    <w:p>
-      <w:pPr>
-        <w:rPr>
-          <w:rFonts w:cs="Calibri"/>
-        </w:rPr>
-      </w:pPr>
-      <w:r>
-        <w:rPr>
-          <w:rFonts w:cs="Calibri"/>
-        </w:rPr>
-        <w:t>To ensure that the dataset is aligned with labour market analysis, a filtering step was applied to restrict the population to individuals within working age (18 to 66 years old). This decision is consistent with the project’s objective of analysing employment-related outcomes and avoids the inclusion of individuals who are unlikely to participate in the labour market, such as minors or retirees.</w:t>
-      </w:r>
-    </w:p>
-    <w:p>
-      <w:pPr>
-        <w:rPr>
-          <w:rFonts w:cs="Calibri"/>
-        </w:rPr>
-      </w:pPr>
-      <w:r>
-        <w:rPr>
-          <w:rFonts w:cs="Calibri"/>
-        </w:rPr>
-        <w:t>In addition to filtering, several transformations were applied to prepare the data for analysis. Data types were reviewed and corrected where necessary to ensure consistency between numerical and categorical variables. This step is essential for enabling both statistical analysis and machine learning modelling.</w:t>
-      </w:r>
-    </w:p>
-    <w:p>
-      <w:pPr>
-        <w:rPr>
-          <w:rFonts w:cs="Calibri"/>
-        </w:rPr>
-      </w:pPr>
-      <w:r>
-        <w:rPr>
-          <w:rFonts w:cs="Calibri"/>
-        </w:rPr>
-        <w:t>At this stage, no extensive feature engineering was performed, as the primary focus was to establish a clean and interpretable dataset. More advanced transformations may be introduced in later stages depending on modelling requirements.</w:t>
-      </w:r>
-    </w:p>
-    <w:p>
-      <w:pPr>
-        <w:rPr>
-          <w:rFonts w:cs="Calibri"/>
-        </w:rPr>
-      </w:pPr>
-    </w:p>
-    <w:p>
-      <w:pPr>
-        <w:rPr>
-          <w:rFonts w:cs="Calibri"/>
-        </w:rPr>
-      </w:pPr>
-    </w:p>
-    <w:p>
-      <w:pPr>
-        <w:rPr>
-          <w:rFonts w:cs="Calibri"/>
-          <w:b/>
-          <w:bCs/>
-        </w:rPr>
-      </w:pPr>
-      <w:r>
-        <w:rPr>
-          <w:rFonts w:cs="Calibri"/>
-          <w:b/>
-          <w:bCs/>
-        </w:rPr>
-        <w:t>3.3 Handling Missing Values</w:t>
-      </w:r>
-    </w:p>
-    <w:p>
-      <w:pPr>
-        <w:rPr>
-          <w:rFonts w:cs="Calibri"/>
-        </w:rPr>
-      </w:pPr>
-      <w:r>
-        <w:rPr>
-          <w:rFonts w:cs="Calibri"/>
-        </w:rPr>
-        <w:t>Missing values were identified during the data quality assessment. While some variables contain missing entries, these are not excessive and are typical of large-scale observational datasets.</w:t>
-      </w:r>
-    </w:p>
-    <w:p>
-      <w:pPr>
-        <w:rPr>
-          <w:rFonts w:cs="Calibri"/>
-        </w:rPr>
-      </w:pPr>
-      <w:r>
-        <w:rPr>
-          <w:rFonts w:cs="Calibri"/>
-        </w:rPr>
-        <w:t>At this stage of the project, missing values were not aggressively removed or imputed, as doing so prematurely could introduce bias or distort the structure of the data. Instead, missing values were retained where appropriate and will be handled selectively depending on the requirements of the modelling phase.</w:t>
-      </w:r>
-    </w:p>
-    <w:p>
-      <w:pPr>
-        <w:rPr>
-          <w:rFonts w:cs="Calibri"/>
-        </w:rPr>
-      </w:pPr>
-      <w:r>
-        <w:rPr>
-          <w:rFonts w:cs="Calibri"/>
+          <w:color w:val="2E4057"/>
+        </w:rPr>
+        <w:t>5.2.3 Fairness by Race</w:t>
+      </w:r>
+    </w:p>
+    <w:p>
+      <w:r>
+        <w:t xml:space="preserve">Three groups analysed: White alone (n=14,584), Black/African American (n=2,936), Other races (n=7,766). AUC gap 0.0383 falls within acceptable limits. However, the Recall gap for Not Employed reached 0.256, with </w:t>
+      </w:r>
+      <w:proofErr w:type="gramStart"/>
+      <w:r>
+        <w:t>Other</w:t>
+      </w:r>
+      <w:proofErr w:type="gramEnd"/>
+      <w:r>
+        <w:t xml:space="preserve"> races most underserved (Recall 0.48).</w:t>
+      </w:r>
+    </w:p>
+    <w:p>
+      <w:r>
+        <w:rPr>
+          <w:noProof/>
+        </w:rPr>
+        <w:drawing>
+          <wp:inline distT="0" distB="0" distL="0" distR="0" wp14:anchorId="73485844" wp14:editId="0F1288F3">
+            <wp:extent cx="5731510" cy="1934210"/>
+            <wp:effectExtent l="0" t="0" r="2540" b="8890"/>
+            <wp:docPr id="1867827851" name="Imagen 8"/>
+            <wp:cNvGraphicFramePr>
+              <a:graphicFrameLocks xmlns:a="http://schemas.openxmlformats.org/drawingml/2006/main" noChangeAspect="1"/>
+            </wp:cNvGraphicFramePr>
+            <a:graphic xmlns:a="http://schemas.openxmlformats.org/drawingml/2006/main">
+              <a:graphicData uri="http://schemas.openxmlformats.org/drawingml/2006/picture">
+                <pic:pic xmlns:pic="http://schemas.openxmlformats.org/drawingml/2006/picture">
+                  <pic:nvPicPr>
+                    <pic:cNvPr id="1867827851" name="Imagen 1867827851"/>
+                    <pic:cNvPicPr/>
+                  </pic:nvPicPr>
+                  <pic:blipFill>
+                    <a:blip r:embed="rId12" cstate="print">
+                      <a:extLst>
+                        <a:ext uri="{28A0092B-C50C-407E-A947-70E740481C1C}">
+                          <a14:useLocalDpi xmlns:a14="http://schemas.microsoft.com/office/drawing/2010/main" val="0"/>
+                        </a:ext>
+                      </a:extLst>
+                    </a:blip>
+                    <a:stretch>
+                      <a:fillRect/>
+                    </a:stretch>
+                  </pic:blipFill>
+                  <pic:spPr>
+                    <a:xfrm>
+                      <a:off x="0" y="0"/>
+                      <a:ext cx="5731510" cy="1934210"/>
+                    </a:xfrm>
+                    <a:prstGeom prst="rect">
+                      <a:avLst/>
+                    </a:prstGeom>
+                  </pic:spPr>
+                </pic:pic>
+              </a:graphicData>
+            </a:graphic>
+          </wp:inline>
+        </w:drawing>
+      </w:r>
+    </w:p>
+    <w:p>
+      <w:pPr>
+        <w:spacing w:after="180"/>
+        <w:jc w:val="center"/>
+      </w:pPr>
+      <w:r>
+        <w:rPr>
+          <w:rFonts w:eastAsia="Calibri" w:cs="Calibri"/>
+          <w:i/>
+          <w:iCs/>
+          <w:color w:val="444444"/>
+          <w:sz w:val="20"/>
+          <w:szCs w:val="20"/>
+        </w:rPr>
+        <w:t>Figure 11 — Fairness Analysis Dashboard — ROC-AUC, Recall, and Accuracy by Demographic Group</w:t>
+      </w:r>
+    </w:p>
+    <w:p/>
+    <w:p>
+      <w:r>
+        <w:t>5.3 Disparity vs Bias</w:t>
+      </w:r>
+    </w:p>
+    <w:p>
+      <w:r>
+        <w:rPr>
+          <w:color w:val="000000"/>
+          <w:szCs w:val="22"/>
+        </w:rPr>
+        <w:t xml:space="preserve">A critical distinction must be maintained between disparity and bias (Shrishak, 2022; Mehrabi et al., 2021). This project analyses observational employment outcomes, not recruitment process data. The disparities identified cannot be attributed directly to discriminatory hiring practices — a constraint </w:t>
+      </w:r>
+      <w:r>
+        <w:rPr>
+          <w:color w:val="000000"/>
+          <w:szCs w:val="22"/>
         </w:rPr>
         <w:lastRenderedPageBreak/>
-        <w:t>This approach ensures that data preparation remains transparent and avoids unnecessary assumptions before the analytical objective is fully defined.</w:t>
-      </w:r>
-    </w:p>
-    <w:p>
-      <w:pPr>
-        <w:rPr>
-          <w:rFonts w:cs="Calibri"/>
-        </w:rPr>
-      </w:pPr>
-    </w:p>
-    <w:p>
-      <w:pPr>
-        <w:rPr>
-          <w:rFonts w:cs="Calibri"/>
-          <w:b/>
-          <w:bCs/>
-        </w:rPr>
-      </w:pPr>
-      <w:r>
-        <w:rPr>
-          <w:rFonts w:cs="Calibri"/>
-          <w:b/>
-          <w:bCs/>
-        </w:rPr>
-        <w:t>3.4 Data Consistency and Quality Adjustments</w:t>
-      </w:r>
-    </w:p>
-    <w:p>
-      <w:pPr>
-        <w:rPr>
-          <w:rFonts w:cs="Calibri"/>
-        </w:rPr>
-      </w:pPr>
-      <w:r>
-        <w:rPr>
-          <w:rFonts w:cs="Calibri"/>
-        </w:rPr>
-        <w:t>Several checks were performed to ensure data consistency. Duplicate records were examined and no significant duplication issues were found, indicating that the dataset does not contain major redundancies.</w:t>
-      </w:r>
-    </w:p>
-    <w:p>
-      <w:pPr>
-        <w:rPr>
-          <w:rFonts w:cs="Calibri"/>
-        </w:rPr>
-      </w:pPr>
-      <w:r>
-        <w:rPr>
-          <w:rFonts w:cs="Calibri"/>
-        </w:rPr>
-        <w:t xml:space="preserve">Categorical variables were also reviewed to ensure that categories are correctly represented and interpretable. </w:t>
-      </w:r>
-      <w:proofErr w:type="gramStart"/>
-      <w:r>
-        <w:rPr>
-          <w:rFonts w:cs="Calibri"/>
-        </w:rPr>
-        <w:t>In particular, variables</w:t>
-      </w:r>
-      <w:proofErr w:type="gramEnd"/>
-      <w:r>
-        <w:rPr>
-          <w:rFonts w:cs="Calibri"/>
-        </w:rPr>
-        <w:t xml:space="preserve"> such as employment status, race, and education require careful interpretation, as their coding schemes may not be immediately intuitive.</w:t>
-      </w:r>
-    </w:p>
-    <w:p>
-      <w:pPr>
-        <w:rPr>
-          <w:rFonts w:cs="Calibri"/>
-        </w:rPr>
-      </w:pPr>
-      <w:r>
-        <w:rPr>
-          <w:rFonts w:cs="Calibri"/>
-        </w:rPr>
-        <w:t>Ensuring consistency at this stage is critical, as misinterpretation of categorical variables could lead to incorrect conclusions in later analysis.</w:t>
-      </w:r>
-    </w:p>
-    <w:p>
-      <w:pPr>
-        <w:rPr>
-          <w:rFonts w:cs="Calibri"/>
-        </w:rPr>
-      </w:pPr>
-    </w:p>
-    <w:p>
-      <w:pPr>
-        <w:rPr>
-          <w:rFonts w:cs="Calibri"/>
-        </w:rPr>
-      </w:pPr>
-    </w:p>
-    <w:p>
-      <w:pPr>
-        <w:rPr>
-          <w:rFonts w:cs="Calibri"/>
-          <w:b/>
-          <w:bCs/>
-        </w:rPr>
-      </w:pPr>
-      <w:r>
-        <w:rPr>
-          <w:rFonts w:cs="Calibri"/>
-          <w:b/>
-          <w:bCs/>
-        </w:rPr>
-        <w:t>3.5 Prepared Dataset</w:t>
-      </w:r>
-    </w:p>
-    <w:p>
-      <w:pPr>
-        <w:rPr>
-          <w:rFonts w:cs="Calibri"/>
-        </w:rPr>
-      </w:pPr>
-      <w:r>
-        <w:rPr>
-          <w:rFonts w:cs="Calibri"/>
-        </w:rPr>
-        <w:t>Following the selection, filtering, and cleaning steps, a working dataset was created for subsequent analysis and modelling. This dataset represents a cleaned and structured version of the original data, tailored to the objectives of the project.</w:t>
-      </w:r>
-    </w:p>
-    <w:p>
-      <w:pPr>
-        <w:rPr>
-          <w:rFonts w:cs="Calibri"/>
-        </w:rPr>
-      </w:pPr>
-      <w:r>
-        <w:rPr>
-          <w:rFonts w:cs="Calibri"/>
-        </w:rPr>
-        <w:t>The prepared dataset maintains the original characteristics of the population while removing irrelevant or misleading observations. It is therefore suitable for both exploratory analysis and the development of machine learning models in the next phase.</w:t>
-      </w:r>
-    </w:p>
-    <w:p>
-      <w:pPr>
-        <w:rPr>
-          <w:rFonts w:cs="Calibri"/>
-        </w:rPr>
-      </w:pPr>
-    </w:p>
-    <w:p>
-      <w:pPr>
-        <w:rPr>
-          <w:rFonts w:cs="Calibri"/>
-        </w:rPr>
-      </w:pPr>
-    </w:p>
-    <w:p>
-      <w:pPr>
-        <w:rPr>
-          <w:rFonts w:cs="Calibri"/>
-          <w:b/>
-          <w:bCs/>
-        </w:rPr>
-      </w:pPr>
-      <w:r>
-        <w:rPr>
-          <w:rFonts w:cs="Calibri"/>
-          <w:b/>
-          <w:bCs/>
-        </w:rPr>
-        <w:t>4. Modelling</w:t>
-      </w:r>
-    </w:p>
-    <w:p>
-      <w:pPr>
-        <w:rPr>
-          <w:rFonts w:cs="Calibri"/>
-          <w:b/>
-          <w:bCs/>
-        </w:rPr>
-      </w:pPr>
-      <w:r>
-        <w:rPr>
-          <w:rFonts w:cs="Calibri"/>
-          <w:b/>
-          <w:bCs/>
-        </w:rPr>
-        <w:t>4.1 Modelling Approach and Target Variable Definition</w:t>
-      </w:r>
-    </w:p>
-    <w:p>
-      <w:pPr>
-        <w:rPr>
-          <w:rFonts w:cs="Calibri"/>
-        </w:rPr>
-      </w:pPr>
-      <w:r>
-        <w:rPr>
-          <w:rFonts w:cs="Calibri"/>
-        </w:rPr>
-        <w:t>Following the CRISP-DM framework, the modelling phase builds directly upon the outcomes of the Data Understanding and Data Preparation stages. The objective of this phase is to develop and evaluate machine learning models capable of predicting individual employment status based on demographic and educational characteristics, and to use these models as an analytical tool for identifying potential labour market disparities.</w:t>
-      </w:r>
-    </w:p>
-    <w:p>
-      <w:pPr>
-        <w:rPr>
-          <w:rFonts w:cs="Calibri"/>
-        </w:rPr>
-      </w:pPr>
-      <w:r>
-        <w:rPr>
-          <w:rFonts w:cs="Calibri"/>
-        </w:rPr>
-        <w:t>The target variable, EMPLOYED, was derived from the Employment Status Recode (ESR) field by collapsing its six original categories into a binary outcome. Individuals classified as civilian employed at work, civilian employed not at work, armed forces at work, or armed forces not at work were assigned a value of 1 (Employed). Those classified as unemployed or not in the labour force were assigned a value of 0 (Not Employed). Rows with missing ESR values were excluded, as these correspond to individuals outside the scope of labour market analysis.</w:t>
-      </w:r>
-    </w:p>
-    <w:p>
-      <w:pPr>
-        <w:rPr>
-          <w:rFonts w:cs="Calibri"/>
-        </w:rPr>
-      </w:pPr>
-      <w:r>
-        <w:rPr>
-          <w:rFonts w:cs="Calibri"/>
-        </w:rPr>
-        <w:lastRenderedPageBreak/>
-        <w:t>It is worth noting that individuals in the Armed Forces (ESR categories 4 and 5) were classified as employed. This decision is justified on the grounds that Armed Forces personnel are formally employed, receive wages, and contribute to the labour force. Furthermore, in the context of disparity auditing, military employment represents a legitimate and significant pathway into the labour market for certain demographic groups. This classification is acknowledged as a modelling assumption and is considered a limitation to be discussed in the Evaluation phase.</w:t>
-      </w:r>
-    </w:p>
-    <w:p>
-      <w:pPr>
-        <w:rPr>
-          <w:rFonts w:cs="Calibri"/>
-        </w:rPr>
-      </w:pPr>
-      <w:r>
-        <w:rPr>
-          <w:rFonts w:cs="Calibri"/>
-        </w:rPr>
-        <w:t xml:space="preserve">Following the creation of the target variable, the ESR column was immediately removed from the feature matrix to prevent data leakage. The resulting class distribution showed 88,349 employed individuals (70.1%) and 37,689 not employed (29.9%), representing a moderate imbalance that was addressed </w:t>
-      </w:r>
-      <w:proofErr w:type="gramStart"/>
-      <w:r>
-        <w:rPr>
-          <w:rFonts w:cs="Calibri"/>
-        </w:rPr>
-        <w:t>through the use of</w:t>
-      </w:r>
-      <w:proofErr w:type="gramEnd"/>
-      <w:r>
-        <w:rPr>
-          <w:rFonts w:cs="Calibri"/>
-        </w:rPr>
-        <w:t xml:space="preserve"> class weighting in both models.</w:t>
-      </w:r>
-    </w:p>
-    <w:p>
-      <w:pPr>
-        <w:rPr>
-          <w:rFonts w:cs="Calibri"/>
-        </w:rPr>
-      </w:pPr>
-    </w:p>
-    <w:p>
-      <w:pPr>
-        <w:rPr>
-          <w:rFonts w:cs="Calibri"/>
-        </w:rPr>
-      </w:pPr>
-    </w:p>
-    <w:p>
-      <w:pPr>
-        <w:rPr>
-          <w:rFonts w:cs="Calibri"/>
-        </w:rPr>
-      </w:pPr>
-    </w:p>
-    <w:p>
-      <w:pPr>
-        <w:rPr>
-          <w:rFonts w:cs="Calibri"/>
-          <w:b/>
-          <w:bCs/>
-        </w:rPr>
-      </w:pPr>
-      <w:r>
-        <w:rPr>
-          <w:rFonts w:cs="Calibri"/>
-          <w:b/>
-          <w:bCs/>
-        </w:rPr>
-        <w:t>4.2 Feature Selection and Engineering</w:t>
-      </w:r>
-    </w:p>
-    <w:p>
-      <w:pPr>
-        <w:rPr>
-          <w:rFonts w:cs="Calibri"/>
-        </w:rPr>
-      </w:pPr>
-      <w:r>
-        <w:rPr>
-          <w:rFonts w:cs="Calibri"/>
-        </w:rPr>
-        <w:t xml:space="preserve">A critical consideration in the feature selection process was the prevention of both direct and indirect data leakage. Several variables present in the dataset were excluded from the feature matrix on the grounds that they are only available for individuals who are already </w:t>
-      </w:r>
-      <w:proofErr w:type="gramStart"/>
-      <w:r>
-        <w:rPr>
-          <w:rFonts w:cs="Calibri"/>
-        </w:rPr>
-        <w:t>employed, and</w:t>
-      </w:r>
-      <w:proofErr w:type="gramEnd"/>
-      <w:r>
-        <w:rPr>
-          <w:rFonts w:cs="Calibri"/>
-        </w:rPr>
-        <w:t xml:space="preserve"> therefore constitute leakage rather than predictors. Specifically, wage income (WAGP), usual hours worked per week (WKHP), total personal income (PINCP), and class of worker (COW) were excluded. Including these variables would allow the model to trivially predict employment status based on consequences of employment, rather than demographic preconditions, rendering the model analytically invalid for auditing purposes.</w:t>
-      </w:r>
-    </w:p>
-    <w:p>
-      <w:pPr>
-        <w:rPr>
-          <w:rFonts w:cs="Calibri"/>
-        </w:rPr>
-      </w:pPr>
-      <w:r>
-        <w:rPr>
-          <w:rFonts w:cs="Calibri"/>
-        </w:rPr>
-        <w:t>The final feature set comprised six variables: age (AGEP), educational attainment (SCHL), sex (SEX), disability status (DIS), Hispanic origin (HISP), and race (RAC1P). These variables represent demographic and educational characteristics that are available independently of employment status, making them appropriate for a realistic disparity audit scenario. Following One-Hot Encoding of the nominal categorical variables (SEX, RAC1P, HISP, DIS), the final encoded feature matrix contained 35 columns. Missing values in numeric columns were handled through median imputation, and missing values in categorical columns were imputed using the mode prior to encoding.</w:t>
-      </w:r>
-    </w:p>
-    <w:p>
-      <w:pPr>
-        <w:rPr>
-          <w:rFonts w:cs="Calibri"/>
-        </w:rPr>
-      </w:pPr>
-      <w:r>
-        <w:rPr>
-          <w:rFonts w:cs="Calibri"/>
-        </w:rPr>
-        <w:t>The dataset was split into a training set (80%, 101,144 samples) and a held-out test set (20%, 25,208 samples) using stratified sampling to preserve the class distribution in both subsets. The test set was not used at any point during model training or hyperparameter tuning, ensuring that performance estimates reflect genuine generalisation ability.</w:t>
-      </w:r>
-    </w:p>
-    <w:p>
-      <w:pPr>
-        <w:rPr>
-          <w:rFonts w:cs="Calibri"/>
-        </w:rPr>
-      </w:pPr>
-    </w:p>
-    <w:p>
-      <w:pPr>
-        <w:rPr>
-          <w:rFonts w:cs="Calibri"/>
-          <w:b/>
-          <w:bCs/>
-        </w:rPr>
-      </w:pPr>
-      <w:r>
-        <w:rPr>
-          <w:rFonts w:cs="Calibri"/>
-          <w:b/>
-          <w:bCs/>
-        </w:rPr>
-        <w:t>4.3 Model 1: Logistic Regression</w:t>
-      </w:r>
-    </w:p>
-    <w:p>
-      <w:pPr>
-        <w:rPr>
-          <w:rFonts w:cs="Calibri"/>
-        </w:rPr>
-      </w:pPr>
-      <w:r>
-        <w:rPr>
-          <w:rFonts w:cs="Calibri"/>
-        </w:rPr>
-        <w:t xml:space="preserve">Logistic Regression was selected as the baseline model for this project for several reasons. As a linear classifier, it is highly interpretable, computationally efficient at scale, and well-suited to binary classification tasks. Its transparency is particularly relevant to this project’s auditing objective, as the </w:t>
-      </w:r>
-      <w:r>
-        <w:rPr>
-          <w:rFonts w:cs="Calibri"/>
-        </w:rPr>
-        <w:lastRenderedPageBreak/>
-        <w:t>direction and magnitude of coefficients can be directly examined to understand how each demographic variable influences the predicted probability of employment.</w:t>
-      </w:r>
-    </w:p>
-    <w:p>
-      <w:pPr>
-        <w:rPr>
-          <w:rFonts w:cs="Calibri"/>
-        </w:rPr>
-      </w:pPr>
-      <w:r>
-        <w:rPr>
-          <w:rFonts w:cs="Calibri"/>
-        </w:rPr>
-        <w:t xml:space="preserve">The model was implemented using a scikit-learn Pipeline that chains a </w:t>
-      </w:r>
-      <w:proofErr w:type="spellStart"/>
-      <w:r>
-        <w:rPr>
-          <w:rFonts w:cs="Calibri"/>
-        </w:rPr>
-        <w:t>StandardScaler</w:t>
-      </w:r>
-      <w:proofErr w:type="spellEnd"/>
-      <w:r>
-        <w:rPr>
-          <w:rFonts w:cs="Calibri"/>
-        </w:rPr>
-        <w:t xml:space="preserve"> with the </w:t>
-      </w:r>
-      <w:proofErr w:type="spellStart"/>
-      <w:r>
-        <w:rPr>
-          <w:rFonts w:cs="Calibri"/>
-        </w:rPr>
-        <w:t>LogisticRegression</w:t>
-      </w:r>
-      <w:proofErr w:type="spellEnd"/>
-      <w:r>
-        <w:rPr>
-          <w:rFonts w:cs="Calibri"/>
-        </w:rPr>
-        <w:t xml:space="preserve"> classifier. This approach ensures that feature scaling is fitted exclusively on the training data and applied consistently to the test set, thereby preventing any form of preprocessing leakage. The </w:t>
-      </w:r>
-      <w:proofErr w:type="spellStart"/>
-      <w:r>
-        <w:rPr>
-          <w:rFonts w:cs="Calibri"/>
-        </w:rPr>
-        <w:t>class_weight</w:t>
-      </w:r>
-      <w:proofErr w:type="spellEnd"/>
-      <w:r>
-        <w:rPr>
-          <w:rFonts w:cs="Calibri"/>
-        </w:rPr>
-        <w:t xml:space="preserve"> parameter was set to “balanced” to compensate for the 70/30 class imbalance, and the maximum number of iterations was set to 1,000 to ensure convergence.</w:t>
-      </w:r>
-    </w:p>
-    <w:p>
-      <w:pPr>
-        <w:rPr>
-          <w:rFonts w:cs="Calibri"/>
-        </w:rPr>
-      </w:pPr>
-      <w:r>
-        <w:rPr>
-          <w:rFonts w:cs="Calibri"/>
-        </w:rPr>
-        <w:t>On the held-out test set, the Logistic Regression model achieved an overall accuracy of 68% and a ROC-AUC score of 0.6916. The F1-score for the Employed class was 0.77, while the F1-score for the Not Employed class was 0.49, reflecting the inherent difficulty of predicting the minority class using demographic variables alone. A 5-fold stratified cross-validation on the training set yielded a mean AUC of 0.6889 with a standard deviation of 0.0024, indicating that the model is stable and does not exhibit signs of overfitting.</w:t>
-      </w:r>
-    </w:p>
-    <w:p>
-      <w:pPr>
-        <w:rPr>
-          <w:rFonts w:cs="Calibri"/>
-        </w:rPr>
-      </w:pPr>
-      <w:r>
-        <w:rPr>
-          <w:rFonts w:cs="Calibri"/>
-        </w:rPr>
-        <w:t>These results are considered appropriate for the context of this project. The fact that demographic and educational variables alone achieve a ROC-AUC of 0.69 is analytically meaningful: it confirms that demographic characteristics carry predictive signal with respect to employment status, which provides a quantitative foundation for the labour disparity audit objective. A perfect or near-perfect model would, in this context, suggest data leakage rather than genuine predictive power.</w:t>
-      </w:r>
-    </w:p>
-    <w:p>
-      <w:pPr>
-        <w:rPr>
-          <w:rFonts w:cs="Calibri"/>
-          <w:b/>
-          <w:bCs/>
-        </w:rPr>
-      </w:pPr>
-      <w:r>
-        <w:rPr>
-          <w:rFonts w:cs="Calibri"/>
-          <w:b/>
-          <w:bCs/>
-        </w:rPr>
-        <w:t>4.4 Model 2: Random Forest</w:t>
-      </w:r>
-    </w:p>
-    <w:p>
-      <w:pPr>
-        <w:rPr>
-          <w:rFonts w:cs="Calibri"/>
-        </w:rPr>
-      </w:pPr>
-      <w:r>
-        <w:rPr>
-          <w:rFonts w:cs="Calibri"/>
-        </w:rPr>
-        <w:t>Random Forest was selected as the second model to capture non-linear relationships and complex interactions between features that a linear classifier cannot model. As an ensemble of decision trees, Random Forest aggregates predictions across multiple learners, producing a more robust and generalisable model. An additional advantage of this approach is the availability of built-in feature importance scores, which provide insights into the relative contribution of each demographic variable to the prediction of employment status.</w:t>
-      </w:r>
-    </w:p>
-    <w:p>
-      <w:pPr>
-        <w:rPr>
-          <w:rFonts w:cs="Calibri"/>
-        </w:rPr>
-      </w:pPr>
-      <w:r>
-        <w:rPr>
-          <w:rFonts w:cs="Calibri"/>
-        </w:rPr>
-        <w:t xml:space="preserve">The baseline Random Forest model was trained using 100 decision trees, with the </w:t>
-      </w:r>
-      <w:proofErr w:type="spellStart"/>
-      <w:r>
-        <w:rPr>
-          <w:rFonts w:cs="Calibri"/>
-        </w:rPr>
-        <w:t>class_weight</w:t>
-      </w:r>
-      <w:proofErr w:type="spellEnd"/>
-      <w:r>
-        <w:rPr>
-          <w:rFonts w:cs="Calibri"/>
-        </w:rPr>
-        <w:t xml:space="preserve"> parameter set to “balanced” to address the class imbalance. Unlike Logistic Regression, tree-based models are invariant to feature scale, so no preprocessing pipeline was required. The model was subsequently optimised through a Grid Search cross-validation procedure, exploring combinations of three hyperparameters: the number of estimators (100, 200), the maximum tree depth (10, 20, unlimited), and the minimum number of samples required to split a node (2, 5). A total of 36 model fits were evaluated across 3 folds. The optimal configuration identified was a maximum depth of 10, a minimum sample split of 5, and 200 estimators.</w:t>
-      </w:r>
-    </w:p>
-    <w:p>
-      <w:pPr>
-        <w:rPr>
-          <w:rFonts w:cs="Calibri"/>
-        </w:rPr>
-      </w:pPr>
-      <w:r>
-        <w:rPr>
-          <w:rFonts w:cs="Calibri"/>
-        </w:rPr>
-        <w:t>The tuned Random Forest model achieved an overall accuracy of 72% and a ROC-AUC score of 0.7516 on the test set, representing an improvement of 0.0272 AUC points over the Logistic Regression baseline. The F1-score for the Employed class improved to 0.79, and notably, the F1-score for the Not Employed class improved to 0.57, addressing the main weakness identified in the baseline model. A 5-fold cross-validation on the baseline Random Forest yielded a mean AUC of 0.7156 with a standard deviation of 0.0038, confirming stable generalisation performance.</w:t>
-      </w:r>
-    </w:p>
-    <w:p>
-      <w:pPr>
-        <w:rPr>
-          <w:rFonts w:cs="Calibri"/>
-        </w:rPr>
-      </w:pPr>
-    </w:p>
-    <w:p>
-      <w:pPr>
-        <w:rPr>
-          <w:rFonts w:cs="Calibri"/>
-          <w:b/>
-          <w:bCs/>
-        </w:rPr>
-      </w:pPr>
-      <w:r>
-        <w:rPr>
-          <w:rFonts w:cs="Calibri"/>
-          <w:b/>
-          <w:bCs/>
-        </w:rPr>
-        <w:lastRenderedPageBreak/>
-        <w:t>4.5 Feature Importance Analysis</w:t>
-      </w:r>
-    </w:p>
-    <w:p>
-      <w:pPr>
-        <w:rPr>
-          <w:rFonts w:cs="Calibri"/>
-        </w:rPr>
-      </w:pPr>
-      <w:r>
-        <w:rPr>
-          <w:rFonts w:cs="Calibri"/>
-        </w:rPr>
-        <w:t>Feature importance analysis using the Random Forest model revealed that age (AGEP) is by far the most influential predictor of employment status, accounting for approximately 51.9% of the model’s predictive power. Educational attainment (SCHL) ranked second with an importance score of 0.2028, followed by disability status (DIS) at 0.1323. Sex (SEX) and race (RAC1P) also appeared among the top five predictors, with importance scores of 0.0287 and 0.0145 respectively.</w:t>
-      </w:r>
-    </w:p>
-    <w:p>
-      <w:pPr>
-        <w:rPr>
-          <w:rFonts w:cs="Calibri"/>
-        </w:rPr>
-      </w:pPr>
-      <w:r>
-        <w:rPr>
-          <w:rFonts w:cs="Calibri"/>
-        </w:rPr>
-        <w:t>These findings carry direct relevance to the project’s disparity audit objective. The presence of sex and race among the top predictors of employment status provides quantitative evidence that demographic characteristics are systematically associated with labour market outcomes. This does not establish causation, but it does indicate that patterns of disparity exist across groups and that a predictive model trained on demographic data alone can detect these patterns with meaningful accuracy. The dominance of age and education further suggests that structural factors, in addition to demographic ones, play a central role in shaping employment outcomes within this dataset.</w:t>
-      </w:r>
-    </w:p>
-    <w:p>
-      <w:pPr>
-        <w:rPr>
-          <w:rFonts w:cs="Calibri"/>
-        </w:rPr>
-      </w:pPr>
-    </w:p>
-    <w:p>
-      <w:pPr>
-        <w:rPr>
-          <w:rFonts w:cs="Calibri"/>
-          <w:b/>
-          <w:bCs/>
-        </w:rPr>
-      </w:pPr>
-      <w:r>
-        <w:rPr>
-          <w:rFonts w:cs="Calibri"/>
-          <w:b/>
-          <w:bCs/>
-        </w:rPr>
-        <w:t>4.6 Model Comparison and Selection</w:t>
-      </w:r>
-    </w:p>
-    <w:p>
-      <w:pPr>
-        <w:rPr>
-          <w:rFonts w:cs="Calibri"/>
-        </w:rPr>
-      </w:pPr>
-      <w:r>
-        <w:rPr>
-          <w:rFonts w:cs="Calibri"/>
-        </w:rPr>
-        <w:t>A comparison of all three models evaluated in this phase is summarised below. The tuned Random Forest model outperforms Logistic Regression across all primary metrics, achieving higher accuracy, ROC-AUC, and F1-scores for both classes. Critically, it demonstrates the most substantial improvement in the identification of Not Employed individuals, which is the class of greatest relevance for labour disparity detection.</w:t>
-      </w:r>
-    </w:p>
-    <w:p>
-      <w:pPr>
-        <w:rPr>
-          <w:rFonts w:cs="Calibri"/>
-        </w:rPr>
-      </w:pPr>
-      <w:r>
-        <w:rPr>
-          <w:rFonts w:cs="Calibri"/>
-        </w:rPr>
-        <w:t>Logistic Regression achieved an accuracy of 0.68 and a ROC-AUC of 0.6916. The baseline Random Forest improved upon this with an accuracy of 0.70 and a ROC-AUC of 0.7244. The tuned Random Forest further improved performance, reaching an accuracy of 0.72 and a ROC-AUC of 0.7516. Cross-validation results confirmed that all three models are stable, with low standard deviations across folds, indicating reliable generalisation to unseen data.</w:t>
-      </w:r>
-    </w:p>
-    <w:p>
-      <w:pPr>
-        <w:rPr>
-          <w:rFonts w:cs="Calibri"/>
-        </w:rPr>
-      </w:pPr>
-      <w:r>
-        <w:rPr>
-          <w:rFonts w:cs="Calibri"/>
-        </w:rPr>
-        <w:t>Based on these results, the tuned Random Forest is selected as the final model for the Evaluation phase. While Logistic Regression retains value as an interpretable baseline, the Random Forest model’s superior discriminative ability and improved minority class performance make it better suited to the project’s objective of identifying and analysing labour market disparities across demographic groups.</w:t>
-      </w:r>
-    </w:p>
-    <w:p>
-      <w:pPr>
-        <w:rPr>
-          <w:rFonts w:cs="Calibri"/>
-        </w:rPr>
-      </w:pPr>
-    </w:p>
-    <w:p>
-      <w:pPr>
-        <w:rPr>
-          <w:rFonts w:cs="Calibri"/>
-          <w:b/>
-          <w:bCs/>
-        </w:rPr>
-      </w:pPr>
-      <w:r>
-        <w:rPr>
-          <w:rFonts w:cs="Calibri"/>
-          <w:b/>
-          <w:bCs/>
-        </w:rPr>
-        <w:t>5. Evaluation</w:t>
-      </w:r>
-    </w:p>
-    <w:p>
-      <w:pPr>
-        <w:rPr>
-          <w:rFonts w:cs="Calibri"/>
-          <w:b/>
-          <w:bCs/>
-        </w:rPr>
-      </w:pPr>
-      <w:r>
-        <w:rPr>
-          <w:rFonts w:cs="Calibri"/>
-          <w:b/>
-          <w:bCs/>
-        </w:rPr>
-        <w:t>5.1 Evaluation Strategy and Metrics</w:t>
-      </w:r>
-    </w:p>
-    <w:p>
-      <w:pPr>
-        <w:rPr>
-          <w:rFonts w:cs="Calibri"/>
-        </w:rPr>
-      </w:pPr>
-      <w:r>
-        <w:rPr>
-          <w:rFonts w:cs="Calibri"/>
-        </w:rPr>
-        <w:t>The evaluation phase of this project is structured in two complementary layers. The first layer assesses standard model performance metrics on the held-out test set, providing a baseline understanding of how well the models predict employment status. The second and more analytically significant layer examines model performance across demographic subgroups, forming the basis of the fairness audit that constitutes the core objective of this project.</w:t>
-      </w:r>
-    </w:p>
-    <w:p>
-      <w:pPr>
-        <w:rPr>
-          <w:rFonts w:cs="Calibri"/>
-        </w:rPr>
-      </w:pPr>
-      <w:r>
-        <w:rPr>
-          <w:rFonts w:cs="Calibri"/>
-        </w:rPr>
-        <w:lastRenderedPageBreak/>
-        <w:t xml:space="preserve">The following metrics were applied consistently across both evaluation layers: accuracy, ROC-AUC, precision, recall, and F1-score. Among these, </w:t>
-      </w:r>
-      <w:proofErr w:type="gramStart"/>
-      <w:r>
-        <w:rPr>
-          <w:rFonts w:cs="Calibri"/>
-        </w:rPr>
-        <w:t>Recall</w:t>
-      </w:r>
-      <w:proofErr w:type="gramEnd"/>
-      <w:r>
-        <w:rPr>
-          <w:rFonts w:cs="Calibri"/>
-        </w:rPr>
-        <w:t xml:space="preserve"> for the Not Employed class is considered the most critical metric for this project. In the context of a labour disparity audit, failing to detect unemployment in a demographic group is a more serious error than falsely predicting unemployment, as it means the framework would systematically overlook the groups most vulnerable to labour market exclusion. This asymmetry in error cost is consistent with fairness literature, which emphasises the importance of equal opportunity across protected groups (Barocas, Hardt and Narayanan, 2019).</w:t>
-      </w:r>
-    </w:p>
-    <w:p>
-      <w:pPr>
-        <w:rPr>
-          <w:rFonts w:cs="Calibri"/>
-        </w:rPr>
-      </w:pPr>
-    </w:p>
-    <w:p>
-      <w:pPr>
-        <w:rPr>
-          <w:rFonts w:cs="Calibri"/>
-          <w:b/>
-          <w:bCs/>
-        </w:rPr>
-      </w:pPr>
-      <w:r>
-        <w:rPr>
-          <w:rFonts w:cs="Calibri"/>
-          <w:b/>
-          <w:bCs/>
-        </w:rPr>
-        <w:t>5.2 Overall Model Performance</w:t>
-      </w:r>
-    </w:p>
-    <w:p>
-      <w:pPr>
-        <w:rPr>
-          <w:rFonts w:cs="Calibri"/>
-        </w:rPr>
-      </w:pPr>
-      <w:r>
-        <w:rPr>
-          <w:rFonts w:cs="Calibri"/>
-        </w:rPr>
-        <w:t>The tuned Random Forest model was selected as the final model based on its superior performance across all primary metrics. On the held-out test set of 25,208 samples, the model achieved an overall accuracy of 72%, a ROC-AUC score of 0.7516, and an F1-score of 0.79 for the Employed class and 0.57 for the Not Employed class. These results represent consistent improvements over both the Logistic Regression baseline (ROC-AUC: 0.6916) and the untuned Random Forest (ROC-AUC: 0.7244).</w:t>
-      </w:r>
-    </w:p>
-    <w:p>
-      <w:pPr>
-        <w:rPr>
-          <w:rFonts w:cs="Calibri"/>
-        </w:rPr>
-      </w:pPr>
-      <w:r>
-        <w:rPr>
-          <w:rFonts w:cs="Calibri"/>
-        </w:rPr>
-        <w:t>It is important to contextualise these results within the feature set used. The model was trained exclusively on demographic and educational variables — age, sex, race, Hispanic origin, disability status, and educational attainment. The deliberate exclusion of income, hours worked, and class of worker variables, while necessary to prevent data leakage, naturally limits the model’s predictive ceiling. An AUC of 0.75 achieved with only demographic features is analytically meaningful precisely because it demonstrates that demographic characteristics alone carry significant predictive signal with respect to employment outcomes. This finding is not a technical limitation but a substantive result: it provides quantitative evidence that demographic attributes are systematically associated with labour market outcomes in the state of Florida.</w:t>
-      </w:r>
-    </w:p>
-    <w:p>
-      <w:pPr>
-        <w:rPr>
-          <w:rFonts w:cs="Calibri"/>
-        </w:rPr>
-      </w:pPr>
-    </w:p>
-    <w:p>
-      <w:pPr>
-        <w:rPr>
-          <w:rFonts w:cs="Calibri"/>
-          <w:b/>
-          <w:bCs/>
-        </w:rPr>
-      </w:pPr>
-      <w:r>
-        <w:rPr>
-          <w:rFonts w:cs="Calibri"/>
-          <w:b/>
-          <w:bCs/>
-        </w:rPr>
-        <w:t>5.3 Fairness Analysis Across Demographic Groups</w:t>
-      </w:r>
-    </w:p>
-    <w:p>
-      <w:pPr>
-        <w:rPr>
-          <w:rFonts w:cs="Calibri"/>
-        </w:rPr>
-      </w:pPr>
-      <w:r>
-        <w:rPr>
-          <w:rFonts w:cs="Calibri"/>
-        </w:rPr>
-        <w:t>Beyond aggregate performance, the evaluation examined model behaviour across three demographic dimensions: sex, disability status, and race. For each dimension, the Fairness Gap was computed as the difference between the best and worst performing subgroup on each metric. A gap exceeding 0.05 on AUC or Recall is considered significant based on the threshold established by the AI Fairness 360 framework (Bellamy et al., 2019).</w:t>
-      </w:r>
-    </w:p>
-    <w:p>
-      <w:pPr>
-        <w:rPr>
-          <w:rFonts w:cs="Calibri"/>
-          <w:b/>
-          <w:bCs/>
-        </w:rPr>
-      </w:pPr>
-      <w:r>
-        <w:rPr>
-          <w:rFonts w:cs="Calibri"/>
-          <w:b/>
-          <w:bCs/>
-        </w:rPr>
-        <w:t>5.3.1 Fairness by Sex</w:t>
-      </w:r>
-    </w:p>
-    <w:p>
-      <w:pPr>
-        <w:rPr>
-          <w:rFonts w:cs="Calibri"/>
-        </w:rPr>
-      </w:pPr>
-      <w:r>
-        <w:rPr>
-          <w:rFonts w:cs="Calibri"/>
-        </w:rPr>
-        <w:t>The model achieved a ROC-AUC of 0.7805 for male individuals and 0.7191 for female individuals, producing a Fairness Gap of 0.0614 — exceeding the significance threshold. This indicates that the model discriminates employment status more accurately for men than for women. The actual employment rate in the test set further contextualises this finding: 72.5% of male individuals were employed compared to 67.7% of female individuals, reflecting a real gap in labour force participation that the model is partially capturing.</w:t>
-      </w:r>
-    </w:p>
-    <w:p>
-      <w:pPr>
-        <w:rPr>
-          <w:rFonts w:cs="Calibri"/>
-        </w:rPr>
-      </w:pPr>
-      <w:r>
-        <w:rPr>
-          <w:rFonts w:cs="Calibri"/>
-        </w:rPr>
-        <w:lastRenderedPageBreak/>
-        <w:t>This disparity may reflect structural patterns in female labour force participation, including caregiving responsibilities, occupational segregation, and part-time employment patterns that are not fully captured by the available demographic features. From an auditing perspective, this result suggests that deploying this model in an HR context without correction could lead to systematically less accurate assessments for female candidates.</w:t>
-      </w:r>
-    </w:p>
-    <w:p>
-      <w:pPr>
-        <w:rPr>
-          <w:rFonts w:cs="Calibri"/>
-        </w:rPr>
-      </w:pPr>
-    </w:p>
-    <w:p>
-      <w:pPr>
-        <w:rPr>
-          <w:rFonts w:cs="Calibri"/>
-        </w:rPr>
-      </w:pPr>
-    </w:p>
-    <w:p>
-      <w:pPr>
-        <w:rPr>
-          <w:rFonts w:cs="Calibri"/>
-        </w:rPr>
-      </w:pPr>
-    </w:p>
-    <w:p>
-      <w:pPr>
-        <w:rPr>
-          <w:rFonts w:cs="Calibri"/>
-        </w:rPr>
-      </w:pPr>
-      <w:r>
-        <w:rPr>
-          <w:rFonts w:cs="Calibri"/>
-        </w:rPr>
-        <w:t xml:space="preserve"> </w:t>
-      </w:r>
-    </w:p>
-    <w:p>
-      <w:pPr>
-        <w:rPr>
-          <w:rFonts w:cs="Calibri"/>
-        </w:rPr>
-      </w:pPr>
-    </w:p>
-    <w:p>
-      <w:pPr>
-        <w:rPr>
-          <w:rFonts w:cs="Calibri"/>
-        </w:rPr>
-      </w:pPr>
-    </w:p>
-    <w:p>
-      <w:pPr>
-        <w:rPr>
-          <w:rFonts w:cs="Calibri"/>
-        </w:rPr>
-      </w:pPr>
-    </w:p>
-    <w:p>
-      <w:pPr>
-        <w:rPr>
-          <w:rFonts w:cs="Calibri"/>
-        </w:rPr>
-      </w:pPr>
-    </w:p>
-    <w:p>
-      <w:pPr>
-        <w:rPr>
-          <w:rFonts w:cs="Calibri"/>
-        </w:rPr>
-      </w:pPr>
-    </w:p>
+        <w:t>known as the Qualified Pool Problem (Dwork et al., 2012). The framework flags patterns for human investigation; determining their underlying cause requires process-level data and contextual expertise.</w:t>
+      </w:r>
+    </w:p>
+    <w:p/>
+    <w:p/>
     <w:p>
       <w:pPr>
         <w:rPr>

--- a/Report/Final_Project.docx
+++ b/Report/Final_Project.docx
@@ -241,6 +241,54 @@
     <w:p/>
     <w:p/>
     <w:p/>
+    <w:p>
+      <w:pPr>
+        <w:pStyle w:val="Ttulo2"/>
+      </w:pPr>
+      <w:bookmarkStart w:id="0" w:name="_Toc231157666"/>
+      <w:r>
+        <w:t>Abstract</w:t>
+      </w:r>
+      <w:bookmarkEnd w:id="0"/>
+    </w:p>
+    <w:p>
+      <w:r>
+        <w:rPr>
+          <w:color w:val="000000"/>
+          <w:szCs w:val="22"/>
+        </w:rPr>
+        <w:t>The increasing integration of artificial intelligence in employment decision-making has intensified concerns about algorithmic bias and its potential to replicate or amplify existing labour market inequalities (Mehrabi et al., 2021; Ahmad et al., 2025). This project develops and evaluates an AI bias auditing framework applied to labour market data from the state of Florida, using the American Community Survey (ACS) Public Use Microdata Sample as its primary data source. Following the CRISP-DM methodology, the framework combines binary classification modelling with a structured fairness analysis across three demographic dimensions — sex, disability status, and race — and integrates an auditability layer supported by a MySQL relational database for compliance monitoring and governance reporting.</w:t>
+      </w:r>
+    </w:p>
+    <w:p>
+      <w:pPr>
+        <w:spacing w:after="120"/>
+        <w:jc w:val="both"/>
+      </w:pPr>
+      <w:r>
+        <w:rPr>
+          <w:rFonts w:eastAsia="Calibri" w:cs="Calibri"/>
+          <w:color w:val="000000"/>
+          <w:szCs w:val="22"/>
+        </w:rPr>
+        <w:t>A systematic comparison of six candidate algorithms preceded model selection. Two machine learning models were developed: Logistic Regression as an interpretable baseline and a Random Forest classifier optimised through Grid Search cross-validation. The tuned Random Forest achieved a ROC-AUC of 0.7545 using exclusively demographic and educational features, confirming that demographic characteristics carry statistically meaningful predictive signal. Fairness analysis revealed significant disparities across all three demographic dimensions. The most critical finding concerned individuals with disabilities, whose employment rate of 36.4% was so low that the model defaulted to predicting unemployment through structural pessimism rather than genuine learning. A significant AUC gap of 0.063 was identified between male and female subgroups, while racial disparities in unemployment detection reached a Recall gap of 0.256.</w:t>
+      </w:r>
+    </w:p>
+    <w:p>
+      <w:pPr>
+        <w:rPr>
+          <w:rFonts w:cs="Calibri"/>
+        </w:rPr>
+      </w:pPr>
+      <w:r>
+        <w:rPr>
+          <w:rFonts w:eastAsia="Calibri" w:cs="Calibri"/>
+          <w:color w:val="000000"/>
+          <w:szCs w:val="22"/>
+        </w:rPr>
+        <w:t>The framework demonstrates that demographic data alone is sufficient to detect systematic labour market disparities. The MySQL auditability layer directly supports compliance with the EU AI Act and New York City Local Law 144 (New York City Council, 2021), contributing a reproducible end-to-end auditing methodology applicable to any organisation deploying AI in employment-related decision-making.</w:t>
+      </w:r>
+    </w:p>
     <w:p/>
     <w:p/>
     <w:p/>
@@ -259,100 +307,3508 @@
     <w:p/>
     <w:p/>
     <w:p/>
+    <w:sdt>
+      <w:sdtPr>
+        <w:rPr>
+          <w:lang w:val="es-ES"/>
+        </w:rPr>
+        <w:id w:val="1581872881"/>
+        <w:docPartObj>
+          <w:docPartGallery w:val="Table of Contents"/>
+          <w:docPartUnique/>
+        </w:docPartObj>
+      </w:sdtPr>
+      <w:sdtEndPr>
+        <w:rPr>
+          <w:rFonts w:ascii="Calibri" w:eastAsiaTheme="minorHAnsi" w:hAnsi="Calibri" w:cstheme="minorBidi"/>
+          <w:b/>
+          <w:bCs/>
+          <w:color w:val="auto"/>
+          <w:kern w:val="2"/>
+          <w:sz w:val="22"/>
+          <w:szCs w:val="24"/>
+          <w:lang w:eastAsia="en-US"/>
+          <w14:ligatures w14:val="standardContextual"/>
+        </w:rPr>
+      </w:sdtEndPr>
+      <w:sdtContent>
+        <w:p>
+          <w:pPr>
+            <w:pStyle w:val="TtuloTDC"/>
+          </w:pPr>
+          <w:r>
+            <w:t>Cont</w:t>
+          </w:r>
+          <w:r>
+            <w:t>ent</w:t>
+          </w:r>
+        </w:p>
+        <w:p>
+          <w:pPr>
+            <w:pStyle w:val="TDC2"/>
+            <w:tabs>
+              <w:tab w:val="right" w:leader="dot" w:pos="10456"/>
+            </w:tabs>
+            <w:rPr>
+              <w:noProof/>
+            </w:rPr>
+          </w:pPr>
+          <w:r>
+            <w:fldChar w:fldCharType="begin"/>
+          </w:r>
+          <w:r>
+            <w:instrText xml:space="preserve"> TOC \o "1-3" \h \z \u </w:instrText>
+          </w:r>
+          <w:r>
+            <w:fldChar w:fldCharType="separate"/>
+          </w:r>
+          <w:hyperlink w:anchor="_Toc231157666" w:history="1">
+            <w:r>
+              <w:rPr>
+                <w:rStyle w:val="Hipervnculo"/>
+                <w:noProof/>
+              </w:rPr>
+              <w:t>Abstract</w:t>
+            </w:r>
+            <w:r>
+              <w:rPr>
+                <w:noProof/>
+                <w:webHidden/>
+              </w:rPr>
+              <w:tab/>
+            </w:r>
+            <w:r>
+              <w:rPr>
+                <w:noProof/>
+                <w:webHidden/>
+              </w:rPr>
+              <w:fldChar w:fldCharType="begin"/>
+            </w:r>
+            <w:r>
+              <w:rPr>
+                <w:noProof/>
+                <w:webHidden/>
+              </w:rPr>
+              <w:instrText xml:space="preserve"> PAGEREF _Toc231157666 \h </w:instrText>
+            </w:r>
+            <w:r>
+              <w:rPr>
+                <w:noProof/>
+                <w:webHidden/>
+              </w:rPr>
+            </w:r>
+            <w:r>
+              <w:rPr>
+                <w:noProof/>
+                <w:webHidden/>
+              </w:rPr>
+              <w:fldChar w:fldCharType="separate"/>
+            </w:r>
+            <w:r>
+              <w:rPr>
+                <w:noProof/>
+                <w:webHidden/>
+              </w:rPr>
+              <w:t>3</w:t>
+            </w:r>
+            <w:r>
+              <w:rPr>
+                <w:noProof/>
+                <w:webHidden/>
+              </w:rPr>
+              <w:fldChar w:fldCharType="end"/>
+            </w:r>
+          </w:hyperlink>
+        </w:p>
+        <w:p>
+          <w:pPr>
+            <w:pStyle w:val="TDC2"/>
+            <w:tabs>
+              <w:tab w:val="right" w:leader="dot" w:pos="10456"/>
+            </w:tabs>
+            <w:rPr>
+              <w:noProof/>
+            </w:rPr>
+          </w:pPr>
+          <w:hyperlink w:anchor="_Toc231157667" w:history="1">
+            <w:r>
+              <w:rPr>
+                <w:rStyle w:val="Hipervnculo"/>
+                <w:rFonts w:eastAsia="Calibri"/>
+                <w:noProof/>
+              </w:rPr>
+              <w:t>I</w:t>
+            </w:r>
+            <w:r>
+              <w:rPr>
+                <w:rStyle w:val="Hipervnculo"/>
+                <w:noProof/>
+              </w:rPr>
+              <w:t>ntroduction</w:t>
+            </w:r>
+            <w:r>
+              <w:rPr>
+                <w:noProof/>
+                <w:webHidden/>
+              </w:rPr>
+              <w:tab/>
+            </w:r>
+            <w:r>
+              <w:rPr>
+                <w:noProof/>
+                <w:webHidden/>
+              </w:rPr>
+              <w:fldChar w:fldCharType="begin"/>
+            </w:r>
+            <w:r>
+              <w:rPr>
+                <w:noProof/>
+                <w:webHidden/>
+              </w:rPr>
+              <w:instrText xml:space="preserve"> PAGEREF _Toc231157667 \h </w:instrText>
+            </w:r>
+            <w:r>
+              <w:rPr>
+                <w:noProof/>
+                <w:webHidden/>
+              </w:rPr>
+            </w:r>
+            <w:r>
+              <w:rPr>
+                <w:noProof/>
+                <w:webHidden/>
+              </w:rPr>
+              <w:fldChar w:fldCharType="separate"/>
+            </w:r>
+            <w:r>
+              <w:rPr>
+                <w:noProof/>
+                <w:webHidden/>
+              </w:rPr>
+              <w:t>4</w:t>
+            </w:r>
+            <w:r>
+              <w:rPr>
+                <w:noProof/>
+                <w:webHidden/>
+              </w:rPr>
+              <w:fldChar w:fldCharType="end"/>
+            </w:r>
+          </w:hyperlink>
+        </w:p>
+        <w:p>
+          <w:pPr>
+            <w:pStyle w:val="TDC3"/>
+            <w:tabs>
+              <w:tab w:val="right" w:leader="dot" w:pos="10456"/>
+            </w:tabs>
+            <w:rPr>
+              <w:noProof/>
+            </w:rPr>
+          </w:pPr>
+          <w:hyperlink w:anchor="_Toc231157668" w:history="1">
+            <w:r>
+              <w:rPr>
+                <w:rStyle w:val="Hipervnculo"/>
+                <w:noProof/>
+              </w:rPr>
+              <w:t>Background and Motivation</w:t>
+            </w:r>
+            <w:r>
+              <w:rPr>
+                <w:noProof/>
+                <w:webHidden/>
+              </w:rPr>
+              <w:tab/>
+            </w:r>
+            <w:r>
+              <w:rPr>
+                <w:noProof/>
+                <w:webHidden/>
+              </w:rPr>
+              <w:fldChar w:fldCharType="begin"/>
+            </w:r>
+            <w:r>
+              <w:rPr>
+                <w:noProof/>
+                <w:webHidden/>
+              </w:rPr>
+              <w:instrText xml:space="preserve"> PAGEREF _Toc231157668 \h </w:instrText>
+            </w:r>
+            <w:r>
+              <w:rPr>
+                <w:noProof/>
+                <w:webHidden/>
+              </w:rPr>
+            </w:r>
+            <w:r>
+              <w:rPr>
+                <w:noProof/>
+                <w:webHidden/>
+              </w:rPr>
+              <w:fldChar w:fldCharType="separate"/>
+            </w:r>
+            <w:r>
+              <w:rPr>
+                <w:noProof/>
+                <w:webHidden/>
+              </w:rPr>
+              <w:t>4</w:t>
+            </w:r>
+            <w:r>
+              <w:rPr>
+                <w:noProof/>
+                <w:webHidden/>
+              </w:rPr>
+              <w:fldChar w:fldCharType="end"/>
+            </w:r>
+          </w:hyperlink>
+        </w:p>
+        <w:p>
+          <w:pPr>
+            <w:pStyle w:val="TDC3"/>
+            <w:tabs>
+              <w:tab w:val="right" w:leader="dot" w:pos="10456"/>
+            </w:tabs>
+            <w:rPr>
+              <w:noProof/>
+            </w:rPr>
+          </w:pPr>
+          <w:hyperlink w:anchor="_Toc231157669" w:history="1">
+            <w:r>
+              <w:rPr>
+                <w:rStyle w:val="Hipervnculo"/>
+                <w:rFonts w:eastAsia="Calibri"/>
+                <w:noProof/>
+              </w:rPr>
+              <w:t>Roles and Responsibilities</w:t>
+            </w:r>
+            <w:r>
+              <w:rPr>
+                <w:noProof/>
+                <w:webHidden/>
+              </w:rPr>
+              <w:tab/>
+            </w:r>
+            <w:r>
+              <w:rPr>
+                <w:noProof/>
+                <w:webHidden/>
+              </w:rPr>
+              <w:fldChar w:fldCharType="begin"/>
+            </w:r>
+            <w:r>
+              <w:rPr>
+                <w:noProof/>
+                <w:webHidden/>
+              </w:rPr>
+              <w:instrText xml:space="preserve"> PAGEREF _Toc231157669 \h </w:instrText>
+            </w:r>
+            <w:r>
+              <w:rPr>
+                <w:noProof/>
+                <w:webHidden/>
+              </w:rPr>
+            </w:r>
+            <w:r>
+              <w:rPr>
+                <w:noProof/>
+                <w:webHidden/>
+              </w:rPr>
+              <w:fldChar w:fldCharType="separate"/>
+            </w:r>
+            <w:r>
+              <w:rPr>
+                <w:noProof/>
+                <w:webHidden/>
+              </w:rPr>
+              <w:t>4</w:t>
+            </w:r>
+            <w:r>
+              <w:rPr>
+                <w:noProof/>
+                <w:webHidden/>
+              </w:rPr>
+              <w:fldChar w:fldCharType="end"/>
+            </w:r>
+          </w:hyperlink>
+        </w:p>
+        <w:p>
+          <w:pPr>
+            <w:pStyle w:val="TDC3"/>
+            <w:tabs>
+              <w:tab w:val="right" w:leader="dot" w:pos="10456"/>
+            </w:tabs>
+            <w:rPr>
+              <w:noProof/>
+            </w:rPr>
+          </w:pPr>
+          <w:hyperlink w:anchor="_Toc231157670" w:history="1">
+            <w:r>
+              <w:rPr>
+                <w:rStyle w:val="Hipervnculo"/>
+                <w:rFonts w:eastAsia="Calibri"/>
+                <w:noProof/>
+              </w:rPr>
+              <w:t>Report Structure</w:t>
+            </w:r>
+            <w:r>
+              <w:rPr>
+                <w:noProof/>
+                <w:webHidden/>
+              </w:rPr>
+              <w:tab/>
+            </w:r>
+            <w:r>
+              <w:rPr>
+                <w:noProof/>
+                <w:webHidden/>
+              </w:rPr>
+              <w:fldChar w:fldCharType="begin"/>
+            </w:r>
+            <w:r>
+              <w:rPr>
+                <w:noProof/>
+                <w:webHidden/>
+              </w:rPr>
+              <w:instrText xml:space="preserve"> PAGEREF _Toc231157670 \h </w:instrText>
+            </w:r>
+            <w:r>
+              <w:rPr>
+                <w:noProof/>
+                <w:webHidden/>
+              </w:rPr>
+            </w:r>
+            <w:r>
+              <w:rPr>
+                <w:noProof/>
+                <w:webHidden/>
+              </w:rPr>
+              <w:fldChar w:fldCharType="separate"/>
+            </w:r>
+            <w:r>
+              <w:rPr>
+                <w:noProof/>
+                <w:webHidden/>
+              </w:rPr>
+              <w:t>4</w:t>
+            </w:r>
+            <w:r>
+              <w:rPr>
+                <w:noProof/>
+                <w:webHidden/>
+              </w:rPr>
+              <w:fldChar w:fldCharType="end"/>
+            </w:r>
+          </w:hyperlink>
+        </w:p>
+        <w:p>
+          <w:pPr>
+            <w:pStyle w:val="TDC2"/>
+            <w:tabs>
+              <w:tab w:val="right" w:leader="dot" w:pos="10456"/>
+            </w:tabs>
+            <w:rPr>
+              <w:noProof/>
+            </w:rPr>
+          </w:pPr>
+          <w:hyperlink w:anchor="_Toc231157671" w:history="1">
+            <w:r>
+              <w:rPr>
+                <w:rStyle w:val="Hipervnculo"/>
+                <w:rFonts w:eastAsia="Calibri"/>
+                <w:noProof/>
+              </w:rPr>
+              <w:t>1. Business Understanding (CRISP-DM Phase 1)</w:t>
+            </w:r>
+            <w:r>
+              <w:rPr>
+                <w:noProof/>
+                <w:webHidden/>
+              </w:rPr>
+              <w:tab/>
+            </w:r>
+            <w:r>
+              <w:rPr>
+                <w:noProof/>
+                <w:webHidden/>
+              </w:rPr>
+              <w:fldChar w:fldCharType="begin"/>
+            </w:r>
+            <w:r>
+              <w:rPr>
+                <w:noProof/>
+                <w:webHidden/>
+              </w:rPr>
+              <w:instrText xml:space="preserve"> PAGEREF _Toc231157671 \h </w:instrText>
+            </w:r>
+            <w:r>
+              <w:rPr>
+                <w:noProof/>
+                <w:webHidden/>
+              </w:rPr>
+            </w:r>
+            <w:r>
+              <w:rPr>
+                <w:noProof/>
+                <w:webHidden/>
+              </w:rPr>
+              <w:fldChar w:fldCharType="separate"/>
+            </w:r>
+            <w:r>
+              <w:rPr>
+                <w:noProof/>
+                <w:webHidden/>
+              </w:rPr>
+              <w:t>5</w:t>
+            </w:r>
+            <w:r>
+              <w:rPr>
+                <w:noProof/>
+                <w:webHidden/>
+              </w:rPr>
+              <w:fldChar w:fldCharType="end"/>
+            </w:r>
+          </w:hyperlink>
+        </w:p>
+        <w:p>
+          <w:pPr>
+            <w:pStyle w:val="TDC3"/>
+            <w:tabs>
+              <w:tab w:val="right" w:leader="dot" w:pos="10456"/>
+            </w:tabs>
+            <w:rPr>
+              <w:noProof/>
+            </w:rPr>
+          </w:pPr>
+          <w:hyperlink w:anchor="_Toc231157672" w:history="1">
+            <w:r>
+              <w:rPr>
+                <w:rStyle w:val="Hipervnculo"/>
+                <w:rFonts w:eastAsia="Calibri"/>
+                <w:noProof/>
+              </w:rPr>
+              <w:t>1.1 Problem Statement and Project Aim</w:t>
+            </w:r>
+            <w:r>
+              <w:rPr>
+                <w:noProof/>
+                <w:webHidden/>
+              </w:rPr>
+              <w:tab/>
+            </w:r>
+            <w:r>
+              <w:rPr>
+                <w:noProof/>
+                <w:webHidden/>
+              </w:rPr>
+              <w:fldChar w:fldCharType="begin"/>
+            </w:r>
+            <w:r>
+              <w:rPr>
+                <w:noProof/>
+                <w:webHidden/>
+              </w:rPr>
+              <w:instrText xml:space="preserve"> PAGEREF _Toc231157672 \h </w:instrText>
+            </w:r>
+            <w:r>
+              <w:rPr>
+                <w:noProof/>
+                <w:webHidden/>
+              </w:rPr>
+            </w:r>
+            <w:r>
+              <w:rPr>
+                <w:noProof/>
+                <w:webHidden/>
+              </w:rPr>
+              <w:fldChar w:fldCharType="separate"/>
+            </w:r>
+            <w:r>
+              <w:rPr>
+                <w:noProof/>
+                <w:webHidden/>
+              </w:rPr>
+              <w:t>5</w:t>
+            </w:r>
+            <w:r>
+              <w:rPr>
+                <w:noProof/>
+                <w:webHidden/>
+              </w:rPr>
+              <w:fldChar w:fldCharType="end"/>
+            </w:r>
+          </w:hyperlink>
+        </w:p>
+        <w:p>
+          <w:pPr>
+            <w:pStyle w:val="TDC3"/>
+            <w:tabs>
+              <w:tab w:val="right" w:leader="dot" w:pos="10456"/>
+            </w:tabs>
+            <w:rPr>
+              <w:noProof/>
+            </w:rPr>
+          </w:pPr>
+          <w:hyperlink w:anchor="_Toc231157673" w:history="1">
+            <w:r>
+              <w:rPr>
+                <w:rStyle w:val="Hipervnculo"/>
+                <w:rFonts w:eastAsia="Calibri"/>
+                <w:noProof/>
+              </w:rPr>
+              <w:t>1.2 Project Planning and Timeline</w:t>
+            </w:r>
+            <w:r>
+              <w:rPr>
+                <w:noProof/>
+                <w:webHidden/>
+              </w:rPr>
+              <w:tab/>
+            </w:r>
+            <w:r>
+              <w:rPr>
+                <w:noProof/>
+                <w:webHidden/>
+              </w:rPr>
+              <w:fldChar w:fldCharType="begin"/>
+            </w:r>
+            <w:r>
+              <w:rPr>
+                <w:noProof/>
+                <w:webHidden/>
+              </w:rPr>
+              <w:instrText xml:space="preserve"> PAGEREF _Toc231157673 \h </w:instrText>
+            </w:r>
+            <w:r>
+              <w:rPr>
+                <w:noProof/>
+                <w:webHidden/>
+              </w:rPr>
+            </w:r>
+            <w:r>
+              <w:rPr>
+                <w:noProof/>
+                <w:webHidden/>
+              </w:rPr>
+              <w:fldChar w:fldCharType="separate"/>
+            </w:r>
+            <w:r>
+              <w:rPr>
+                <w:noProof/>
+                <w:webHidden/>
+              </w:rPr>
+              <w:t>5</w:t>
+            </w:r>
+            <w:r>
+              <w:rPr>
+                <w:noProof/>
+                <w:webHidden/>
+              </w:rPr>
+              <w:fldChar w:fldCharType="end"/>
+            </w:r>
+          </w:hyperlink>
+        </w:p>
+        <w:p>
+          <w:pPr>
+            <w:pStyle w:val="TDC3"/>
+            <w:tabs>
+              <w:tab w:val="right" w:leader="dot" w:pos="10456"/>
+            </w:tabs>
+            <w:rPr>
+              <w:noProof/>
+            </w:rPr>
+          </w:pPr>
+          <w:hyperlink w:anchor="_Toc231157674" w:history="1">
+            <w:r>
+              <w:rPr>
+                <w:rStyle w:val="Hipervnculo"/>
+                <w:rFonts w:eastAsia="Calibri"/>
+                <w:noProof/>
+              </w:rPr>
+              <w:t>1.3 Tools, Technologies and Justification</w:t>
+            </w:r>
+            <w:r>
+              <w:rPr>
+                <w:noProof/>
+                <w:webHidden/>
+              </w:rPr>
+              <w:tab/>
+            </w:r>
+            <w:r>
+              <w:rPr>
+                <w:noProof/>
+                <w:webHidden/>
+              </w:rPr>
+              <w:fldChar w:fldCharType="begin"/>
+            </w:r>
+            <w:r>
+              <w:rPr>
+                <w:noProof/>
+                <w:webHidden/>
+              </w:rPr>
+              <w:instrText xml:space="preserve"> PAGEREF _Toc231157674 \h </w:instrText>
+            </w:r>
+            <w:r>
+              <w:rPr>
+                <w:noProof/>
+                <w:webHidden/>
+              </w:rPr>
+            </w:r>
+            <w:r>
+              <w:rPr>
+                <w:noProof/>
+                <w:webHidden/>
+              </w:rPr>
+              <w:fldChar w:fldCharType="separate"/>
+            </w:r>
+            <w:r>
+              <w:rPr>
+                <w:noProof/>
+                <w:webHidden/>
+              </w:rPr>
+              <w:t>5</w:t>
+            </w:r>
+            <w:r>
+              <w:rPr>
+                <w:noProof/>
+                <w:webHidden/>
+              </w:rPr>
+              <w:fldChar w:fldCharType="end"/>
+            </w:r>
+          </w:hyperlink>
+        </w:p>
+        <w:p>
+          <w:pPr>
+            <w:pStyle w:val="TDC3"/>
+            <w:tabs>
+              <w:tab w:val="right" w:leader="dot" w:pos="10456"/>
+            </w:tabs>
+            <w:rPr>
+              <w:noProof/>
+            </w:rPr>
+          </w:pPr>
+          <w:hyperlink w:anchor="_Toc231157675" w:history="1">
+            <w:r>
+              <w:rPr>
+                <w:rStyle w:val="Hipervnculo"/>
+                <w:rFonts w:eastAsia="Calibri"/>
+                <w:noProof/>
+              </w:rPr>
+              <w:t>1.4 Risk Analysis and Mitigation</w:t>
+            </w:r>
+            <w:r>
+              <w:rPr>
+                <w:noProof/>
+                <w:webHidden/>
+              </w:rPr>
+              <w:tab/>
+            </w:r>
+            <w:r>
+              <w:rPr>
+                <w:noProof/>
+                <w:webHidden/>
+              </w:rPr>
+              <w:fldChar w:fldCharType="begin"/>
+            </w:r>
+            <w:r>
+              <w:rPr>
+                <w:noProof/>
+                <w:webHidden/>
+              </w:rPr>
+              <w:instrText xml:space="preserve"> PAGEREF _Toc231157675 \h </w:instrText>
+            </w:r>
+            <w:r>
+              <w:rPr>
+                <w:noProof/>
+                <w:webHidden/>
+              </w:rPr>
+            </w:r>
+            <w:r>
+              <w:rPr>
+                <w:noProof/>
+                <w:webHidden/>
+              </w:rPr>
+              <w:fldChar w:fldCharType="separate"/>
+            </w:r>
+            <w:r>
+              <w:rPr>
+                <w:noProof/>
+                <w:webHidden/>
+              </w:rPr>
+              <w:t>5</w:t>
+            </w:r>
+            <w:r>
+              <w:rPr>
+                <w:noProof/>
+                <w:webHidden/>
+              </w:rPr>
+              <w:fldChar w:fldCharType="end"/>
+            </w:r>
+          </w:hyperlink>
+        </w:p>
+        <w:p>
+          <w:pPr>
+            <w:pStyle w:val="TDC3"/>
+            <w:tabs>
+              <w:tab w:val="right" w:leader="dot" w:pos="10456"/>
+            </w:tabs>
+            <w:rPr>
+              <w:noProof/>
+            </w:rPr>
+          </w:pPr>
+          <w:hyperlink w:anchor="_Toc231157676" w:history="1">
+            <w:r>
+              <w:rPr>
+                <w:rStyle w:val="Hipervnculo"/>
+                <w:rFonts w:eastAsia="Calibri"/>
+                <w:noProof/>
+              </w:rPr>
+              <w:t>1.5 Success Criteria</w:t>
+            </w:r>
+            <w:r>
+              <w:rPr>
+                <w:noProof/>
+                <w:webHidden/>
+              </w:rPr>
+              <w:tab/>
+            </w:r>
+            <w:r>
+              <w:rPr>
+                <w:noProof/>
+                <w:webHidden/>
+              </w:rPr>
+              <w:fldChar w:fldCharType="begin"/>
+            </w:r>
+            <w:r>
+              <w:rPr>
+                <w:noProof/>
+                <w:webHidden/>
+              </w:rPr>
+              <w:instrText xml:space="preserve"> PAGEREF _Toc231157676 \h </w:instrText>
+            </w:r>
+            <w:r>
+              <w:rPr>
+                <w:noProof/>
+                <w:webHidden/>
+              </w:rPr>
+            </w:r>
+            <w:r>
+              <w:rPr>
+                <w:noProof/>
+                <w:webHidden/>
+              </w:rPr>
+              <w:fldChar w:fldCharType="separate"/>
+            </w:r>
+            <w:r>
+              <w:rPr>
+                <w:noProof/>
+                <w:webHidden/>
+              </w:rPr>
+              <w:t>6</w:t>
+            </w:r>
+            <w:r>
+              <w:rPr>
+                <w:noProof/>
+                <w:webHidden/>
+              </w:rPr>
+              <w:fldChar w:fldCharType="end"/>
+            </w:r>
+          </w:hyperlink>
+        </w:p>
+        <w:p>
+          <w:pPr>
+            <w:pStyle w:val="TDC2"/>
+            <w:tabs>
+              <w:tab w:val="right" w:leader="dot" w:pos="10456"/>
+            </w:tabs>
+            <w:rPr>
+              <w:noProof/>
+            </w:rPr>
+          </w:pPr>
+          <w:hyperlink w:anchor="_Toc231157677" w:history="1">
+            <w:r>
+              <w:rPr>
+                <w:rStyle w:val="Hipervnculo"/>
+                <w:rFonts w:eastAsia="Calibri"/>
+                <w:noProof/>
+              </w:rPr>
+              <w:t>2. Data Understanding (CRISP-DM Phase 2)</w:t>
+            </w:r>
+            <w:r>
+              <w:rPr>
+                <w:noProof/>
+                <w:webHidden/>
+              </w:rPr>
+              <w:tab/>
+            </w:r>
+            <w:r>
+              <w:rPr>
+                <w:noProof/>
+                <w:webHidden/>
+              </w:rPr>
+              <w:fldChar w:fldCharType="begin"/>
+            </w:r>
+            <w:r>
+              <w:rPr>
+                <w:noProof/>
+                <w:webHidden/>
+              </w:rPr>
+              <w:instrText xml:space="preserve"> PAGEREF _Toc231157677 \h </w:instrText>
+            </w:r>
+            <w:r>
+              <w:rPr>
+                <w:noProof/>
+                <w:webHidden/>
+              </w:rPr>
+            </w:r>
+            <w:r>
+              <w:rPr>
+                <w:noProof/>
+                <w:webHidden/>
+              </w:rPr>
+              <w:fldChar w:fldCharType="separate"/>
+            </w:r>
+            <w:r>
+              <w:rPr>
+                <w:noProof/>
+                <w:webHidden/>
+              </w:rPr>
+              <w:t>6</w:t>
+            </w:r>
+            <w:r>
+              <w:rPr>
+                <w:noProof/>
+                <w:webHidden/>
+              </w:rPr>
+              <w:fldChar w:fldCharType="end"/>
+            </w:r>
+          </w:hyperlink>
+        </w:p>
+        <w:p>
+          <w:pPr>
+            <w:pStyle w:val="TDC3"/>
+            <w:tabs>
+              <w:tab w:val="right" w:leader="dot" w:pos="10456"/>
+            </w:tabs>
+            <w:rPr>
+              <w:noProof/>
+            </w:rPr>
+          </w:pPr>
+          <w:hyperlink w:anchor="_Toc231157678" w:history="1">
+            <w:r>
+              <w:rPr>
+                <w:rStyle w:val="Hipervnculo"/>
+                <w:rFonts w:eastAsia="Calibri"/>
+                <w:noProof/>
+              </w:rPr>
+              <w:t>2.1 Dataset Description</w:t>
+            </w:r>
+            <w:r>
+              <w:rPr>
+                <w:noProof/>
+                <w:webHidden/>
+              </w:rPr>
+              <w:tab/>
+            </w:r>
+            <w:r>
+              <w:rPr>
+                <w:noProof/>
+                <w:webHidden/>
+              </w:rPr>
+              <w:fldChar w:fldCharType="begin"/>
+            </w:r>
+            <w:r>
+              <w:rPr>
+                <w:noProof/>
+                <w:webHidden/>
+              </w:rPr>
+              <w:instrText xml:space="preserve"> PAGEREF _Toc231157678 \h </w:instrText>
+            </w:r>
+            <w:r>
+              <w:rPr>
+                <w:noProof/>
+                <w:webHidden/>
+              </w:rPr>
+            </w:r>
+            <w:r>
+              <w:rPr>
+                <w:noProof/>
+                <w:webHidden/>
+              </w:rPr>
+              <w:fldChar w:fldCharType="separate"/>
+            </w:r>
+            <w:r>
+              <w:rPr>
+                <w:noProof/>
+                <w:webHidden/>
+              </w:rPr>
+              <w:t>6</w:t>
+            </w:r>
+            <w:r>
+              <w:rPr>
+                <w:noProof/>
+                <w:webHidden/>
+              </w:rPr>
+              <w:fldChar w:fldCharType="end"/>
+            </w:r>
+          </w:hyperlink>
+        </w:p>
+        <w:p>
+          <w:pPr>
+            <w:pStyle w:val="TDC3"/>
+            <w:tabs>
+              <w:tab w:val="right" w:leader="dot" w:pos="10456"/>
+            </w:tabs>
+            <w:rPr>
+              <w:noProof/>
+            </w:rPr>
+          </w:pPr>
+          <w:hyperlink w:anchor="_Toc231157679" w:history="1">
+            <w:r>
+              <w:rPr>
+                <w:rStyle w:val="Hipervnculo"/>
+                <w:rFonts w:eastAsia="Calibri"/>
+                <w:noProof/>
+              </w:rPr>
+              <w:t>2.2 Exploratory Data Analysis</w:t>
+            </w:r>
+            <w:r>
+              <w:rPr>
+                <w:noProof/>
+                <w:webHidden/>
+              </w:rPr>
+              <w:tab/>
+            </w:r>
+            <w:r>
+              <w:rPr>
+                <w:noProof/>
+                <w:webHidden/>
+              </w:rPr>
+              <w:fldChar w:fldCharType="begin"/>
+            </w:r>
+            <w:r>
+              <w:rPr>
+                <w:noProof/>
+                <w:webHidden/>
+              </w:rPr>
+              <w:instrText xml:space="preserve"> PAGEREF _Toc231157679 \h </w:instrText>
+            </w:r>
+            <w:r>
+              <w:rPr>
+                <w:noProof/>
+                <w:webHidden/>
+              </w:rPr>
+            </w:r>
+            <w:r>
+              <w:rPr>
+                <w:noProof/>
+                <w:webHidden/>
+              </w:rPr>
+              <w:fldChar w:fldCharType="separate"/>
+            </w:r>
+            <w:r>
+              <w:rPr>
+                <w:noProof/>
+                <w:webHidden/>
+              </w:rPr>
+              <w:t>6</w:t>
+            </w:r>
+            <w:r>
+              <w:rPr>
+                <w:noProof/>
+                <w:webHidden/>
+              </w:rPr>
+              <w:fldChar w:fldCharType="end"/>
+            </w:r>
+          </w:hyperlink>
+        </w:p>
+        <w:p>
+          <w:pPr>
+            <w:pStyle w:val="TDC3"/>
+            <w:tabs>
+              <w:tab w:val="right" w:leader="dot" w:pos="10456"/>
+            </w:tabs>
+            <w:rPr>
+              <w:noProof/>
+            </w:rPr>
+          </w:pPr>
+          <w:hyperlink w:anchor="_Toc231157680" w:history="1">
+            <w:r>
+              <w:rPr>
+                <w:rStyle w:val="Hipervnculo"/>
+                <w:rFonts w:eastAsia="Calibri"/>
+                <w:noProof/>
+              </w:rPr>
+              <w:t>2.3 Correlation Matrix</w:t>
+            </w:r>
+            <w:r>
+              <w:rPr>
+                <w:noProof/>
+                <w:webHidden/>
+              </w:rPr>
+              <w:tab/>
+            </w:r>
+            <w:r>
+              <w:rPr>
+                <w:noProof/>
+                <w:webHidden/>
+              </w:rPr>
+              <w:fldChar w:fldCharType="begin"/>
+            </w:r>
+            <w:r>
+              <w:rPr>
+                <w:noProof/>
+                <w:webHidden/>
+              </w:rPr>
+              <w:instrText xml:space="preserve"> PAGEREF _Toc231157680 \h </w:instrText>
+            </w:r>
+            <w:r>
+              <w:rPr>
+                <w:noProof/>
+                <w:webHidden/>
+              </w:rPr>
+            </w:r>
+            <w:r>
+              <w:rPr>
+                <w:noProof/>
+                <w:webHidden/>
+              </w:rPr>
+              <w:fldChar w:fldCharType="separate"/>
+            </w:r>
+            <w:r>
+              <w:rPr>
+                <w:noProof/>
+                <w:webHidden/>
+              </w:rPr>
+              <w:t>8</w:t>
+            </w:r>
+            <w:r>
+              <w:rPr>
+                <w:noProof/>
+                <w:webHidden/>
+              </w:rPr>
+              <w:fldChar w:fldCharType="end"/>
+            </w:r>
+          </w:hyperlink>
+        </w:p>
+        <w:p>
+          <w:pPr>
+            <w:pStyle w:val="TDC3"/>
+            <w:tabs>
+              <w:tab w:val="right" w:leader="dot" w:pos="10456"/>
+            </w:tabs>
+            <w:rPr>
+              <w:noProof/>
+            </w:rPr>
+          </w:pPr>
+          <w:hyperlink w:anchor="_Toc231157681" w:history="1">
+            <w:r>
+              <w:rPr>
+                <w:rStyle w:val="Hipervnculo"/>
+                <w:rFonts w:eastAsia="Calibri"/>
+                <w:noProof/>
+              </w:rPr>
+              <w:t>2.4 Data Quality Assessment</w:t>
+            </w:r>
+            <w:r>
+              <w:rPr>
+                <w:noProof/>
+                <w:webHidden/>
+              </w:rPr>
+              <w:tab/>
+            </w:r>
+            <w:r>
+              <w:rPr>
+                <w:noProof/>
+                <w:webHidden/>
+              </w:rPr>
+              <w:fldChar w:fldCharType="begin"/>
+            </w:r>
+            <w:r>
+              <w:rPr>
+                <w:noProof/>
+                <w:webHidden/>
+              </w:rPr>
+              <w:instrText xml:space="preserve"> PAGEREF _Toc231157681 \h </w:instrText>
+            </w:r>
+            <w:r>
+              <w:rPr>
+                <w:noProof/>
+                <w:webHidden/>
+              </w:rPr>
+            </w:r>
+            <w:r>
+              <w:rPr>
+                <w:noProof/>
+                <w:webHidden/>
+              </w:rPr>
+              <w:fldChar w:fldCharType="separate"/>
+            </w:r>
+            <w:r>
+              <w:rPr>
+                <w:noProof/>
+                <w:webHidden/>
+              </w:rPr>
+              <w:t>9</w:t>
+            </w:r>
+            <w:r>
+              <w:rPr>
+                <w:noProof/>
+                <w:webHidden/>
+              </w:rPr>
+              <w:fldChar w:fldCharType="end"/>
+            </w:r>
+          </w:hyperlink>
+        </w:p>
+        <w:p>
+          <w:pPr>
+            <w:pStyle w:val="TDC2"/>
+            <w:tabs>
+              <w:tab w:val="right" w:leader="dot" w:pos="10456"/>
+            </w:tabs>
+            <w:rPr>
+              <w:noProof/>
+            </w:rPr>
+          </w:pPr>
+          <w:hyperlink w:anchor="_Toc231157682" w:history="1">
+            <w:r>
+              <w:rPr>
+                <w:rStyle w:val="Hipervnculo"/>
+                <w:rFonts w:eastAsia="Calibri"/>
+                <w:noProof/>
+              </w:rPr>
+              <w:t>3. Data Preparation (CRISP-DM Phase 3)</w:t>
+            </w:r>
+            <w:r>
+              <w:rPr>
+                <w:noProof/>
+                <w:webHidden/>
+              </w:rPr>
+              <w:tab/>
+            </w:r>
+            <w:r>
+              <w:rPr>
+                <w:noProof/>
+                <w:webHidden/>
+              </w:rPr>
+              <w:fldChar w:fldCharType="begin"/>
+            </w:r>
+            <w:r>
+              <w:rPr>
+                <w:noProof/>
+                <w:webHidden/>
+              </w:rPr>
+              <w:instrText xml:space="preserve"> PAGEREF _Toc231157682 \h </w:instrText>
+            </w:r>
+            <w:r>
+              <w:rPr>
+                <w:noProof/>
+                <w:webHidden/>
+              </w:rPr>
+            </w:r>
+            <w:r>
+              <w:rPr>
+                <w:noProof/>
+                <w:webHidden/>
+              </w:rPr>
+              <w:fldChar w:fldCharType="separate"/>
+            </w:r>
+            <w:r>
+              <w:rPr>
+                <w:noProof/>
+                <w:webHidden/>
+              </w:rPr>
+              <w:t>9</w:t>
+            </w:r>
+            <w:r>
+              <w:rPr>
+                <w:noProof/>
+                <w:webHidden/>
+              </w:rPr>
+              <w:fldChar w:fldCharType="end"/>
+            </w:r>
+          </w:hyperlink>
+        </w:p>
+        <w:p>
+          <w:pPr>
+            <w:pStyle w:val="TDC3"/>
+            <w:tabs>
+              <w:tab w:val="right" w:leader="dot" w:pos="10456"/>
+            </w:tabs>
+            <w:rPr>
+              <w:noProof/>
+            </w:rPr>
+          </w:pPr>
+          <w:hyperlink w:anchor="_Toc231157683" w:history="1">
+            <w:r>
+              <w:rPr>
+                <w:rStyle w:val="Hipervnculo"/>
+                <w:rFonts w:eastAsia="Calibri"/>
+                <w:noProof/>
+              </w:rPr>
+              <w:t>3.1 Feature Selection and Leakage Prevention</w:t>
+            </w:r>
+            <w:r>
+              <w:rPr>
+                <w:noProof/>
+                <w:webHidden/>
+              </w:rPr>
+              <w:tab/>
+            </w:r>
+            <w:r>
+              <w:rPr>
+                <w:noProof/>
+                <w:webHidden/>
+              </w:rPr>
+              <w:fldChar w:fldCharType="begin"/>
+            </w:r>
+            <w:r>
+              <w:rPr>
+                <w:noProof/>
+                <w:webHidden/>
+              </w:rPr>
+              <w:instrText xml:space="preserve"> PAGEREF _Toc231157683 \h </w:instrText>
+            </w:r>
+            <w:r>
+              <w:rPr>
+                <w:noProof/>
+                <w:webHidden/>
+              </w:rPr>
+            </w:r>
+            <w:r>
+              <w:rPr>
+                <w:noProof/>
+                <w:webHidden/>
+              </w:rPr>
+              <w:fldChar w:fldCharType="separate"/>
+            </w:r>
+            <w:r>
+              <w:rPr>
+                <w:noProof/>
+                <w:webHidden/>
+              </w:rPr>
+              <w:t>9</w:t>
+            </w:r>
+            <w:r>
+              <w:rPr>
+                <w:noProof/>
+                <w:webHidden/>
+              </w:rPr>
+              <w:fldChar w:fldCharType="end"/>
+            </w:r>
+          </w:hyperlink>
+        </w:p>
+        <w:p>
+          <w:pPr>
+            <w:pStyle w:val="TDC3"/>
+            <w:tabs>
+              <w:tab w:val="right" w:leader="dot" w:pos="10456"/>
+            </w:tabs>
+            <w:rPr>
+              <w:noProof/>
+            </w:rPr>
+          </w:pPr>
+          <w:hyperlink w:anchor="_Toc231157684" w:history="1">
+            <w:r>
+              <w:rPr>
+                <w:rStyle w:val="Hipervnculo"/>
+                <w:rFonts w:eastAsia="Calibri"/>
+                <w:noProof/>
+              </w:rPr>
+              <w:t>3.2 Target Variable Definition</w:t>
+            </w:r>
+            <w:r>
+              <w:rPr>
+                <w:noProof/>
+                <w:webHidden/>
+              </w:rPr>
+              <w:tab/>
+            </w:r>
+            <w:r>
+              <w:rPr>
+                <w:noProof/>
+                <w:webHidden/>
+              </w:rPr>
+              <w:fldChar w:fldCharType="begin"/>
+            </w:r>
+            <w:r>
+              <w:rPr>
+                <w:noProof/>
+                <w:webHidden/>
+              </w:rPr>
+              <w:instrText xml:space="preserve"> PAGEREF _Toc231157684 \h </w:instrText>
+            </w:r>
+            <w:r>
+              <w:rPr>
+                <w:noProof/>
+                <w:webHidden/>
+              </w:rPr>
+            </w:r>
+            <w:r>
+              <w:rPr>
+                <w:noProof/>
+                <w:webHidden/>
+              </w:rPr>
+              <w:fldChar w:fldCharType="separate"/>
+            </w:r>
+            <w:r>
+              <w:rPr>
+                <w:noProof/>
+                <w:webHidden/>
+              </w:rPr>
+              <w:t>10</w:t>
+            </w:r>
+            <w:r>
+              <w:rPr>
+                <w:noProof/>
+                <w:webHidden/>
+              </w:rPr>
+              <w:fldChar w:fldCharType="end"/>
+            </w:r>
+          </w:hyperlink>
+        </w:p>
+        <w:p>
+          <w:pPr>
+            <w:pStyle w:val="TDC3"/>
+            <w:tabs>
+              <w:tab w:val="right" w:leader="dot" w:pos="10456"/>
+            </w:tabs>
+            <w:rPr>
+              <w:noProof/>
+            </w:rPr>
+          </w:pPr>
+          <w:hyperlink w:anchor="_Toc231157685" w:history="1">
+            <w:r>
+              <w:rPr>
+                <w:rStyle w:val="Hipervnculo"/>
+                <w:rFonts w:eastAsia="Calibri"/>
+                <w:noProof/>
+              </w:rPr>
+              <w:t>3.3 Final Feature Set</w:t>
+            </w:r>
+            <w:r>
+              <w:rPr>
+                <w:noProof/>
+                <w:webHidden/>
+              </w:rPr>
+              <w:tab/>
+            </w:r>
+            <w:r>
+              <w:rPr>
+                <w:noProof/>
+                <w:webHidden/>
+              </w:rPr>
+              <w:fldChar w:fldCharType="begin"/>
+            </w:r>
+            <w:r>
+              <w:rPr>
+                <w:noProof/>
+                <w:webHidden/>
+              </w:rPr>
+              <w:instrText xml:space="preserve"> PAGEREF _Toc231157685 \h </w:instrText>
+            </w:r>
+            <w:r>
+              <w:rPr>
+                <w:noProof/>
+                <w:webHidden/>
+              </w:rPr>
+            </w:r>
+            <w:r>
+              <w:rPr>
+                <w:noProof/>
+                <w:webHidden/>
+              </w:rPr>
+              <w:fldChar w:fldCharType="separate"/>
+            </w:r>
+            <w:r>
+              <w:rPr>
+                <w:noProof/>
+                <w:webHidden/>
+              </w:rPr>
+              <w:t>10</w:t>
+            </w:r>
+            <w:r>
+              <w:rPr>
+                <w:noProof/>
+                <w:webHidden/>
+              </w:rPr>
+              <w:fldChar w:fldCharType="end"/>
+            </w:r>
+          </w:hyperlink>
+        </w:p>
+        <w:p>
+          <w:pPr>
+            <w:pStyle w:val="TDC2"/>
+            <w:tabs>
+              <w:tab w:val="right" w:leader="dot" w:pos="10456"/>
+            </w:tabs>
+            <w:rPr>
+              <w:noProof/>
+            </w:rPr>
+          </w:pPr>
+          <w:hyperlink w:anchor="_Toc231157686" w:history="1">
+            <w:r>
+              <w:rPr>
+                <w:rStyle w:val="Hipervnculo"/>
+                <w:rFonts w:eastAsia="Calibri"/>
+                <w:noProof/>
+              </w:rPr>
+              <w:t>4. Modelling (CRISP-DM Phase 4)</w:t>
+            </w:r>
+            <w:r>
+              <w:rPr>
+                <w:noProof/>
+                <w:webHidden/>
+              </w:rPr>
+              <w:tab/>
+            </w:r>
+            <w:r>
+              <w:rPr>
+                <w:noProof/>
+                <w:webHidden/>
+              </w:rPr>
+              <w:fldChar w:fldCharType="begin"/>
+            </w:r>
+            <w:r>
+              <w:rPr>
+                <w:noProof/>
+                <w:webHidden/>
+              </w:rPr>
+              <w:instrText xml:space="preserve"> PAGEREF _Toc231157686 \h </w:instrText>
+            </w:r>
+            <w:r>
+              <w:rPr>
+                <w:noProof/>
+                <w:webHidden/>
+              </w:rPr>
+            </w:r>
+            <w:r>
+              <w:rPr>
+                <w:noProof/>
+                <w:webHidden/>
+              </w:rPr>
+              <w:fldChar w:fldCharType="separate"/>
+            </w:r>
+            <w:r>
+              <w:rPr>
+                <w:noProof/>
+                <w:webHidden/>
+              </w:rPr>
+              <w:t>10</w:t>
+            </w:r>
+            <w:r>
+              <w:rPr>
+                <w:noProof/>
+                <w:webHidden/>
+              </w:rPr>
+              <w:fldChar w:fldCharType="end"/>
+            </w:r>
+          </w:hyperlink>
+        </w:p>
+        <w:p>
+          <w:pPr>
+            <w:pStyle w:val="TDC3"/>
+            <w:tabs>
+              <w:tab w:val="right" w:leader="dot" w:pos="10456"/>
+            </w:tabs>
+            <w:rPr>
+              <w:noProof/>
+            </w:rPr>
+          </w:pPr>
+          <w:hyperlink w:anchor="_Toc231157687" w:history="1">
+            <w:r>
+              <w:rPr>
+                <w:rStyle w:val="Hipervnculo"/>
+                <w:rFonts w:eastAsia="Calibri"/>
+                <w:noProof/>
+              </w:rPr>
+              <w:t>4.1 Model Selection</w:t>
+            </w:r>
+            <w:r>
+              <w:rPr>
+                <w:noProof/>
+                <w:webHidden/>
+              </w:rPr>
+              <w:tab/>
+            </w:r>
+            <w:r>
+              <w:rPr>
+                <w:noProof/>
+                <w:webHidden/>
+              </w:rPr>
+              <w:fldChar w:fldCharType="begin"/>
+            </w:r>
+            <w:r>
+              <w:rPr>
+                <w:noProof/>
+                <w:webHidden/>
+              </w:rPr>
+              <w:instrText xml:space="preserve"> PAGEREF _Toc231157687 \h </w:instrText>
+            </w:r>
+            <w:r>
+              <w:rPr>
+                <w:noProof/>
+                <w:webHidden/>
+              </w:rPr>
+            </w:r>
+            <w:r>
+              <w:rPr>
+                <w:noProof/>
+                <w:webHidden/>
+              </w:rPr>
+              <w:fldChar w:fldCharType="separate"/>
+            </w:r>
+            <w:r>
+              <w:rPr>
+                <w:noProof/>
+                <w:webHidden/>
+              </w:rPr>
+              <w:t>10</w:t>
+            </w:r>
+            <w:r>
+              <w:rPr>
+                <w:noProof/>
+                <w:webHidden/>
+              </w:rPr>
+              <w:fldChar w:fldCharType="end"/>
+            </w:r>
+          </w:hyperlink>
+        </w:p>
+        <w:p>
+          <w:pPr>
+            <w:pStyle w:val="TDC3"/>
+            <w:tabs>
+              <w:tab w:val="right" w:leader="dot" w:pos="10456"/>
+            </w:tabs>
+            <w:rPr>
+              <w:noProof/>
+            </w:rPr>
+          </w:pPr>
+          <w:hyperlink w:anchor="_Toc231157688" w:history="1">
+            <w:r>
+              <w:rPr>
+                <w:rStyle w:val="Hipervnculo"/>
+                <w:rFonts w:eastAsia="Calibri"/>
+                <w:noProof/>
+              </w:rPr>
+              <w:t>4.2 Logistic Regression (Baseline)</w:t>
+            </w:r>
+            <w:r>
+              <w:rPr>
+                <w:noProof/>
+                <w:webHidden/>
+              </w:rPr>
+              <w:tab/>
+            </w:r>
+            <w:r>
+              <w:rPr>
+                <w:noProof/>
+                <w:webHidden/>
+              </w:rPr>
+              <w:fldChar w:fldCharType="begin"/>
+            </w:r>
+            <w:r>
+              <w:rPr>
+                <w:noProof/>
+                <w:webHidden/>
+              </w:rPr>
+              <w:instrText xml:space="preserve"> PAGEREF _Toc231157688 \h </w:instrText>
+            </w:r>
+            <w:r>
+              <w:rPr>
+                <w:noProof/>
+                <w:webHidden/>
+              </w:rPr>
+            </w:r>
+            <w:r>
+              <w:rPr>
+                <w:noProof/>
+                <w:webHidden/>
+              </w:rPr>
+              <w:fldChar w:fldCharType="separate"/>
+            </w:r>
+            <w:r>
+              <w:rPr>
+                <w:noProof/>
+                <w:webHidden/>
+              </w:rPr>
+              <w:t>11</w:t>
+            </w:r>
+            <w:r>
+              <w:rPr>
+                <w:noProof/>
+                <w:webHidden/>
+              </w:rPr>
+              <w:fldChar w:fldCharType="end"/>
+            </w:r>
+          </w:hyperlink>
+        </w:p>
+        <w:p>
+          <w:pPr>
+            <w:pStyle w:val="TDC3"/>
+            <w:tabs>
+              <w:tab w:val="right" w:leader="dot" w:pos="10456"/>
+            </w:tabs>
+            <w:rPr>
+              <w:noProof/>
+            </w:rPr>
+          </w:pPr>
+          <w:hyperlink w:anchor="_Toc231157689" w:history="1">
+            <w:r>
+              <w:rPr>
+                <w:rStyle w:val="Hipervnculo"/>
+                <w:rFonts w:eastAsia="Calibri"/>
+                <w:noProof/>
+              </w:rPr>
+              <w:t>4.3 Random Forest and Hyperparameter Tuning</w:t>
+            </w:r>
+            <w:r>
+              <w:rPr>
+                <w:noProof/>
+                <w:webHidden/>
+              </w:rPr>
+              <w:tab/>
+            </w:r>
+            <w:r>
+              <w:rPr>
+                <w:noProof/>
+                <w:webHidden/>
+              </w:rPr>
+              <w:fldChar w:fldCharType="begin"/>
+            </w:r>
+            <w:r>
+              <w:rPr>
+                <w:noProof/>
+                <w:webHidden/>
+              </w:rPr>
+              <w:instrText xml:space="preserve"> PAGEREF _Toc231157689 \h </w:instrText>
+            </w:r>
+            <w:r>
+              <w:rPr>
+                <w:noProof/>
+                <w:webHidden/>
+              </w:rPr>
+            </w:r>
+            <w:r>
+              <w:rPr>
+                <w:noProof/>
+                <w:webHidden/>
+              </w:rPr>
+              <w:fldChar w:fldCharType="separate"/>
+            </w:r>
+            <w:r>
+              <w:rPr>
+                <w:noProof/>
+                <w:webHidden/>
+              </w:rPr>
+              <w:t>11</w:t>
+            </w:r>
+            <w:r>
+              <w:rPr>
+                <w:noProof/>
+                <w:webHidden/>
+              </w:rPr>
+              <w:fldChar w:fldCharType="end"/>
+            </w:r>
+          </w:hyperlink>
+        </w:p>
+        <w:p>
+          <w:pPr>
+            <w:pStyle w:val="TDC2"/>
+            <w:tabs>
+              <w:tab w:val="right" w:leader="dot" w:pos="10456"/>
+            </w:tabs>
+            <w:rPr>
+              <w:noProof/>
+            </w:rPr>
+          </w:pPr>
+          <w:hyperlink w:anchor="_Toc231157690" w:history="1">
+            <w:r>
+              <w:rPr>
+                <w:rStyle w:val="Hipervnculo"/>
+                <w:rFonts w:eastAsia="Calibri"/>
+                <w:noProof/>
+              </w:rPr>
+              <w:t>5. Evaluation (CRISP-DM Phase 5)</w:t>
+            </w:r>
+            <w:r>
+              <w:rPr>
+                <w:noProof/>
+                <w:webHidden/>
+              </w:rPr>
+              <w:tab/>
+            </w:r>
+            <w:r>
+              <w:rPr>
+                <w:noProof/>
+                <w:webHidden/>
+              </w:rPr>
+              <w:fldChar w:fldCharType="begin"/>
+            </w:r>
+            <w:r>
+              <w:rPr>
+                <w:noProof/>
+                <w:webHidden/>
+              </w:rPr>
+              <w:instrText xml:space="preserve"> PAGEREF _Toc231157690 \h </w:instrText>
+            </w:r>
+            <w:r>
+              <w:rPr>
+                <w:noProof/>
+                <w:webHidden/>
+              </w:rPr>
+            </w:r>
+            <w:r>
+              <w:rPr>
+                <w:noProof/>
+                <w:webHidden/>
+              </w:rPr>
+              <w:fldChar w:fldCharType="separate"/>
+            </w:r>
+            <w:r>
+              <w:rPr>
+                <w:noProof/>
+                <w:webHidden/>
+              </w:rPr>
+              <w:t>13</w:t>
+            </w:r>
+            <w:r>
+              <w:rPr>
+                <w:noProof/>
+                <w:webHidden/>
+              </w:rPr>
+              <w:fldChar w:fldCharType="end"/>
+            </w:r>
+          </w:hyperlink>
+        </w:p>
+        <w:p>
+          <w:pPr>
+            <w:pStyle w:val="TDC3"/>
+            <w:tabs>
+              <w:tab w:val="right" w:leader="dot" w:pos="10456"/>
+            </w:tabs>
+            <w:rPr>
+              <w:noProof/>
+            </w:rPr>
+          </w:pPr>
+          <w:hyperlink w:anchor="_Toc231157691" w:history="1">
+            <w:r>
+              <w:rPr>
+                <w:rStyle w:val="Hipervnculo"/>
+                <w:rFonts w:eastAsia="Calibri"/>
+                <w:noProof/>
+              </w:rPr>
+              <w:t>5.1 Overall Model Performance</w:t>
+            </w:r>
+            <w:r>
+              <w:rPr>
+                <w:noProof/>
+                <w:webHidden/>
+              </w:rPr>
+              <w:tab/>
+            </w:r>
+            <w:r>
+              <w:rPr>
+                <w:noProof/>
+                <w:webHidden/>
+              </w:rPr>
+              <w:fldChar w:fldCharType="begin"/>
+            </w:r>
+            <w:r>
+              <w:rPr>
+                <w:noProof/>
+                <w:webHidden/>
+              </w:rPr>
+              <w:instrText xml:space="preserve"> PAGEREF _Toc231157691 \h </w:instrText>
+            </w:r>
+            <w:r>
+              <w:rPr>
+                <w:noProof/>
+                <w:webHidden/>
+              </w:rPr>
+            </w:r>
+            <w:r>
+              <w:rPr>
+                <w:noProof/>
+                <w:webHidden/>
+              </w:rPr>
+              <w:fldChar w:fldCharType="separate"/>
+            </w:r>
+            <w:r>
+              <w:rPr>
+                <w:noProof/>
+                <w:webHidden/>
+              </w:rPr>
+              <w:t>13</w:t>
+            </w:r>
+            <w:r>
+              <w:rPr>
+                <w:noProof/>
+                <w:webHidden/>
+              </w:rPr>
+              <w:fldChar w:fldCharType="end"/>
+            </w:r>
+          </w:hyperlink>
+        </w:p>
+        <w:p>
+          <w:pPr>
+            <w:pStyle w:val="TDC3"/>
+            <w:tabs>
+              <w:tab w:val="right" w:leader="dot" w:pos="10456"/>
+            </w:tabs>
+            <w:rPr>
+              <w:noProof/>
+            </w:rPr>
+          </w:pPr>
+          <w:hyperlink w:anchor="_Toc231157692" w:history="1">
+            <w:r>
+              <w:rPr>
+                <w:rStyle w:val="Hipervnculo"/>
+                <w:rFonts w:eastAsia="Calibri"/>
+                <w:noProof/>
+              </w:rPr>
+              <w:t>5.2 Fairness Analysis</w:t>
+            </w:r>
+            <w:r>
+              <w:rPr>
+                <w:noProof/>
+                <w:webHidden/>
+              </w:rPr>
+              <w:tab/>
+            </w:r>
+            <w:r>
+              <w:rPr>
+                <w:noProof/>
+                <w:webHidden/>
+              </w:rPr>
+              <w:fldChar w:fldCharType="begin"/>
+            </w:r>
+            <w:r>
+              <w:rPr>
+                <w:noProof/>
+                <w:webHidden/>
+              </w:rPr>
+              <w:instrText xml:space="preserve"> PAGEREF _Toc231157692 \h </w:instrText>
+            </w:r>
+            <w:r>
+              <w:rPr>
+                <w:noProof/>
+                <w:webHidden/>
+              </w:rPr>
+            </w:r>
+            <w:r>
+              <w:rPr>
+                <w:noProof/>
+                <w:webHidden/>
+              </w:rPr>
+              <w:fldChar w:fldCharType="separate"/>
+            </w:r>
+            <w:r>
+              <w:rPr>
+                <w:noProof/>
+                <w:webHidden/>
+              </w:rPr>
+              <w:t>14</w:t>
+            </w:r>
+            <w:r>
+              <w:rPr>
+                <w:noProof/>
+                <w:webHidden/>
+              </w:rPr>
+              <w:fldChar w:fldCharType="end"/>
+            </w:r>
+          </w:hyperlink>
+        </w:p>
+        <w:p>
+          <w:pPr>
+            <w:pStyle w:val="TDC3"/>
+            <w:tabs>
+              <w:tab w:val="right" w:leader="dot" w:pos="10456"/>
+            </w:tabs>
+            <w:rPr>
+              <w:noProof/>
+            </w:rPr>
+          </w:pPr>
+          <w:hyperlink w:anchor="_Toc231157693" w:history="1">
+            <w:r>
+              <w:rPr>
+                <w:rStyle w:val="Hipervnculo"/>
+                <w:rFonts w:eastAsia="Calibri"/>
+                <w:noProof/>
+              </w:rPr>
+              <w:t>5.2.1 Fairness by Sex</w:t>
+            </w:r>
+            <w:r>
+              <w:rPr>
+                <w:noProof/>
+                <w:webHidden/>
+              </w:rPr>
+              <w:tab/>
+            </w:r>
+            <w:r>
+              <w:rPr>
+                <w:noProof/>
+                <w:webHidden/>
+              </w:rPr>
+              <w:fldChar w:fldCharType="begin"/>
+            </w:r>
+            <w:r>
+              <w:rPr>
+                <w:noProof/>
+                <w:webHidden/>
+              </w:rPr>
+              <w:instrText xml:space="preserve"> PAGEREF _Toc231157693 \h </w:instrText>
+            </w:r>
+            <w:r>
+              <w:rPr>
+                <w:noProof/>
+                <w:webHidden/>
+              </w:rPr>
+            </w:r>
+            <w:r>
+              <w:rPr>
+                <w:noProof/>
+                <w:webHidden/>
+              </w:rPr>
+              <w:fldChar w:fldCharType="separate"/>
+            </w:r>
+            <w:r>
+              <w:rPr>
+                <w:noProof/>
+                <w:webHidden/>
+              </w:rPr>
+              <w:t>14</w:t>
+            </w:r>
+            <w:r>
+              <w:rPr>
+                <w:noProof/>
+                <w:webHidden/>
+              </w:rPr>
+              <w:fldChar w:fldCharType="end"/>
+            </w:r>
+          </w:hyperlink>
+        </w:p>
+        <w:p>
+          <w:pPr>
+            <w:pStyle w:val="TDC3"/>
+            <w:tabs>
+              <w:tab w:val="right" w:leader="dot" w:pos="10456"/>
+            </w:tabs>
+            <w:rPr>
+              <w:noProof/>
+            </w:rPr>
+          </w:pPr>
+          <w:hyperlink w:anchor="_Toc231157694" w:history="1">
+            <w:r>
+              <w:rPr>
+                <w:rStyle w:val="Hipervnculo"/>
+                <w:rFonts w:eastAsia="Calibri"/>
+                <w:noProof/>
+              </w:rPr>
+              <w:t>5.2.2 Fairness by Disability Status</w:t>
+            </w:r>
+            <w:r>
+              <w:rPr>
+                <w:noProof/>
+                <w:webHidden/>
+              </w:rPr>
+              <w:tab/>
+            </w:r>
+            <w:r>
+              <w:rPr>
+                <w:noProof/>
+                <w:webHidden/>
+              </w:rPr>
+              <w:fldChar w:fldCharType="begin"/>
+            </w:r>
+            <w:r>
+              <w:rPr>
+                <w:noProof/>
+                <w:webHidden/>
+              </w:rPr>
+              <w:instrText xml:space="preserve"> PAGEREF _Toc231157694 \h </w:instrText>
+            </w:r>
+            <w:r>
+              <w:rPr>
+                <w:noProof/>
+                <w:webHidden/>
+              </w:rPr>
+            </w:r>
+            <w:r>
+              <w:rPr>
+                <w:noProof/>
+                <w:webHidden/>
+              </w:rPr>
+              <w:fldChar w:fldCharType="separate"/>
+            </w:r>
+            <w:r>
+              <w:rPr>
+                <w:noProof/>
+                <w:webHidden/>
+              </w:rPr>
+              <w:t>14</w:t>
+            </w:r>
+            <w:r>
+              <w:rPr>
+                <w:noProof/>
+                <w:webHidden/>
+              </w:rPr>
+              <w:fldChar w:fldCharType="end"/>
+            </w:r>
+          </w:hyperlink>
+        </w:p>
+        <w:p>
+          <w:pPr>
+            <w:pStyle w:val="TDC3"/>
+            <w:tabs>
+              <w:tab w:val="right" w:leader="dot" w:pos="10456"/>
+            </w:tabs>
+            <w:rPr>
+              <w:noProof/>
+            </w:rPr>
+          </w:pPr>
+          <w:hyperlink w:anchor="_Toc231157695" w:history="1">
+            <w:r>
+              <w:rPr>
+                <w:rStyle w:val="Hipervnculo"/>
+                <w:rFonts w:eastAsia="Calibri"/>
+                <w:noProof/>
+              </w:rPr>
+              <w:t>5.2.3 Fairness by Race</w:t>
+            </w:r>
+            <w:r>
+              <w:rPr>
+                <w:noProof/>
+                <w:webHidden/>
+              </w:rPr>
+              <w:tab/>
+            </w:r>
+            <w:r>
+              <w:rPr>
+                <w:noProof/>
+                <w:webHidden/>
+              </w:rPr>
+              <w:fldChar w:fldCharType="begin"/>
+            </w:r>
+            <w:r>
+              <w:rPr>
+                <w:noProof/>
+                <w:webHidden/>
+              </w:rPr>
+              <w:instrText xml:space="preserve"> PAGEREF _Toc231157695 \h </w:instrText>
+            </w:r>
+            <w:r>
+              <w:rPr>
+                <w:noProof/>
+                <w:webHidden/>
+              </w:rPr>
+            </w:r>
+            <w:r>
+              <w:rPr>
+                <w:noProof/>
+                <w:webHidden/>
+              </w:rPr>
+              <w:fldChar w:fldCharType="separate"/>
+            </w:r>
+            <w:r>
+              <w:rPr>
+                <w:noProof/>
+                <w:webHidden/>
+              </w:rPr>
+              <w:t>15</w:t>
+            </w:r>
+            <w:r>
+              <w:rPr>
+                <w:noProof/>
+                <w:webHidden/>
+              </w:rPr>
+              <w:fldChar w:fldCharType="end"/>
+            </w:r>
+          </w:hyperlink>
+        </w:p>
+        <w:p>
+          <w:pPr>
+            <w:pStyle w:val="TDC3"/>
+            <w:tabs>
+              <w:tab w:val="right" w:leader="dot" w:pos="10456"/>
+            </w:tabs>
+            <w:rPr>
+              <w:noProof/>
+            </w:rPr>
+          </w:pPr>
+          <w:hyperlink w:anchor="_Toc231157696" w:history="1">
+            <w:r>
+              <w:rPr>
+                <w:rStyle w:val="Hipervnculo"/>
+                <w:rFonts w:eastAsia="Calibri"/>
+                <w:noProof/>
+              </w:rPr>
+              <w:t>5.3 Disparity vs Bias</w:t>
+            </w:r>
+            <w:r>
+              <w:rPr>
+                <w:noProof/>
+                <w:webHidden/>
+              </w:rPr>
+              <w:tab/>
+            </w:r>
+            <w:r>
+              <w:rPr>
+                <w:noProof/>
+                <w:webHidden/>
+              </w:rPr>
+              <w:fldChar w:fldCharType="begin"/>
+            </w:r>
+            <w:r>
+              <w:rPr>
+                <w:noProof/>
+                <w:webHidden/>
+              </w:rPr>
+              <w:instrText xml:space="preserve"> PAGEREF _Toc231157696 \h </w:instrText>
+            </w:r>
+            <w:r>
+              <w:rPr>
+                <w:noProof/>
+                <w:webHidden/>
+              </w:rPr>
+            </w:r>
+            <w:r>
+              <w:rPr>
+                <w:noProof/>
+                <w:webHidden/>
+              </w:rPr>
+              <w:fldChar w:fldCharType="separate"/>
+            </w:r>
+            <w:r>
+              <w:rPr>
+                <w:noProof/>
+                <w:webHidden/>
+              </w:rPr>
+              <w:t>15</w:t>
+            </w:r>
+            <w:r>
+              <w:rPr>
+                <w:noProof/>
+                <w:webHidden/>
+              </w:rPr>
+              <w:fldChar w:fldCharType="end"/>
+            </w:r>
+          </w:hyperlink>
+        </w:p>
+        <w:p>
+          <w:pPr>
+            <w:pStyle w:val="TDC2"/>
+            <w:tabs>
+              <w:tab w:val="right" w:leader="dot" w:pos="10456"/>
+            </w:tabs>
+            <w:rPr>
+              <w:noProof/>
+            </w:rPr>
+          </w:pPr>
+          <w:hyperlink w:anchor="_Toc231157697" w:history="1">
+            <w:r>
+              <w:rPr>
+                <w:rStyle w:val="Hipervnculo"/>
+                <w:rFonts w:eastAsia="Calibri"/>
+                <w:noProof/>
+              </w:rPr>
+              <w:t>6. Deployment (CRISP-DM Phase 6)</w:t>
+            </w:r>
+            <w:r>
+              <w:rPr>
+                <w:noProof/>
+                <w:webHidden/>
+              </w:rPr>
+              <w:tab/>
+            </w:r>
+            <w:r>
+              <w:rPr>
+                <w:noProof/>
+                <w:webHidden/>
+              </w:rPr>
+              <w:fldChar w:fldCharType="begin"/>
+            </w:r>
+            <w:r>
+              <w:rPr>
+                <w:noProof/>
+                <w:webHidden/>
+              </w:rPr>
+              <w:instrText xml:space="preserve"> PAGEREF _Toc231157697 \h </w:instrText>
+            </w:r>
+            <w:r>
+              <w:rPr>
+                <w:noProof/>
+                <w:webHidden/>
+              </w:rPr>
+            </w:r>
+            <w:r>
+              <w:rPr>
+                <w:noProof/>
+                <w:webHidden/>
+              </w:rPr>
+              <w:fldChar w:fldCharType="separate"/>
+            </w:r>
+            <w:r>
+              <w:rPr>
+                <w:noProof/>
+                <w:webHidden/>
+              </w:rPr>
+              <w:t>16</w:t>
+            </w:r>
+            <w:r>
+              <w:rPr>
+                <w:noProof/>
+                <w:webHidden/>
+              </w:rPr>
+              <w:fldChar w:fldCharType="end"/>
+            </w:r>
+          </w:hyperlink>
+        </w:p>
+        <w:p>
+          <w:pPr>
+            <w:pStyle w:val="TDC3"/>
+            <w:tabs>
+              <w:tab w:val="right" w:leader="dot" w:pos="10456"/>
+            </w:tabs>
+            <w:rPr>
+              <w:noProof/>
+            </w:rPr>
+          </w:pPr>
+          <w:hyperlink w:anchor="_Toc231157698" w:history="1">
+            <w:r>
+              <w:rPr>
+                <w:rStyle w:val="Hipervnculo"/>
+                <w:rFonts w:eastAsia="Calibri"/>
+                <w:noProof/>
+              </w:rPr>
+              <w:t>6.1 MySQL Auditability Layer</w:t>
+            </w:r>
+            <w:r>
+              <w:rPr>
+                <w:noProof/>
+                <w:webHidden/>
+              </w:rPr>
+              <w:tab/>
+            </w:r>
+            <w:r>
+              <w:rPr>
+                <w:noProof/>
+                <w:webHidden/>
+              </w:rPr>
+              <w:fldChar w:fldCharType="begin"/>
+            </w:r>
+            <w:r>
+              <w:rPr>
+                <w:noProof/>
+                <w:webHidden/>
+              </w:rPr>
+              <w:instrText xml:space="preserve"> PAGEREF _Toc231157698 \h </w:instrText>
+            </w:r>
+            <w:r>
+              <w:rPr>
+                <w:noProof/>
+                <w:webHidden/>
+              </w:rPr>
+            </w:r>
+            <w:r>
+              <w:rPr>
+                <w:noProof/>
+                <w:webHidden/>
+              </w:rPr>
+              <w:fldChar w:fldCharType="separate"/>
+            </w:r>
+            <w:r>
+              <w:rPr>
+                <w:noProof/>
+                <w:webHidden/>
+              </w:rPr>
+              <w:t>16</w:t>
+            </w:r>
+            <w:r>
+              <w:rPr>
+                <w:noProof/>
+                <w:webHidden/>
+              </w:rPr>
+              <w:fldChar w:fldCharType="end"/>
+            </w:r>
+          </w:hyperlink>
+        </w:p>
+        <w:p>
+          <w:pPr>
+            <w:pStyle w:val="TDC3"/>
+            <w:tabs>
+              <w:tab w:val="right" w:leader="dot" w:pos="10456"/>
+            </w:tabs>
+            <w:rPr>
+              <w:noProof/>
+            </w:rPr>
+          </w:pPr>
+          <w:hyperlink w:anchor="_Toc231157699" w:history="1">
+            <w:r>
+              <w:rPr>
+                <w:rStyle w:val="Hipervnculo"/>
+                <w:rFonts w:eastAsia="Calibri"/>
+                <w:noProof/>
+              </w:rPr>
+              <w:t>6.2 Compliance Queries</w:t>
+            </w:r>
+            <w:r>
+              <w:rPr>
+                <w:noProof/>
+                <w:webHidden/>
+              </w:rPr>
+              <w:tab/>
+            </w:r>
+            <w:r>
+              <w:rPr>
+                <w:noProof/>
+                <w:webHidden/>
+              </w:rPr>
+              <w:fldChar w:fldCharType="begin"/>
+            </w:r>
+            <w:r>
+              <w:rPr>
+                <w:noProof/>
+                <w:webHidden/>
+              </w:rPr>
+              <w:instrText xml:space="preserve"> PAGEREF _Toc231157699 \h </w:instrText>
+            </w:r>
+            <w:r>
+              <w:rPr>
+                <w:noProof/>
+                <w:webHidden/>
+              </w:rPr>
+            </w:r>
+            <w:r>
+              <w:rPr>
+                <w:noProof/>
+                <w:webHidden/>
+              </w:rPr>
+              <w:fldChar w:fldCharType="separate"/>
+            </w:r>
+            <w:r>
+              <w:rPr>
+                <w:noProof/>
+                <w:webHidden/>
+              </w:rPr>
+              <w:t>17</w:t>
+            </w:r>
+            <w:r>
+              <w:rPr>
+                <w:noProof/>
+                <w:webHidden/>
+              </w:rPr>
+              <w:fldChar w:fldCharType="end"/>
+            </w:r>
+          </w:hyperlink>
+        </w:p>
+        <w:p>
+          <w:pPr>
+            <w:pStyle w:val="TDC3"/>
+            <w:tabs>
+              <w:tab w:val="right" w:leader="dot" w:pos="10456"/>
+            </w:tabs>
+            <w:rPr>
+              <w:noProof/>
+            </w:rPr>
+          </w:pPr>
+          <w:hyperlink w:anchor="_Toc231157700" w:history="1">
+            <w:r>
+              <w:rPr>
+                <w:rStyle w:val="Hipervnculo"/>
+                <w:rFonts w:eastAsia="Calibri"/>
+                <w:noProof/>
+              </w:rPr>
+              <w:t>6.3 Governance Recommendations</w:t>
+            </w:r>
+            <w:r>
+              <w:rPr>
+                <w:noProof/>
+                <w:webHidden/>
+              </w:rPr>
+              <w:tab/>
+            </w:r>
+            <w:r>
+              <w:rPr>
+                <w:noProof/>
+                <w:webHidden/>
+              </w:rPr>
+              <w:fldChar w:fldCharType="begin"/>
+            </w:r>
+            <w:r>
+              <w:rPr>
+                <w:noProof/>
+                <w:webHidden/>
+              </w:rPr>
+              <w:instrText xml:space="preserve"> PAGEREF _Toc231157700 \h </w:instrText>
+            </w:r>
+            <w:r>
+              <w:rPr>
+                <w:noProof/>
+                <w:webHidden/>
+              </w:rPr>
+            </w:r>
+            <w:r>
+              <w:rPr>
+                <w:noProof/>
+                <w:webHidden/>
+              </w:rPr>
+              <w:fldChar w:fldCharType="separate"/>
+            </w:r>
+            <w:r>
+              <w:rPr>
+                <w:noProof/>
+                <w:webHidden/>
+              </w:rPr>
+              <w:t>17</w:t>
+            </w:r>
+            <w:r>
+              <w:rPr>
+                <w:noProof/>
+                <w:webHidden/>
+              </w:rPr>
+              <w:fldChar w:fldCharType="end"/>
+            </w:r>
+          </w:hyperlink>
+        </w:p>
+        <w:p>
+          <w:pPr>
+            <w:pStyle w:val="TDC2"/>
+            <w:tabs>
+              <w:tab w:val="right" w:leader="dot" w:pos="10456"/>
+            </w:tabs>
+            <w:rPr>
+              <w:noProof/>
+            </w:rPr>
+          </w:pPr>
+          <w:hyperlink w:anchor="_Toc231157701" w:history="1">
+            <w:r>
+              <w:rPr>
+                <w:rStyle w:val="Hipervnculo"/>
+                <w:rFonts w:eastAsia="Calibri"/>
+                <w:noProof/>
+              </w:rPr>
+              <w:t>7. Limitations</w:t>
+            </w:r>
+            <w:r>
+              <w:rPr>
+                <w:noProof/>
+                <w:webHidden/>
+              </w:rPr>
+              <w:tab/>
+            </w:r>
+            <w:r>
+              <w:rPr>
+                <w:noProof/>
+                <w:webHidden/>
+              </w:rPr>
+              <w:fldChar w:fldCharType="begin"/>
+            </w:r>
+            <w:r>
+              <w:rPr>
+                <w:noProof/>
+                <w:webHidden/>
+              </w:rPr>
+              <w:instrText xml:space="preserve"> PAGEREF _Toc231157701 \h </w:instrText>
+            </w:r>
+            <w:r>
+              <w:rPr>
+                <w:noProof/>
+                <w:webHidden/>
+              </w:rPr>
+            </w:r>
+            <w:r>
+              <w:rPr>
+                <w:noProof/>
+                <w:webHidden/>
+              </w:rPr>
+              <w:fldChar w:fldCharType="separate"/>
+            </w:r>
+            <w:r>
+              <w:rPr>
+                <w:noProof/>
+                <w:webHidden/>
+              </w:rPr>
+              <w:t>18</w:t>
+            </w:r>
+            <w:r>
+              <w:rPr>
+                <w:noProof/>
+                <w:webHidden/>
+              </w:rPr>
+              <w:fldChar w:fldCharType="end"/>
+            </w:r>
+          </w:hyperlink>
+        </w:p>
+        <w:p>
+          <w:pPr>
+            <w:pStyle w:val="TDC3"/>
+            <w:tabs>
+              <w:tab w:val="right" w:leader="dot" w:pos="10456"/>
+            </w:tabs>
+            <w:rPr>
+              <w:noProof/>
+            </w:rPr>
+          </w:pPr>
+          <w:hyperlink w:anchor="_Toc231157702" w:history="1">
+            <w:r>
+              <w:rPr>
+                <w:rStyle w:val="Hipervnculo"/>
+                <w:rFonts w:eastAsia="Calibri"/>
+                <w:noProof/>
+              </w:rPr>
+              <w:t>Dataset Limitations</w:t>
+            </w:r>
+            <w:r>
+              <w:rPr>
+                <w:noProof/>
+                <w:webHidden/>
+              </w:rPr>
+              <w:tab/>
+            </w:r>
+            <w:r>
+              <w:rPr>
+                <w:noProof/>
+                <w:webHidden/>
+              </w:rPr>
+              <w:fldChar w:fldCharType="begin"/>
+            </w:r>
+            <w:r>
+              <w:rPr>
+                <w:noProof/>
+                <w:webHidden/>
+              </w:rPr>
+              <w:instrText xml:space="preserve"> PAGEREF _Toc231157702 \h </w:instrText>
+            </w:r>
+            <w:r>
+              <w:rPr>
+                <w:noProof/>
+                <w:webHidden/>
+              </w:rPr>
+            </w:r>
+            <w:r>
+              <w:rPr>
+                <w:noProof/>
+                <w:webHidden/>
+              </w:rPr>
+              <w:fldChar w:fldCharType="separate"/>
+            </w:r>
+            <w:r>
+              <w:rPr>
+                <w:noProof/>
+                <w:webHidden/>
+              </w:rPr>
+              <w:t>18</w:t>
+            </w:r>
+            <w:r>
+              <w:rPr>
+                <w:noProof/>
+                <w:webHidden/>
+              </w:rPr>
+              <w:fldChar w:fldCharType="end"/>
+            </w:r>
+          </w:hyperlink>
+        </w:p>
+        <w:p>
+          <w:pPr>
+            <w:pStyle w:val="TDC3"/>
+            <w:tabs>
+              <w:tab w:val="right" w:leader="dot" w:pos="10456"/>
+            </w:tabs>
+            <w:rPr>
+              <w:noProof/>
+            </w:rPr>
+          </w:pPr>
+          <w:hyperlink w:anchor="_Toc231157703" w:history="1">
+            <w:r>
+              <w:rPr>
+                <w:rStyle w:val="Hipervnculo"/>
+                <w:rFonts w:eastAsia="Calibri"/>
+                <w:noProof/>
+              </w:rPr>
+              <w:t>Modelling Limitations</w:t>
+            </w:r>
+            <w:r>
+              <w:rPr>
+                <w:noProof/>
+                <w:webHidden/>
+              </w:rPr>
+              <w:tab/>
+            </w:r>
+            <w:r>
+              <w:rPr>
+                <w:noProof/>
+                <w:webHidden/>
+              </w:rPr>
+              <w:fldChar w:fldCharType="begin"/>
+            </w:r>
+            <w:r>
+              <w:rPr>
+                <w:noProof/>
+                <w:webHidden/>
+              </w:rPr>
+              <w:instrText xml:space="preserve"> PAGEREF _Toc231157703 \h </w:instrText>
+            </w:r>
+            <w:r>
+              <w:rPr>
+                <w:noProof/>
+                <w:webHidden/>
+              </w:rPr>
+            </w:r>
+            <w:r>
+              <w:rPr>
+                <w:noProof/>
+                <w:webHidden/>
+              </w:rPr>
+              <w:fldChar w:fldCharType="separate"/>
+            </w:r>
+            <w:r>
+              <w:rPr>
+                <w:noProof/>
+                <w:webHidden/>
+              </w:rPr>
+              <w:t>18</w:t>
+            </w:r>
+            <w:r>
+              <w:rPr>
+                <w:noProof/>
+                <w:webHidden/>
+              </w:rPr>
+              <w:fldChar w:fldCharType="end"/>
+            </w:r>
+          </w:hyperlink>
+        </w:p>
+        <w:p>
+          <w:pPr>
+            <w:pStyle w:val="TDC3"/>
+            <w:tabs>
+              <w:tab w:val="right" w:leader="dot" w:pos="10456"/>
+            </w:tabs>
+            <w:rPr>
+              <w:noProof/>
+            </w:rPr>
+          </w:pPr>
+          <w:hyperlink w:anchor="_Toc231157704" w:history="1">
+            <w:r>
+              <w:rPr>
+                <w:rStyle w:val="Hipervnculo"/>
+                <w:rFonts w:eastAsia="Calibri"/>
+                <w:noProof/>
+              </w:rPr>
+              <w:t>Fairness Limitations</w:t>
+            </w:r>
+            <w:r>
+              <w:rPr>
+                <w:noProof/>
+                <w:webHidden/>
+              </w:rPr>
+              <w:tab/>
+            </w:r>
+            <w:r>
+              <w:rPr>
+                <w:noProof/>
+                <w:webHidden/>
+              </w:rPr>
+              <w:fldChar w:fldCharType="begin"/>
+            </w:r>
+            <w:r>
+              <w:rPr>
+                <w:noProof/>
+                <w:webHidden/>
+              </w:rPr>
+              <w:instrText xml:space="preserve"> PAGEREF _Toc231157704 \h </w:instrText>
+            </w:r>
+            <w:r>
+              <w:rPr>
+                <w:noProof/>
+                <w:webHidden/>
+              </w:rPr>
+            </w:r>
+            <w:r>
+              <w:rPr>
+                <w:noProof/>
+                <w:webHidden/>
+              </w:rPr>
+              <w:fldChar w:fldCharType="separate"/>
+            </w:r>
+            <w:r>
+              <w:rPr>
+                <w:noProof/>
+                <w:webHidden/>
+              </w:rPr>
+              <w:t>18</w:t>
+            </w:r>
+            <w:r>
+              <w:rPr>
+                <w:noProof/>
+                <w:webHidden/>
+              </w:rPr>
+              <w:fldChar w:fldCharType="end"/>
+            </w:r>
+          </w:hyperlink>
+        </w:p>
+        <w:p>
+          <w:pPr>
+            <w:pStyle w:val="TDC2"/>
+            <w:tabs>
+              <w:tab w:val="right" w:leader="dot" w:pos="10456"/>
+            </w:tabs>
+            <w:rPr>
+              <w:noProof/>
+            </w:rPr>
+          </w:pPr>
+          <w:hyperlink w:anchor="_Toc231157705" w:history="1">
+            <w:r>
+              <w:rPr>
+                <w:rStyle w:val="Hipervnculo"/>
+                <w:rFonts w:eastAsia="Calibri"/>
+                <w:noProof/>
+              </w:rPr>
+              <w:t>8. Future Work</w:t>
+            </w:r>
+            <w:r>
+              <w:rPr>
+                <w:noProof/>
+                <w:webHidden/>
+              </w:rPr>
+              <w:tab/>
+            </w:r>
+            <w:r>
+              <w:rPr>
+                <w:noProof/>
+                <w:webHidden/>
+              </w:rPr>
+              <w:fldChar w:fldCharType="begin"/>
+            </w:r>
+            <w:r>
+              <w:rPr>
+                <w:noProof/>
+                <w:webHidden/>
+              </w:rPr>
+              <w:instrText xml:space="preserve"> PAGEREF _Toc231157705 \h </w:instrText>
+            </w:r>
+            <w:r>
+              <w:rPr>
+                <w:noProof/>
+                <w:webHidden/>
+              </w:rPr>
+            </w:r>
+            <w:r>
+              <w:rPr>
+                <w:noProof/>
+                <w:webHidden/>
+              </w:rPr>
+              <w:fldChar w:fldCharType="separate"/>
+            </w:r>
+            <w:r>
+              <w:rPr>
+                <w:noProof/>
+                <w:webHidden/>
+              </w:rPr>
+              <w:t>19</w:t>
+            </w:r>
+            <w:r>
+              <w:rPr>
+                <w:noProof/>
+                <w:webHidden/>
+              </w:rPr>
+              <w:fldChar w:fldCharType="end"/>
+            </w:r>
+          </w:hyperlink>
+        </w:p>
+        <w:p>
+          <w:pPr>
+            <w:pStyle w:val="TDC2"/>
+            <w:tabs>
+              <w:tab w:val="right" w:leader="dot" w:pos="10456"/>
+            </w:tabs>
+            <w:rPr>
+              <w:noProof/>
+            </w:rPr>
+          </w:pPr>
+          <w:hyperlink w:anchor="_Toc231157706" w:history="1">
+            <w:r>
+              <w:rPr>
+                <w:rStyle w:val="Hipervnculo"/>
+                <w:rFonts w:eastAsia="Calibri"/>
+                <w:noProof/>
+              </w:rPr>
+              <w:t>Conclusion</w:t>
+            </w:r>
+            <w:r>
+              <w:rPr>
+                <w:noProof/>
+                <w:webHidden/>
+              </w:rPr>
+              <w:tab/>
+            </w:r>
+            <w:r>
+              <w:rPr>
+                <w:noProof/>
+                <w:webHidden/>
+              </w:rPr>
+              <w:fldChar w:fldCharType="begin"/>
+            </w:r>
+            <w:r>
+              <w:rPr>
+                <w:noProof/>
+                <w:webHidden/>
+              </w:rPr>
+              <w:instrText xml:space="preserve"> PAGEREF _Toc231157706 \h </w:instrText>
+            </w:r>
+            <w:r>
+              <w:rPr>
+                <w:noProof/>
+                <w:webHidden/>
+              </w:rPr>
+            </w:r>
+            <w:r>
+              <w:rPr>
+                <w:noProof/>
+                <w:webHidden/>
+              </w:rPr>
+              <w:fldChar w:fldCharType="separate"/>
+            </w:r>
+            <w:r>
+              <w:rPr>
+                <w:noProof/>
+                <w:webHidden/>
+              </w:rPr>
+              <w:t>19</w:t>
+            </w:r>
+            <w:r>
+              <w:rPr>
+                <w:noProof/>
+                <w:webHidden/>
+              </w:rPr>
+              <w:fldChar w:fldCharType="end"/>
+            </w:r>
+          </w:hyperlink>
+        </w:p>
+        <w:p>
+          <w:pPr>
+            <w:pStyle w:val="TDC2"/>
+            <w:tabs>
+              <w:tab w:val="right" w:leader="dot" w:pos="10456"/>
+            </w:tabs>
+            <w:rPr>
+              <w:noProof/>
+            </w:rPr>
+          </w:pPr>
+          <w:hyperlink w:anchor="_Toc231157707" w:history="1">
+            <w:r>
+              <w:rPr>
+                <w:rStyle w:val="Hipervnculo"/>
+                <w:rFonts w:eastAsia="Calibri"/>
+                <w:noProof/>
+              </w:rPr>
+              <w:t>References</w:t>
+            </w:r>
+            <w:r>
+              <w:rPr>
+                <w:noProof/>
+                <w:webHidden/>
+              </w:rPr>
+              <w:tab/>
+            </w:r>
+            <w:r>
+              <w:rPr>
+                <w:noProof/>
+                <w:webHidden/>
+              </w:rPr>
+              <w:fldChar w:fldCharType="begin"/>
+            </w:r>
+            <w:r>
+              <w:rPr>
+                <w:noProof/>
+                <w:webHidden/>
+              </w:rPr>
+              <w:instrText xml:space="preserve"> PAGEREF _Toc231157707 \h </w:instrText>
+            </w:r>
+            <w:r>
+              <w:rPr>
+                <w:noProof/>
+                <w:webHidden/>
+              </w:rPr>
+            </w:r>
+            <w:r>
+              <w:rPr>
+                <w:noProof/>
+                <w:webHidden/>
+              </w:rPr>
+              <w:fldChar w:fldCharType="separate"/>
+            </w:r>
+            <w:r>
+              <w:rPr>
+                <w:noProof/>
+                <w:webHidden/>
+              </w:rPr>
+              <w:t>20</w:t>
+            </w:r>
+            <w:r>
+              <w:rPr>
+                <w:noProof/>
+                <w:webHidden/>
+              </w:rPr>
+              <w:fldChar w:fldCharType="end"/>
+            </w:r>
+          </w:hyperlink>
+        </w:p>
+        <w:p>
+          <w:pPr>
+            <w:pStyle w:val="TDC2"/>
+            <w:tabs>
+              <w:tab w:val="right" w:leader="dot" w:pos="10456"/>
+            </w:tabs>
+            <w:rPr>
+              <w:noProof/>
+            </w:rPr>
+          </w:pPr>
+          <w:hyperlink w:anchor="_Toc231157708" w:history="1">
+            <w:r>
+              <w:rPr>
+                <w:rStyle w:val="Hipervnculo"/>
+                <w:rFonts w:eastAsia="Calibri"/>
+                <w:noProof/>
+              </w:rPr>
+              <w:t>Appendix A: Individual Reflection</w:t>
+            </w:r>
+            <w:r>
+              <w:rPr>
+                <w:noProof/>
+                <w:webHidden/>
+              </w:rPr>
+              <w:tab/>
+            </w:r>
+            <w:r>
+              <w:rPr>
+                <w:noProof/>
+                <w:webHidden/>
+              </w:rPr>
+              <w:fldChar w:fldCharType="begin"/>
+            </w:r>
+            <w:r>
+              <w:rPr>
+                <w:noProof/>
+                <w:webHidden/>
+              </w:rPr>
+              <w:instrText xml:space="preserve"> PAGEREF _Toc231157708 \h </w:instrText>
+            </w:r>
+            <w:r>
+              <w:rPr>
+                <w:noProof/>
+                <w:webHidden/>
+              </w:rPr>
+            </w:r>
+            <w:r>
+              <w:rPr>
+                <w:noProof/>
+                <w:webHidden/>
+              </w:rPr>
+              <w:fldChar w:fldCharType="separate"/>
+            </w:r>
+            <w:r>
+              <w:rPr>
+                <w:noProof/>
+                <w:webHidden/>
+              </w:rPr>
+              <w:t>21</w:t>
+            </w:r>
+            <w:r>
+              <w:rPr>
+                <w:noProof/>
+                <w:webHidden/>
+              </w:rPr>
+              <w:fldChar w:fldCharType="end"/>
+            </w:r>
+          </w:hyperlink>
+        </w:p>
+        <w:p>
+          <w:r>
+            <w:rPr>
+              <w:b/>
+              <w:bCs/>
+              <w:lang w:val="es-ES"/>
+            </w:rPr>
+            <w:fldChar w:fldCharType="end"/>
+          </w:r>
+        </w:p>
+      </w:sdtContent>
+    </w:sdt>
+    <w:p>
+      <w:pPr>
+        <w:pStyle w:val="Ttulo1"/>
+      </w:pPr>
+      <w:r>
+        <w:rPr>
+          <w:rFonts w:ascii="Calibri" w:eastAsia="Calibri" w:hAnsi="Calibri" w:cs="Calibri"/>
+          <w:b/>
+          <w:bCs/>
+          <w:color w:val="2E4057"/>
+          <w:sz w:val="30"/>
+          <w:szCs w:val="30"/>
+        </w:rPr>
+        <w:t>Table of Figures</w:t>
+      </w:r>
+    </w:p>
+    <w:p>
+      <w:pPr>
+        <w:tabs>
+          <w:tab w:val="right" w:pos="9026"/>
+        </w:tabs>
+        <w:spacing w:after="60"/>
+      </w:pPr>
+      <w:r>
+        <w:rPr>
+          <w:rFonts w:eastAsia="Calibri" w:cs="Calibri"/>
+          <w:szCs w:val="22"/>
+        </w:rPr>
+        <w:t>Figure 1 — AI Bias Auditing Framework Diagram 4</w:t>
+      </w:r>
+    </w:p>
+    <w:p>
+      <w:pPr>
+        <w:tabs>
+          <w:tab w:val="right" w:pos="9026"/>
+        </w:tabs>
+        <w:spacing w:after="60"/>
+      </w:pPr>
+      <w:r>
+        <w:rPr>
+          <w:rFonts w:eastAsia="Calibri" w:cs="Calibri"/>
+          <w:szCs w:val="22"/>
+        </w:rPr>
+        <w:t>Figure 2 — Employment Status Distribution 5</w:t>
+      </w:r>
+    </w:p>
+    <w:p>
+      <w:pPr>
+        <w:tabs>
+          <w:tab w:val="right" w:pos="9026"/>
+        </w:tabs>
+        <w:spacing w:after="60"/>
+      </w:pPr>
+      <w:r>
+        <w:rPr>
+          <w:rFonts w:eastAsia="Calibri" w:cs="Calibri"/>
+          <w:szCs w:val="22"/>
+        </w:rPr>
+        <w:t>Figure 3 — Age Distribution 5</w:t>
+      </w:r>
+    </w:p>
+    <w:p>
+      <w:pPr>
+        <w:tabs>
+          <w:tab w:val="right" w:pos="9026"/>
+        </w:tabs>
+        <w:spacing w:after="60"/>
+      </w:pPr>
+      <w:r>
+        <w:rPr>
+          <w:rFonts w:eastAsia="Calibri" w:cs="Calibri"/>
+          <w:szCs w:val="22"/>
+        </w:rPr>
+        <w:t>Figure 4 — Education Level Distribution 5</w:t>
+      </w:r>
+    </w:p>
+    <w:p>
+      <w:pPr>
+        <w:tabs>
+          <w:tab w:val="right" w:pos="9026"/>
+        </w:tabs>
+        <w:spacing w:after="60"/>
+      </w:pPr>
+      <w:r>
+        <w:rPr>
+          <w:rFonts w:eastAsia="Calibri" w:cs="Calibri"/>
+          <w:szCs w:val="22"/>
+        </w:rPr>
+        <w:t>Figure 5 — Disability Status Distribution 5</w:t>
+      </w:r>
+    </w:p>
+    <w:p>
+      <w:pPr>
+        <w:tabs>
+          <w:tab w:val="right" w:pos="9026"/>
+        </w:tabs>
+        <w:spacing w:after="60"/>
+      </w:pPr>
+      <w:r>
+        <w:rPr>
+          <w:rFonts w:eastAsia="Calibri" w:cs="Calibri"/>
+          <w:szCs w:val="22"/>
+        </w:rPr>
+        <w:t>Figure 6 — Correlation Matrix 6</w:t>
+      </w:r>
+    </w:p>
+    <w:p>
+      <w:pPr>
+        <w:tabs>
+          <w:tab w:val="right" w:pos="9026"/>
+        </w:tabs>
+        <w:spacing w:after="60"/>
+      </w:pPr>
+      <w:r>
+        <w:rPr>
+          <w:rFonts w:eastAsia="Calibri" w:cs="Calibri"/>
+          <w:szCs w:val="22"/>
+        </w:rPr>
+        <w:t>Figure 7 — Feature Selection Process 6</w:t>
+      </w:r>
+    </w:p>
+    <w:p>
+      <w:pPr>
+        <w:tabs>
+          <w:tab w:val="right" w:pos="9026"/>
+        </w:tabs>
+        <w:spacing w:after="60"/>
+      </w:pPr>
+      <w:r>
+        <w:rPr>
+          <w:rFonts w:eastAsia="Calibri" w:cs="Calibri"/>
+          <w:szCs w:val="22"/>
+        </w:rPr>
+        <w:t>Figure 8 — ROC Curve Comparison — All Models 8</w:t>
+      </w:r>
+    </w:p>
+    <w:p>
+      <w:pPr>
+        <w:tabs>
+          <w:tab w:val="right" w:pos="9026"/>
+        </w:tabs>
+        <w:spacing w:after="60"/>
+      </w:pPr>
+      <w:r>
+        <w:rPr>
+          <w:rFonts w:eastAsia="Calibri" w:cs="Calibri"/>
+          <w:szCs w:val="22"/>
+        </w:rPr>
+        <w:t>Figure 9 — Random Forest — Top 15 Feature Importances 8</w:t>
+      </w:r>
+    </w:p>
+    <w:p>
+      <w:pPr>
+        <w:tabs>
+          <w:tab w:val="right" w:pos="9026"/>
+        </w:tabs>
+        <w:spacing w:after="60"/>
+      </w:pPr>
+      <w:r>
+        <w:rPr>
+          <w:rFonts w:eastAsia="Calibri" w:cs="Calibri"/>
+          <w:szCs w:val="22"/>
+        </w:rPr>
+        <w:t>Figure 10 — Confusion Matrix — Tuned Random Forest 9</w:t>
+      </w:r>
+    </w:p>
+    <w:p>
+      <w:pPr>
+        <w:tabs>
+          <w:tab w:val="right" w:pos="9026"/>
+        </w:tabs>
+        <w:spacing w:after="60"/>
+      </w:pPr>
+      <w:r>
+        <w:rPr>
+          <w:rFonts w:eastAsia="Calibri" w:cs="Calibri"/>
+          <w:szCs w:val="22"/>
+        </w:rPr>
+        <w:t>Figure 11 — Fairness Analysis Dashboard 9</w:t>
+      </w:r>
+    </w:p>
+    <w:p>
+      <w:pPr>
+        <w:rPr>
+          <w:rFonts w:eastAsia="Calibri" w:cs="Calibri"/>
+          <w:color w:val="000000" w:themeColor="text1"/>
+          <w:sz w:val="20"/>
+          <w:szCs w:val="20"/>
+        </w:rPr>
+      </w:pPr>
+      <w:r>
+        <w:t xml:space="preserve">Figure 12 </w:t>
+      </w:r>
+      <w:r>
+        <w:rPr>
+          <w:rFonts w:eastAsia="Calibri" w:cs="Calibri"/>
+          <w:szCs w:val="22"/>
+        </w:rPr>
+        <w:t>—</w:t>
+      </w:r>
+      <w:r>
+        <w:rPr>
+          <w:rFonts w:eastAsia="Calibri" w:cs="Calibri"/>
+          <w:color w:val="000000" w:themeColor="text1"/>
+          <w:sz w:val="20"/>
+          <w:szCs w:val="20"/>
+        </w:rPr>
+        <w:t xml:space="preserve"> </w:t>
+      </w:r>
+      <w:r>
+        <w:rPr>
+          <w:rFonts w:eastAsia="Calibri" w:cs="Calibri"/>
+          <w:color w:val="000000" w:themeColor="text1"/>
+          <w:sz w:val="20"/>
+          <w:szCs w:val="20"/>
+        </w:rPr>
+        <w:t>MySQL Audit Database Implementation and Compliance Query Results</w:t>
+      </w:r>
+    </w:p>
     <w:p/>
     <w:p/>
-    <w:p/>
-    <w:p/>
-    <w:p/>
-    <w:p/>
-    <w:p/>
-    <w:p/>
-    <w:p/>
-    <w:p/>
-    <w:p/>
-    <w:p/>
+    <w:p>
+      <w:pPr>
+        <w:pStyle w:val="Ttulo1"/>
+      </w:pPr>
+      <w:r>
+        <w:rPr>
+          <w:rFonts w:ascii="Calibri" w:eastAsia="Calibri" w:hAnsi="Calibri" w:cs="Calibri"/>
+          <w:b/>
+          <w:bCs/>
+          <w:color w:val="2E4057"/>
+          <w:sz w:val="30"/>
+          <w:szCs w:val="30"/>
+        </w:rPr>
+        <w:t>Terminologies &amp; Definitions</w:t>
+      </w:r>
+    </w:p>
+    <w:p>
+      <w:pPr>
+        <w:spacing w:after="60"/>
+      </w:pPr>
+      <w:r>
+        <w:rPr>
+          <w:rFonts w:eastAsia="Calibri" w:cs="Calibri"/>
+          <w:b/>
+          <w:bCs/>
+          <w:szCs w:val="22"/>
+        </w:rPr>
+        <w:t xml:space="preserve">ACS – </w:t>
+      </w:r>
+      <w:r>
+        <w:rPr>
+          <w:rFonts w:eastAsia="Calibri" w:cs="Calibri"/>
+          <w:szCs w:val="22"/>
+        </w:rPr>
+        <w:t>American Community Survey</w:t>
+      </w:r>
+    </w:p>
+    <w:p>
+      <w:pPr>
+        <w:spacing w:after="60"/>
+      </w:pPr>
+      <w:r>
+        <w:rPr>
+          <w:rFonts w:eastAsia="Calibri" w:cs="Calibri"/>
+          <w:b/>
+          <w:bCs/>
+          <w:szCs w:val="22"/>
+        </w:rPr>
+        <w:t xml:space="preserve">AUC – </w:t>
+      </w:r>
+      <w:r>
+        <w:rPr>
+          <w:rFonts w:eastAsia="Calibri" w:cs="Calibri"/>
+          <w:szCs w:val="22"/>
+        </w:rPr>
+        <w:t>Area Under the ROC Curve</w:t>
+      </w:r>
+    </w:p>
+    <w:p>
+      <w:pPr>
+        <w:spacing w:after="60"/>
+      </w:pPr>
+      <w:r>
+        <w:rPr>
+          <w:rFonts w:eastAsia="Calibri" w:cs="Calibri"/>
+          <w:b/>
+          <w:bCs/>
+          <w:szCs w:val="22"/>
+        </w:rPr>
+        <w:t xml:space="preserve">CRISP-DM – </w:t>
+      </w:r>
+      <w:r>
+        <w:rPr>
+          <w:rFonts w:eastAsia="Calibri" w:cs="Calibri"/>
+          <w:szCs w:val="22"/>
+        </w:rPr>
+        <w:t>Cross-Industry Standard Process for Data Mining</w:t>
+      </w:r>
+    </w:p>
+    <w:p>
+      <w:pPr>
+        <w:spacing w:after="60"/>
+      </w:pPr>
+      <w:r>
+        <w:rPr>
+          <w:rFonts w:eastAsia="Calibri" w:cs="Calibri"/>
+          <w:b/>
+          <w:bCs/>
+          <w:szCs w:val="22"/>
+        </w:rPr>
+        <w:t xml:space="preserve">EDA – </w:t>
+      </w:r>
+      <w:r>
+        <w:rPr>
+          <w:rFonts w:eastAsia="Calibri" w:cs="Calibri"/>
+          <w:szCs w:val="22"/>
+        </w:rPr>
+        <w:t>Exploratory Data Analysis</w:t>
+      </w:r>
+    </w:p>
+    <w:p>
+      <w:pPr>
+        <w:spacing w:after="60"/>
+      </w:pPr>
+      <w:r>
+        <w:rPr>
+          <w:rFonts w:eastAsia="Calibri" w:cs="Calibri"/>
+          <w:b/>
+          <w:bCs/>
+          <w:szCs w:val="22"/>
+        </w:rPr>
+        <w:t xml:space="preserve">EU AI Act – </w:t>
+      </w:r>
+      <w:r>
+        <w:rPr>
+          <w:rFonts w:eastAsia="Calibri" w:cs="Calibri"/>
+          <w:szCs w:val="22"/>
+        </w:rPr>
+        <w:t>European Union Artificial Intelligence Act</w:t>
+      </w:r>
+    </w:p>
+    <w:p>
+      <w:pPr>
+        <w:spacing w:after="60"/>
+      </w:pPr>
+      <w:r>
+        <w:rPr>
+          <w:rFonts w:eastAsia="Calibri" w:cs="Calibri"/>
+          <w:b/>
+          <w:bCs/>
+          <w:szCs w:val="22"/>
+        </w:rPr>
+        <w:t xml:space="preserve">HR – </w:t>
+      </w:r>
+      <w:r>
+        <w:rPr>
+          <w:rFonts w:eastAsia="Calibri" w:cs="Calibri"/>
+          <w:szCs w:val="22"/>
+        </w:rPr>
+        <w:t>Human Resources</w:t>
+      </w:r>
+    </w:p>
+    <w:p>
+      <w:pPr>
+        <w:spacing w:after="60"/>
+      </w:pPr>
+      <w:r>
+        <w:rPr>
+          <w:rFonts w:eastAsia="Calibri" w:cs="Calibri"/>
+          <w:b/>
+          <w:bCs/>
+          <w:szCs w:val="22"/>
+        </w:rPr>
+        <w:t xml:space="preserve">LR – </w:t>
+      </w:r>
+      <w:r>
+        <w:rPr>
+          <w:rFonts w:eastAsia="Calibri" w:cs="Calibri"/>
+          <w:szCs w:val="22"/>
+        </w:rPr>
+        <w:t>Logistic Regression</w:t>
+      </w:r>
+    </w:p>
+    <w:p>
+      <w:pPr>
+        <w:spacing w:after="60"/>
+      </w:pPr>
+      <w:r>
+        <w:rPr>
+          <w:rFonts w:eastAsia="Calibri" w:cs="Calibri"/>
+          <w:b/>
+          <w:bCs/>
+          <w:szCs w:val="22"/>
+        </w:rPr>
+        <w:t xml:space="preserve">ML – </w:t>
+      </w:r>
+      <w:r>
+        <w:rPr>
+          <w:rFonts w:eastAsia="Calibri" w:cs="Calibri"/>
+          <w:szCs w:val="22"/>
+        </w:rPr>
+        <w:t>Machine Learning</w:t>
+      </w:r>
+    </w:p>
+    <w:p>
+      <w:pPr>
+        <w:spacing w:after="60"/>
+      </w:pPr>
+      <w:r>
+        <w:rPr>
+          <w:rFonts w:eastAsia="Calibri" w:cs="Calibri"/>
+          <w:b/>
+          <w:bCs/>
+          <w:szCs w:val="22"/>
+        </w:rPr>
+        <w:t xml:space="preserve">RF – </w:t>
+      </w:r>
+      <w:r>
+        <w:rPr>
+          <w:rFonts w:eastAsia="Calibri" w:cs="Calibri"/>
+          <w:szCs w:val="22"/>
+        </w:rPr>
+        <w:t>Random Forest</w:t>
+      </w:r>
+    </w:p>
+    <w:p>
+      <w:pPr>
+        <w:spacing w:after="60"/>
+      </w:pPr>
+      <w:r>
+        <w:rPr>
+          <w:rFonts w:eastAsia="Calibri" w:cs="Calibri"/>
+          <w:b/>
+          <w:bCs/>
+          <w:szCs w:val="22"/>
+        </w:rPr>
+        <w:t xml:space="preserve">ROC – </w:t>
+      </w:r>
+      <w:r>
+        <w:rPr>
+          <w:rFonts w:eastAsia="Calibri" w:cs="Calibri"/>
+          <w:szCs w:val="22"/>
+        </w:rPr>
+        <w:t>Receiver Operating Characteristic</w:t>
+      </w:r>
+    </w:p>
+    <w:p>
+      <w:pPr>
+        <w:spacing w:after="60"/>
+      </w:pPr>
+      <w:r>
+        <w:rPr>
+          <w:rFonts w:eastAsia="Calibri" w:cs="Calibri"/>
+          <w:b/>
+          <w:bCs/>
+          <w:szCs w:val="22"/>
+        </w:rPr>
+        <w:t xml:space="preserve">PUMS – </w:t>
+      </w:r>
+      <w:r>
+        <w:rPr>
+          <w:rFonts w:eastAsia="Calibri" w:cs="Calibri"/>
+          <w:szCs w:val="22"/>
+        </w:rPr>
+        <w:t>Public Use Microdata Sample</w:t>
+      </w:r>
+    </w:p>
     <w:p>
       <w:pPr>
         <w:pStyle w:val="Ttulo2"/>
       </w:pPr>
-      <w:r>
-        <w:lastRenderedPageBreak/>
-        <w:t>Abstract</w:t>
-      </w:r>
-    </w:p>
-    <w:p>
-      <w:r>
-        <w:rPr>
-          <w:color w:val="000000"/>
-          <w:szCs w:val="22"/>
-        </w:rPr>
-        <w:t>The increasing integration of artificial intelligence in employment decision-making has intensified concerns about algorithmic bias and its potential to replicate or amplify existing labour market inequalities (Mehrabi et al., 2021; Ahmad et al., 2025). This project develops and evaluates an AI bias auditing framework applied to labour market data from the state of Florida, using the American Community Survey (ACS) Public Use Microdata Sample as its primary data source. Following the CRISP-DM methodology, the framework combines binary classification modelling with a structured fairness analysis across three demographic dimensions — sex, disability status, and race — and integrates an auditability layer supported by a MySQL relational database for compliance monitoring and governance reporting.</w:t>
-      </w:r>
-    </w:p>
-    <w:p>
-      <w:pPr>
-        <w:spacing w:after="120"/>
-        <w:jc w:val="both"/>
-      </w:pPr>
-      <w:r>
-        <w:rPr>
-          <w:rFonts w:eastAsia="Calibri" w:cs="Calibri"/>
-          <w:color w:val="000000"/>
-          <w:szCs w:val="22"/>
-        </w:rPr>
-        <w:t>A systematic comparison of six candidate algorithms preceded model selection. Two machine learning models were developed: Logistic Regression as an interpretable baseline and a Random Forest classifier optimised through Grid Search cross-validation. The tuned Random Forest achieved a ROC-AUC of 0.7545 using exclusively demographic and educational features, confirming that demographic characteristics carry statistically meaningful predictive signal. Fairness analysis revealed significant disparities across all three demographic dimensions. The most critical finding concerned individuals with disabilities, whose employment rate of 36.4% was so low that the model defaulted to predicting unemployment through structural pessimism rather than genuine learning. A significant AUC gap of 0.063 was identified between male and female subgroups, while racial disparities in unemployment detection reached a Recall gap of 0.256.</w:t>
-      </w:r>
-    </w:p>
-    <w:p>
-      <w:pPr>
-        <w:rPr>
-          <w:rFonts w:cs="Calibri"/>
-        </w:rPr>
-      </w:pPr>
-      <w:r>
-        <w:rPr>
-          <w:rFonts w:eastAsia="Calibri" w:cs="Calibri"/>
-          <w:color w:val="000000"/>
-          <w:szCs w:val="22"/>
-        </w:rPr>
-        <w:t>The framework demonstrates that demographic data alone is sufficient to detect systematic labour market disparities. The MySQL auditability layer directly supports compliance with the EU AI Act and New York City Local Law 144 (New York City Council, 2021), contributing a reproducible end-to-end auditing methodology applicable to any organisation deploying AI in employment-related decision-making</w:t>
-      </w:r>
-      <w:r>
-        <w:rPr>
-          <w:rFonts w:eastAsia="Calibri" w:cs="Calibri"/>
-          <w:color w:val="000000"/>
-          <w:szCs w:val="22"/>
-        </w:rPr>
-        <w:t>.</w:t>
-      </w:r>
-    </w:p>
-    <w:p>
-      <w:pPr>
-        <w:rPr>
-          <w:rFonts w:cs="Calibri"/>
-        </w:rPr>
-      </w:pPr>
-    </w:p>
-    <w:p/>
-    <w:p/>
-    <w:p/>
-    <w:p/>
-    <w:p/>
-    <w:p/>
-    <w:p/>
-    <w:p/>
-    <w:p/>
-    <w:p/>
-    <w:p/>
-    <w:p/>
-    <w:p/>
-    <w:p/>
-    <w:p/>
-    <w:p/>
-    <w:p>
-      <w:pPr>
-        <w:pStyle w:val="Ttulo2"/>
-      </w:pPr>
+      <w:bookmarkStart w:id="1" w:name="_Toc231157667"/>
       <w:r>
         <w:rPr>
           <w:rFonts w:eastAsia="Calibri"/>
@@ -363,14 +3819,17 @@
       <w:r>
         <w:t>ntroduction</w:t>
       </w:r>
+      <w:bookmarkEnd w:id="1"/>
     </w:p>
     <w:p>
       <w:pPr>
         <w:pStyle w:val="Ttulo3"/>
       </w:pPr>
+      <w:bookmarkStart w:id="2" w:name="_Toc231157668"/>
       <w:r>
         <w:t>Background and Motivation</w:t>
       </w:r>
+      <w:bookmarkEnd w:id="2"/>
     </w:p>
     <w:p>
       <w:r>
@@ -410,12 +3869,14 @@
       <w:pPr>
         <w:pStyle w:val="Ttulo3"/>
       </w:pPr>
+      <w:bookmarkStart w:id="3" w:name="_Toc231157669"/>
       <w:r>
         <w:rPr>
           <w:rFonts w:eastAsia="Calibri"/>
         </w:rPr>
         <w:t>Roles and Responsibilities</w:t>
       </w:r>
+      <w:bookmarkEnd w:id="3"/>
     </w:p>
     <w:p>
       <w:r>
@@ -430,12 +3891,14 @@
       <w:pPr>
         <w:pStyle w:val="Ttulo3"/>
       </w:pPr>
+      <w:bookmarkStart w:id="4" w:name="_Toc231157670"/>
       <w:r>
         <w:rPr>
           <w:rFonts w:eastAsia="Calibri"/>
         </w:rPr>
         <w:t>Report Structure</w:t>
       </w:r>
+      <w:bookmarkEnd w:id="4"/>
     </w:p>
     <w:p>
       <w:pPr>
@@ -1553,6 +5016,17 @@
           <w:tab w:val="right" w:pos="9026"/>
         </w:tabs>
         <w:spacing w:after="60"/>
+      </w:pPr>
+      <w:r>
+        <w:t xml:space="preserve">                             </w:t>
+      </w:r>
+    </w:p>
+    <w:p>
+      <w:pPr>
+        <w:tabs>
+          <w:tab w:val="right" w:pos="9026"/>
+        </w:tabs>
+        <w:spacing w:after="60"/>
         <w:rPr>
           <w:i/>
           <w:iCs/>
@@ -1560,9 +5034,6 @@
         </w:rPr>
       </w:pPr>
       <w:r>
-        <w:t xml:space="preserve">                             </w:t>
-      </w:r>
-      <w:r>
         <w:rPr>
           <w:rFonts w:eastAsia="Calibri" w:cs="Calibri"/>
           <w:i/>
@@ -1578,23 +5049,27 @@
       <w:pPr>
         <w:pStyle w:val="Ttulo2"/>
       </w:pPr>
+      <w:bookmarkStart w:id="5" w:name="_Toc231157671"/>
       <w:r>
         <w:rPr>
           <w:rFonts w:eastAsia="Calibri"/>
         </w:rPr>
         <w:t>1. Business Understanding (CRISP-DM Phase 1)</w:t>
       </w:r>
+      <w:bookmarkEnd w:id="5"/>
     </w:p>
     <w:p>
       <w:pPr>
         <w:pStyle w:val="Ttulo3"/>
       </w:pPr>
+      <w:bookmarkStart w:id="6" w:name="_Toc231157672"/>
       <w:r>
         <w:rPr>
           <w:rFonts w:eastAsia="Calibri"/>
         </w:rPr>
         <w:t>1.1 Problem Statement and Project Aim</w:t>
       </w:r>
+      <w:bookmarkEnd w:id="6"/>
     </w:p>
     <w:p>
       <w:r>
@@ -1609,12 +5084,14 @@
       <w:pPr>
         <w:pStyle w:val="Ttulo3"/>
       </w:pPr>
+      <w:bookmarkStart w:id="7" w:name="_Toc231157673"/>
       <w:r>
         <w:rPr>
           <w:rFonts w:eastAsia="Calibri"/>
         </w:rPr>
         <w:t>1.2 Project Planning and Timeline</w:t>
       </w:r>
+      <w:bookmarkEnd w:id="7"/>
     </w:p>
     <w:p>
       <w:r>
@@ -1629,12 +5106,14 @@
       <w:pPr>
         <w:pStyle w:val="Ttulo3"/>
       </w:pPr>
+      <w:bookmarkStart w:id="8" w:name="_Toc231157674"/>
       <w:r>
         <w:rPr>
           <w:rFonts w:eastAsia="Calibri"/>
         </w:rPr>
         <w:t>1.3 Tools, Technologies and Justification</w:t>
       </w:r>
+      <w:bookmarkEnd w:id="8"/>
     </w:p>
     <w:p>
       <w:r>
@@ -1665,12 +5144,14 @@
       <w:pPr>
         <w:pStyle w:val="Ttulo3"/>
       </w:pPr>
+      <w:bookmarkStart w:id="9" w:name="_Toc231157675"/>
       <w:r>
         <w:rPr>
           <w:rFonts w:eastAsia="Calibri"/>
         </w:rPr>
         <w:t>1.4 Risk Analysis and Mitigation</w:t>
       </w:r>
+      <w:bookmarkEnd w:id="9"/>
     </w:p>
     <w:p>
       <w:r>
@@ -1710,6 +5191,7 @@
       <w:pPr>
         <w:pStyle w:val="Ttulo3"/>
       </w:pPr>
+      <w:bookmarkStart w:id="10" w:name="_Toc231157676"/>
       <w:r>
         <w:rPr>
           <w:rFonts w:eastAsia="Calibri"/>
@@ -1717,6 +5199,7 @@
         <w:lastRenderedPageBreak/>
         <w:t>1.5 Success Criteria</w:t>
       </w:r>
+      <w:bookmarkEnd w:id="10"/>
     </w:p>
     <w:p>
       <w:r>
@@ -1731,23 +5214,27 @@
       <w:pPr>
         <w:pStyle w:val="Ttulo2"/>
       </w:pPr>
+      <w:bookmarkStart w:id="11" w:name="_Toc231157677"/>
       <w:r>
         <w:rPr>
           <w:rFonts w:eastAsia="Calibri"/>
         </w:rPr>
         <w:t>2. Data Understanding (CRISP-DM Phase 2)</w:t>
       </w:r>
+      <w:bookmarkEnd w:id="11"/>
     </w:p>
     <w:p>
       <w:pPr>
         <w:pStyle w:val="Ttulo3"/>
       </w:pPr>
+      <w:bookmarkStart w:id="12" w:name="_Toc231157678"/>
       <w:r>
         <w:rPr>
           <w:rFonts w:eastAsia="Calibri"/>
         </w:rPr>
         <w:t>2.1 Dataset Description</w:t>
       </w:r>
+      <w:bookmarkEnd w:id="12"/>
     </w:p>
     <w:p>
       <w:r>
@@ -1865,12 +5352,14 @@
       <w:pPr>
         <w:pStyle w:val="Ttulo3"/>
       </w:pPr>
+      <w:bookmarkStart w:id="13" w:name="_Toc231157679"/>
       <w:r>
         <w:rPr>
           <w:rFonts w:eastAsia="Calibri"/>
         </w:rPr>
         <w:t>2.2 Exploratory Data Analysis</w:t>
       </w:r>
+      <w:bookmarkEnd w:id="13"/>
     </w:p>
     <w:p>
       <w:r>
@@ -2271,12 +5760,14 @@
       <w:pPr>
         <w:pStyle w:val="Ttulo3"/>
       </w:pPr>
+      <w:bookmarkStart w:id="14" w:name="_Toc231157680"/>
       <w:r>
         <w:rPr>
           <w:rFonts w:eastAsia="Calibri"/>
         </w:rPr>
         <w:t>2.3 Correlation Matrix</w:t>
       </w:r>
+      <w:bookmarkEnd w:id="14"/>
     </w:p>
     <w:p>
       <w:r>
@@ -2382,12 +5873,14 @@
       <w:pPr>
         <w:pStyle w:val="Ttulo3"/>
       </w:pPr>
+      <w:bookmarkStart w:id="15" w:name="_Toc231157681"/>
       <w:r>
         <w:rPr>
           <w:rFonts w:eastAsia="Calibri"/>
         </w:rPr>
         <w:t>2.4 Data Quality Assessment</w:t>
       </w:r>
+      <w:bookmarkEnd w:id="15"/>
     </w:p>
     <w:p>
       <w:r>
@@ -2405,23 +5898,27 @@
       <w:pPr>
         <w:pStyle w:val="Ttulo2"/>
       </w:pPr>
+      <w:bookmarkStart w:id="16" w:name="_Toc231157682"/>
       <w:r>
         <w:rPr>
           <w:rFonts w:eastAsia="Calibri"/>
         </w:rPr>
         <w:t>3. Data Preparation (CRISP-DM Phase 3)</w:t>
       </w:r>
+      <w:bookmarkEnd w:id="16"/>
     </w:p>
     <w:p>
       <w:pPr>
         <w:pStyle w:val="Ttulo3"/>
       </w:pPr>
+      <w:bookmarkStart w:id="17" w:name="_Toc231157683"/>
       <w:r>
         <w:rPr>
           <w:rFonts w:eastAsia="Calibri"/>
         </w:rPr>
         <w:t>3.1 Feature Selection and Leakage Prevention</w:t>
       </w:r>
+      <w:bookmarkEnd w:id="17"/>
     </w:p>
     <w:p>
       <w:pPr>
@@ -3647,12 +7144,14 @@
           <w:rFonts w:eastAsia="Calibri"/>
         </w:rPr>
       </w:pPr>
+      <w:bookmarkStart w:id="18" w:name="_Toc231157684"/>
       <w:r>
         <w:rPr>
           <w:rFonts w:eastAsia="Calibri"/>
         </w:rPr>
         <w:t>3.2 Target Variable Definition</w:t>
       </w:r>
+      <w:bookmarkEnd w:id="18"/>
     </w:p>
     <w:p>
       <w:r>
@@ -3667,12 +7166,14 @@
       <w:pPr>
         <w:pStyle w:val="Ttulo3"/>
       </w:pPr>
+      <w:bookmarkStart w:id="19" w:name="_Toc231157685"/>
       <w:r>
         <w:rPr>
           <w:rFonts w:eastAsia="Calibri"/>
         </w:rPr>
         <w:t>3.3 Final Feature Set</w:t>
       </w:r>
+      <w:bookmarkEnd w:id="19"/>
     </w:p>
     <w:p>
       <w:pPr>
@@ -3694,23 +7195,27 @@
       <w:pPr>
         <w:pStyle w:val="Ttulo2"/>
       </w:pPr>
+      <w:bookmarkStart w:id="20" w:name="_Toc231157686"/>
       <w:r>
         <w:rPr>
           <w:rFonts w:eastAsia="Calibri"/>
         </w:rPr>
         <w:t>4. Modelling (CRISP-DM Phase 4)</w:t>
       </w:r>
+      <w:bookmarkEnd w:id="20"/>
     </w:p>
     <w:p>
       <w:pPr>
         <w:pStyle w:val="Ttulo3"/>
       </w:pPr>
+      <w:bookmarkStart w:id="21" w:name="_Toc231157687"/>
       <w:r>
         <w:rPr>
           <w:rFonts w:eastAsia="Calibri"/>
         </w:rPr>
         <w:t>4.1 Model Selection</w:t>
       </w:r>
+      <w:bookmarkEnd w:id="21"/>
     </w:p>
     <w:p>
       <w:r>
@@ -4650,12 +8155,14 @@
       <w:pPr>
         <w:pStyle w:val="Ttulo3"/>
       </w:pPr>
+      <w:bookmarkStart w:id="22" w:name="_Toc231157688"/>
       <w:r>
         <w:rPr>
           <w:rFonts w:eastAsia="Calibri"/>
         </w:rPr>
         <w:t>4.2 Logistic Regression (Baseline)</w:t>
       </w:r>
+      <w:bookmarkEnd w:id="22"/>
     </w:p>
     <w:p>
       <w:r>
@@ -4704,12 +8211,14 @@
       <w:pPr>
         <w:pStyle w:val="Ttulo3"/>
       </w:pPr>
+      <w:bookmarkStart w:id="23" w:name="_Toc231157689"/>
       <w:r>
         <w:rPr>
           <w:rFonts w:eastAsia="Calibri"/>
         </w:rPr>
         <w:t>4.3 Random Forest and Hyperparameter Tuning</w:t>
       </w:r>
+      <w:bookmarkEnd w:id="23"/>
     </w:p>
     <w:p>
       <w:r>
@@ -5467,23 +8976,27 @@
       <w:pPr>
         <w:pStyle w:val="Ttulo2"/>
       </w:pPr>
+      <w:bookmarkStart w:id="24" w:name="_Toc231157690"/>
       <w:r>
         <w:rPr>
           <w:rFonts w:eastAsia="Calibri"/>
         </w:rPr>
         <w:t>5. Evaluation (CRISP-DM Phase 5)</w:t>
       </w:r>
+      <w:bookmarkEnd w:id="24"/>
     </w:p>
     <w:p>
       <w:pPr>
         <w:pStyle w:val="Ttulo3"/>
       </w:pPr>
+      <w:bookmarkStart w:id="25" w:name="_Toc231157691"/>
       <w:r>
         <w:rPr>
           <w:rFonts w:eastAsia="Calibri"/>
         </w:rPr>
         <w:t>5.1 Overall Model Performance</w:t>
       </w:r>
+      <w:bookmarkEnd w:id="25"/>
     </w:p>
     <w:p>
       <w:r>
@@ -6238,12 +9751,14 @@
       <w:pPr>
         <w:pStyle w:val="Ttulo3"/>
       </w:pPr>
+      <w:bookmarkStart w:id="26" w:name="_Toc231157692"/>
       <w:r>
         <w:rPr>
           <w:rFonts w:eastAsia="Calibri"/>
         </w:rPr>
         <w:t>5.2 Fairness Analysis</w:t>
       </w:r>
+      <w:bookmarkEnd w:id="26"/>
     </w:p>
     <w:p>
       <w:pPr>
@@ -6801,12 +10316,14 @@
       <w:pPr>
         <w:pStyle w:val="Ttulo3"/>
       </w:pPr>
+      <w:bookmarkStart w:id="27" w:name="_Toc231157693"/>
       <w:r>
         <w:rPr>
           <w:rFonts w:eastAsia="Calibri"/>
         </w:rPr>
         <w:t>5.2.1 Fairness by Sex</w:t>
       </w:r>
+      <w:bookmarkEnd w:id="27"/>
     </w:p>
     <w:p>
       <w:r>
@@ -6817,12 +10334,14 @@
       <w:pPr>
         <w:pStyle w:val="Ttulo3"/>
       </w:pPr>
+      <w:bookmarkStart w:id="28" w:name="_Toc231157694"/>
       <w:r>
         <w:rPr>
           <w:rFonts w:eastAsia="Calibri"/>
         </w:rPr>
         <w:t>5.2.2 Fairness by Disability Status</w:t>
       </w:r>
+      <w:bookmarkEnd w:id="28"/>
     </w:p>
     <w:p>
       <w:r>
@@ -6833,6 +10352,7 @@
       <w:pPr>
         <w:pStyle w:val="Ttulo3"/>
       </w:pPr>
+      <w:bookmarkStart w:id="29" w:name="_Toc231157695"/>
       <w:r>
         <w:rPr>
           <w:rFonts w:eastAsia="Calibri"/>
@@ -6840,6 +10360,7 @@
         <w:lastRenderedPageBreak/>
         <w:t>5.2.3 Fairness by Race</w:t>
       </w:r>
+      <w:bookmarkEnd w:id="29"/>
     </w:p>
     <w:p>
       <w:r>
@@ -6918,12 +10439,14 @@
       <w:pPr>
         <w:pStyle w:val="Ttulo3"/>
       </w:pPr>
+      <w:bookmarkStart w:id="30" w:name="_Toc231157696"/>
       <w:r>
         <w:rPr>
           <w:rFonts w:eastAsia="Calibri"/>
         </w:rPr>
         <w:t>5.3 Disparity vs Bias</w:t>
       </w:r>
+      <w:bookmarkEnd w:id="30"/>
     </w:p>
     <w:p>
       <w:pPr>
@@ -7216,23 +10739,27 @@
       <w:pPr>
         <w:pStyle w:val="Ttulo2"/>
       </w:pPr>
+      <w:bookmarkStart w:id="31" w:name="_Toc231157697"/>
       <w:r>
         <w:rPr>
           <w:rFonts w:eastAsia="Calibri"/>
         </w:rPr>
         <w:t>6. Deployment (CRISP-DM Phase 6)</w:t>
       </w:r>
+      <w:bookmarkEnd w:id="31"/>
     </w:p>
     <w:p>
       <w:pPr>
         <w:pStyle w:val="Ttulo3"/>
       </w:pPr>
+      <w:bookmarkStart w:id="32" w:name="_Toc231157698"/>
       <w:r>
         <w:rPr>
           <w:rFonts w:eastAsia="Calibri"/>
         </w:rPr>
         <w:t>6.1 MySQL Auditability Layer</w:t>
       </w:r>
+      <w:bookmarkEnd w:id="32"/>
     </w:p>
     <w:p>
       <w:r>
@@ -7415,12 +10942,14 @@
       <w:pPr>
         <w:pStyle w:val="Ttulo3"/>
       </w:pPr>
+      <w:bookmarkStart w:id="33" w:name="_Toc231157699"/>
       <w:r>
         <w:rPr>
           <w:rFonts w:eastAsia="Calibri"/>
         </w:rPr>
         <w:t>6.2 Compliance Queries</w:t>
       </w:r>
+      <w:bookmarkEnd w:id="33"/>
     </w:p>
     <w:p>
       <w:pPr>
@@ -7442,12 +10971,14 @@
       <w:pPr>
         <w:pStyle w:val="Ttulo3"/>
       </w:pPr>
+      <w:bookmarkStart w:id="34" w:name="_Toc231157700"/>
       <w:r>
         <w:rPr>
           <w:rFonts w:eastAsia="Calibri"/>
         </w:rPr>
         <w:t>6.3 Governance Recommendations</w:t>
       </w:r>
+      <w:bookmarkEnd w:id="34"/>
     </w:p>
     <w:p>
       <w:pPr>
@@ -7945,23 +11476,27 @@
       <w:pPr>
         <w:pStyle w:val="Ttulo2"/>
       </w:pPr>
+      <w:bookmarkStart w:id="35" w:name="_Toc231157701"/>
       <w:r>
         <w:rPr>
           <w:rFonts w:eastAsia="Calibri"/>
         </w:rPr>
         <w:t>7. Limitations</w:t>
       </w:r>
+      <w:bookmarkEnd w:id="35"/>
     </w:p>
     <w:p>
       <w:pPr>
         <w:pStyle w:val="Ttulo3"/>
       </w:pPr>
+      <w:bookmarkStart w:id="36" w:name="_Toc231157702"/>
       <w:r>
         <w:rPr>
           <w:rFonts w:eastAsia="Calibri"/>
         </w:rPr>
         <w:t>Dataset Limitations</w:t>
       </w:r>
+      <w:bookmarkEnd w:id="36"/>
     </w:p>
     <w:p>
       <w:r>
@@ -7976,12 +11511,14 @@
       <w:pPr>
         <w:pStyle w:val="Ttulo3"/>
       </w:pPr>
+      <w:bookmarkStart w:id="37" w:name="_Toc231157703"/>
       <w:r>
         <w:rPr>
           <w:rFonts w:eastAsia="Calibri"/>
         </w:rPr>
         <w:t>Modelling Limitations</w:t>
       </w:r>
+      <w:bookmarkEnd w:id="37"/>
     </w:p>
     <w:p>
       <w:r>
@@ -7996,12 +11533,14 @@
       <w:pPr>
         <w:pStyle w:val="Ttulo3"/>
       </w:pPr>
+      <w:bookmarkStart w:id="38" w:name="_Toc231157704"/>
       <w:r>
         <w:rPr>
           <w:rFonts w:eastAsia="Calibri"/>
         </w:rPr>
         <w:t>Fairness Limitations</w:t>
       </w:r>
+      <w:bookmarkEnd w:id="38"/>
     </w:p>
     <w:p>
       <w:pPr>
@@ -8031,6 +11570,7 @@
       <w:pPr>
         <w:pStyle w:val="Ttulo2"/>
       </w:pPr>
+      <w:bookmarkStart w:id="39" w:name="_Toc231157705"/>
       <w:r>
         <w:rPr>
           <w:rFonts w:eastAsia="Calibri"/>
@@ -8038,6 +11578,7 @@
         <w:lastRenderedPageBreak/>
         <w:t>8. Future Work</w:t>
       </w:r>
+      <w:bookmarkEnd w:id="39"/>
     </w:p>
     <w:p>
       <w:r>
@@ -8177,12 +11718,14 @@
       <w:pPr>
         <w:pStyle w:val="Ttulo2"/>
       </w:pPr>
+      <w:bookmarkStart w:id="40" w:name="_Toc231157706"/>
       <w:r>
         <w:rPr>
           <w:rFonts w:eastAsia="Calibri"/>
         </w:rPr>
         <w:t>Conclusion</w:t>
       </w:r>
+      <w:bookmarkEnd w:id="40"/>
     </w:p>
     <w:p>
       <w:r>
@@ -8296,6 +11839,7 @@
       <w:pPr>
         <w:pStyle w:val="Ttulo2"/>
       </w:pPr>
+      <w:bookmarkStart w:id="41" w:name="_Toc231157707"/>
       <w:r>
         <w:rPr>
           <w:rFonts w:eastAsia="Calibri"/>
@@ -8303,6 +11847,7 @@
         <w:lastRenderedPageBreak/>
         <w:t>References</w:t>
       </w:r>
+      <w:bookmarkEnd w:id="41"/>
     </w:p>
     <w:p>
       <w:pPr>
@@ -9166,6 +12711,7 @@
       <w:pPr>
         <w:pStyle w:val="Ttulo2"/>
       </w:pPr>
+      <w:bookmarkStart w:id="42" w:name="_Toc231157708"/>
       <w:r>
         <w:rPr>
           <w:rFonts w:eastAsia="Calibri"/>
@@ -9173,6 +12719,7 @@
         <w:lastRenderedPageBreak/>
         <w:t>Appendix A: Individual Reflection</w:t>
       </w:r>
+      <w:bookmarkEnd w:id="42"/>
     </w:p>
     <w:p>
       <w:pPr>
@@ -9278,593 +12825,6 @@
           <w:szCs w:val="22"/>
         </w:rPr>
         <w:t xml:space="preserve"> included, what they represent, and how the model treats different groups is not a post-hoc concern — it is central to the validity of the entire auditing framework.</w:t>
-      </w:r>
-    </w:p>
-    <w:p>
-      <w:pPr>
-        <w:rPr>
-          <w:rFonts w:cs="Calibri"/>
-        </w:rPr>
-      </w:pPr>
-    </w:p>
-    <w:p>
-      <w:pPr>
-        <w:pStyle w:val="Ttulo2"/>
-      </w:pPr>
-      <w:r>
-        <w:t>Appendix B – Hyperparameter Optimisation Results</w:t>
-      </w:r>
-    </w:p>
-    <w:p>
-      <w:pPr>
-        <w:spacing w:after="120"/>
-        <w:jc w:val="both"/>
-      </w:pPr>
-      <w:r>
-        <w:t>To improve model performance, a Grid Search procedure was applied to the Random Forest classifier using 3-fold cross-validation.</w:t>
-      </w:r>
-    </w:p>
-    <w:p>
-      <w:pPr>
-        <w:spacing w:after="120"/>
-        <w:jc w:val="both"/>
-      </w:pPr>
-      <w:r>
-        <w:t>The following parameter combinations were evaluated:</w:t>
-      </w:r>
-    </w:p>
-    <w:tbl>
-      <w:tblPr>
-        <w:tblW w:w="0" w:type="auto"/>
-        <w:tblCellSpacing w:w="15" w:type="dxa"/>
-        <w:tblBorders>
-          <w:top w:val="single" w:sz="4" w:space="0" w:color="auto"/>
-          <w:left w:val="single" w:sz="4" w:space="0" w:color="auto"/>
-          <w:bottom w:val="single" w:sz="4" w:space="0" w:color="auto"/>
-          <w:right w:val="single" w:sz="4" w:space="0" w:color="auto"/>
-          <w:insideH w:val="single" w:sz="4" w:space="0" w:color="auto"/>
-          <w:insideV w:val="single" w:sz="4" w:space="0" w:color="auto"/>
-        </w:tblBorders>
-        <w:tblCellMar>
-          <w:top w:w="15" w:type="dxa"/>
-          <w:left w:w="15" w:type="dxa"/>
-          <w:bottom w:w="15" w:type="dxa"/>
-          <w:right w:w="15" w:type="dxa"/>
-        </w:tblCellMar>
-        <w:tblLook w:val="04A0" w:firstRow="1" w:lastRow="0" w:firstColumn="1" w:lastColumn="0" w:noHBand="0" w:noVBand="1"/>
-      </w:tblPr>
-      <w:tblGrid>
-        <w:gridCol w:w="3065"/>
-        <w:gridCol w:w="2884"/>
-      </w:tblGrid>
-      <w:tr>
-        <w:trPr>
-          <w:tblHeader/>
-          <w:tblCellSpacing w:w="15" w:type="dxa"/>
-        </w:trPr>
-        <w:tc>
-          <w:tcPr>
-            <w:tcW w:w="3020" w:type="dxa"/>
-            <w:vAlign w:val="center"/>
-            <w:hideMark/>
-          </w:tcPr>
-          <w:p>
-            <w:pPr>
-              <w:spacing w:after="120"/>
-              <w:jc w:val="both"/>
-              <w:rPr>
-                <w:b/>
-                <w:bCs/>
-              </w:rPr>
-            </w:pPr>
-            <w:r>
-              <w:rPr>
-                <w:b/>
-                <w:bCs/>
-              </w:rPr>
-              <w:t>Parameter</w:t>
-            </w:r>
-          </w:p>
-        </w:tc>
-        <w:tc>
-          <w:tcPr>
-            <w:tcW w:w="2839" w:type="dxa"/>
-            <w:vAlign w:val="center"/>
-            <w:hideMark/>
-          </w:tcPr>
-          <w:p>
-            <w:pPr>
-              <w:spacing w:after="120"/>
-              <w:jc w:val="both"/>
-              <w:rPr>
-                <w:b/>
-                <w:bCs/>
-              </w:rPr>
-            </w:pPr>
-            <w:r>
-              <w:rPr>
-                <w:b/>
-                <w:bCs/>
-              </w:rPr>
-              <w:t>Values Tested</w:t>
-            </w:r>
-          </w:p>
-        </w:tc>
-      </w:tr>
-      <w:tr>
-        <w:trPr>
-          <w:tblCellSpacing w:w="15" w:type="dxa"/>
-        </w:trPr>
-        <w:tc>
-          <w:tcPr>
-            <w:tcW w:w="3020" w:type="dxa"/>
-            <w:vAlign w:val="center"/>
-            <w:hideMark/>
-          </w:tcPr>
-          <w:p>
-            <w:pPr>
-              <w:spacing w:after="120"/>
-              <w:jc w:val="both"/>
-            </w:pPr>
-            <w:proofErr w:type="spellStart"/>
-            <w:r>
-              <w:t>n_estimators</w:t>
-            </w:r>
-            <w:proofErr w:type="spellEnd"/>
-          </w:p>
-        </w:tc>
-        <w:tc>
-          <w:tcPr>
-            <w:tcW w:w="2839" w:type="dxa"/>
-            <w:vAlign w:val="center"/>
-            <w:hideMark/>
-          </w:tcPr>
-          <w:p>
-            <w:pPr>
-              <w:spacing w:after="120"/>
-              <w:jc w:val="both"/>
-            </w:pPr>
-            <w:r>
-              <w:t>100, 200, 300</w:t>
-            </w:r>
-          </w:p>
-        </w:tc>
-      </w:tr>
-      <w:tr>
-        <w:trPr>
-          <w:tblCellSpacing w:w="15" w:type="dxa"/>
-        </w:trPr>
-        <w:tc>
-          <w:tcPr>
-            <w:tcW w:w="3020" w:type="dxa"/>
-            <w:vAlign w:val="center"/>
-            <w:hideMark/>
-          </w:tcPr>
-          <w:p>
-            <w:pPr>
-              <w:spacing w:after="120"/>
-              <w:jc w:val="both"/>
-            </w:pPr>
-            <w:proofErr w:type="spellStart"/>
-            <w:r>
-              <w:t>max_depth</w:t>
-            </w:r>
-            <w:proofErr w:type="spellEnd"/>
-          </w:p>
-        </w:tc>
-        <w:tc>
-          <w:tcPr>
-            <w:tcW w:w="2839" w:type="dxa"/>
-            <w:vAlign w:val="center"/>
-            <w:hideMark/>
-          </w:tcPr>
-          <w:p>
-            <w:pPr>
-              <w:spacing w:after="120"/>
-              <w:jc w:val="both"/>
-            </w:pPr>
-            <w:r>
-              <w:t>10, 20, None</w:t>
-            </w:r>
-          </w:p>
-        </w:tc>
-      </w:tr>
-      <w:tr>
-        <w:trPr>
-          <w:tblCellSpacing w:w="15" w:type="dxa"/>
-        </w:trPr>
-        <w:tc>
-          <w:tcPr>
-            <w:tcW w:w="3020" w:type="dxa"/>
-            <w:vAlign w:val="center"/>
-            <w:hideMark/>
-          </w:tcPr>
-          <w:p>
-            <w:pPr>
-              <w:spacing w:after="120"/>
-              <w:jc w:val="both"/>
-            </w:pPr>
-            <w:proofErr w:type="spellStart"/>
-            <w:r>
-              <w:t>min_samples_split</w:t>
-            </w:r>
-            <w:proofErr w:type="spellEnd"/>
-          </w:p>
-        </w:tc>
-        <w:tc>
-          <w:tcPr>
-            <w:tcW w:w="2839" w:type="dxa"/>
-            <w:vAlign w:val="center"/>
-            <w:hideMark/>
-          </w:tcPr>
-          <w:p>
-            <w:pPr>
-              <w:spacing w:after="120"/>
-              <w:jc w:val="both"/>
-            </w:pPr>
-            <w:r>
-              <w:t>2, 5</w:t>
-            </w:r>
-          </w:p>
-        </w:tc>
-      </w:tr>
-      <w:tr>
-        <w:trPr>
-          <w:tblCellSpacing w:w="15" w:type="dxa"/>
-        </w:trPr>
-        <w:tc>
-          <w:tcPr>
-            <w:tcW w:w="3020" w:type="dxa"/>
-            <w:vAlign w:val="center"/>
-            <w:hideMark/>
-          </w:tcPr>
-          <w:p>
-            <w:pPr>
-              <w:spacing w:after="120"/>
-              <w:jc w:val="both"/>
-            </w:pPr>
-            <w:proofErr w:type="spellStart"/>
-            <w:r>
-              <w:t>class_weight</w:t>
-            </w:r>
-            <w:proofErr w:type="spellEnd"/>
-          </w:p>
-        </w:tc>
-        <w:tc>
-          <w:tcPr>
-            <w:tcW w:w="2839" w:type="dxa"/>
-            <w:vAlign w:val="center"/>
-            <w:hideMark/>
-          </w:tcPr>
-          <w:p>
-            <w:pPr>
-              <w:spacing w:after="120"/>
-              <w:jc w:val="both"/>
-            </w:pPr>
-            <w:r>
-              <w:t>balanced</w:t>
-            </w:r>
-          </w:p>
-        </w:tc>
-      </w:tr>
-    </w:tbl>
-    <w:p>
-      <w:pPr>
-        <w:spacing w:after="120"/>
-        <w:jc w:val="both"/>
-      </w:pPr>
-      <w:r>
-        <w:t>A total of 18 parameter combinations were evaluated using cross-validation.</w:t>
-      </w:r>
-    </w:p>
-    <w:p>
-      <w:pPr>
-        <w:spacing w:after="120"/>
-        <w:jc w:val="both"/>
-      </w:pPr>
-      <w:r>
-        <w:t>The optimal configuration identified was:</w:t>
-      </w:r>
-    </w:p>
-    <w:tbl>
-      <w:tblPr>
-        <w:tblW w:w="0" w:type="auto"/>
-        <w:tblCellSpacing w:w="15" w:type="dxa"/>
-        <w:tblInd w:w="1838" w:type="dxa"/>
-        <w:tblCellMar>
-          <w:top w:w="15" w:type="dxa"/>
-          <w:left w:w="15" w:type="dxa"/>
-          <w:bottom w:w="15" w:type="dxa"/>
-          <w:right w:w="15" w:type="dxa"/>
-        </w:tblCellMar>
-        <w:tblLook w:val="04A0" w:firstRow="1" w:lastRow="0" w:firstColumn="1" w:lastColumn="0" w:noHBand="0" w:noVBand="1"/>
-      </w:tblPr>
-      <w:tblGrid>
-        <w:gridCol w:w="1762"/>
-        <w:gridCol w:w="2268"/>
-      </w:tblGrid>
-      <w:tr>
-        <w:trPr>
-          <w:tblHeader/>
-          <w:tblCellSpacing w:w="15" w:type="dxa"/>
-        </w:trPr>
-        <w:tc>
-          <w:tcPr>
-            <w:tcW w:w="380" w:type="dxa"/>
-            <w:tcBorders>
-              <w:top w:val="single" w:sz="4" w:space="0" w:color="auto"/>
-              <w:left w:val="single" w:sz="4" w:space="0" w:color="auto"/>
-              <w:bottom w:val="single" w:sz="4" w:space="0" w:color="auto"/>
-              <w:right w:val="single" w:sz="4" w:space="0" w:color="auto"/>
-            </w:tcBorders>
-            <w:vAlign w:val="center"/>
-            <w:hideMark/>
-          </w:tcPr>
-          <w:p>
-            <w:pPr>
-              <w:spacing w:after="120"/>
-              <w:jc w:val="both"/>
-              <w:rPr>
-                <w:b/>
-                <w:bCs/>
-              </w:rPr>
-            </w:pPr>
-            <w:r>
-              <w:rPr>
-                <w:b/>
-                <w:bCs/>
-              </w:rPr>
-              <w:t>Parameter</w:t>
-            </w:r>
-          </w:p>
-        </w:tc>
-        <w:tc>
-          <w:tcPr>
-            <w:tcW w:w="2223" w:type="dxa"/>
-            <w:tcBorders>
-              <w:top w:val="single" w:sz="4" w:space="0" w:color="auto"/>
-              <w:left w:val="single" w:sz="4" w:space="0" w:color="auto"/>
-              <w:bottom w:val="single" w:sz="4" w:space="0" w:color="auto"/>
-              <w:right w:val="single" w:sz="4" w:space="0" w:color="auto"/>
-            </w:tcBorders>
-            <w:vAlign w:val="center"/>
-            <w:hideMark/>
-          </w:tcPr>
-          <w:p>
-            <w:pPr>
-              <w:spacing w:after="120"/>
-              <w:jc w:val="both"/>
-              <w:rPr>
-                <w:b/>
-                <w:bCs/>
-              </w:rPr>
-            </w:pPr>
-            <w:r>
-              <w:rPr>
-                <w:b/>
-                <w:bCs/>
-              </w:rPr>
-              <w:t>Selected Value</w:t>
-            </w:r>
-          </w:p>
-        </w:tc>
-      </w:tr>
-      <w:tr>
-        <w:trPr>
-          <w:tblCellSpacing w:w="15" w:type="dxa"/>
-        </w:trPr>
-        <w:tc>
-          <w:tcPr>
-            <w:tcW w:w="380" w:type="dxa"/>
-            <w:tcBorders>
-              <w:top w:val="single" w:sz="4" w:space="0" w:color="auto"/>
-              <w:left w:val="single" w:sz="4" w:space="0" w:color="auto"/>
-              <w:bottom w:val="single" w:sz="4" w:space="0" w:color="auto"/>
-              <w:right w:val="single" w:sz="4" w:space="0" w:color="auto"/>
-            </w:tcBorders>
-            <w:vAlign w:val="center"/>
-            <w:hideMark/>
-          </w:tcPr>
-          <w:p>
-            <w:pPr>
-              <w:spacing w:after="120"/>
-              <w:jc w:val="both"/>
-            </w:pPr>
-            <w:proofErr w:type="spellStart"/>
-            <w:r>
-              <w:t>n_estimators</w:t>
-            </w:r>
-            <w:proofErr w:type="spellEnd"/>
-          </w:p>
-        </w:tc>
-        <w:tc>
-          <w:tcPr>
-            <w:tcW w:w="2223" w:type="dxa"/>
-            <w:tcBorders>
-              <w:top w:val="single" w:sz="4" w:space="0" w:color="auto"/>
-              <w:left w:val="single" w:sz="4" w:space="0" w:color="auto"/>
-              <w:bottom w:val="single" w:sz="4" w:space="0" w:color="auto"/>
-              <w:right w:val="single" w:sz="4" w:space="0" w:color="auto"/>
-            </w:tcBorders>
-            <w:vAlign w:val="center"/>
-            <w:hideMark/>
-          </w:tcPr>
-          <w:p>
-            <w:pPr>
-              <w:spacing w:after="120"/>
-              <w:jc w:val="both"/>
-            </w:pPr>
-            <w:r>
-              <w:t>200</w:t>
-            </w:r>
-          </w:p>
-        </w:tc>
-      </w:tr>
-      <w:tr>
-        <w:trPr>
-          <w:tblCellSpacing w:w="15" w:type="dxa"/>
-        </w:trPr>
-        <w:tc>
-          <w:tcPr>
-            <w:tcW w:w="380" w:type="dxa"/>
-            <w:tcBorders>
-              <w:top w:val="single" w:sz="4" w:space="0" w:color="auto"/>
-              <w:left w:val="single" w:sz="4" w:space="0" w:color="auto"/>
-              <w:bottom w:val="single" w:sz="4" w:space="0" w:color="auto"/>
-              <w:right w:val="single" w:sz="4" w:space="0" w:color="auto"/>
-            </w:tcBorders>
-            <w:vAlign w:val="center"/>
-            <w:hideMark/>
-          </w:tcPr>
-          <w:p>
-            <w:pPr>
-              <w:spacing w:after="120"/>
-              <w:jc w:val="both"/>
-            </w:pPr>
-            <w:proofErr w:type="spellStart"/>
-            <w:r>
-              <w:lastRenderedPageBreak/>
-              <w:t>max_depth</w:t>
-            </w:r>
-            <w:proofErr w:type="spellEnd"/>
-          </w:p>
-        </w:tc>
-        <w:tc>
-          <w:tcPr>
-            <w:tcW w:w="2223" w:type="dxa"/>
-            <w:tcBorders>
-              <w:top w:val="single" w:sz="4" w:space="0" w:color="auto"/>
-              <w:left w:val="single" w:sz="4" w:space="0" w:color="auto"/>
-              <w:bottom w:val="single" w:sz="4" w:space="0" w:color="auto"/>
-              <w:right w:val="single" w:sz="4" w:space="0" w:color="auto"/>
-            </w:tcBorders>
-            <w:vAlign w:val="center"/>
-            <w:hideMark/>
-          </w:tcPr>
-          <w:p>
-            <w:pPr>
-              <w:spacing w:after="120"/>
-              <w:jc w:val="both"/>
-            </w:pPr>
-            <w:r>
-              <w:t>20</w:t>
-            </w:r>
-          </w:p>
-        </w:tc>
-      </w:tr>
-      <w:tr>
-        <w:trPr>
-          <w:tblCellSpacing w:w="15" w:type="dxa"/>
-        </w:trPr>
-        <w:tc>
-          <w:tcPr>
-            <w:tcW w:w="380" w:type="dxa"/>
-            <w:tcBorders>
-              <w:top w:val="single" w:sz="4" w:space="0" w:color="auto"/>
-              <w:left w:val="single" w:sz="4" w:space="0" w:color="auto"/>
-              <w:bottom w:val="single" w:sz="4" w:space="0" w:color="auto"/>
-              <w:right w:val="single" w:sz="4" w:space="0" w:color="auto"/>
-            </w:tcBorders>
-            <w:vAlign w:val="center"/>
-            <w:hideMark/>
-          </w:tcPr>
-          <w:p>
-            <w:pPr>
-              <w:spacing w:after="120"/>
-              <w:jc w:val="both"/>
-            </w:pPr>
-            <w:proofErr w:type="spellStart"/>
-            <w:r>
-              <w:t>min_samples_split</w:t>
-            </w:r>
-            <w:proofErr w:type="spellEnd"/>
-          </w:p>
-        </w:tc>
-        <w:tc>
-          <w:tcPr>
-            <w:tcW w:w="2223" w:type="dxa"/>
-            <w:tcBorders>
-              <w:top w:val="single" w:sz="4" w:space="0" w:color="auto"/>
-              <w:left w:val="single" w:sz="4" w:space="0" w:color="auto"/>
-              <w:bottom w:val="single" w:sz="4" w:space="0" w:color="auto"/>
-              <w:right w:val="single" w:sz="4" w:space="0" w:color="auto"/>
-            </w:tcBorders>
-            <w:vAlign w:val="center"/>
-            <w:hideMark/>
-          </w:tcPr>
-          <w:p>
-            <w:pPr>
-              <w:spacing w:after="120"/>
-              <w:jc w:val="both"/>
-            </w:pPr>
-            <w:r>
-              <w:t>5</w:t>
-            </w:r>
-          </w:p>
-        </w:tc>
-      </w:tr>
-      <w:tr>
-        <w:trPr>
-          <w:tblCellSpacing w:w="15" w:type="dxa"/>
-        </w:trPr>
-        <w:tc>
-          <w:tcPr>
-            <w:tcW w:w="380" w:type="dxa"/>
-            <w:tcBorders>
-              <w:top w:val="single" w:sz="4" w:space="0" w:color="auto"/>
-              <w:left w:val="single" w:sz="4" w:space="0" w:color="auto"/>
-              <w:bottom w:val="single" w:sz="4" w:space="0" w:color="auto"/>
-              <w:right w:val="single" w:sz="4" w:space="0" w:color="auto"/>
-            </w:tcBorders>
-            <w:vAlign w:val="center"/>
-            <w:hideMark/>
-          </w:tcPr>
-          <w:p>
-            <w:pPr>
-              <w:spacing w:after="120"/>
-              <w:jc w:val="both"/>
-            </w:pPr>
-            <w:proofErr w:type="spellStart"/>
-            <w:r>
-              <w:t>class_weight</w:t>
-            </w:r>
-            <w:proofErr w:type="spellEnd"/>
-          </w:p>
-        </w:tc>
-        <w:tc>
-          <w:tcPr>
-            <w:tcW w:w="2223" w:type="dxa"/>
-            <w:tcBorders>
-              <w:top w:val="single" w:sz="4" w:space="0" w:color="auto"/>
-              <w:left w:val="single" w:sz="4" w:space="0" w:color="auto"/>
-              <w:bottom w:val="single" w:sz="4" w:space="0" w:color="auto"/>
-              <w:right w:val="single" w:sz="4" w:space="0" w:color="auto"/>
-            </w:tcBorders>
-            <w:vAlign w:val="center"/>
-            <w:hideMark/>
-          </w:tcPr>
-          <w:p>
-            <w:pPr>
-              <w:spacing w:after="120"/>
-              <w:jc w:val="both"/>
-            </w:pPr>
-            <w:r>
-              <w:t>balanced</w:t>
-            </w:r>
-          </w:p>
-        </w:tc>
-      </w:tr>
-    </w:tbl>
-    <w:p>
-      <w:pPr>
-        <w:spacing w:after="120"/>
-        <w:jc w:val="both"/>
-      </w:pPr>
-      <w:r>
-        <w:t>This configuration achieved the highest cross-validated ROC-AUC score and was therefore selected as the final production model</w:t>
-      </w:r>
-      <w:r>
-        <w:t>.</w:t>
       </w:r>
     </w:p>
     <w:p>
@@ -11823,6 +14783,63 @@
       <w:spacing w:val="5"/>
     </w:rPr>
   </w:style>
+  <w:style w:type="paragraph" w:styleId="TtuloTDC">
+    <w:name w:val="TOC Heading"/>
+    <w:basedOn w:val="Ttulo1"/>
+    <w:next w:val="Normal"/>
+    <w:uiPriority w:val="39"/>
+    <w:unhideWhenUsed/>
+    <w:qFormat/>
+    <w:rsid w:val="00AF6904"/>
+    <w:pPr>
+      <w:spacing w:before="240" w:after="0" w:line="259" w:lineRule="auto"/>
+      <w:outlineLvl w:val="9"/>
+    </w:pPr>
+    <w:rPr>
+      <w:kern w:val="0"/>
+      <w:sz w:val="32"/>
+      <w:szCs w:val="32"/>
+      <w:lang w:eastAsia="en-IE"/>
+      <w14:ligatures w14:val="none"/>
+    </w:rPr>
+  </w:style>
+  <w:style w:type="paragraph" w:styleId="TDC2">
+    <w:name w:val="toc 2"/>
+    <w:basedOn w:val="Normal"/>
+    <w:next w:val="Normal"/>
+    <w:autoRedefine/>
+    <w:uiPriority w:val="39"/>
+    <w:unhideWhenUsed/>
+    <w:rsid w:val="00AF6904"/>
+    <w:pPr>
+      <w:spacing w:after="100"/>
+      <w:ind w:left="220"/>
+    </w:pPr>
+  </w:style>
+  <w:style w:type="paragraph" w:styleId="TDC3">
+    <w:name w:val="toc 3"/>
+    <w:basedOn w:val="Normal"/>
+    <w:next w:val="Normal"/>
+    <w:autoRedefine/>
+    <w:uiPriority w:val="39"/>
+    <w:unhideWhenUsed/>
+    <w:rsid w:val="00AF6904"/>
+    <w:pPr>
+      <w:spacing w:after="100"/>
+      <w:ind w:left="440"/>
+    </w:pPr>
+  </w:style>
+  <w:style w:type="character" w:styleId="Hipervnculo">
+    <w:name w:val="Hyperlink"/>
+    <w:basedOn w:val="Fuentedeprrafopredeter"/>
+    <w:uiPriority w:val="99"/>
+    <w:unhideWhenUsed/>
+    <w:rsid w:val="00AF6904"/>
+    <w:rPr>
+      <w:color w:val="467886" w:themeColor="hyperlink"/>
+      <w:u w:val="single"/>
+    </w:rPr>
+  </w:style>
 </w:styles>
 </file>
 
